--- a/Headless_Task-Grounded_Pick-and-Place_in_Gazebo/doc/PICK_AND_PLACE_REPORT.docx
+++ b/Headless_Task-Grounded_Pick-and-Place_in_Gazebo/doc/PICK_AND_PLACE_REPORT.docx
@@ -24,7 +24,7 @@
         <w:spacing w:after="160"/>
       </w:pPr>
       <w:r>
-        <w:t xml:space="preserve">Task-grounded pick-and-place, headless, from spec to twenty recorded episodes</w:t>
+        <w:t xml:space="preserve">Task-grounded pick-and-place, headless, from spec to a testable launch file</w:t>
       </w:r>
     </w:p>
     <w:p>
@@ -37,7 +37,7 @@
           <w:iCs/>
           <w:color w:val="4B5B57"/>
         </w:rPr>
-        <w:t xml:space="preserve">What was built against doc/headless_pick_and_place_specification.md, step by step, with the verification used for each step, every bug found along the way, and exactly where the delivered mechanism deviates from what the specification assumed.</w:t>
+        <w:t xml:space="preserve">What was built against doc/headless_pick_and_place_specification.md, step by step, with the verification used for each step, every bug found along the way, and the 2026-09-22 addendum adding a single ros2 launch entry point for manager review.</w:t>
       </w:r>
     </w:p>
     <w:p>
@@ -60,7 +60,7 @@
           <w:sz w:val="18"/>
           <w:szCs w:val="18"/>
         </w:rPr>
-        <w:t xml:space="preserve">~/tomislav/robotics/Headless_Task-Grounded_Pick-and-Place_in_Gazebo</w:t>
+        <w:t xml:space="preserve">~/tomislav/robotics/mycobi_R6A_tomislav_22_09_2026/Headless_Task-Grounded_Pick-and-Place_in_Gazebo</w:t>
       </w:r>
     </w:p>
     <w:p>
@@ -129,7 +129,7 @@
           <w:sz w:val="18"/>
           <w:szCs w:val="18"/>
         </w:rPr>
-        <w:t xml:space="preserve">f944dbe on main</w:t>
+        <w:t xml:space="preserve">5c92a565 on mycobi_R6A_tomislav_22_09_2026_tomislav_branch</w:t>
       </w:r>
     </w:p>
     <w:p>
@@ -219,7 +219,7 @@
         <w:t xml:space="preserve">SIMULATED ATTACHMENT, NOT a physical grasp</w:t>
       </w:r>
       <w:r>
-        <w:t xml:space="preserve"> everywhere it appears, in code comments, log lines, and every episode's own metadata. Four bugs were fixed in the arm-and-gripper sequencing path, three more in the recording-batch infrastructure, and two are flagged as worth reporting upstream.</w:t>
+        <w:t xml:space="preserve"> everywhere it appears, in code comments, log lines, and every episode's own metadata. Four bugs were fixed in the arm-and-gripper sequencing path, three more in the recording-batch infrastructure, three more in the demo-launch orchestrator added on 2026-09-22 (Sections 13-15), and four are flagged as worth reporting upstream.</w:t>
       </w:r>
     </w:p>
     <w:p>
@@ -227,7 +227,14 @@
         <w:spacing w:after="140"/>
       </w:pPr>
       <w:r>
-        <w:t xml:space="preserve">This report follows the same structure as the runbooks in </w:t>
+        <w:rPr>
+          <w:b/>
+          <w:bCs/>
+        </w:rPr>
+        <w:t xml:space="preserve">Addendum, 2026-09-22 (Sections 13-15):</w:t>
+      </w:r>
+      <w:r>
+        <w:t xml:space="preserve"> a manager asked for a single </w:t>
       </w:r>
       <w:r>
         <w:rPr>
@@ -236,10 +243,10 @@
           <w:sz w:val="19"/>
           <w:szCs w:val="19"/>
         </w:rPr>
-        <w:t xml:space="preserve">Gazebo_to_LeRobot_Pipeline/docs/</w:t>
-      </w:r>
-      <w:r>
-        <w:t xml:space="preserve"> and </w:t>
+        <w:t xml:space="preserve">ros2 launch</w:t>
+      </w:r>
+      <w:r>
+        <w:t xml:space="preserve"> entry point to actually run and watch this demo, rather than the 7-step manual walkthrough that was the only way to run it before. Two launch files now wrap one orchestrator script, with </w:t>
       </w:r>
       <w:r>
         <w:rPr>
@@ -248,6 +255,110 @@
           <w:sz w:val="19"/>
           <w:szCs w:val="19"/>
         </w:rPr>
+        <w:t xml:space="preserve">gui</w:t>
+      </w:r>
+      <w:r>
+        <w:t xml:space="preserve">, </w:t>
+      </w:r>
+      <w:r>
+        <w:rPr>
+          <w:rFonts w:ascii="Consolas" w:cs="Consolas" w:eastAsia="Consolas" w:hAnsi="Consolas"/>
+          <w:color w:val="0E4A40"/>
+          <w:sz w:val="19"/>
+          <w:szCs w:val="19"/>
+        </w:rPr>
+        <w:t xml:space="preserve">record</w:t>
+      </w:r>
+      <w:r>
+        <w:t xml:space="preserve">, </w:t>
+      </w:r>
+      <w:r>
+        <w:rPr>
+          <w:rFonts w:ascii="Consolas" w:cs="Consolas" w:eastAsia="Consolas" w:hAnsi="Consolas"/>
+          <w:color w:val="0E4A40"/>
+          <w:sz w:val="19"/>
+          <w:szCs w:val="19"/>
+        </w:rPr>
+        <w:t xml:space="preserve">block_x</w:t>
+      </w:r>
+      <w:r>
+        <w:t xml:space="preserve">/</w:t>
+      </w:r>
+      <w:r>
+        <w:rPr>
+          <w:rFonts w:ascii="Consolas" w:cs="Consolas" w:eastAsia="Consolas" w:hAnsi="Consolas"/>
+          <w:color w:val="0E4A40"/>
+          <w:sz w:val="19"/>
+          <w:szCs w:val="19"/>
+        </w:rPr>
+        <w:t xml:space="preserve">block_y</w:t>
+      </w:r>
+      <w:r>
+        <w:t xml:space="preserve"> and </w:t>
+      </w:r>
+      <w:r>
+        <w:rPr>
+          <w:rFonts w:ascii="Consolas" w:cs="Consolas" w:eastAsia="Consolas" w:hAnsi="Consolas"/>
+          <w:color w:val="0E4A40"/>
+          <w:sz w:val="19"/>
+          <w:szCs w:val="19"/>
+        </w:rPr>
+        <w:t xml:space="preserve">attach_mode</w:t>
+      </w:r>
+      <w:r>
+        <w:t xml:space="preserve"> exposed as ordinary, documented </w:t>
+      </w:r>
+      <w:r>
+        <w:rPr>
+          <w:rFonts w:ascii="Consolas" w:cs="Consolas" w:eastAsia="Consolas" w:hAnsi="Consolas"/>
+          <w:color w:val="0E4A40"/>
+          <w:sz w:val="19"/>
+          <w:szCs w:val="19"/>
+        </w:rPr>
+        <w:t xml:space="preserve">ros2 launch</w:t>
+      </w:r>
+      <w:r>
+        <w:t xml:space="preserve"> arguments — </w:t>
+      </w:r>
+      <w:r>
+        <w:rPr>
+          <w:rFonts w:ascii="Consolas" w:cs="Consolas" w:eastAsia="Consolas" w:hAnsi="Consolas"/>
+          <w:color w:val="0E4A40"/>
+          <w:sz w:val="19"/>
+          <w:szCs w:val="19"/>
+        </w:rPr>
+        <w:t xml:space="preserve">attach_mode</w:t>
+      </w:r>
+      <w:r>
+        <w:t xml:space="preserve"> deliberately, so the simulated-attachment limitation is visible at the point of use, not only in this document.</w:t>
+      </w:r>
+    </w:p>
+    <w:p>
+      <w:pPr>
+        <w:spacing w:after="140"/>
+      </w:pPr>
+      <w:r>
+        <w:t xml:space="preserve">This report follows the same structure as the runbooks in </w:t>
+      </w:r>
+      <w:r>
+        <w:rPr>
+          <w:rFonts w:ascii="Consolas" w:cs="Consolas" w:eastAsia="Consolas" w:hAnsi="Consolas"/>
+          <w:color w:val="0E4A40"/>
+          <w:sz w:val="19"/>
+          <w:szCs w:val="19"/>
+        </w:rPr>
+        <w:t xml:space="preserve">Gazebo_to_LeRobot_Pipeline/docs/</w:t>
+      </w:r>
+      <w:r>
+        <w:t xml:space="preserve"> and </w:t>
+      </w:r>
+      <w:r>
+        <w:rPr>
+          <w:rFonts w:ascii="Consolas" w:cs="Consolas" w:eastAsia="Consolas" w:hAnsi="Consolas"/>
+          <w:color w:val="0E4A40"/>
+          <w:sz w:val="19"/>
+          <w:szCs w:val="19"/>
+        </w:rPr>
         <w:t xml:space="preserve">ROS2_to_RLDS_Conversion_OpenVLA/docs/</w:t>
       </w:r>
       <w:r>
@@ -268,7 +379,7 @@
         <w:spacing w:after="140"/>
       </w:pPr>
       <w:r>
-        <w:t xml:space="preserve">The specification's own part numbers, what each asked for, and exactly what was delivered against it. This is the section to read first if the only question is "did it do what the document said."</w:t>
+        <w:t xml:space="preserve">The specification's own part numbers, what each asked for, and exactly what was delivered against it.</w:t>
       </w:r>
     </w:p>
     <w:tbl>
@@ -412,7 +523,7 @@
               <w:t xml:space="preserve">red_block.sdf</w:t>
             </w:r>
             <w:r>
-              <w:t xml:space="preserve">: 0.05 kg, 4 cm cube, inertia 1.333e-05, μ=1.5, contact kp=1e6/kd=1.0.</w:t>
+              <w:t xml:space="preserve">: 0.05 kg, 4 cm cube, inertia 1.333e-05, mu=1.5, contact kp=1e6/kd=1.0.</w:t>
             </w:r>
           </w:p>
         </w:tc>
@@ -431,7 +542,7 @@
               <w:spacing w:after="60"/>
             </w:pPr>
             <w:r>
-              <w:t xml:space="preserve">Implemented verbatim, then extended: kp/kd were later softened to 5e4/50.0 during the grasp experiment (§8) and a </w:t>
+              <w:t xml:space="preserve">Implemented verbatim, then extended: kp/kd were later softened to 5e4/50.0 during the grasp experiment (Sec.8) and a </w:t>
             </w:r>
             <w:r>
               <w:rPr>
@@ -443,7 +554,7 @@
               <w:t xml:space="preserve">DetachableJoint</w:t>
             </w:r>
             <w:r>
-              <w:t xml:space="preserve"> plugin was added to the same file (§9). μ, mass, size and inertia are unchanged from spec.</w:t>
+              <w:t xml:space="preserve"> plugin was added to the same file (Sec.9).</w:t>
             </w:r>
           </w:p>
         </w:tc>
@@ -483,7 +594,66 @@
               <w:spacing w:after="60"/>
             </w:pPr>
             <w:r>
-              <w:t xml:space="preserve">Spawn at (0.25, 0.00, 0.05) via </w:t>
+              <w:t xml:space="preserve">Spawn at (0.25, 0.00, 0.05); vary position across episodes (worked examples: x in [0.22,0.28]).</w:t>
+            </w:r>
+          </w:p>
+        </w:tc>
+        <w:tc>
+          <w:tcPr>
+            <w:tcW w:type="dxa" w:w="3360"/>
+            <w:tcMar>
+              <w:top w:type="dxa" w:w="80"/>
+              <w:left w:type="dxa" w:w="120"/>
+              <w:bottom w:type="dxa" w:w="80"/>
+              <w:right w:type="dxa" w:w="120"/>
+            </w:tcMar>
+          </w:tcPr>
+          <w:p>
+            <w:pPr>
+              <w:spacing w:after="60"/>
+            </w:pPr>
+            <w:r>
+              <w:t xml:space="preserve">Spawn command and primary pose match exactly. Position variation used x in [0.25,0.31] and y in [-0.08,0.08] instead — see Sec.7, the elbow-up IK branch has no solution below x~0.245 on this arm.</w:t>
+            </w:r>
+          </w:p>
+        </w:tc>
+      </w:tr>
+      <w:tr>
+        <w:tc>
+          <w:tcPr>
+            <w:tcW w:type="dxa" w:w="3360"/>
+            <w:tcMar>
+              <w:top w:type="dxa" w:w="80"/>
+              <w:left w:type="dxa" w:w="120"/>
+              <w:bottom w:type="dxa" w:w="80"/>
+              <w:right w:type="dxa" w:w="120"/>
+            </w:tcMar>
+          </w:tcPr>
+          <w:p>
+            <w:pPr>
+              <w:spacing w:after="60"/>
+            </w:pPr>
+            <w:r>
+              <w:t xml:space="preserve">Part 3</w:t>
+            </w:r>
+          </w:p>
+        </w:tc>
+        <w:tc>
+          <w:tcPr>
+            <w:tcW w:type="dxa" w:w="3360"/>
+            <w:tcMar>
+              <w:top w:type="dxa" w:w="80"/>
+              <w:left w:type="dxa" w:w="120"/>
+              <w:bottom w:type="dxa" w:w="80"/>
+              <w:right w:type="dxa" w:w="120"/>
+            </w:tcMar>
+          </w:tcPr>
+          <w:p>
+            <w:pPr>
+              <w:spacing w:after="60"/>
+            </w:pPr>
+            <w:r>
+              <w:t xml:space="preserve">Two independent checks: numeric pose via </w:t>
             </w:r>
             <w:r>
               <w:rPr>
@@ -492,10 +662,10 @@
                 <w:sz w:val="19"/>
                 <w:szCs w:val="19"/>
               </w:rPr>
-              <w:t xml:space="preserve">ros_gz_sim create</w:t>
-            </w:r>
-            <w:r>
-              <w:t xml:space="preserve">; vary position across episodes (worked examples: x∈[0.22,0.28]).</w:t>
+              <w:t xml:space="preserve">gz model -p</w:t>
+            </w:r>
+            <w:r>
+              <w:t xml:space="preserve">, visual via a saved camera frame.</w:t>
             </w:r>
           </w:p>
         </w:tc>
@@ -514,7 +684,7 @@
               <w:spacing w:after="60"/>
             </w:pPr>
             <w:r>
-              <w:t xml:space="preserve">Spawn command and primary pose match exactly. Position variation used x∈[0.25,0.31] and y∈[-0.08,0.08] instead of the spec's range — see §7, the elbow-up IK branch has no solution below x≈0.245 on this arm.</w:t>
+              <w:t xml:space="preserve">Both implemented; used throughout, not just once (Sec.2, Sec.6).</w:t>
             </w:r>
           </w:p>
         </w:tc>
@@ -535,7 +705,7 @@
               <w:spacing w:after="60"/>
             </w:pPr>
             <w:r>
-              <w:t xml:space="preserve">Part 3</w:t>
+              <w:t xml:space="preserve">Part 4</w:t>
             </w:r>
           </w:p>
         </w:tc>
@@ -554,7 +724,7 @@
               <w:spacing w:after="60"/>
             </w:pPr>
             <w:r>
-              <w:t xml:space="preserve">Two independent checks: numeric pose via </w:t>
+              <w:t xml:space="preserve">A static </w:t>
             </w:r>
             <w:r>
               <w:rPr>
@@ -563,10 +733,10 @@
                 <w:sz w:val="19"/>
                 <w:szCs w:val="19"/>
               </w:rPr>
-              <w:t xml:space="preserve">gz model -p</w:t>
-            </w:r>
-            <w:r>
-              <w:t xml:space="preserve">, visual via a saved camera frame.</w:t>
+              <w:t xml:space="preserve">plate.sdf</w:t>
+            </w:r>
+            <w:r>
+              <w:t xml:space="preserve"> (r=0.06, len=0.008), spawned at (0.20, -0.15, 0.044), away from the block.</w:t>
             </w:r>
           </w:p>
         </w:tc>
@@ -585,7 +755,47 @@
               <w:spacing w:after="60"/>
             </w:pPr>
             <w:r>
-              <w:t xml:space="preserve">Both implemented; </w:t>
+              <w:t xml:space="preserve">Implemented verbatim, unchanged throughout the project.</w:t>
+            </w:r>
+          </w:p>
+        </w:tc>
+      </w:tr>
+      <w:tr>
+        <w:tc>
+          <w:tcPr>
+            <w:tcW w:type="dxa" w:w="3360"/>
+            <w:tcMar>
+              <w:top w:type="dxa" w:w="80"/>
+              <w:left w:type="dxa" w:w="120"/>
+              <w:bottom w:type="dxa" w:w="80"/>
+              <w:right w:type="dxa" w:w="120"/>
+            </w:tcMar>
+          </w:tcPr>
+          <w:p>
+            <w:pPr>
+              <w:spacing w:after="60"/>
+            </w:pPr>
+            <w:r>
+              <w:t xml:space="preserve">Part 5</w:t>
+            </w:r>
+          </w:p>
+        </w:tc>
+        <w:tc>
+          <w:tcPr>
+            <w:tcW w:type="dxa" w:w="3360"/>
+            <w:tcMar>
+              <w:top w:type="dxa" w:w="80"/>
+              <w:left w:type="dxa" w:w="120"/>
+              <w:bottom w:type="dxa" w:w="80"/>
+              <w:right w:type="dxa" w:w="120"/>
+            </w:tcMar>
+          </w:tcPr>
+          <w:p>
+            <w:pPr>
+              <w:spacing w:after="60"/>
+            </w:pPr>
+            <w:r>
+              <w:t xml:space="preserve">A Cartesian IK helper via </w:t>
             </w:r>
             <w:r>
               <w:rPr>
@@ -594,50 +804,10 @@
                 <w:sz w:val="19"/>
                 <w:szCs w:val="19"/>
               </w:rPr>
-              <w:t xml:space="preserve">grab_frame.py</w:t>
-            </w:r>
-            <w:r>
-              <w:t xml:space="preserve"> is close to the spec's own sketch. Used throughout, not just once (§2, §6).</w:t>
-            </w:r>
-          </w:p>
-        </w:tc>
-      </w:tr>
-      <w:tr>
-        <w:tc>
-          <w:tcPr>
-            <w:tcW w:type="dxa" w:w="3360"/>
-            <w:tcMar>
-              <w:top w:type="dxa" w:w="80"/>
-              <w:left w:type="dxa" w:w="120"/>
-              <w:bottom w:type="dxa" w:w="80"/>
-              <w:right w:type="dxa" w:w="120"/>
-            </w:tcMar>
-          </w:tcPr>
-          <w:p>
-            <w:pPr>
-              <w:spacing w:after="60"/>
-            </w:pPr>
-            <w:r>
-              <w:t xml:space="preserve">Part 4</w:t>
-            </w:r>
-          </w:p>
-        </w:tc>
-        <w:tc>
-          <w:tcPr>
-            <w:tcW w:type="dxa" w:w="3360"/>
-            <w:tcMar>
-              <w:top w:type="dxa" w:w="80"/>
-              <w:left w:type="dxa" w:w="120"/>
-              <w:bottom w:type="dxa" w:w="80"/>
-              <w:right w:type="dxa" w:w="120"/>
-            </w:tcMar>
-          </w:tcPr>
-          <w:p>
-            <w:pPr>
-              <w:spacing w:after="60"/>
-            </w:pPr>
-            <w:r>
-              <w:t xml:space="preserve">A static </w:t>
+              <w:t xml:space="preserve">moveit_py</w:t>
+            </w:r>
+            <w:r>
+              <w:t xml:space="preserve">'s </w:t>
             </w:r>
             <w:r>
               <w:rPr>
@@ -646,10 +816,10 @@
                 <w:sz w:val="19"/>
                 <w:szCs w:val="19"/>
               </w:rPr>
-              <w:t xml:space="preserve">plate.sdf</w:t>
-            </w:r>
-            <w:r>
-              <w:t xml:space="preserve"> (r=0.06, len=0.008), spawned at (0.20, -0.15, 0.044), away from the block.</w:t>
+              <w:t xml:space="preserve">RobotState.set_from_ik</w:t>
+            </w:r>
+            <w:r>
+              <w:t xml:space="preserve">, rejecting the elbow-down branch.</w:t>
             </w:r>
           </w:p>
         </w:tc>
@@ -668,47 +838,7 @@
               <w:spacing w:after="60"/>
             </w:pPr>
             <w:r>
-              <w:t xml:space="preserve">Implemented verbatim, unchanged throughout the project.</w:t>
-            </w:r>
-          </w:p>
-        </w:tc>
-      </w:tr>
-      <w:tr>
-        <w:tc>
-          <w:tcPr>
-            <w:tcW w:type="dxa" w:w="3360"/>
-            <w:tcMar>
-              <w:top w:type="dxa" w:w="80"/>
-              <w:left w:type="dxa" w:w="120"/>
-              <w:bottom w:type="dxa" w:w="80"/>
-              <w:right w:type="dxa" w:w="120"/>
-            </w:tcMar>
-          </w:tcPr>
-          <w:p>
-            <w:pPr>
-              <w:spacing w:after="60"/>
-            </w:pPr>
-            <w:r>
-              <w:t xml:space="preserve">Part 5</w:t>
-            </w:r>
-          </w:p>
-        </w:tc>
-        <w:tc>
-          <w:tcPr>
-            <w:tcW w:type="dxa" w:w="3360"/>
-            <w:tcMar>
-              <w:top w:type="dxa" w:w="80"/>
-              <w:left w:type="dxa" w:w="120"/>
-              <w:bottom w:type="dxa" w:w="80"/>
-              <w:right w:type="dxa" w:w="120"/>
-            </w:tcMar>
-          </w:tcPr>
-          <w:p>
-            <w:pPr>
-              <w:spacing w:after="60"/>
-            </w:pPr>
-            <w:r>
-              <w:t xml:space="preserve">A Cartesian IK helper via </w:t>
+              <w:t xml:space="preserve">Implemented, with two corrections: the target link is </w:t>
             </w:r>
             <w:r>
               <w:rPr>
@@ -717,10 +847,10 @@
                 <w:sz w:val="19"/>
                 <w:szCs w:val="19"/>
               </w:rPr>
-              <w:t xml:space="preserve">moveit_py</w:t>
-            </w:r>
-            <w:r>
-              <w:t xml:space="preserve">'s </w:t>
+              <w:t xml:space="preserve">gripper_base</w:t>
+            </w:r>
+            <w:r>
+              <w:t xml:space="preserve">, not a generic tip-link name (Sec.3); and </w:t>
             </w:r>
             <w:r>
               <w:rPr>
@@ -729,29 +859,10 @@
                 <w:sz w:val="19"/>
                 <w:szCs w:val="19"/>
               </w:rPr>
-              <w:t xml:space="preserve">RobotState.set_from_ik</w:t>
-            </w:r>
-            <w:r>
-              <w:t xml:space="preserve">, rejecting the elbow-down branch, approaching from one consistent direction.</w:t>
-            </w:r>
-          </w:p>
-        </w:tc>
-        <w:tc>
-          <w:tcPr>
-            <w:tcW w:type="dxa" w:w="3360"/>
-            <w:tcMar>
-              <w:top w:type="dxa" w:w="80"/>
-              <w:left w:type="dxa" w:w="120"/>
-              <w:bottom w:type="dxa" w:w="80"/>
-              <w:right w:type="dxa" w:w="120"/>
-            </w:tcMar>
-          </w:tcPr>
-          <w:p>
-            <w:pPr>
-              <w:spacing w:after="60"/>
-            </w:pPr>
-            <w:r>
-              <w:t xml:space="preserve">Implemented, with two corrections the spec's sketch didn't anticipate: the target link is </w:t>
+              <w:t xml:space="preserve">moveit_py</w:t>
+            </w:r>
+            <w:r>
+              <w:t xml:space="preserve"> cannot share a process with a plain </w:t>
             </w:r>
             <w:r>
               <w:rPr>
@@ -760,10 +871,109 @@
                 <w:sz w:val="19"/>
                 <w:szCs w:val="19"/>
               </w:rPr>
-              <w:t xml:space="preserve">gripper_base</w:t>
-            </w:r>
-            <w:r>
-              <w:t xml:space="preserve">, not the spec's generic tip-link name (§3); and </w:t>
+              <w:t xml:space="preserve">rclpy</w:t>
+            </w:r>
+            <w:r>
+              <w:t xml:space="preserve"> node, forcing an offline/online split (Sec.3-4).</w:t>
+            </w:r>
+          </w:p>
+        </w:tc>
+      </w:tr>
+      <w:tr>
+        <w:tc>
+          <w:tcPr>
+            <w:tcW w:type="dxa" w:w="3360"/>
+            <w:tcMar>
+              <w:top w:type="dxa" w:w="80"/>
+              <w:left w:type="dxa" w:w="120"/>
+              <w:bottom w:type="dxa" w:w="80"/>
+              <w:right w:type="dxa" w:w="120"/>
+            </w:tcMar>
+          </w:tcPr>
+          <w:p>
+            <w:pPr>
+              <w:spacing w:after="60"/>
+            </w:pPr>
+            <w:r>
+              <w:t xml:space="preserve">Part 6</w:t>
+            </w:r>
+          </w:p>
+        </w:tc>
+        <w:tc>
+          <w:tcPr>
+            <w:tcW w:type="dxa" w:w="3360"/>
+            <w:tcMar>
+              <w:top w:type="dxa" w:w="80"/>
+              <w:left w:type="dxa" w:w="120"/>
+              <w:bottom w:type="dxa" w:w="80"/>
+              <w:right w:type="dxa" w:w="120"/>
+            </w:tcMar>
+          </w:tcPr>
+          <w:p>
+            <w:pPr>
+              <w:spacing w:after="60"/>
+            </w:pPr>
+            <w:r>
+              <w:t xml:space="preserve">An 8-phase scripted sequence; fixed timing constants; grasp height at block_z+0.01.</w:t>
+            </w:r>
+          </w:p>
+        </w:tc>
+        <w:tc>
+          <w:tcPr>
+            <w:tcW w:type="dxa" w:w="3360"/>
+            <w:tcMar>
+              <w:top w:type="dxa" w:w="80"/>
+              <w:left w:type="dxa" w:w="120"/>
+              <w:bottom w:type="dxa" w:w="80"/>
+              <w:right w:type="dxa" w:w="120"/>
+            </w:tcMar>
+          </w:tcPr>
+          <w:p>
+            <w:pPr>
+              <w:spacing w:after="60"/>
+            </w:pPr>
+            <w:r>
+              <w:t xml:space="preserve">10-phase sequence. Timing constants replaced with blocking on the real MoveGroup action result plus closed-loop correction. Grasp height replaced with an empirically measured fingertip offset (Sec.7).</w:t>
+            </w:r>
+          </w:p>
+        </w:tc>
+      </w:tr>
+      <w:tr>
+        <w:tc>
+          <w:tcPr>
+            <w:tcW w:type="dxa" w:w="3360"/>
+            <w:tcMar>
+              <w:top w:type="dxa" w:w="80"/>
+              <w:left w:type="dxa" w:w="120"/>
+              <w:bottom w:type="dxa" w:w="80"/>
+              <w:right w:type="dxa" w:w="120"/>
+            </w:tcMar>
+          </w:tcPr>
+          <w:p>
+            <w:pPr>
+              <w:spacing w:after="60"/>
+            </w:pPr>
+            <w:r>
+              <w:t xml:space="preserve">Part 7</w:t>
+            </w:r>
+          </w:p>
+        </w:tc>
+        <w:tc>
+          <w:tcPr>
+            <w:tcW w:type="dxa" w:w="3360"/>
+            <w:tcMar>
+              <w:top w:type="dxa" w:w="80"/>
+              <w:left w:type="dxa" w:w="120"/>
+              <w:bottom w:type="dxa" w:w="80"/>
+              <w:right w:type="dxa" w:w="120"/>
+            </w:tcMar>
+          </w:tcPr>
+          <w:p>
+            <w:pPr>
+              <w:spacing w:after="60"/>
+            </w:pPr>
+            <w:r>
+              <w:t xml:space="preserve">A CSV logger; an automatic </w:t>
             </w:r>
             <w:r>
               <w:rPr>
@@ -772,10 +982,29 @@
                 <w:sz w:val="19"/>
                 <w:szCs w:val="19"/>
               </w:rPr>
-              <w:t xml:space="preserve">moveit_py</w:t>
-            </w:r>
-            <w:r>
-              <w:t xml:space="preserve"> cannot share a process with a plain </w:t>
+              <w:t xml:space="preserve">grasp_held()</w:t>
+            </w:r>
+            <w:r>
+              <w:t xml:space="preserve"> pass/fail on dz constancy; a lift-peak camera frame.</w:t>
+            </w:r>
+          </w:p>
+        </w:tc>
+        <w:tc>
+          <w:tcPr>
+            <w:tcW w:type="dxa" w:w="3360"/>
+            <w:tcMar>
+              <w:top w:type="dxa" w:w="80"/>
+              <w:left w:type="dxa" w:w="120"/>
+              <w:bottom w:type="dxa" w:w="80"/>
+              <w:right w:type="dxa" w:w="120"/>
+            </w:tcMar>
+          </w:tcPr>
+          <w:p>
+            <w:pPr>
+              <w:spacing w:after="60"/>
+            </w:pPr>
+            <w:r>
+              <w:t xml:space="preserve">Implemented, then hardened: the spec's dz-constancy check trivially passes when the block never moves at all. </w:t>
             </w:r>
             <w:r>
               <w:rPr>
@@ -784,10 +1013,10 @@
                 <w:sz w:val="19"/>
                 <w:szCs w:val="19"/>
               </w:rPr>
-              <w:t xml:space="preserve">rclpy</w:t>
-            </w:r>
-            <w:r>
-              <w:t xml:space="preserve"> node, forcing an offline/online split not mentioned in the spec (§3-4).</w:t>
+              <w:t xml:space="preserve">grasp_held()</w:t>
+            </w:r>
+            <w:r>
+              <w:t xml:space="preserve"> now also requires the block to rise &gt;=5 cm (Sec.6).</w:t>
             </w:r>
           </w:p>
         </w:tc>
@@ -808,7 +1037,7 @@
               <w:spacing w:after="60"/>
             </w:pPr>
             <w:r>
-              <w:t xml:space="preserve">Part 6</w:t>
+              <w:t xml:space="preserve">Part 8</w:t>
             </w:r>
           </w:p>
         </w:tc>
@@ -827,66 +1056,7 @@
               <w:spacing w:after="60"/>
             </w:pPr>
             <w:r>
-              <w:t xml:space="preserve">An 8-phase scripted sequence; fixed timing constants (200 ms cooldown, 1.6 s gripper interval, ~6% real-time factor); grasp height at block_z+0.01.</w:t>
-            </w:r>
-          </w:p>
-        </w:tc>
-        <w:tc>
-          <w:tcPr>
-            <w:tcW w:type="dxa" w:w="3360"/>
-            <w:tcMar>
-              <w:top w:type="dxa" w:w="80"/>
-              <w:left w:type="dxa" w:w="120"/>
-              <w:bottom w:type="dxa" w:w="80"/>
-              <w:right w:type="dxa" w:w="120"/>
-            </w:tcMar>
-          </w:tcPr>
-          <w:p>
-            <w:pPr>
-              <w:spacing w:after="60"/>
-            </w:pPr>
-            <w:r>
-              <w:t xml:space="preserve">10-phase sequence (adds an explicit gripper-open and a final home). Timing constants replaced with blocking on the real MoveGroup action result plus closed-loop correction, since the spec's numbers are real-hardware bridge timings. Grasp height replaced with an empirically measured fingertip offset (§7).</w:t>
-            </w:r>
-          </w:p>
-        </w:tc>
-      </w:tr>
-      <w:tr>
-        <w:tc>
-          <w:tcPr>
-            <w:tcW w:type="dxa" w:w="3360"/>
-            <w:tcMar>
-              <w:top w:type="dxa" w:w="80"/>
-              <w:left w:type="dxa" w:w="120"/>
-              <w:bottom w:type="dxa" w:w="80"/>
-              <w:right w:type="dxa" w:w="120"/>
-            </w:tcMar>
-          </w:tcPr>
-          <w:p>
-            <w:pPr>
-              <w:spacing w:after="60"/>
-            </w:pPr>
-            <w:r>
-              <w:t xml:space="preserve">Part 7</w:t>
-            </w:r>
-          </w:p>
-        </w:tc>
-        <w:tc>
-          <w:tcPr>
-            <w:tcW w:type="dxa" w:w="3360"/>
-            <w:tcMar>
-              <w:top w:type="dxa" w:w="80"/>
-              <w:left w:type="dxa" w:w="120"/>
-              <w:bottom w:type="dxa" w:w="80"/>
-              <w:right w:type="dxa" w:w="120"/>
-            </w:tcMar>
-          </w:tcPr>
-          <w:p>
-            <w:pPr>
-              <w:spacing w:after="60"/>
-            </w:pPr>
-            <w:r>
-              <w:t xml:space="preserve">A CSV logger of block/end-effector pose; an automatic </w:t>
+              <w:t xml:space="preserve">Record via </w:t>
             </w:r>
             <w:r>
               <w:rPr>
@@ -895,10 +1065,10 @@
                 <w:sz w:val="19"/>
                 <w:szCs w:val="19"/>
               </w:rPr>
-              <w:t xml:space="preserve">grasp_held()</w:t>
-            </w:r>
-            <w:r>
-              <w:t xml:space="preserve"> pass/fail on dz constancy; a lift-peak camera frame.</w:t>
+              <w:t xml:space="preserve">rosetta</w:t>
+            </w:r>
+            <w:r>
+              <w:t xml:space="preserve">'s recorder; a first batch of 20 episodes.</w:t>
             </w:r>
           </w:p>
         </w:tc>
@@ -917,7 +1087,7 @@
               <w:spacing w:after="60"/>
             </w:pPr>
             <w:r>
-              <w:t xml:space="preserve">Implemented as specified, then hardened: the spec's own dz-constancy check trivially passes when the block never moves at all — exactly what happened before §7-9 were fixed. </w:t>
+              <w:t xml:space="preserve">Implemented, with the recorder interface differing sharply: </w:t>
             </w:r>
             <w:r>
               <w:rPr>
@@ -926,10 +1096,10 @@
                 <w:sz w:val="19"/>
                 <w:szCs w:val="19"/>
               </w:rPr>
-              <w:t xml:space="preserve">grasp_held()</w:t>
-            </w:r>
-            <w:r>
-              <w:t xml:space="preserve"> now also requires the block to rise ≥5 cm (§6).</w:t>
+              <w:t xml:space="preserve">episode_recorder_node</w:t>
+            </w:r>
+            <w:r>
+              <w:t xml:space="preserve"> is a ROS2 lifecycle node needing explicit configure-&gt;activate (Sec.10). Batch composition matches spec Sec.8.3's table in structure.</w:t>
             </w:r>
           </w:p>
         </w:tc>
@@ -950,7 +1120,7 @@
               <w:spacing w:after="60"/>
             </w:pPr>
             <w:r>
-              <w:t xml:space="preserve">Part 8</w:t>
+              <w:t xml:space="preserve">Part 9</w:t>
             </w:r>
           </w:p>
         </w:tc>
@@ -969,19 +1139,7 @@
               <w:spacing w:after="60"/>
             </w:pPr>
             <w:r>
-              <w:t xml:space="preserve">Record via </w:t>
-            </w:r>
-            <w:r>
-              <w:rPr>
-                <w:rFonts w:ascii="Consolas" w:cs="Consolas" w:eastAsia="Consolas" w:hAnsi="Consolas"/>
-                <w:color w:val="0E4A40"/>
-                <w:sz w:val="19"/>
-                <w:szCs w:val="19"/>
-              </w:rPr>
-              <w:t xml:space="preserve">rosetta</w:t>
-            </w:r>
-            <w:r>
-              <w:t xml:space="preserve">'s recorder with the instruction "pick up the red block and place it on the plate"; a first batch of 20 episodes (5 fixed, 5 x-varied, 5 y-varied, 5 with the camera moved, held out).</w:t>
+              <w:t xml:space="preserve">Maps the work to the FDT work-order sub-studies.</w:t>
             </w:r>
           </w:p>
         </w:tc>
@@ -1000,19 +1158,7 @@
               <w:spacing w:after="60"/>
             </w:pPr>
             <w:r>
-              <w:t xml:space="preserve">Implemented, with the recorder interface differing sharply from the spec's sketch: </w:t>
-            </w:r>
-            <w:r>
-              <w:rPr>
-                <w:rFonts w:ascii="Consolas" w:cs="Consolas" w:eastAsia="Consolas" w:hAnsi="Consolas"/>
-                <w:color w:val="0E4A40"/>
-                <w:sz w:val="19"/>
-                <w:szCs w:val="19"/>
-              </w:rPr>
-              <w:t xml:space="preserve">episode_recorder_node</w:t>
-            </w:r>
-            <w:r>
-              <w:t xml:space="preserve"> is a ROS2 lifecycle node needing explicit configure→activate before its action server exists (§10, and §bugs-upstream). Batch composition matches spec §8.3's table in structure; x-range and the held-out camera are concrete realizations of what the spec left general.</w:t>
+              <w:t xml:space="preserve">Out of scope for this report by design.</w:t>
             </w:r>
           </w:p>
         </w:tc>
@@ -1033,7 +1179,7 @@
               <w:spacing w:after="60"/>
             </w:pPr>
             <w:r>
-              <w:t xml:space="preserve">Part 9</w:t>
+              <w:t xml:space="preserve">Part 10</w:t>
             </w:r>
           </w:p>
         </w:tc>
@@ -1052,7 +1198,7 @@
               <w:spacing w:after="60"/>
             </w:pPr>
             <w:r>
-              <w:t xml:space="preserve">Maps the work to the FDT work-order sub-studies.</w:t>
+              <w:t xml:space="preserve">States the limits: simulated grasping is not real grasping; domain gap; scripted motion; dataset size.</w:t>
             </w:r>
           </w:p>
         </w:tc>
@@ -1071,7 +1217,7 @@
               <w:spacing w:after="60"/>
             </w:pPr>
             <w:r>
-              <w:t xml:space="preserve">Out of scope for this report by design — a business-case framing, not an engineering step; stands as originally written.</w:t>
+              <w:t xml:space="preserve">Exceeded: rigid-body contact physics could not produce a hold at all after a bounded experiment (Sec.8), so what ships is a simulated attachment, one level cruder than Part 10 assumed.</w:t>
             </w:r>
           </w:p>
         </w:tc>
@@ -1092,7 +1238,7 @@
               <w:spacing w:after="60"/>
             </w:pPr>
             <w:r>
-              <w:t xml:space="preserve">Part 10</w:t>
+              <w:t xml:space="preserve">Appendix</w:t>
             </w:r>
           </w:p>
         </w:tc>
@@ -1111,7 +1257,7 @@
               <w:spacing w:after="60"/>
             </w:pPr>
             <w:r>
-              <w:t xml:space="preserve">States the limits: simulated grasping is not real grasping (crude rigid-body contact); domain gap; scripted motion is not demonstration quality; 20 episodes is not a training set.</w:t>
+              <w:t xml:space="preserve">An 8-step order of work, flagging step 5 (IK) as the most likely to overrun.</w:t>
             </w:r>
           </w:p>
         </w:tc>
@@ -1130,66 +1276,7 @@
               <w:spacing w:after="60"/>
             </w:pPr>
             <w:r>
-              <w:t xml:space="preserve">Exceeded, in the sense of ending up below even that stated limit: rigid-body contact physics could not produce a hold at all after a bounded experiment (§8), so what ships is a simulated attachment, one level cruder than Part 10 assumed. The other three caveats still apply unchanged (§limits).</w:t>
-            </w:r>
-          </w:p>
-        </w:tc>
-      </w:tr>
-      <w:tr>
-        <w:tc>
-          <w:tcPr>
-            <w:tcW w:type="dxa" w:w="3360"/>
-            <w:tcMar>
-              <w:top w:type="dxa" w:w="80"/>
-              <w:left w:type="dxa" w:w="120"/>
-              <w:bottom w:type="dxa" w:w="80"/>
-              <w:right w:type="dxa" w:w="120"/>
-            </w:tcMar>
-          </w:tcPr>
-          <w:p>
-            <w:pPr>
-              <w:spacing w:after="60"/>
-            </w:pPr>
-            <w:r>
-              <w:t xml:space="preserve">Appendix</w:t>
-            </w:r>
-          </w:p>
-        </w:tc>
-        <w:tc>
-          <w:tcPr>
-            <w:tcW w:type="dxa" w:w="3360"/>
-            <w:tcMar>
-              <w:top w:type="dxa" w:w="80"/>
-              <w:left w:type="dxa" w:w="120"/>
-              <w:bottom w:type="dxa" w:w="80"/>
-              <w:right w:type="dxa" w:w="120"/>
-            </w:tcMar>
-          </w:tcPr>
-          <w:p>
-            <w:pPr>
-              <w:spacing w:after="60"/>
-            </w:pPr>
-            <w:r>
-              <w:t xml:space="preserve">An 8-step order of work, "roughly one week," flagging step 5 (IK) as the most likely to overrun.</w:t>
-            </w:r>
-          </w:p>
-        </w:tc>
-        <w:tc>
-          <w:tcPr>
-            <w:tcW w:type="dxa" w:w="3360"/>
-            <w:tcMar>
-              <w:top w:type="dxa" w:w="80"/>
-              <w:left w:type="dxa" w:w="120"/>
-              <w:bottom w:type="dxa" w:w="80"/>
-              <w:right w:type="dxa" w:w="120"/>
-            </w:tcMar>
-          </w:tcPr>
-          <w:p>
-            <w:pPr>
-              <w:spacing w:after="60"/>
-            </w:pPr>
-            <w:r>
-              <w:t xml:space="preserve">Step 5 did overrun, exactly as flagged, though not for the anticipated reason. Step 8 (recording) also overran, from environment friction (container restarts across host suspends, the recorder lifecycle bug, cold-start controller races), not defects in the recording logic once fixed.</w:t>
+              <w:t xml:space="preserve">Step 5 did overrun, exactly as flagged. Step 8 (recording) also overran, from environment friction, not defects in the recording logic once fixed.</w:t>
             </w:r>
           </w:p>
         </w:tc>
@@ -1205,7 +1292,7 @@
         <w:ind w:left="200"/>
       </w:pPr>
       <w:r>
-        <w:t xml:space="preserve">The one sentence that matters most: every recorded episode is real arm motion, a real gripper close, and a real camera stream — but the block's carry is a scripted weld, not friction. Anyone using this dataset needs to know that before drawing conclusions about grasping.</w:t>
+        <w:t xml:space="preserve">The one sentence that matters most: every recorded episode is real arm motion, a real gripper close, and a real camera stream — but the block's carry is a scripted weld, not friction.</w:t>
       </w:r>
     </w:p>
     <w:p>
@@ -1222,7 +1309,7 @@
         <w:spacing w:after="140"/>
       </w:pPr>
       <w:r>
-        <w:t xml:space="preserve">Twelve steps, in the order they had to happen. Each pairs what was done with the check that proves it, and calls out where a bug was found and fixed along the way.</w:t>
+        <w:t xml:space="preserve">Fifteen steps, in the order they had to happen. Each pairs what was done with the check that proves it, and calls out where a bug was found and fixed along the way.</w:t>
       </w:r>
     </w:p>
     <w:p>
@@ -1324,7 +1411,7 @@
               <w:t xml:space="preserve">models/plate.sdf</w:t>
             </w:r>
             <w:r>
-              <w:t xml:space="preserve">, copied from the specification's own Parts 1 and 4 essentially unchanged: block mass 0.05 kg, 0.04 m cube, diagonal inertia 1.333e-05, friction μ=μ2=1.5, contact kp=1e6/kd=1.0; plate a static 0.06 m-radius, 0.008 m-thick cylinder.</w:t>
+              <w:t xml:space="preserve">, copied from the specification's own Parts 1 and 4 essentially unchanged: block mass 0.05 kg, 0.04 m cube, diagonal inertia 1.333e-05, friction mu=mu2=1.5, contact kp=1e6/kd=1.0; plate a static 0.06 m-radius, 0.008 m-thick cylinder.</w:t>
             </w:r>
           </w:p>
           <w:p>
@@ -1344,7 +1431,7 @@
               <w:t xml:space="preserve">DetachableJoint</w:t>
             </w:r>
             <w:r>
-              <w:t xml:space="preserve"> plugin were added later (§8-9) — this step is the pure-spec baseline.</w:t>
+              <w:t xml:space="preserve"> plugin were added later (Sec.8-9) — this step is the pure-spec baseline.</w:t>
             </w:r>
           </w:p>
         </w:tc>
@@ -1642,7 +1729,7 @@
               <w:t xml:space="preserve">cv2.imwrite</w:t>
             </w:r>
             <w:r>
-              <w:t xml:space="preserve"> — adapted almost verbatim from the spec's own sketch.</w:t>
+              <w:t xml:space="preserve">.</w:t>
             </w:r>
           </w:p>
         </w:tc>
@@ -1732,7 +1819,7 @@
               <w:spacing w:after="140"/>
             </w:pPr>
             <w:r>
-              <w:t xml:space="preserve">Confirmed the block settles at exactly (0.250, 0.000, 0.020) in a fresh sim — consistent with the spec's own "Z settles slightly below spawn height is normal" case. The saved PNG confirmed the block genuinely red and resting on, not inside, the ground plane.</w:t>
+              <w:t xml:space="preserve">Confirmed the block settles at exactly (0.250, 0.000, 0.020) in a fresh sim. The saved PNG confirmed the block genuinely red and resting on, not inside, the ground plane.</w:t>
             </w:r>
           </w:p>
         </w:tc>
@@ -1849,7 +1936,7 @@
               <w:t xml:space="preserve">RobotState.set_from_ik("arm", target, TARGET_LINK, timeout=1.0)</w:t>
             </w:r>
             <w:r>
-              <w:t xml:space="preserve">, rejecting any solution with J3≥0 (elbow-down) and retrying with a random seed, exactly per spec §5.4. Seed chaining across waypoints keeps a whole sequence on one consistent branch.</w:t>
+              <w:t xml:space="preserve">, rejecting any solution with J3&gt;=0 (elbow-down) and retrying with a random seed. Seed chaining across waypoints keeps a whole sequence on one consistent branch.</w:t>
             </w:r>
           </w:p>
         </w:tc>
@@ -1893,7 +1980,7 @@
               <w:t xml:space="preserve">fk_check()</w:t>
             </w:r>
             <w:r>
-              <w:t xml:space="preserve"> cross-checks every IK solution by running forward kinematics on it: FK-of-IK reproduces the requested pose to ≈1e-7 m.</w:t>
+              <w:t xml:space="preserve"> cross-checks every IK solution: FK-of-IK reproduces the requested pose to ~1e-7 m.</w:t>
             </w:r>
           </w:p>
         </w:tc>
@@ -1909,7 +1996,7 @@
         <w:ind w:left="200"/>
       </w:pPr>
       <w:r>
-        <w:t xml:space="preserve">Correction beyond the spec: the sketch's target link is a placeholder name at the fingertip. The real target here is </w:t>
+        <w:t xml:space="preserve">Correction beyond the spec: the real target here is </w:t>
       </w:r>
       <w:r>
         <w:rPr>
@@ -1921,7 +2008,7 @@
         <w:t xml:space="preserve">gripper_base</w:t>
       </w:r>
       <w:r>
-        <w:t xml:space="preserve">, a TF frame whose fingertip offset had to be measured (§7) — targeting </w:t>
+        <w:t xml:space="preserve">, a TF frame whose fingertip offset had to be measured (Sec.7) — targeting </w:t>
       </w:r>
       <w:r>
         <w:rPr>
@@ -1933,7 +2020,7 @@
         <w:t xml:space="preserve">link6</w:t>
       </w:r>
       <w:r>
-        <w:t xml:space="preserve"> or a naive fingertip name drives the real fingers underground. The top-down orientation quaternion is also frame-specific and was derived empirically, not copied from the spec's (1,0,0,0).</w:t>
+        <w:t xml:space="preserve"> or a naive fingertip name drives the real fingers underground. The top-down orientation quaternion is also frame-specific and was derived empirically.</w:t>
       </w:r>
     </w:p>
     <w:p>
@@ -2093,19 +2180,7 @@
               <w:t xml:space="preserve">waypoints.json</w:t>
             </w:r>
             <w:r>
-              <w:t xml:space="preserve">. </w:t>
-            </w:r>
-            <w:r>
-              <w:rPr>
-                <w:rFonts w:ascii="Consolas" w:cs="Consolas" w:eastAsia="Consolas" w:hAnsi="Consolas"/>
-                <w:color w:val="0E4A40"/>
-                <w:sz w:val="19"/>
-                <w:szCs w:val="19"/>
-              </w:rPr>
-              <w:t xml:space="preserve">--poses</w:t>
-            </w:r>
-            <w:r>
-              <w:t xml:space="preserve"> batch-solves many block positions in one process for the recording batch (§10).</w:t>
+              <w:t xml:space="preserve">.</w:t>
             </w:r>
           </w:p>
         </w:tc>
@@ -2140,7 +2215,7 @@
               <w:spacing w:after="140"/>
             </w:pPr>
             <w:r>
-              <w:t xml:space="preserve">Printed J1/J3 per waypoint; a batch run is only accepted if every waypoint's J1 stays within ±1.2 rad and J3&lt;0 — the elbow-up, forward-facing branch used for every recorded episode.</w:t>
+              <w:t xml:space="preserve">Printed J1/J3 per waypoint; a batch run is only accepted if every waypoint's J1 stays within +/-1.2 rad and J3&lt;0 — the elbow-up, forward-facing branch used for every recorded episode.</w:t>
             </w:r>
           </w:p>
         </w:tc>
@@ -2156,7 +2231,7 @@
         <w:ind w:left="200"/>
       </w:pPr>
       <w:r>
-        <w:t xml:space="preserve">Not in the spec, discovered the hard way: constructing MoveItPy in the same process as an explicit rclpy.init()+Node made the MoveItPy constructor hang indefinitely; and separately, letting a MoveItPy instance be garbage-collected tears down its internal rclcpp context and silently breaks any other rclpy activity in that process. See the upstream-bug candidate below.</w:t>
+        <w:t xml:space="preserve">Not in the spec, discovered the hard way: constructing MoveItPy in the same process as an explicit rclpy.init()+Node made the MoveItPy constructor hang indefinitely; and separately, letting a MoveItPy instance be garbage-collected tears down its internal rclcpp context and silently breaks any other rclpy activity in that process.</w:t>
       </w:r>
     </w:p>
     <w:p>
@@ -2237,7 +2312,7 @@
               <w:spacing w:after="140"/>
             </w:pPr>
             <w:r>
-              <w:t xml:space="preserve">Ten phases (home → open → approach → descend → grasp → lift → transport → place → release → retreat → home). Each arm move goes through the real MoveGroup action and blocks on its result; </w:t>
+              <w:t xml:space="preserve">Ten phases (home -&gt; open -&gt; approach -&gt; descend -&gt; grasp -&gt; lift -&gt; transport -&gt; place -&gt; release -&gt; retreat -&gt; home). Each arm move goes through the real MoveGroup action and blocks on its result; </w:t>
             </w:r>
             <w:r>
               <w:rPr>
@@ -2249,7 +2324,7 @@
               <w:t xml:space="preserve">move_to_joints_closed_loop</w:t>
             </w:r>
             <w:r>
-              <w:t xml:space="preserve"> re-issues a corrective move (up to 4 times) if the achieved joints differ from target by more than 0.02 rad. The gripper command is republished every 0.5 s while polling /joint_states, and accepts either reaching the target or stalling below -0.1 rad for 2 s (object contact) as success.</w:t>
+              <w:t xml:space="preserve"> re-issues a corrective move (up to 4 times) if the achieved joints differ from target by more than 0.02 rad.</w:t>
             </w:r>
           </w:p>
         </w:tc>
@@ -2284,7 +2359,7 @@
               <w:spacing w:after="140"/>
             </w:pPr>
             <w:r>
-              <w:t xml:space="preserve">Every phase logs "move OK"/"move FAILED" from the action's own error_code, and a pose snapshot (block xyz, end-effector xyz, dz) is written after every phase — feeding the grasp-proof CSV in §6.</w:t>
+              <w:t xml:space="preserve">Every phase logs "move OK"/"move FAILED" from the action's own error_code, and a pose snapshot is written after every phase — feeding the grasp-proof CSV in Sec.6.</w:t>
             </w:r>
           </w:p>
         </w:tc>
@@ -2300,7 +2375,7 @@
         <w:ind w:left="200"/>
       </w:pPr>
       <w:r>
-        <w:t xml:space="preserve">Two more bugs fixed here, neither in the spec: (1) </w:t>
+        <w:t xml:space="preserve">Two more bugs fixed here: (1) </w:t>
       </w:r>
       <w:r>
         <w:rPr>
@@ -2312,7 +2387,7 @@
         <w:t xml:space="preserve">trajectory_execution.allowed_start_tolerance</w:t>
       </w:r>
       <w:r>
-        <w:t xml:space="preserve"> at its default 0.01 caused every execution after the first to fail with CONTROL_FAILED — raised to 0.2, fixed permanently in Gazebo_to_LeRobot_Pipeline. (2) The gripper command was originally published once, which is dropped by the classic ROS2 publisher/subscriber discovery race; fixed by republishing periodically.</w:t>
+        <w:t xml:space="preserve"> at its default 0.01 caused every execution after the first to fail with CONTROL_FAILED — raised to 0.2. (2) The gripper command was originally published once, dropped by the classic ROS2 discovery race; fixed by republishing periodically.</w:t>
       </w:r>
     </w:p>
     <w:p>
@@ -2393,7 +2468,7 @@
               <w:spacing w:after="140"/>
             </w:pPr>
             <w:r>
-              <w:t xml:space="preserve">A CSV row per phase snapshot: t, phase, bx, by, bz, ex, ey, ez, dz (dz = ee_z - block_z). A lift-peak camera frame is saved via grab_frame.py for visual corroboration, exactly per spec §7.6.</w:t>
+              <w:t xml:space="preserve">A CSV row per phase snapshot: t, phase, bx, by, bz, ex, ey, ez, dz (dz = ee_z - block_z). A lift-peak camera frame is saved for visual corroboration.</w:t>
             </w:r>
           </w:p>
         </w:tc>
@@ -2540,7 +2615,7 @@
         <w:ind w:left="200"/>
       </w:pPr>
       <w:r>
-        <w:t xml:space="preserve">Loophole found in the spec's own check: the specification's grasp_held() (§7.5) checks only that dz stays constant. A block that never moves at all has a trivially constant dz — exactly what several early runs produced (the gripper closed on empty air beside the block). The check now also requires the block to rise ≥5 cm during lift.</w:t>
+        <w:t xml:space="preserve">Loophole found in the spec's own check: the specification's grasp_held() checks only that dz stays constant. A block that never moves at all has a trivially constant dz. The check now also requires the block to rise &gt;=5 cm during lift.</w:t>
       </w:r>
     </w:p>
     <w:p>
@@ -2621,14 +2696,14 @@
               <w:spacing w:after="140"/>
             </w:pPr>
             <w:r>
-              <w:t xml:space="preserve">Measured, via TF and gz model -p, at a known-good hover pose with the gripper open: fingertip joint origins sit </w:t>
+              <w:t xml:space="preserve">Measured, via TF and gz model -p: fingertip joint origins sit </w:t>
             </w:r>
             <w:r>
               <w:rPr>
                 <w:b/>
                 <w:bCs/>
               </w:rPr>
-              <w:t xml:space="preserve">≈0.10 m below gripper_base</w:t>
+              <w:t xml:space="preserve">~0.10 m below gripper_base</w:t>
             </w:r>
             <w:r>
               <w:t xml:space="preserve"> when pointing down, and the finger pair's meeting point in x is </w:t>
@@ -2638,10 +2713,10 @@
                 <w:b/>
                 <w:bCs/>
               </w:rPr>
-              <w:t xml:space="preserve">≈0.036 m ahead of gripper_base</w:t>
-            </w:r>
-            <w:r>
-              <w:t xml:space="preserve">, asymmetric because left1/right1 sit at -0.048/+0.080 relative to it. precompute_ik.py's </w:t>
+              <w:t xml:space="preserve">~0.036 m ahead of gripper_base</w:t>
+            </w:r>
+            <w:r>
+              <w:t xml:space="preserve">. precompute_ik.py's </w:t>
             </w:r>
             <w:r>
               <w:rPr>
@@ -2688,7 +2763,7 @@
               <w:spacing w:after="140"/>
             </w:pPr>
             <w:r>
-              <w:t xml:space="preserve">With the correction applied, the gripper's closing fingers made contact with the block for the first time in this project (stalling at a non-zero joint position instead of reaching fully closed) — the first evidence that geometry, not friction, had been the blocking issue all along.</w:t>
+              <w:t xml:space="preserve">With the correction applied, the gripper's closing fingers made contact with the block for the first time in this project — the first evidence that geometry, not friction, had been the blocking issue all along.</w:t>
             </w:r>
           </w:p>
         </w:tc>
@@ -2704,7 +2779,7 @@
         <w:ind w:left="200"/>
       </w:pPr>
       <w:r>
-        <w:t xml:space="preserve">Practical consequence for §2's position-variation range: the elbow-up IK branch has no solution below x≈0.245 once this offset is folded in, which is why the recorded episodes vary x over [0.25, 0.31] rather than the spec's suggested [0.22, 0.28].</w:t>
+        <w:t xml:space="preserve">Practical consequence for Sec.2's position-variation range: the elbow-up IK branch has no solution below x~0.245 once this offset is folded in.</w:t>
       </w:r>
     </w:p>
     <w:p>
@@ -2785,7 +2860,7 @@
               <w:spacing w:after="140"/>
             </w:pPr>
             <w:r>
-              <w:t xml:space="preserve">Block contact softened from kp=1e6/kd=1.0 to kp=5e4/kd=50.0; gripper squeeze target tested at -0.40, -0.55 and -0.70 (of a -0.70 fully-closed range). Grasp geometry held fixed at the §7 offsets. Every run started from a full sim restart and a fresh block spawn.</w:t>
+              <w:t xml:space="preserve">Block contact softened from kp=1e6/kd=1.0 to kp=5e4/kd=50.0; gripper squeeze target tested at -0.40, -0.55 and -0.70. Grasp geometry held fixed at the Sec.7 offsets.</w:t>
             </w:r>
           </w:p>
         </w:tc>
@@ -3007,7 +3082,7 @@
                     <w:spacing w:after="60"/>
                   </w:pPr>
                   <w:r>
-                    <w:t xml:space="preserve">No — unchanged through lift</w:t>
+                    <w:t xml:space="preserve">No</w:t>
                   </w:r>
                 </w:p>
               </w:tc>
@@ -3085,7 +3160,7 @@
                     <w:spacing w:after="60"/>
                   </w:pPr>
                   <w:r>
-                    <w:t xml:space="preserve">No — unchanged through lift</w:t>
+                    <w:t xml:space="preserve">No</w:t>
                   </w:r>
                 </w:p>
               </w:tc>
@@ -3163,7 +3238,7 @@
                     <w:spacing w:after="60"/>
                   </w:pPr>
                   <w:r>
-                    <w:t xml:space="preserve">No — unchanged through lift</w:t>
+                    <w:t xml:space="preserve">No</w:t>
                   </w:r>
                 </w:p>
               </w:tc>
@@ -3183,7 +3258,7 @@
         <w:ind w:left="200"/>
       </w:pPr>
       <w:r>
-        <w:t xml:space="preserve">Reported as a problem, per the governing instruction: softening the contact removed the earlier disturbance symptom but did not produce a hold in any of the three runs. The stall position did not track the squeeze target monotonically across runs, arguing against tuning further inside this envelope. This is the one specification goal — a rigid-body friction grasp — not achieved.</w:t>
+        <w:t xml:space="preserve">Reported as a problem, per the governing instruction: this is the one specification goal — a rigid-body friction grasp — not achieved.</w:t>
       </w:r>
     </w:p>
     <w:p>
@@ -3264,7 +3339,7 @@
               <w:spacing w:after="140"/>
             </w:pPr>
             <w:r>
-              <w:t xml:space="preserve">A gz-sim-detachable-joint-system plugin in red_block.sdf, welding the block to the robot's link6 on a message to /htgpp/attach (right after the gripper closes) and releasing on /htgpp/detach (at the place pose). Every call is logged with the literal string SIMULATED ATTACHMENT, and grasp_meta.json carries "simulated_attachment": true for every episode.</w:t>
+              <w:t xml:space="preserve">A gz-sim-detachable-joint-system plugin in red_block.sdf, welding the block to the robot's link6 on a message to /htgpp/attach and releasing on /htgpp/detach. Every call is logged with the literal string SIMULATED ATTACHMENT.</w:t>
             </w:r>
           </w:p>
         </w:tc>
@@ -3299,7 +3374,7 @@
               <w:spacing w:after="140"/>
             </w:pPr>
             <w:r>
-              <w:t xml:space="preserve">Block z: 0.0200 → 0.099 (lift) → 0.152 (transport) → 0.068 (on the plate), with dz constant through lift and transport and the ≥5 cm rise requirement from §6 satisfied. Final block pose landed inside the plate's radius and at plate-top-plus-half-block height.</w:t>
+              <w:t xml:space="preserve">Block z: 0.0200 -&gt; 0.099 (lift) -&gt; 0.152 (transport) -&gt; 0.068 (on the plate), with dz constant through lift and transport.</w:t>
             </w:r>
           </w:p>
         </w:tc>
@@ -3315,7 +3390,7 @@
         <w:ind w:left="200"/>
       </w:pPr>
       <w:r>
-        <w:t xml:space="preserve">Gazebo quirk found here: gripper_base is a TF/URDF frame only — the URDF-to-SDF conversion lumps it into the link6 Gazebo link, so it does not exist as a spawnable-model link name. A DetachableJoint with child_link: gripper_base accepts the attach message and silently does nothing, with no error of any kind. See the upstream-bug candidate below.</w:t>
+        <w:t xml:space="preserve">Gazebo quirk found here: gripper_base is a TF/URDF frame only — after conversion it is lumped into the link6 Gazebo link, so it does not exist as a spawnable-model link name. A DetachableJoint with child_link: gripper_base accepts the attach message and silently does nothing.</w:t>
       </w:r>
     </w:p>
     <w:p>
@@ -3345,7 +3420,7 @@
           <w:iCs/>
           <w:color w:val="4B5B57"/>
         </w:rPr>
-        <w:t xml:space="preserve">scripts/episode.sh / batch.sh: a per-episode clean-restart driver, matching spec §8.3's batch table.</w:t>
+        <w:t xml:space="preserve">scripts/episode.sh / batch.sh: a per-episode clean-restart driver, matching spec Sec.8.3's batch table.</w:t>
       </w:r>
     </w:p>
     <w:tbl>
@@ -3396,7 +3471,7 @@
               <w:spacing w:after="140"/>
             </w:pPr>
             <w:r>
-              <w:t xml:space="preserve">Per episode: kill and relaunch the whole sim stack, spawn plate and block, wait for all three controllers active, launch move_group, configure and activate episode_recorder_node, then run the sequence with --record. Up to 3 attempts per episode. Two contracts: mycobot_pick_place.yaml (front camera) for episodes 1-15, mycobot_pick_place_heldout.yaml (/synth_camera_right) for 16-20 — both add the gripper joint to observation.state/action.</w:t>
+              <w:t xml:space="preserve">Per episode: kill and relaunch the whole sim stack, spawn plate and block, wait for all three controllers active, launch move_group, configure and activate episode_recorder_node, then run the sequence with --record. Up to 3 attempts per episode.</w:t>
             </w:r>
           </w:p>
         </w:tc>
@@ -3431,7 +3506,7 @@
               <w:spacing w:after="140"/>
             </w:pPr>
             <w:r>
-              <w:t xml:space="preserve">20/20 episodes ended with run_exit_code=0, placed_on_plate=true, grasp_held=true, and a non-empty .mcap bag — see §11's status.sh output.</w:t>
+              <w:t xml:space="preserve">20/20 episodes ended with run_exit_code=0, placed_on_plate=true, grasp_held=true, and a non-empty .mcap bag.</w:t>
             </w:r>
           </w:p>
         </w:tc>
@@ -3447,82 +3522,7 @@
         <w:ind w:left="200"/>
       </w:pPr>
       <w:r>
-        <w:t xml:space="preserve">Three infrastructure bugs found and fixed during this batch, none in the spec: recorder lifecycle (configure→activate needed before its action exists); stale ros2cli discovery (--no-daemon --spin-time 15 fixed it); cold-start controller races (sequential-respawn fallback when the parallel launch doesn't converge in 60 s).</w:t>
-      </w:r>
-    </w:p>
-    <w:p>
-      <w:pPr>
-        <w:pStyle w:val="ListParagraph"/>
-        <w:numPr>
-          <w:ilvl w:val="0"/>
-          <w:numId w:val="2"/>
-        </w:numPr>
-        <w:spacing w:after="80"/>
-      </w:pPr>
-      <w:r>
-        <w:t xml:space="preserve">Recorder lifecycle: episode_recorder_node is a ROS2 lifecycle node; its record_episode action does not exist until it is explicitly configured and activated. The spec's sketch does not mention this.</w:t>
-      </w:r>
-    </w:p>
-    <w:p>
-      <w:pPr>
-        <w:pStyle w:val="ListParagraph"/>
-        <w:numPr>
-          <w:ilvl w:val="0"/>
-          <w:numId w:val="2"/>
-        </w:numPr>
-        <w:spacing w:after="80"/>
-      </w:pPr>
-      <w:r>
-        <w:t xml:space="preserve">Stale ros2cli discovery: plain </w:t>
-      </w:r>
-      <w:r>
-        <w:rPr>
-          <w:rFonts w:ascii="Consolas" w:cs="Consolas" w:eastAsia="Consolas" w:hAnsi="Consolas"/>
-          <w:color w:val="0E4A40"/>
-          <w:sz w:val="19"/>
-          <w:szCs w:val="19"/>
-        </w:rPr>
-        <w:t xml:space="preserve">ros2 lifecycle set</w:t>
-      </w:r>
-      <w:r>
-        <w:t xml:space="preserve">/</w:t>
-      </w:r>
-      <w:r>
-        <w:rPr>
-          <w:rFonts w:ascii="Consolas" w:cs="Consolas" w:eastAsia="Consolas" w:hAnsi="Consolas"/>
-          <w:color w:val="0E4A40"/>
-          <w:sz w:val="19"/>
-          <w:szCs w:val="19"/>
-        </w:rPr>
-        <w:t xml:space="preserve">ros2 action list</w:t>
-      </w:r>
-      <w:r>
-        <w:t xml:space="preserve"> reported the recorder node as absent even while it was demonstrably running and configured; </w:t>
-      </w:r>
-      <w:r>
-        <w:rPr>
-          <w:rFonts w:ascii="Consolas" w:cs="Consolas" w:eastAsia="Consolas" w:hAnsi="Consolas"/>
-          <w:color w:val="0E4A40"/>
-          <w:sz w:val="19"/>
-          <w:szCs w:val="19"/>
-        </w:rPr>
-        <w:t xml:space="preserve">--no-daemon --spin-time 15</w:t>
-      </w:r>
-      <w:r>
-        <w:t xml:space="preserve"> forces fresh discovery.</w:t>
-      </w:r>
-    </w:p>
-    <w:p>
-      <w:pPr>
-        <w:pStyle w:val="ListParagraph"/>
-        <w:numPr>
-          <w:ilvl w:val="0"/>
-          <w:numId w:val="2"/>
-        </w:numPr>
-        <w:spacing w:after="80"/>
-      </w:pPr>
-      <w:r>
-        <w:t xml:space="preserve">Cold-start controller races: the three ros2_control spawners launched in parallel sometimes all time out fighting over the controller manager's lock. Fixed with a sequential-respawn fallback.</w:t>
+        <w:t xml:space="preserve">Three infrastructure bugs found and fixed during this batch: recorder lifecycle (configure-&gt;activate needed); stale ros2cli discovery (--no-daemon --spin-time 15 fixed it); cold-start controller races (sequential-respawn fallback).</w:t>
       </w:r>
     </w:p>
     <w:p>
@@ -3552,7 +3552,7 @@
           <w:iCs/>
           <w:color w:val="4B5B57"/>
         </w:rPr>
-        <w:t xml:space="preserve">scripts/status.sh — not requested by the specification, added because the recording batch spanned multiple container restarts (host suspends).</w:t>
+        <w:t xml:space="preserve">scripts/status.sh — added because the recording batch spanned multiple container restarts (host suspends).</w:t>
       </w:r>
     </w:p>
     <w:tbl>
@@ -3603,7 +3603,7 @@
               <w:spacing w:after="140"/>
             </w:pPr>
             <w:r>
-              <w:t xml:space="preserve">Runs from the plain host shell, no attached session needed. For each of episodes 1-20 it reads grasp_meta.json's own exit-code/verdict fields and checks for a non-empty .mcap bag file — never from memory. It also compares wall-clock time elapsed since the container started against PID 1's monotonic uptime (a clock that does not advance during a host suspend), so a suspend shows up as a gap between the two.</w:t>
+              <w:t xml:space="preserve">Runs from the plain host shell. For each episode it reads grasp_meta.json's own exit-code/verdict fields and checks for a non-empty .mcap bag file. It also compares wall-clock elapsed since container start against PID 1's monotonic uptime.</w:t>
             </w:r>
           </w:p>
         </w:tc>
@@ -3682,7 +3682,7 @@
                       <w:sz w:val="18"/>
                       <w:szCs w:val="18"/>
                     </w:rPr>
-                    <w:t xml:space="preserve"># PASSED=20  FAILED=0  IN-PROGRESS=0  MISSING=0  (sum=20 of 20)</w:t>
+                    <w:t xml:space="preserve"># PASSED=20  FAILED=0  IN-PROGRESS=0  MISSING=0</w:t>
                   </w:r>
                 </w:p>
               </w:tc>
@@ -3770,7 +3770,7 @@
               <w:spacing w:after="140"/>
             </w:pPr>
             <w:r>
-              <w:t xml:space="preserve">scripts/port_bag.py reads each episode's .mcap bag directly with rosbag2_py, hold-aligns /joint_states to each camera frame's timestamp, and writes the documented LeRobot v3.0 layout with pyarrow (parquet) and ffmpeg (mp4) — no lerobot/torch import anywhere.</w:t>
+              <w:t xml:space="preserve">scripts/port_bag.py reads each episode's .mcap bag directly with rosbag2_py and writes the documented LeRobot v3.0 layout with pyarrow (parquet) and ffmpeg (mp4) — no lerobot/torch import anywhere.</w:t>
             </w:r>
           </w:p>
         </w:tc>
@@ -3805,7 +3805,7 @@
               <w:spacing w:after="140"/>
             </w:pPr>
             <w:r>
-              <w:t xml:space="preserve">mycobot_pick_place_train (episodes 1-15, front camera): 2670 frames. mycobot_pick_place_heldout (16-20, right camera): 927 frames. ffprobe on one clip: 320x240, 174 frames, 5.8 s — matches the frame count at 30 fps exactly.</w:t>
+              <w:t xml:space="preserve">mycobot_pick_place_train (episodes 1-15): 2670 frames. mycobot_pick_place_heldout (16-20): 927 frames. ffprobe on one clip matches the frame count at 30 fps exactly.</w:t>
             </w:r>
           </w:p>
         </w:tc>
@@ -3821,7 +3821,7 @@
         <w:ind w:left="200"/>
       </w:pPr>
       <w:r>
-        <w:t xml:space="preserve">Deferred, not skipped: this has not been loaded through the real LeRobotDataset class — that check needs torch and happens on the GPU machine. See datasets/README.md for the same note kept alongside the data itself.</w:t>
+        <w:t xml:space="preserve">Deferred, not skipped: this has not been loaded through the real LeRobotDataset class — that check needs torch and happens on the GPU machine.</w:t>
       </w:r>
     </w:p>
     <w:p>
@@ -3830,7 +3830,7 @@
         <w:spacing w:after="120" w:before="360"/>
       </w:pPr>
       <w:r>
-        <w:t xml:space="preserve">Verification ladder</w:t>
+        <w:t xml:space="preserve">Addendum, 2026-09-22: a testable launch file</w:t>
       </w:r>
     </w:p>
     <w:p>
@@ -3838,15 +3838,13 @@
         <w:spacing w:after="140"/>
       </w:pPr>
       <w:r>
-        <w:t xml:space="preserve">Each rung strictly depends on the one below it. The pipeline reaches every rung the specification asked for; the one it does not reach is the crude rigid-body grasp Part 10 itself anticipated as the ceiling.</w:t>
-      </w:r>
-    </w:p>
-    <w:p>
-      <w:pPr>
-        <w:pBdr>
-          <w:top w:val="single" w:color="C4CBC7" w:sz="4"/>
-        </w:pBdr>
-        <w:spacing w:after="40" w:before="160"/>
+        <w:t xml:space="preserve">Not from the specification — a direct request from the project manager, quoted in full because it states its own reasoning: « Ce qui serait intéressant est de mettre en place aussi un launch pour qu'on puisse le tester. Si j'ai bien compris tout est fait et validé en backstage automatisé, sans vérification 3D sur gazebo, vu que ta machine ne te le permet pas. Peux-tu t'assurer que le pipeline de lancement sur mon PC soit prêt et que cela fonctionne comme prévu ? » Legitimate, and genuinely not there before Sec.15: this project had sim_full.launch.py and move_group.launch.py, but the demo itself was orchestrated by episode.sh/batch.sh plus the 7-step manual walkthrough, with &amp; backgrounding and until...sleep polling. No single entry point existed.</w:t>
+      </w:r>
+    </w:p>
+    <w:p>
+      <w:pPr>
+        <w:pStyle w:val="Heading2"/>
+        <w:spacing w:after="40" w:before="320"/>
       </w:pPr>
       <w:r>
         <w:rPr>
@@ -3854,39 +3852,302 @@
           <w:bCs/>
           <w:color w:val="0E4A40"/>
         </w:rPr>
-        <w:t xml:space="preserve">Level 0 — </w:t>
-      </w:r>
+        <w:t xml:space="preserve">13  </w:t>
+      </w:r>
+      <w:r>
+        <w:t xml:space="preserve">IK robustness for a manager-chosen block position</w:t>
+      </w:r>
+    </w:p>
+    <w:p>
+      <w:pPr>
+        <w:spacing w:after="140"/>
+      </w:pPr>
+      <w:r>
+        <w:rPr>
+          <w:i/>
+          <w:iCs/>
+          <w:color w:val="4B5B57"/>
+        </w:rPr>
+        <w:t xml:space="preserve">The recording batch only ever needed 9 pre-vetted block positions. A launch-file argument lets a reviewer choose any reachable position and re-run — which meant the single-pose IK path needed the same protection the batch path already had.</w:t>
+      </w:r>
+    </w:p>
+    <w:tbl>
+      <w:tblPr>
+        <w:tblW w:type="dxa" w:w="10080"/>
+        <w:tblBorders>
+          <w:top w:val="none"/>
+          <w:left w:val="none"/>
+          <w:bottom w:val="none"/>
+          <w:right w:val="none"/>
+          <w:insideH w:val="none"/>
+          <w:insideV w:val="none"/>
+        </w:tblBorders>
+      </w:tblPr>
+      <w:tblGrid>
+        <w:gridCol w:w="5040"/>
+        <w:gridCol w:w="5040"/>
+      </w:tblGrid>
+      <w:tr>
+        <w:tc>
+          <w:tcPr>
+            <w:tcW w:type="dxa" w:w="5040"/>
+            <w:shd w:fill="DBEAE6" w:val="clear"/>
+            <w:tcMar>
+              <w:top w:type="dxa" w:w="120"/>
+              <w:left w:type="dxa" w:w="160"/>
+              <w:bottom w:type="dxa" w:w="120"/>
+              <w:right w:type="dxa" w:w="160"/>
+            </w:tcMar>
+          </w:tcPr>
+          <w:p>
+            <w:pPr>
+              <w:spacing w:after="80"/>
+            </w:pPr>
+            <w:r>
+              <w:rPr>
+                <w:b/>
+                <w:bCs/>
+                <w:color w:val="0E4A40"/>
+                <w:sz w:val="18"/>
+                <w:szCs w:val="18"/>
+              </w:rPr>
+              <w:t xml:space="preserve">PROCEDURE</w:t>
+            </w:r>
+          </w:p>
+          <w:p>
+            <w:pPr>
+              <w:spacing w:after="140"/>
+            </w:pPr>
+            <w:r>
+              <w:t xml:space="preserve">The branch-consistency retry (seed from a known-good configuration, retry up to 6 times, reject any solution outside the forward-facing elbow-up branch) previously lived only in precompute_ik.py's --poses batch path. Extracted into solve_waypoints_robust() and now shared by the single-pose path too.</w:t>
+            </w:r>
+          </w:p>
+        </w:tc>
+        <w:tc>
+          <w:tcPr>
+            <w:tcW w:type="dxa" w:w="5040"/>
+            <w:shd w:fill="F1E6D3" w:val="clear"/>
+            <w:tcMar>
+              <w:top w:type="dxa" w:w="120"/>
+              <w:left w:type="dxa" w:w="160"/>
+              <w:bottom w:type="dxa" w:w="120"/>
+              <w:right w:type="dxa" w:w="160"/>
+            </w:tcMar>
+          </w:tcPr>
+          <w:p>
+            <w:pPr>
+              <w:spacing w:after="80"/>
+            </w:pPr>
+            <w:r>
+              <w:rPr>
+                <w:b/>
+                <w:bCs/>
+                <w:color w:val="8A5A12"/>
+                <w:sz w:val="18"/>
+                <w:szCs w:val="18"/>
+              </w:rPr>
+              <w:t xml:space="preserve">VERIFY</w:t>
+            </w:r>
+          </w:p>
+          <w:p>
+            <w:pPr>
+              <w:spacing w:after="140"/>
+            </w:pPr>
+            <w:r>
+              <w:t xml:space="preserve">Explicit-position test at (0.25, 0.00): approach J1=+0.367 descend J3=-2.420 branch_ok=True — the same branch every recorded episode used. Live-detection test (reading the block's actual settled pose): identical result, once the timeout bug below was fixed.</w:t>
+            </w:r>
+          </w:p>
+        </w:tc>
+      </w:tr>
+    </w:tbl>
+    <w:p>
+      <w:pPr>
+        <w:pBdr>
+          <w:left w:val="single" w:color="9C3B23" w:sz="24"/>
+        </w:pBdr>
+        <w:shd w:fill="F7F8F7" w:val="clear"/>
+        <w:spacing w:after="200" w:before="120"/>
+        <w:ind w:left="200"/>
+      </w:pPr>
+      <w:r>
+        <w:t xml:space="preserve">Bug found and fixed: live_block_xyz() raised RuntimeError: could not read live pose of red_block: '' — genuinely empty output, not the documented "prints then hangs" partial output. It runs right after MoveItPy's own ~90 s build; this machine's CPU load at that exact moment was apparently enough to starve the gz model subprocess past its 10 s timeout before it printed anything at all. Fixed by retrying (5x, 25 s each).</w:t>
+      </w:r>
+    </w:p>
+    <w:p>
+      <w:pPr>
+        <w:pStyle w:val="Heading2"/>
+        <w:spacing w:after="40" w:before="320"/>
+      </w:pPr>
       <w:r>
         <w:rPr>
           <w:b/>
           <w:bCs/>
           <w:color w:val="0E4A40"/>
         </w:rPr>
-        <w:t xml:space="preserve">PASSED</w:t>
-      </w:r>
-      <w:r>
-        <w:br/>
-      </w:r>
-      <w:r>
-        <w:rPr>
-          <w:b/>
-          <w:bCs/>
-        </w:rPr>
-        <w:t xml:space="preserve">Scene is physically valid</w:t>
-      </w:r>
-      <w:r>
-        <w:br/>
-      </w:r>
-      <w:r>
-        <w:t xml:space="preserve">Block and plate spawn, settle, and are visible and correctly coloured in a saved camera frame (§2).</w:t>
-      </w:r>
-    </w:p>
+        <w:t xml:space="preserve">14  </w:t>
+      </w:r>
+      <w:r>
+        <w:t xml:space="preserve">run_demo.py — one orchestrator behind both launch files</w:t>
+      </w:r>
+    </w:p>
+    <w:p>
+      <w:pPr>
+        <w:spacing w:after="140"/>
+      </w:pPr>
+      <w:r>
+        <w:rPr>
+          <w:i/>
+          <w:iCs/>
+          <w:color w:val="4B5B57"/>
+        </w:rPr>
+        <w:t xml:space="preserve">Ports scripts/episode.sh's proven bring-up sequence to Python, generalised for an arbitrary block position and an optional recorder, with clean process teardown.</w:t>
+      </w:r>
+    </w:p>
+    <w:tbl>
+      <w:tblPr>
+        <w:tblW w:type="dxa" w:w="10080"/>
+        <w:tblBorders>
+          <w:top w:val="none"/>
+          <w:left w:val="none"/>
+          <w:bottom w:val="none"/>
+          <w:right w:val="none"/>
+          <w:insideH w:val="none"/>
+          <w:insideV w:val="none"/>
+        </w:tblBorders>
+      </w:tblPr>
+      <w:tblGrid>
+        <w:gridCol w:w="5040"/>
+        <w:gridCol w:w="5040"/>
+      </w:tblGrid>
+      <w:tr>
+        <w:tc>
+          <w:tcPr>
+            <w:tcW w:type="dxa" w:w="5040"/>
+            <w:shd w:fill="DBEAE6" w:val="clear"/>
+            <w:tcMar>
+              <w:top w:type="dxa" w:w="120"/>
+              <w:left w:type="dxa" w:w="160"/>
+              <w:bottom w:type="dxa" w:w="120"/>
+              <w:right w:type="dxa" w:w="160"/>
+            </w:tcMar>
+          </w:tcPr>
+          <w:p>
+            <w:pPr>
+              <w:spacing w:after="80"/>
+            </w:pPr>
+            <w:r>
+              <w:rPr>
+                <w:b/>
+                <w:bCs/>
+                <w:color w:val="0E4A40"/>
+                <w:sz w:val="18"/>
+                <w:szCs w:val="18"/>
+              </w:rPr>
+              <w:t xml:space="preserve">PROCEDURE</w:t>
+            </w:r>
+          </w:p>
+          <w:p>
+            <w:pPr>
+              <w:spacing w:after="140"/>
+            </w:pPr>
+            <w:r>
+              <w:t xml:space="preserve">Bring up sim_full.launch.py (GUI or headless per argument) -&gt; poll the three controllers active, with the same sequential-respawn fallback episode.sh uses -&gt; spawn plate and block -&gt; wait, then read the block's settled pose -&gt; solve IK against that settled pose (Sec.13) -&gt; bring up move_group -&gt; if record:=true, start and lifecycle-activate the rosetta recorder -&gt; run run_pick_and_place.py -&gt; print the verdict. record:=false (the default) skips the recorder step entirely.</w:t>
+            </w:r>
+          </w:p>
+        </w:tc>
+        <w:tc>
+          <w:tcPr>
+            <w:tcW w:type="dxa" w:w="5040"/>
+            <w:shd w:fill="F1E6D3" w:val="clear"/>
+            <w:tcMar>
+              <w:top w:type="dxa" w:w="120"/>
+              <w:left w:type="dxa" w:w="160"/>
+              <w:bottom w:type="dxa" w:w="120"/>
+              <w:right w:type="dxa" w:w="160"/>
+            </w:tcMar>
+          </w:tcPr>
+          <w:p>
+            <w:pPr>
+              <w:spacing w:after="80"/>
+            </w:pPr>
+            <w:r>
+              <w:rPr>
+                <w:b/>
+                <w:bCs/>
+                <w:color w:val="8A5A12"/>
+                <w:sz w:val="18"/>
+                <w:szCs w:val="18"/>
+              </w:rPr>
+              <w:t xml:space="preserve">VERIFY</w:t>
+            </w:r>
+          </w:p>
+          <w:p>
+            <w:pPr>
+              <w:spacing w:after="140"/>
+            </w:pPr>
+            <w:r>
+              <w:t xml:space="preserve">Two independent full end-to-end runs (block at (0.25, 0.00), headless), each printing RESULT: motions_ok=True placed_on_plate=True grasp_held=True. Invalid attach_mode tested separately: rejected immediately with exit code 2.</w:t>
+            </w:r>
+          </w:p>
+        </w:tc>
+      </w:tr>
+    </w:tbl>
     <w:p>
       <w:pPr>
         <w:pBdr>
-          <w:top w:val="single" w:color="C4CBC7" w:sz="4"/>
+          <w:left w:val="single" w:color="9C3B23" w:sz="24"/>
         </w:pBdr>
-        <w:spacing w:after="40" w:before="160"/>
+        <w:shd w:fill="F7F8F7" w:val="clear"/>
+        <w:spacing w:after="200" w:before="120"/>
+        <w:ind w:left="200"/>
+      </w:pPr>
+      <w:r>
+        <w:t xml:space="preserve">Three bugs found and fixed here, all specific to running this as a launch-file child rather than a bash script (none existed in episode.sh, which was never invoked this way):</w:t>
+      </w:r>
+    </w:p>
+    <w:p>
+      <w:pPr>
+        <w:pStyle w:val="ListParagraph"/>
+        <w:numPr>
+          <w:ilvl w:val="0"/>
+          <w:numId w:val="2"/>
+        </w:numPr>
+        <w:spacing w:after="80"/>
+      </w:pPr>
+      <w:r>
+        <w:t xml:space="preserve">Self-inflicted kill: the stale-process cleanup's "ros2 launch" pattern matched run_demo.py's own parent, since it is now itself launched by a ros2 launch process. It killed its own parent within the first second of every run. Narrowed to the two specific inner launch files that need cleaning up (sim_full.launch.py, move_group.launch.py).</w:t>
+      </w:r>
+    </w:p>
+    <w:p>
+      <w:pPr>
+        <w:pStyle w:val="ListParagraph"/>
+        <w:numPr>
+          <w:ilvl w:val="0"/>
+          <w:numId w:val="2"/>
+        </w:numPr>
+        <w:spacing w:after="80"/>
+      </w:pPr>
+      <w:r>
+        <w:t xml:space="preserve">Timeout crashed instead of retrying: the sh() helper let subprocess.run's TimeoutExpired propagate and crash the whole script on the very first controller poll, which is expected to time out repeatedly. sh() now catches it and returns gracefully, like bash's own timeout command.</w:t>
+      </w:r>
+    </w:p>
+    <w:p>
+      <w:pPr>
+        <w:pStyle w:val="ListParagraph"/>
+        <w:numPr>
+          <w:ilvl w:val="0"/>
+          <w:numId w:val="2"/>
+        </w:numPr>
+        <w:spacing w:after="80"/>
+      </w:pPr>
+      <w:r>
+        <w:t xml:space="preserve">Cleanup didn't actually clean up: sending SIGINT/SIGTERM to the outer ros2 launch sim_full.launch.py subprocess handle does not reliably cascade to Gazebo/move_group — confirmed directly. Backstopped with the same pkill patterns pkill_stale() uses at the start of a run, now also run at the end. See the upstream candidate below.</w:t>
+      </w:r>
+    </w:p>
+    <w:p>
+      <w:pPr>
+        <w:pStyle w:val="Heading2"/>
+        <w:spacing w:after="40" w:before="320"/>
       </w:pPr>
       <w:r>
         <w:rPr>
@@ -3894,240 +4155,10 @@
           <w:bCs/>
           <w:color w:val="0E4A40"/>
         </w:rPr>
-        <w:t xml:space="preserve">Level 1 — </w:t>
-      </w:r>
-      <w:r>
-        <w:rPr>
-          <w:b/>
-          <w:bCs/>
-          <w:color w:val="0E4A40"/>
-        </w:rPr>
-        <w:t xml:space="preserve">PASSED</w:t>
-      </w:r>
-      <w:r>
-        <w:br/>
-      </w:r>
-      <w:r>
-        <w:rPr>
-          <w:b/>
-          <w:bCs/>
-        </w:rPr>
-        <w:t xml:space="preserve">Arm reaches commanded Cartesian points</w:t>
-      </w:r>
-      <w:r>
-        <w:br/>
-      </w:r>
-      <w:r>
-        <w:t xml:space="preserve">IK solves on the elbow-up branch with FK-of-IK error ≈1e-7 m; the real MoveGroup action reports success for every phase of every recorded episode (§3-5).</w:t>
-      </w:r>
-    </w:p>
-    <w:p>
-      <w:pPr>
-        <w:pBdr>
-          <w:top w:val="single" w:color="C4CBC7" w:sz="4"/>
-        </w:pBdr>
-        <w:spacing w:after="40" w:before="160"/>
-      </w:pPr>
-      <w:r>
-        <w:rPr>
-          <w:b/>
-          <w:bCs/>
-          <w:color w:val="8A5A12"/>
-        </w:rPr>
-        <w:t xml:space="preserve">Level 2 — </w:t>
-      </w:r>
-      <w:r>
-        <w:rPr>
-          <w:b/>
-          <w:bCs/>
-          <w:color w:val="8A5A12"/>
-        </w:rPr>
-        <w:t xml:space="preserve">STOPPED HERE</w:t>
-      </w:r>
-      <w:r>
-        <w:br/>
-      </w:r>
-      <w:r>
-        <w:rPr>
-          <w:b/>
-          <w:bCs/>
-        </w:rPr>
-        <w:t xml:space="preserve">Rigid-body friction grasp holds the block</w:t>
-      </w:r>
-      <w:r>
-        <w:br/>
-      </w:r>
-      <w:r>
-        <w:t xml:space="preserve">Not achieved after a bounded, three-run experiment varying contact stiffness and squeeze effort (§8). This is the one specification goal genuinely not met.</w:t>
-      </w:r>
-    </w:p>
-    <w:p>
-      <w:pPr>
-        <w:pBdr>
-          <w:top w:val="single" w:color="C4CBC7" w:sz="4"/>
-        </w:pBdr>
-        <w:spacing w:after="40" w:before="160"/>
-      </w:pPr>
-      <w:r>
-        <w:rPr>
-          <w:b/>
-          <w:bCs/>
-          <w:color w:val="0E4A40"/>
-        </w:rPr>
-        <w:t xml:space="preserve">Level 3 — </w:t>
-      </w:r>
-      <w:r>
-        <w:rPr>
-          <w:b/>
-          <w:bCs/>
-          <w:color w:val="0E4A40"/>
-        </w:rPr>
-        <w:t xml:space="preserve">PASSED, BY SUBSTITUTION</w:t>
-      </w:r>
-      <w:r>
-        <w:br/>
-      </w:r>
-      <w:r>
-        <w:rPr>
-          <w:b/>
-          <w:bCs/>
-        </w:rPr>
-        <w:t xml:space="preserve">The block is carried and placed, verifiably</w:t>
-      </w:r>
-      <w:r>
-        <w:br/>
-      </w:r>
-      <w:r>
-        <w:t xml:space="preserve">Via the simulated DetachableJoint attachment (§9), satisfying the §6 pass/fail — but this is scripted attachment, not physics, and is labelled as such everywhere it appears.</w:t>
-      </w:r>
-    </w:p>
-    <w:p>
-      <w:pPr>
-        <w:pBdr>
-          <w:top w:val="single" w:color="C4CBC7" w:sz="4"/>
-        </w:pBdr>
-        <w:spacing w:after="40" w:before="160"/>
-      </w:pPr>
-      <w:r>
-        <w:rPr>
-          <w:b/>
-          <w:bCs/>
-          <w:color w:val="0E4A40"/>
-        </w:rPr>
-        <w:t xml:space="preserve">Level 4 — </w:t>
-      </w:r>
-      <w:r>
-        <w:rPr>
-          <w:b/>
-          <w:bCs/>
-          <w:color w:val="0E4A40"/>
-        </w:rPr>
-        <w:t xml:space="preserve">PASSED</w:t>
-      </w:r>
-      <w:r>
-        <w:br/>
-      </w:r>
-      <w:r>
-        <w:rPr>
-          <w:b/>
-          <w:bCs/>
-        </w:rPr>
-        <w:t xml:space="preserve">20 episodes recorded with a truthful instruction</w:t>
-      </w:r>
-      <w:r>
-        <w:br/>
-      </w:r>
-      <w:r>
-        <w:t xml:space="preserve">Every episode's bag exists, is non-empty, and its own grasp_meta.json confirms success — independently re-checkable via status.sh (§10-11).</w:t>
-      </w:r>
-    </w:p>
-    <w:p>
-      <w:pPr>
-        <w:pBdr>
-          <w:top w:val="single" w:color="C4CBC7" w:sz="4"/>
-        </w:pBdr>
-        <w:spacing w:after="40" w:before="160"/>
-      </w:pPr>
-      <w:r>
-        <w:rPr>
-          <w:b/>
-          <w:bCs/>
-          <w:color w:val="0E4A40"/>
-        </w:rPr>
-        <w:t xml:space="preserve">Level 5 — </w:t>
-      </w:r>
-      <w:r>
-        <w:rPr>
-          <w:b/>
-          <w:bCs/>
-          <w:color w:val="0E4A40"/>
-        </w:rPr>
-        <w:t xml:space="preserve">PASSED</w:t>
-      </w:r>
-      <w:r>
-        <w:br/>
-      </w:r>
-      <w:r>
-        <w:rPr>
-          <w:b/>
-          <w:bCs/>
-        </w:rPr>
-        <w:t xml:space="preserve">Episodes converted to the documented dataset layout</w:t>
-      </w:r>
-      <w:r>
-        <w:br/>
-      </w:r>
-      <w:r>
-        <w:t xml:space="preserve">port_bag.py, without torch (§12).</w:t>
-      </w:r>
-    </w:p>
-    <w:p>
-      <w:pPr>
-        <w:pBdr>
-          <w:top w:val="single" w:color="C4CBC7" w:sz="4"/>
-        </w:pBdr>
-        <w:spacing w:after="40" w:before="160"/>
-      </w:pPr>
-      <w:r>
-        <w:rPr>
-          <w:b/>
-          <w:bCs/>
-          <w:color w:val="8A5A12"/>
-        </w:rPr>
-        <w:t xml:space="preserve">Level 6 — </w:t>
-      </w:r>
-      <w:r>
-        <w:rPr>
-          <w:b/>
-          <w:bCs/>
-          <w:color w:val="8A5A12"/>
-        </w:rPr>
-        <w:t xml:space="preserve">NOT ATTEMPTED HERE</w:t>
-      </w:r>
-      <w:r>
-        <w:br/>
-      </w:r>
-      <w:r>
-        <w:rPr>
-          <w:b/>
-          <w:bCs/>
-        </w:rPr>
-        <w:t xml:space="preserve">Loaded and validated through the real LeRobotDataset class</w:t>
-      </w:r>
-      <w:r>
-        <w:br/>
-      </w:r>
-      <w:r>
-        <w:t xml:space="preserve">Needs torch; deferred to the GPU machine by design (§12).</w:t>
-      </w:r>
-    </w:p>
-    <w:p>
-      <w:pPr>
-        <w:pStyle w:val="Heading1"/>
-        <w:spacing w:after="120" w:before="360"/>
-      </w:pPr>
-      <w:r>
-        <w:t xml:space="preserve">Bugs fixed — session-specific</w:t>
+        <w:t xml:space="preserve">15  </w:t>
+      </w:r>
+      <w:r>
+        <w:t xml:space="preserve">Two launch files: a single entry point</w:t>
       </w:r>
     </w:p>
     <w:p>
@@ -4135,9 +4166,194 @@
         <w:spacing w:after="140"/>
       </w:pPr>
       <w:r>
-        <w:t xml:space="preserve">Symptoms of this exact environment (a 4.9 GB CPU-only WSL2 laptop running one long-lived container), not defects in any upstream project. Listed so a re-run hits the same wall for a shorter time.</w:t>
-      </w:r>
-    </w:p>
+        <w:rPr>
+          <w:i/>
+          <w:iCs/>
+          <w:color w:val="4B5B57"/>
+        </w:rPr>
+        <w:t xml:space="preserve">One for the manager, with the Gazebo GUI; one for this machine, headless, exiting with a pass/fail code.</w:t>
+      </w:r>
+    </w:p>
+    <w:tbl>
+      <w:tblPr>
+        <w:tblW w:type="dxa" w:w="10080"/>
+        <w:tblBorders>
+          <w:top w:val="none"/>
+          <w:left w:val="none"/>
+          <w:bottom w:val="none"/>
+          <w:right w:val="none"/>
+          <w:insideH w:val="none"/>
+          <w:insideV w:val="none"/>
+        </w:tblBorders>
+      </w:tblPr>
+      <w:tblGrid>
+        <w:gridCol w:w="5040"/>
+        <w:gridCol w:w="5040"/>
+      </w:tblGrid>
+      <w:tr>
+        <w:tc>
+          <w:tcPr>
+            <w:tcW w:type="dxa" w:w="5040"/>
+            <w:shd w:fill="DBEAE6" w:val="clear"/>
+            <w:tcMar>
+              <w:top w:type="dxa" w:w="120"/>
+              <w:left w:type="dxa" w:w="160"/>
+              <w:bottom w:type="dxa" w:w="120"/>
+              <w:right w:type="dxa" w:w="160"/>
+            </w:tcMar>
+          </w:tcPr>
+          <w:p>
+            <w:pPr>
+              <w:spacing w:after="80"/>
+            </w:pPr>
+            <w:r>
+              <w:rPr>
+                <w:b/>
+                <w:bCs/>
+                <w:color w:val="0E4A40"/>
+                <w:sz w:val="18"/>
+                <w:szCs w:val="18"/>
+              </w:rPr>
+              <w:t xml:space="preserve">PROCEDURE</w:t>
+            </w:r>
+          </w:p>
+          <w:tbl>
+            <w:tblPr>
+              <w:tblW w:type="dxa" w:w="4700"/>
+              <w:tblBorders>
+                <w:top w:val="none"/>
+                <w:left w:val="none"/>
+                <w:bottom w:val="none"/>
+                <w:right w:val="none"/>
+                <w:insideH w:val="none"/>
+                <w:insideV w:val="none"/>
+              </w:tblBorders>
+            </w:tblPr>
+            <w:tblGrid>
+              <w:gridCol w:w="4700"/>
+            </w:tblGrid>
+            <w:tr>
+              <w:tc>
+                <w:tcPr>
+                  <w:shd w:fill="10201D" w:val="clear"/>
+                  <w:tcMar>
+                    <w:top w:type="dxa" w:w="140"/>
+                    <w:left w:type="dxa" w:w="180"/>
+                    <w:bottom w:type="dxa" w:w="140"/>
+                    <w:right w:type="dxa" w:w="180"/>
+                  </w:tcMar>
+                </w:tcPr>
+                <w:p>
+                  <w:pPr>
+                    <w:spacing w:after="0" w:before="0"/>
+                  </w:pPr>
+                  <w:r>
+                    <w:rPr>
+                      <w:rFonts w:ascii="Consolas" w:cs="Consolas" w:eastAsia="Consolas" w:hAnsi="Consolas"/>
+                      <w:color w:val="D9EDE8"/>
+                      <w:sz w:val="18"/>
+                      <w:szCs w:val="18"/>
+                    </w:rPr>
+                    <w:t xml:space="preserve">ros2 launch pick_and_place_demo.launch.py            # with Gazebo GUI</w:t>
+                  </w:r>
+                  <w:r>
+                    <w:br/>
+                  </w:r>
+                  <w:r>
+                    <w:rPr>
+                      <w:rFonts w:ascii="Consolas" w:cs="Consolas" w:eastAsia="Consolas" w:hAnsi="Consolas"/>
+                      <w:color w:val="D9EDE8"/>
+                      <w:sz w:val="18"/>
+                      <w:szCs w:val="18"/>
+                    </w:rPr>
+                    <w:t xml:space="preserve">ros2 launch pick_and_place_no_gui_demo.launch.py      # headless, exits pass/fail</w:t>
+                  </w:r>
+                </w:p>
+              </w:tc>
+            </w:tr>
+          </w:tbl>
+          <w:p/>
+        </w:tc>
+        <w:tc>
+          <w:tcPr>
+            <w:tcW w:type="dxa" w:w="5040"/>
+            <w:shd w:fill="F1E6D3" w:val="clear"/>
+            <w:tcMar>
+              <w:top w:type="dxa" w:w="120"/>
+              <w:left w:type="dxa" w:w="160"/>
+              <w:bottom w:type="dxa" w:w="120"/>
+              <w:right w:type="dxa" w:w="160"/>
+            </w:tcMar>
+          </w:tcPr>
+          <w:p>
+            <w:pPr>
+              <w:spacing w:after="80"/>
+            </w:pPr>
+            <w:r>
+              <w:rPr>
+                <w:b/>
+                <w:bCs/>
+                <w:color w:val="8A5A12"/>
+                <w:sz w:val="18"/>
+                <w:szCs w:val="18"/>
+              </w:rPr>
+              <w:t xml:space="preserve">VERIFY</w:t>
+            </w:r>
+          </w:p>
+          <w:tbl>
+            <w:tblPr>
+              <w:tblW w:type="dxa" w:w="4700"/>
+              <w:tblBorders>
+                <w:top w:val="none"/>
+                <w:left w:val="none"/>
+                <w:bottom w:val="none"/>
+                <w:right w:val="none"/>
+                <w:insideH w:val="none"/>
+                <w:insideV w:val="none"/>
+              </w:tblBorders>
+            </w:tblPr>
+            <w:tblGrid>
+              <w:gridCol w:w="4700"/>
+            </w:tblGrid>
+            <w:tr>
+              <w:tc>
+                <w:tcPr>
+                  <w:shd w:fill="10201D" w:val="clear"/>
+                  <w:tcMar>
+                    <w:top w:type="dxa" w:w="140"/>
+                    <w:left w:type="dxa" w:w="180"/>
+                    <w:bottom w:type="dxa" w:w="140"/>
+                    <w:right w:type="dxa" w:w="180"/>
+                  </w:tcMar>
+                </w:tcPr>
+                <w:p>
+                  <w:pPr>
+                    <w:spacing w:after="0" w:before="0"/>
+                  </w:pPr>
+                  <w:r>
+                    <w:rPr>
+                      <w:rFonts w:ascii="Consolas" w:cs="Consolas" w:eastAsia="Consolas" w:hAnsi="Consolas"/>
+                      <w:color w:val="D9EDE8"/>
+                      <w:sz w:val="18"/>
+                      <w:szCs w:val="18"/>
+                    </w:rPr>
+                    <w:t xml:space="preserve">ros2 launch pick_and_place_no_gui_demo.launch.py --show-args</w:t>
+                  </w:r>
+                </w:p>
+              </w:tc>
+            </w:tr>
+          </w:tbl>
+          <w:p>
+            <w:pPr>
+              <w:spacing w:after="140"/>
+            </w:pPr>
+            <w:r>
+              <w:t xml:space="preserve">Prints all declared arguments with their descriptions, including attach_mode's, which states the limitation directly.</w:t>
+            </w:r>
+          </w:p>
+        </w:tc>
+      </w:tr>
+    </w:tbl>
     <w:tbl>
       <w:tblPr>
         <w:tblW w:type="dxa" w:w="10080"/>
@@ -4179,7 +4395,7 @@
                 <w:sz w:val="17"/>
                 <w:szCs w:val="17"/>
               </w:rPr>
-              <w:t xml:space="preserve">Symptom</w:t>
+              <w:t xml:space="preserve">Argument</w:t>
             </w:r>
           </w:p>
         </w:tc>
@@ -4203,7 +4419,7 @@
                 <w:sz w:val="17"/>
                 <w:szCs w:val="17"/>
               </w:rPr>
-              <w:t xml:space="preserve">Root cause</w:t>
+              <w:t xml:space="preserve">Default</w:t>
             </w:r>
           </w:p>
         </w:tc>
@@ -4227,7 +4443,7 @@
                 <w:sz w:val="17"/>
                 <w:szCs w:val="17"/>
               </w:rPr>
-              <w:t xml:space="preserve">Fix</w:t>
+              <w:t xml:space="preserve">Why</w:t>
             </w:r>
           </w:p>
         </w:tc>
@@ -4248,7 +4464,7 @@
               <w:spacing w:after="60"/>
             </w:pPr>
             <w:r>
-              <w:t xml:space="preserve">Every MoveGroup execution after the first fails with CONTROL_FAILED</w:t>
+              <w:t xml:space="preserve">gui</w:t>
             </w:r>
           </w:p>
         </w:tc>
@@ -4267,7 +4483,7 @@
               <w:spacing w:after="60"/>
             </w:pPr>
             <w:r>
-              <w:t xml:space="preserve">allowed_start_tolerance default (0.01) too tight for this environment's start-state lag</w:t>
+              <w:t xml:space="preserve">true (demo) / fixed false (no-gui)</w:t>
             </w:r>
           </w:p>
         </w:tc>
@@ -4286,7 +4502,7 @@
               <w:spacing w:after="60"/>
             </w:pPr>
             <w:r>
-              <w:t xml:space="preserve">Raised to 0.2 in Gazebo_to_LeRobot_Pipeline's move_group.launch.py</w:t>
+              <w:t xml:space="preserve">The entire point of the GUI variant is seeing it; the entire point of the no-GUI variant is not needing to.</w:t>
             </w:r>
           </w:p>
         </w:tc>
@@ -4307,7 +4523,7 @@
               <w:spacing w:after="60"/>
             </w:pPr>
             <w:r>
-              <w:t xml:space="preserve">Gripper command silently has no effect</w:t>
+              <w:t xml:space="preserve">record</w:t>
             </w:r>
           </w:p>
         </w:tc>
@@ -4326,7 +4542,7 @@
               <w:spacing w:after="60"/>
             </w:pPr>
             <w:r>
-              <w:t xml:space="preserve">One-shot publish dropped by the publisher/subscriber discovery race</w:t>
+              <w:t xml:space="preserve">false</w:t>
             </w:r>
           </w:p>
         </w:tc>
@@ -4345,7 +4561,7 @@
               <w:spacing w:after="60"/>
             </w:pPr>
             <w:r>
-              <w:t xml:space="preserve">Republish every 0.5 s while polling /joint_states</w:t>
+              <w:t xml:space="preserve">Watching, not data collection — with record:=false, no rosetta install is needed at all.</w:t>
             </w:r>
           </w:p>
         </w:tc>
@@ -4366,7 +4582,7 @@
               <w:spacing w:after="60"/>
             </w:pPr>
             <w:r>
-              <w:t xml:space="preserve">Gripper never reports "reached target" while genuinely holding an object</w:t>
+              <w:t xml:space="preserve">block_x, block_y</w:t>
             </w:r>
           </w:p>
         </w:tc>
@@ -4385,7 +4601,7 @@
               <w:spacing w:after="60"/>
             </w:pPr>
             <w:r>
-              <w:t xml:space="preserve">A held object stops the fingers short of the fully-closed value</w:t>
+              <w:t xml:space="preserve">0.25 / 0.00</w:t>
             </w:r>
           </w:p>
         </w:tc>
@@ -4404,7 +4620,7 @@
               <w:spacing w:after="60"/>
             </w:pPr>
             <w:r>
-              <w:t xml:space="preserve">Accept a ≥2 s stall below -0.1 rad as success</w:t>
+              <w:t xml:space="preserve">Move the object and re-run (Sec.13 made this safe for any reachable point).</w:t>
             </w:r>
           </w:p>
         </w:tc>
@@ -4425,7 +4641,7 @@
               <w:spacing w:after="60"/>
             </w:pPr>
             <w:r>
-              <w:t xml:space="preserve">Grasp attempts closed on empty air next to the block</w:t>
+              <w:t xml:space="preserve">attach_mode</w:t>
             </w:r>
           </w:p>
         </w:tc>
@@ -4444,7 +4660,7 @@
               <w:spacing w:after="60"/>
             </w:pPr>
             <w:r>
-              <w:t xml:space="preserve">Nominal spawn coordinates are not where the fingers meet (§7's ≈0.10 m/≈0.036 m offsets)</w:t>
+              <w:t xml:space="preserve">simulated</w:t>
             </w:r>
           </w:p>
         </w:tc>
@@ -4463,7 +4679,482 @@
               <w:spacing w:after="60"/>
             </w:pPr>
             <w:r>
-              <w:t xml:space="preserve">Measured the offsets via TF and folded them into precompute_ik.py</w:t>
+              <w:t xml:space="preserve">Makes the weld visible in the command itself, and validated: any other value is a hard error naming Sec.8-9.</w:t>
+            </w:r>
+          </w:p>
+        </w:tc>
+      </w:tr>
+    </w:tbl>
+    <w:p>
+      <w:pPr>
+        <w:pBdr>
+          <w:left w:val="single" w:color="146356" w:sz="24"/>
+        </w:pBdr>
+        <w:shd w:fill="F7F8F7" w:val="clear"/>
+        <w:spacing w:after="200" w:before="120"/>
+        <w:ind w:left="200"/>
+      </w:pPr>
+      <w:r>
+        <w:t xml:space="preserve">gui:=true stays open on purpose: after printing the verdict, the GUI variant does not tear anything down — Gazebo and move_group keep running so the final scene stays on screen. Ctrl+C the launch to shut everything down.</w:t>
+      </w:r>
+    </w:p>
+    <w:p>
+      <w:pPr>
+        <w:pBdr>
+          <w:left w:val="single" w:color="8A5A12" w:sz="24"/>
+        </w:pBdr>
+        <w:shd w:fill="F7F8F7" w:val="clear"/>
+        <w:spacing w:after="200" w:before="120"/>
+        <w:ind w:left="200"/>
+      </w:pPr>
+      <w:r>
+        <w:t xml:space="preserve">Not visually verified: GUI rendering itself was not checked — this machine has no display. The no-GUI variant was verified twice end to end; the GUI variant shares the identical orchestrator and was checked for correct argument-passing and startup only.</w:t>
+      </w:r>
+    </w:p>
+    <w:p>
+      <w:pPr>
+        <w:pStyle w:val="Heading1"/>
+        <w:spacing w:after="120" w:before="360"/>
+      </w:pPr>
+      <w:r>
+        <w:t xml:space="preserve">Verification ladder</w:t>
+      </w:r>
+    </w:p>
+    <w:p>
+      <w:pPr>
+        <w:spacing w:after="140"/>
+      </w:pPr>
+      <w:r>
+        <w:t xml:space="preserve">Each rung strictly depends on the one below it. Level 7 is a later addition (Sec.13-15) the specification never asked for: a single testable entry point.</w:t>
+      </w:r>
+    </w:p>
+    <w:p>
+      <w:pPr>
+        <w:pBdr>
+          <w:top w:val="single" w:color="C4CBC7" w:sz="4"/>
+        </w:pBdr>
+        <w:spacing w:after="40" w:before="160"/>
+      </w:pPr>
+      <w:r>
+        <w:rPr>
+          <w:b/>
+          <w:bCs/>
+          <w:color w:val="0E4A40"/>
+        </w:rPr>
+        <w:t xml:space="preserve">Level 0 — </w:t>
+      </w:r>
+      <w:r>
+        <w:rPr>
+          <w:b/>
+          <w:bCs/>
+          <w:color w:val="0E4A40"/>
+        </w:rPr>
+        <w:t xml:space="preserve">PASSED</w:t>
+      </w:r>
+      <w:r>
+        <w:br/>
+      </w:r>
+      <w:r>
+        <w:rPr>
+          <w:b/>
+          <w:bCs/>
+        </w:rPr>
+        <w:t xml:space="preserve">Scene is physically valid</w:t>
+      </w:r>
+      <w:r>
+        <w:br/>
+      </w:r>
+      <w:r>
+        <w:t xml:space="preserve">Block and plate spawn, settle, and are visible and correctly coloured in a saved camera frame (Sec.2).</w:t>
+      </w:r>
+    </w:p>
+    <w:p>
+      <w:pPr>
+        <w:pBdr>
+          <w:top w:val="single" w:color="C4CBC7" w:sz="4"/>
+        </w:pBdr>
+        <w:spacing w:after="40" w:before="160"/>
+      </w:pPr>
+      <w:r>
+        <w:rPr>
+          <w:b/>
+          <w:bCs/>
+          <w:color w:val="0E4A40"/>
+        </w:rPr>
+        <w:t xml:space="preserve">Level 1 — </w:t>
+      </w:r>
+      <w:r>
+        <w:rPr>
+          <w:b/>
+          <w:bCs/>
+          <w:color w:val="0E4A40"/>
+        </w:rPr>
+        <w:t xml:space="preserve">PASSED</w:t>
+      </w:r>
+      <w:r>
+        <w:br/>
+      </w:r>
+      <w:r>
+        <w:rPr>
+          <w:b/>
+          <w:bCs/>
+        </w:rPr>
+        <w:t xml:space="preserve">Arm reaches commanded Cartesian points</w:t>
+      </w:r>
+      <w:r>
+        <w:br/>
+      </w:r>
+      <w:r>
+        <w:t xml:space="preserve">IK solves on the elbow-up branch with FK-of-IK error ~1e-7 m; the real MoveGroup action reports success for every phase (Sec.3-5).</w:t>
+      </w:r>
+    </w:p>
+    <w:p>
+      <w:pPr>
+        <w:pBdr>
+          <w:top w:val="single" w:color="C4CBC7" w:sz="4"/>
+        </w:pBdr>
+        <w:spacing w:after="40" w:before="160"/>
+      </w:pPr>
+      <w:r>
+        <w:rPr>
+          <w:b/>
+          <w:bCs/>
+          <w:color w:val="8A5A12"/>
+        </w:rPr>
+        <w:t xml:space="preserve">Level 2 — </w:t>
+      </w:r>
+      <w:r>
+        <w:rPr>
+          <w:b/>
+          <w:bCs/>
+          <w:color w:val="8A5A12"/>
+        </w:rPr>
+        <w:t xml:space="preserve">STOPPED HERE</w:t>
+      </w:r>
+      <w:r>
+        <w:br/>
+      </w:r>
+      <w:r>
+        <w:rPr>
+          <w:b/>
+          <w:bCs/>
+        </w:rPr>
+        <w:t xml:space="preserve">Rigid-body friction grasp holds the block</w:t>
+      </w:r>
+      <w:r>
+        <w:br/>
+      </w:r>
+      <w:r>
+        <w:t xml:space="preserve">Not achieved after a bounded, three-run experiment (Sec.8). This is the one specification goal genuinely not met.</w:t>
+      </w:r>
+    </w:p>
+    <w:p>
+      <w:pPr>
+        <w:pBdr>
+          <w:top w:val="single" w:color="C4CBC7" w:sz="4"/>
+        </w:pBdr>
+        <w:spacing w:after="40" w:before="160"/>
+      </w:pPr>
+      <w:r>
+        <w:rPr>
+          <w:b/>
+          <w:bCs/>
+          <w:color w:val="0E4A40"/>
+        </w:rPr>
+        <w:t xml:space="preserve">Level 3 — </w:t>
+      </w:r>
+      <w:r>
+        <w:rPr>
+          <w:b/>
+          <w:bCs/>
+          <w:color w:val="0E4A40"/>
+        </w:rPr>
+        <w:t xml:space="preserve">PASSED, BY SUBSTITUTION</w:t>
+      </w:r>
+      <w:r>
+        <w:br/>
+      </w:r>
+      <w:r>
+        <w:rPr>
+          <w:b/>
+          <w:bCs/>
+        </w:rPr>
+        <w:t xml:space="preserve">The block is carried and placed, verifiably</w:t>
+      </w:r>
+      <w:r>
+        <w:br/>
+      </w:r>
+      <w:r>
+        <w:t xml:space="preserve">Via the simulated DetachableJoint attachment (Sec.9) — scripted attachment, not physics, labelled as such everywhere it appears.</w:t>
+      </w:r>
+    </w:p>
+    <w:p>
+      <w:pPr>
+        <w:pBdr>
+          <w:top w:val="single" w:color="C4CBC7" w:sz="4"/>
+        </w:pBdr>
+        <w:spacing w:after="40" w:before="160"/>
+      </w:pPr>
+      <w:r>
+        <w:rPr>
+          <w:b/>
+          <w:bCs/>
+          <w:color w:val="0E4A40"/>
+        </w:rPr>
+        <w:t xml:space="preserve">Level 4 — </w:t>
+      </w:r>
+      <w:r>
+        <w:rPr>
+          <w:b/>
+          <w:bCs/>
+          <w:color w:val="0E4A40"/>
+        </w:rPr>
+        <w:t xml:space="preserve">PASSED</w:t>
+      </w:r>
+      <w:r>
+        <w:br/>
+      </w:r>
+      <w:r>
+        <w:rPr>
+          <w:b/>
+          <w:bCs/>
+        </w:rPr>
+        <w:t xml:space="preserve">20 episodes recorded with a truthful instruction</w:t>
+      </w:r>
+      <w:r>
+        <w:br/>
+      </w:r>
+      <w:r>
+        <w:t xml:space="preserve">Every episode's bag exists, is non-empty, and its own grasp_meta.json confirms success (Sec.10-11).</w:t>
+      </w:r>
+    </w:p>
+    <w:p>
+      <w:pPr>
+        <w:pBdr>
+          <w:top w:val="single" w:color="C4CBC7" w:sz="4"/>
+        </w:pBdr>
+        <w:spacing w:after="40" w:before="160"/>
+      </w:pPr>
+      <w:r>
+        <w:rPr>
+          <w:b/>
+          <w:bCs/>
+          <w:color w:val="0E4A40"/>
+        </w:rPr>
+        <w:t xml:space="preserve">Level 5 — </w:t>
+      </w:r>
+      <w:r>
+        <w:rPr>
+          <w:b/>
+          <w:bCs/>
+          <w:color w:val="0E4A40"/>
+        </w:rPr>
+        <w:t xml:space="preserve">PASSED</w:t>
+      </w:r>
+      <w:r>
+        <w:br/>
+      </w:r>
+      <w:r>
+        <w:rPr>
+          <w:b/>
+          <w:bCs/>
+        </w:rPr>
+        <w:t xml:space="preserve">Episodes converted to the documented dataset layout</w:t>
+      </w:r>
+      <w:r>
+        <w:br/>
+      </w:r>
+      <w:r>
+        <w:t xml:space="preserve">port_bag.py, without torch (Sec.12).</w:t>
+      </w:r>
+    </w:p>
+    <w:p>
+      <w:pPr>
+        <w:pBdr>
+          <w:top w:val="single" w:color="C4CBC7" w:sz="4"/>
+        </w:pBdr>
+        <w:spacing w:after="40" w:before="160"/>
+      </w:pPr>
+      <w:r>
+        <w:rPr>
+          <w:b/>
+          <w:bCs/>
+          <w:color w:val="8A5A12"/>
+        </w:rPr>
+        <w:t xml:space="preserve">Level 6 — </w:t>
+      </w:r>
+      <w:r>
+        <w:rPr>
+          <w:b/>
+          <w:bCs/>
+          <w:color w:val="8A5A12"/>
+        </w:rPr>
+        <w:t xml:space="preserve">NOT ATTEMPTED HERE</w:t>
+      </w:r>
+      <w:r>
+        <w:br/>
+      </w:r>
+      <w:r>
+        <w:rPr>
+          <w:b/>
+          <w:bCs/>
+        </w:rPr>
+        <w:t xml:space="preserve">Loaded and validated through the real LeRobotDataset class</w:t>
+      </w:r>
+      <w:r>
+        <w:br/>
+      </w:r>
+      <w:r>
+        <w:t xml:space="preserve">Needs torch; deferred to the GPU machine by design (Sec.12).</w:t>
+      </w:r>
+    </w:p>
+    <w:p>
+      <w:pPr>
+        <w:pBdr>
+          <w:top w:val="single" w:color="C4CBC7" w:sz="4"/>
+        </w:pBdr>
+        <w:spacing w:after="40" w:before="160"/>
+      </w:pPr>
+      <w:r>
+        <w:rPr>
+          <w:b/>
+          <w:bCs/>
+          <w:color w:val="0E4A40"/>
+        </w:rPr>
+        <w:t xml:space="preserve">Level 7 — </w:t>
+      </w:r>
+      <w:r>
+        <w:rPr>
+          <w:b/>
+          <w:bCs/>
+          <w:color w:val="0E4A40"/>
+        </w:rPr>
+        <w:t xml:space="preserve">PASSED</w:t>
+      </w:r>
+      <w:r>
+        <w:br/>
+      </w:r>
+      <w:r>
+        <w:rPr>
+          <w:b/>
+          <w:bCs/>
+        </w:rPr>
+        <w:t xml:space="preserve">Single ros2 launch entry point, any reachable block position</w:t>
+      </w:r>
+      <w:r>
+        <w:br/>
+      </w:r>
+      <w:r>
+        <w:t xml:space="preserve">Verified twice end to end via pick_and_place_no_gui_demo.launch.py (Sec.13-15): RESULT motions_ok=True placed_on_plate=True grasp_held=True both times, clean process teardown. GUI rendering not visually checked.</w:t>
+      </w:r>
+    </w:p>
+    <w:p>
+      <w:pPr>
+        <w:pStyle w:val="Heading1"/>
+        <w:spacing w:after="120" w:before="360"/>
+      </w:pPr>
+      <w:r>
+        <w:t xml:space="preserve">Bugs fixed — session-specific</w:t>
+      </w:r>
+    </w:p>
+    <w:p>
+      <w:pPr>
+        <w:spacing w:after="140"/>
+      </w:pPr>
+      <w:r>
+        <w:t xml:space="preserve">Symptoms of this exact environment, not defects in any upstream project.</w:t>
+      </w:r>
+    </w:p>
+    <w:tbl>
+      <w:tblPr>
+        <w:tblW w:type="dxa" w:w="10080"/>
+        <w:tblBorders>
+          <w:top w:val="single" w:color="C4CBC7" w:sz="4"/>
+          <w:left w:val="single" w:color="C4CBC7" w:sz="4"/>
+          <w:bottom w:val="single" w:color="C4CBC7" w:sz="4"/>
+          <w:right w:val="single" w:color="C4CBC7" w:sz="4"/>
+          <w:insideH w:val="single" w:color="C4CBC7" w:sz="4"/>
+          <w:insideV w:val="single" w:color="C4CBC7" w:sz="4"/>
+        </w:tblBorders>
+      </w:tblPr>
+      <w:tblGrid>
+        <w:gridCol w:w="3360"/>
+        <w:gridCol w:w="3360"/>
+        <w:gridCol w:w="3360"/>
+      </w:tblGrid>
+      <w:tr>
+        <w:trPr>
+          <w:tblHeader/>
+        </w:trPr>
+        <w:tc>
+          <w:tcPr>
+            <w:tcW w:type="dxa" w:w="3360"/>
+            <w:shd w:fill="DEE3E0" w:val="clear"/>
+            <w:tcMar>
+              <w:top w:type="dxa" w:w="80"/>
+              <w:left w:type="dxa" w:w="120"/>
+              <w:bottom w:type="dxa" w:w="80"/>
+              <w:right w:type="dxa" w:w="120"/>
+            </w:tcMar>
+          </w:tcPr>
+          <w:p>
+            <w:r>
+              <w:rPr>
+                <w:b/>
+                <w:bCs/>
+                <w:color w:val="7C8985"/>
+                <w:sz w:val="17"/>
+                <w:szCs w:val="17"/>
+              </w:rPr>
+              <w:t xml:space="preserve">Symptom</w:t>
+            </w:r>
+          </w:p>
+        </w:tc>
+        <w:tc>
+          <w:tcPr>
+            <w:tcW w:type="dxa" w:w="3360"/>
+            <w:shd w:fill="DEE3E0" w:val="clear"/>
+            <w:tcMar>
+              <w:top w:type="dxa" w:w="80"/>
+              <w:left w:type="dxa" w:w="120"/>
+              <w:bottom w:type="dxa" w:w="80"/>
+              <w:right w:type="dxa" w:w="120"/>
+            </w:tcMar>
+          </w:tcPr>
+          <w:p>
+            <w:r>
+              <w:rPr>
+                <w:b/>
+                <w:bCs/>
+                <w:color w:val="7C8985"/>
+                <w:sz w:val="17"/>
+                <w:szCs w:val="17"/>
+              </w:rPr>
+              <w:t xml:space="preserve">Root cause</w:t>
+            </w:r>
+          </w:p>
+        </w:tc>
+        <w:tc>
+          <w:tcPr>
+            <w:tcW w:type="dxa" w:w="3360"/>
+            <w:shd w:fill="DEE3E0" w:val="clear"/>
+            <w:tcMar>
+              <w:top w:type="dxa" w:w="80"/>
+              <w:left w:type="dxa" w:w="120"/>
+              <w:bottom w:type="dxa" w:w="80"/>
+              <w:right w:type="dxa" w:w="120"/>
+            </w:tcMar>
+          </w:tcPr>
+          <w:p>
+            <w:r>
+              <w:rPr>
+                <w:b/>
+                <w:bCs/>
+                <w:color w:val="7C8985"/>
+                <w:sz w:val="17"/>
+                <w:szCs w:val="17"/>
+              </w:rPr>
+              <w:t xml:space="preserve">Fix</w:t>
             </w:r>
           </w:p>
         </w:tc>
@@ -4484,7 +5175,7 @@
               <w:spacing w:after="60"/>
             </w:pPr>
             <w:r>
-              <w:t xml:space="preserve">base→gripper_base TF disappears after ≈1.5 h of sim uptime</w:t>
+              <w:t xml:space="preserve">Every MoveGroup execution after the first fails with CONTROL_FAILED</w:t>
             </w:r>
           </w:p>
         </w:tc>
@@ -4503,7 +5194,7 @@
               <w:spacing w:after="60"/>
             </w:pPr>
             <w:r>
-              <w:t xml:space="preserve">Not isolated — correlates with memory pressure (3.4/4.9 GB in use)</w:t>
+              <w:t xml:space="preserve">allowed_start_tolerance default (0.01) too tight</w:t>
             </w:r>
           </w:p>
         </w:tc>
@@ -4522,7 +5213,7 @@
               <w:spacing w:after="60"/>
             </w:pPr>
             <w:r>
-              <w:t xml:space="preserve">Full stack restart before every episode</w:t>
+              <w:t xml:space="preserve">Raised to 0.2</w:t>
             </w:r>
           </w:p>
         </w:tc>
@@ -4543,7 +5234,7 @@
               <w:spacing w:after="60"/>
             </w:pPr>
             <w:r>
-              <w:t xml:space="preserve">Container and its processes die mid-run with multi-hour gaps in ROS log timestamps</w:t>
+              <w:t xml:space="preserve">Gripper command silently has no effect</w:t>
             </w:r>
           </w:p>
         </w:tc>
@@ -4562,7 +5253,7 @@
               <w:spacing w:after="60"/>
             </w:pPr>
             <w:r>
-              <w:t xml:space="preserve">Host suspend/resume (WSL2 pauses the VM's clock)</w:t>
+              <w:t xml:space="preserve">One-shot publish dropped by the discovery race</w:t>
             </w:r>
           </w:p>
         </w:tc>
@@ -4581,7 +5272,7 @@
               <w:spacing w:after="60"/>
             </w:pPr>
             <w:r>
-              <w:t xml:space="preserve">Every batch script checks liveness with a bounded timeout, never a marker file alone</w:t>
+              <w:t xml:space="preserve">Republish every 0.5 s</w:t>
             </w:r>
           </w:p>
         </w:tc>
@@ -4602,7 +5293,7 @@
               <w:spacing w:after="60"/>
             </w:pPr>
             <w:r>
-              <w:t xml:space="preserve">pip install lerobot==0.6.0 pulls a full CUDA/triton dependency tree and is repeatedly killed</w:t>
+              <w:t xml:space="preserve">Gripper never reports "reached target" while genuinely holding an object</w:t>
             </w:r>
           </w:p>
         </w:tc>
@@ -4621,7 +5312,7 @@
               <w:spacing w:after="60"/>
             </w:pPr>
             <w:r>
-              <w:t xml:space="preserve">No --index-url restriction on that package's transitive deps</w:t>
+              <w:t xml:space="preserve">A held object stops the fingers short of fully-closed</w:t>
             </w:r>
           </w:p>
         </w:tc>
@@ -4640,7 +5331,7 @@
               <w:spacing w:after="60"/>
             </w:pPr>
             <w:r>
-              <w:t xml:space="preserve">Abandoned the lerobot/torch install; wrote the dataset directly with pyarrow+ffmpeg (§12)</w:t>
+              <w:t xml:space="preserve">Accept a &gt;=2 s stall below -0.1 rad as success</w:t>
             </w:r>
           </w:p>
         </w:tc>
@@ -4661,6 +5352,242 @@
               <w:spacing w:after="60"/>
             </w:pPr>
             <w:r>
+              <w:t xml:space="preserve">Grasp attempts closed on empty air next to the block</w:t>
+            </w:r>
+          </w:p>
+        </w:tc>
+        <w:tc>
+          <w:tcPr>
+            <w:tcW w:type="dxa" w:w="3360"/>
+            <w:tcMar>
+              <w:top w:type="dxa" w:w="80"/>
+              <w:left w:type="dxa" w:w="120"/>
+              <w:bottom w:type="dxa" w:w="80"/>
+              <w:right w:type="dxa" w:w="120"/>
+            </w:tcMar>
+          </w:tcPr>
+          <w:p>
+            <w:pPr>
+              <w:spacing w:after="60"/>
+            </w:pPr>
+            <w:r>
+              <w:t xml:space="preserve">Nominal spawn coordinates are not where the fingers meet</w:t>
+            </w:r>
+          </w:p>
+        </w:tc>
+        <w:tc>
+          <w:tcPr>
+            <w:tcW w:type="dxa" w:w="3360"/>
+            <w:tcMar>
+              <w:top w:type="dxa" w:w="80"/>
+              <w:left w:type="dxa" w:w="120"/>
+              <w:bottom w:type="dxa" w:w="80"/>
+              <w:right w:type="dxa" w:w="120"/>
+            </w:tcMar>
+          </w:tcPr>
+          <w:p>
+            <w:pPr>
+              <w:spacing w:after="60"/>
+            </w:pPr>
+            <w:r>
+              <w:t xml:space="preserve">Measured offsets via TF, folded into precompute_ik.py</w:t>
+            </w:r>
+          </w:p>
+        </w:tc>
+      </w:tr>
+      <w:tr>
+        <w:tc>
+          <w:tcPr>
+            <w:tcW w:type="dxa" w:w="3360"/>
+            <w:tcMar>
+              <w:top w:type="dxa" w:w="80"/>
+              <w:left w:type="dxa" w:w="120"/>
+              <w:bottom w:type="dxa" w:w="80"/>
+              <w:right w:type="dxa" w:w="120"/>
+            </w:tcMar>
+          </w:tcPr>
+          <w:p>
+            <w:pPr>
+              <w:spacing w:after="60"/>
+            </w:pPr>
+            <w:r>
+              <w:t xml:space="preserve">base-&gt;gripper_base TF disappears after ~1.5 h of sim uptime</w:t>
+            </w:r>
+          </w:p>
+        </w:tc>
+        <w:tc>
+          <w:tcPr>
+            <w:tcW w:type="dxa" w:w="3360"/>
+            <w:tcMar>
+              <w:top w:type="dxa" w:w="80"/>
+              <w:left w:type="dxa" w:w="120"/>
+              <w:bottom w:type="dxa" w:w="80"/>
+              <w:right w:type="dxa" w:w="120"/>
+            </w:tcMar>
+          </w:tcPr>
+          <w:p>
+            <w:pPr>
+              <w:spacing w:after="60"/>
+            </w:pPr>
+            <w:r>
+              <w:t xml:space="preserve">Correlates with memory pressure</w:t>
+            </w:r>
+          </w:p>
+        </w:tc>
+        <w:tc>
+          <w:tcPr>
+            <w:tcW w:type="dxa" w:w="3360"/>
+            <w:tcMar>
+              <w:top w:type="dxa" w:w="80"/>
+              <w:left w:type="dxa" w:w="120"/>
+              <w:bottom w:type="dxa" w:w="80"/>
+              <w:right w:type="dxa" w:w="120"/>
+            </w:tcMar>
+          </w:tcPr>
+          <w:p>
+            <w:pPr>
+              <w:spacing w:after="60"/>
+            </w:pPr>
+            <w:r>
+              <w:t xml:space="preserve">Full stack restart before every episode</w:t>
+            </w:r>
+          </w:p>
+        </w:tc>
+      </w:tr>
+      <w:tr>
+        <w:tc>
+          <w:tcPr>
+            <w:tcW w:type="dxa" w:w="3360"/>
+            <w:tcMar>
+              <w:top w:type="dxa" w:w="80"/>
+              <w:left w:type="dxa" w:w="120"/>
+              <w:bottom w:type="dxa" w:w="80"/>
+              <w:right w:type="dxa" w:w="120"/>
+            </w:tcMar>
+          </w:tcPr>
+          <w:p>
+            <w:pPr>
+              <w:spacing w:after="60"/>
+            </w:pPr>
+            <w:r>
+              <w:t xml:space="preserve">Container dies mid-run with multi-hour gaps in log timestamps</w:t>
+            </w:r>
+          </w:p>
+        </w:tc>
+        <w:tc>
+          <w:tcPr>
+            <w:tcW w:type="dxa" w:w="3360"/>
+            <w:tcMar>
+              <w:top w:type="dxa" w:w="80"/>
+              <w:left w:type="dxa" w:w="120"/>
+              <w:bottom w:type="dxa" w:w="80"/>
+              <w:right w:type="dxa" w:w="120"/>
+            </w:tcMar>
+          </w:tcPr>
+          <w:p>
+            <w:pPr>
+              <w:spacing w:after="60"/>
+            </w:pPr>
+            <w:r>
+              <w:t xml:space="preserve">Host suspend/resume (WSL2 pauses the VM's clock)</w:t>
+            </w:r>
+          </w:p>
+        </w:tc>
+        <w:tc>
+          <w:tcPr>
+            <w:tcW w:type="dxa" w:w="3360"/>
+            <w:tcMar>
+              <w:top w:type="dxa" w:w="80"/>
+              <w:left w:type="dxa" w:w="120"/>
+              <w:bottom w:type="dxa" w:w="80"/>
+              <w:right w:type="dxa" w:w="120"/>
+            </w:tcMar>
+          </w:tcPr>
+          <w:p>
+            <w:pPr>
+              <w:spacing w:after="60"/>
+            </w:pPr>
+            <w:r>
+              <w:t xml:space="preserve">Bounded-timeout liveness checks, never a marker file alone</w:t>
+            </w:r>
+          </w:p>
+        </w:tc>
+      </w:tr>
+      <w:tr>
+        <w:tc>
+          <w:tcPr>
+            <w:tcW w:type="dxa" w:w="3360"/>
+            <w:tcMar>
+              <w:top w:type="dxa" w:w="80"/>
+              <w:left w:type="dxa" w:w="120"/>
+              <w:bottom w:type="dxa" w:w="80"/>
+              <w:right w:type="dxa" w:w="120"/>
+            </w:tcMar>
+          </w:tcPr>
+          <w:p>
+            <w:pPr>
+              <w:spacing w:after="60"/>
+            </w:pPr>
+            <w:r>
+              <w:t xml:space="preserve">pip install lerobot==0.6.0 pulls a full CUDA/triton chain and is killed</w:t>
+            </w:r>
+          </w:p>
+        </w:tc>
+        <w:tc>
+          <w:tcPr>
+            <w:tcW w:type="dxa" w:w="3360"/>
+            <w:tcMar>
+              <w:top w:type="dxa" w:w="80"/>
+              <w:left w:type="dxa" w:w="120"/>
+              <w:bottom w:type="dxa" w:w="80"/>
+              <w:right w:type="dxa" w:w="120"/>
+            </w:tcMar>
+          </w:tcPr>
+          <w:p>
+            <w:pPr>
+              <w:spacing w:after="60"/>
+            </w:pPr>
+            <w:r>
+              <w:t xml:space="preserve">No --index-url restriction on transitive deps</w:t>
+            </w:r>
+          </w:p>
+        </w:tc>
+        <w:tc>
+          <w:tcPr>
+            <w:tcW w:type="dxa" w:w="3360"/>
+            <w:tcMar>
+              <w:top w:type="dxa" w:w="80"/>
+              <w:left w:type="dxa" w:w="120"/>
+              <w:bottom w:type="dxa" w:w="80"/>
+              <w:right w:type="dxa" w:w="120"/>
+            </w:tcMar>
+          </w:tcPr>
+          <w:p>
+            <w:pPr>
+              <w:spacing w:after="60"/>
+            </w:pPr>
+            <w:r>
+              <w:t xml:space="preserve">Wrote the dataset directly with pyarrow+ffmpeg (Sec.12)</w:t>
+            </w:r>
+          </w:p>
+        </w:tc>
+      </w:tr>
+      <w:tr>
+        <w:tc>
+          <w:tcPr>
+            <w:tcW w:type="dxa" w:w="3360"/>
+            <w:tcMar>
+              <w:top w:type="dxa" w:w="80"/>
+              <w:left w:type="dxa" w:w="120"/>
+              <w:bottom w:type="dxa" w:w="80"/>
+              <w:right w:type="dxa" w:w="120"/>
+            </w:tcMar>
+          </w:tcPr>
+          <w:p>
+            <w:pPr>
+              <w:spacing w:after="60"/>
+            </w:pPr>
+            <w:r>
               <w:t xml:space="preserve">Three parallel controller spawners intermittently time out on cold start</w:t>
             </w:r>
           </w:p>
@@ -4680,7 +5607,7 @@
               <w:spacing w:after="60"/>
             </w:pPr>
             <w:r>
-              <w:t xml:space="preserve">Contention for the controller manager's internal lock under this VM's slow real-time factor</w:t>
+              <w:t xml:space="preserve">Contention for the controller manager's lock</w:t>
             </w:r>
           </w:p>
         </w:tc>
@@ -4700,6 +5627,183 @@
             </w:pPr>
             <w:r>
               <w:t xml:space="preserve">Sequential one-at-a-time respawn fallback</w:t>
+            </w:r>
+          </w:p>
+        </w:tc>
+      </w:tr>
+      <w:tr>
+        <w:tc>
+          <w:tcPr>
+            <w:tcW w:type="dxa" w:w="3360"/>
+            <w:tcMar>
+              <w:top w:type="dxa" w:w="80"/>
+              <w:left w:type="dxa" w:w="120"/>
+              <w:bottom w:type="dxa" w:w="80"/>
+              <w:right w:type="dxa" w:w="120"/>
+            </w:tcMar>
+          </w:tcPr>
+          <w:p>
+            <w:pPr>
+              <w:spacing w:after="60"/>
+            </w:pPr>
+            <w:r>
+              <w:t xml:space="preserve">Demo orchestrator (Sec.14) killed its own parent within the first second</w:t>
+            </w:r>
+          </w:p>
+        </w:tc>
+        <w:tc>
+          <w:tcPr>
+            <w:tcW w:type="dxa" w:w="3360"/>
+            <w:tcMar>
+              <w:top w:type="dxa" w:w="80"/>
+              <w:left w:type="dxa" w:w="120"/>
+              <w:bottom w:type="dxa" w:w="80"/>
+              <w:right w:type="dxa" w:w="120"/>
+            </w:tcMar>
+          </w:tcPr>
+          <w:p>
+            <w:pPr>
+              <w:spacing w:after="60"/>
+            </w:pPr>
+            <w:r>
+              <w:t xml:space="preserve">Stale-process cleanup's "ros2 launch" pattern matched its own parent</w:t>
+            </w:r>
+          </w:p>
+        </w:tc>
+        <w:tc>
+          <w:tcPr>
+            <w:tcW w:type="dxa" w:w="3360"/>
+            <w:tcMar>
+              <w:top w:type="dxa" w:w="80"/>
+              <w:left w:type="dxa" w:w="120"/>
+              <w:bottom w:type="dxa" w:w="80"/>
+              <w:right w:type="dxa" w:w="120"/>
+            </w:tcMar>
+          </w:tcPr>
+          <w:p>
+            <w:pPr>
+              <w:spacing w:after="60"/>
+            </w:pPr>
+            <w:r>
+              <w:t xml:space="preserve">Narrowed to the specific inner launch files needing cleanup</w:t>
+            </w:r>
+          </w:p>
+        </w:tc>
+      </w:tr>
+      <w:tr>
+        <w:tc>
+          <w:tcPr>
+            <w:tcW w:type="dxa" w:w="3360"/>
+            <w:tcMar>
+              <w:top w:type="dxa" w:w="80"/>
+              <w:left w:type="dxa" w:w="120"/>
+              <w:bottom w:type="dxa" w:w="80"/>
+              <w:right w:type="dxa" w:w="120"/>
+            </w:tcMar>
+          </w:tcPr>
+          <w:p>
+            <w:pPr>
+              <w:spacing w:after="60"/>
+            </w:pPr>
+            <w:r>
+              <w:t xml:space="preserve">Demo orchestrator crashed on the very first, expected-to-time-out poll</w:t>
+            </w:r>
+          </w:p>
+        </w:tc>
+        <w:tc>
+          <w:tcPr>
+            <w:tcW w:type="dxa" w:w="3360"/>
+            <w:tcMar>
+              <w:top w:type="dxa" w:w="80"/>
+              <w:left w:type="dxa" w:w="120"/>
+              <w:bottom w:type="dxa" w:w="80"/>
+              <w:right w:type="dxa" w:w="120"/>
+            </w:tcMar>
+          </w:tcPr>
+          <w:p>
+            <w:pPr>
+              <w:spacing w:after="60"/>
+            </w:pPr>
+            <w:r>
+              <w:t xml:space="preserve">subprocess.run's TimeoutExpired left to propagate</w:t>
+            </w:r>
+          </w:p>
+        </w:tc>
+        <w:tc>
+          <w:tcPr>
+            <w:tcW w:type="dxa" w:w="3360"/>
+            <w:tcMar>
+              <w:top w:type="dxa" w:w="80"/>
+              <w:left w:type="dxa" w:w="120"/>
+              <w:bottom w:type="dxa" w:w="80"/>
+              <w:right w:type="dxa" w:w="120"/>
+            </w:tcMar>
+          </w:tcPr>
+          <w:p>
+            <w:pPr>
+              <w:spacing w:after="60"/>
+            </w:pPr>
+            <w:r>
+              <w:t xml:space="preserve">sh() helper now returns a failed result, like bash's timeout</w:t>
+            </w:r>
+          </w:p>
+        </w:tc>
+      </w:tr>
+      <w:tr>
+        <w:tc>
+          <w:tcPr>
+            <w:tcW w:type="dxa" w:w="3360"/>
+            <w:tcMar>
+              <w:top w:type="dxa" w:w="80"/>
+              <w:left w:type="dxa" w:w="120"/>
+              <w:bottom w:type="dxa" w:w="80"/>
+              <w:right w:type="dxa" w:w="120"/>
+            </w:tcMar>
+          </w:tcPr>
+          <w:p>
+            <w:pPr>
+              <w:spacing w:after="60"/>
+            </w:pPr>
+            <w:r>
+              <w:t xml:space="preserve">live_block_xyz() (Sec.13) failed with genuinely empty gz model output</w:t>
+            </w:r>
+          </w:p>
+        </w:tc>
+        <w:tc>
+          <w:tcPr>
+            <w:tcW w:type="dxa" w:w="3360"/>
+            <w:tcMar>
+              <w:top w:type="dxa" w:w="80"/>
+              <w:left w:type="dxa" w:w="120"/>
+              <w:bottom w:type="dxa" w:w="80"/>
+              <w:right w:type="dxa" w:w="120"/>
+            </w:tcMar>
+          </w:tcPr>
+          <w:p>
+            <w:pPr>
+              <w:spacing w:after="60"/>
+            </w:pPr>
+            <w:r>
+              <w:t xml:space="preserve">10 s timeout too tight right after MoveItPy's ~90 s build</w:t>
+            </w:r>
+          </w:p>
+        </w:tc>
+        <w:tc>
+          <w:tcPr>
+            <w:tcW w:type="dxa" w:w="3360"/>
+            <w:tcMar>
+              <w:top w:type="dxa" w:w="80"/>
+              <w:left w:type="dxa" w:w="120"/>
+              <w:bottom w:type="dxa" w:w="80"/>
+              <w:right w:type="dxa" w:w="120"/>
+            </w:tcMar>
+          </w:tcPr>
+          <w:p>
+            <w:pPr>
+              <w:spacing w:after="60"/>
+            </w:pPr>
+            <w:r>
+              <w:t xml:space="preserve">Retry up to 5x at 25 s each</w:t>
             </w:r>
           </w:p>
         </w:tc>
@@ -4719,7 +5823,7 @@
         <w:spacing w:after="140"/>
       </w:pPr>
       <w:r>
-        <w:t xml:space="preserve">Three defects that reproduce independent of this VM — real friction in code other teams depend on. Filing the actual issues has not been done and needs a separate explicit go-ahead.</w:t>
+        <w:t xml:space="preserve">Four defects that reproduce independent of this VM. Filing the actual issues has not been done and needs a separate explicit go-ahead.</w:t>
       </w:r>
     </w:p>
     <w:tbl>
@@ -4791,7 +5895,7 @@
               <w:t xml:space="preserve">SYMPTOM:  </w:t>
             </w:r>
             <w:r>
-              <w:t xml:space="preserve">Constructing moveit.planning.MoveItPy in a process where rclpy.init() has already been called makes the MoveItPy constructor hang indefinitely, with near-zero CPU — reproducible across attempts and a full container restart, which rules out stale DDS state. Separately, letting a constructed MoveItPy instance be garbage-collected tears down an internal rclcpp executor/context that a separately created rclpy Node in the same process was depending on — that Node then silently stops receiving any further messages.</w:t>
+              <w:t xml:space="preserve">Constructing moveit.planning.MoveItPy in a process where rclpy.init() has already been called makes the MoveItPy constructor hang indefinitely. Separately, letting a constructed MoveItPy instance be garbage-collected tears down an internal rclcpp executor/context that a separately created rclpy Node in the same process was depending on.</w:t>
             </w:r>
           </w:p>
           <w:p>
@@ -4809,7 +5913,7 @@
               <w:t xml:space="preserve">FIX USED HERE:  </w:t>
             </w:r>
             <w:r>
-              <w:t xml:space="preserve">Architectural split: precompute_ik.py imports only moveit_py and exits; run_pick_and_place.py imports only rclpy and consumes the resulting JSON. The two processes never coexist.</w:t>
+              <w:t xml:space="preserve">Architectural split: precompute_ik.py imports only moveit_py and exits; run_pick_and_place.py imports only rclpy. The two processes never coexist.</w:t>
             </w:r>
           </w:p>
           <w:p>
@@ -4827,7 +5931,7 @@
               <w:t xml:space="preserve">WHY IT MATTERS:  </w:t>
             </w:r>
             <w:r>
-              <w:t xml:space="preserve">Nothing in moveit_py's public API documents that it cannot coexist with independent rclpy activity in the same process. Both failure modes are silent — a hang with no error, and a working script that quietly stops receiving messages.</w:t>
+              <w:t xml:space="preserve">Nothing in moveit_py's public API documents this. Both failure modes are silent.</w:t>
             </w:r>
           </w:p>
         </w:tc>
@@ -4907,40 +6011,7 @@
               <w:t xml:space="preserve">SYMPTOM:  </w:t>
             </w:r>
             <w:r>
-              <w:rPr>
-                <w:rFonts w:ascii="Consolas" w:cs="Consolas" w:eastAsia="Consolas" w:hAnsi="Consolas"/>
-                <w:color w:val="0E4A40"/>
-                <w:sz w:val="19"/>
-                <w:szCs w:val="19"/>
-              </w:rPr>
-              <w:t xml:space="preserve">ros2 lifecycle set /episode_recorder configure</w:t>
-            </w:r>
-            <w:r>
-              <w:t xml:space="preserve"> and </w:t>
-            </w:r>
-            <w:r>
-              <w:rPr>
-                <w:rFonts w:ascii="Consolas" w:cs="Consolas" w:eastAsia="Consolas" w:hAnsi="Consolas"/>
-                <w:color w:val="0E4A40"/>
-                <w:sz w:val="19"/>
-                <w:szCs w:val="19"/>
-              </w:rPr>
-              <w:t xml:space="preserve">ros2 action list</w:t>
-            </w:r>
-            <w:r>
-              <w:t xml:space="preserve"> both reported the node/action as not found, immediately after the node's own log confirmed it had started, and while </w:t>
-            </w:r>
-            <w:r>
-              <w:rPr>
-                <w:rFonts w:ascii="Consolas" w:cs="Consolas" w:eastAsia="Consolas" w:hAnsi="Consolas"/>
-                <w:color w:val="0E4A40"/>
-                <w:sz w:val="19"/>
-                <w:szCs w:val="19"/>
-              </w:rPr>
-              <w:t xml:space="preserve">ros2 node list</w:t>
-            </w:r>
-            <w:r>
-              <w:t xml:space="preserve"> in the same shell showed it present. The daemon-backed default discovery appears to serve a stale cache.</w:t>
+              <w:t xml:space="preserve">ros2 lifecycle set /episode_recorder configure and ros2 action list both reported the node/action as not found, while ros2 node list in the same shell showed it present. The daemon-backed default discovery appears to serve a stale cache.</w:t>
             </w:r>
           </w:p>
           <w:p>
@@ -4958,16 +6029,7 @@
               <w:t xml:space="preserve">FIX USED HERE:  </w:t>
             </w:r>
             <w:r>
-              <w:rPr>
-                <w:rFonts w:ascii="Consolas" w:cs="Consolas" w:eastAsia="Consolas" w:hAnsi="Consolas"/>
-                <w:color w:val="0E4A40"/>
-                <w:sz w:val="19"/>
-                <w:szCs w:val="19"/>
-              </w:rPr>
-              <w:t xml:space="preserve">ros2 lifecycle set --no-daemon --spin-time 15 /episode_recorder configure</w:t>
-            </w:r>
-            <w:r>
-              <w:t xml:space="preserve"> (and the same for activate) — forcing fresh discovery resolved it every time.</w:t>
+              <w:t xml:space="preserve">ros2 lifecycle set --no-daemon --spin-time 15 ... forcing fresh discovery resolved it every time.</w:t>
             </w:r>
           </w:p>
           <w:p>
@@ -4985,7 +6047,7 @@
               <w:t xml:space="preserve">WHY IT MATTERS:  </w:t>
             </w:r>
             <w:r>
-              <w:t xml:space="preserve">This produced a hard, unexplained failure on a node that was demonstrably healthy, and cost real debugging time before the daemon-cache explanation was found.</w:t>
+              <w:t xml:space="preserve">This produced a hard, unexplained failure on a node that was demonstrably healthy.</w:t>
             </w:r>
           </w:p>
         </w:tc>
@@ -5065,7 +6127,7 @@
               <w:t xml:space="preserve">SYMPTOM:  </w:t>
             </w:r>
             <w:r>
-              <w:t xml:space="preserve">Setting &lt;child_link&gt;gripper_base&lt;/child_link&gt; on a DetachableJoint plugin — a valid TF frame that, after URDF-to-SDF conversion, is lumped into the link6 Gazebo link and does not exist as its own spawnable model link — produces no error and no warning. The attach topic accepts the message; nothing attaches; the block simply does not move on lift.</w:t>
+              <w:t xml:space="preserve">Setting &lt;child_link&gt;gripper_base&lt;/child_link&gt; on a DetachableJoint plugin produces no error and no warning. The attach topic accepts the message; nothing attaches; the block simply does not move on lift.</w:t>
             </w:r>
           </w:p>
           <w:p>
@@ -5083,19 +6145,7 @@
               <w:t xml:space="preserve">FIX USED HERE:  </w:t>
             </w:r>
             <w:r>
-              <w:t xml:space="preserve">Retargeted child_link to link6, the real Gazebo link, found by listing the model's actual links with </w:t>
-            </w:r>
-            <w:r>
-              <w:rPr>
-                <w:rFonts w:ascii="Consolas" w:cs="Consolas" w:eastAsia="Consolas" w:hAnsi="Consolas"/>
-                <w:color w:val="0E4A40"/>
-                <w:sz w:val="19"/>
-                <w:szCs w:val="19"/>
-              </w:rPr>
-              <w:t xml:space="preserve">gz model -m mycobot_320 --link</w:t>
-            </w:r>
-            <w:r>
-              <w:t xml:space="preserve">.</w:t>
+              <w:t xml:space="preserve">Retargeted child_link to link6, the real Gazebo link.</w:t>
             </w:r>
           </w:p>
           <w:p>
@@ -5113,7 +6163,123 @@
               <w:t xml:space="preserve">WHY IT MATTERS:  </w:t>
             </w:r>
             <w:r>
-              <w:t xml:space="preserve">This cost a full debugging cycle that looked identical to the earlier, genuine friction-grasp failure (§8) — both present as "the block didn't move." A link-name validation error at plugin load time would have caught this immediately.</w:t>
+              <w:t xml:space="preserve">This cost a full debugging cycle that looked identical to the earlier, genuine friction-grasp failure.</w:t>
+            </w:r>
+          </w:p>
+        </w:tc>
+      </w:tr>
+    </w:tbl>
+    <w:p>
+      <w:pPr>
+        <w:spacing w:after="80"/>
+      </w:pPr>
+    </w:p>
+    <w:tbl>
+      <w:tblPr>
+        <w:tblW w:type="dxa" w:w="10080"/>
+        <w:tblBorders>
+          <w:top w:val="single" w:color="9C3B23" w:sz="4"/>
+          <w:left w:val="single" w:color="9C3B23" w:sz="4"/>
+          <w:bottom w:val="single" w:color="9C3B23" w:sz="4"/>
+          <w:right w:val="single" w:color="9C3B23" w:sz="4"/>
+          <w:insideH w:val="single" w:color="auto" w:sz="4"/>
+          <w:insideV w:val="single" w:color="auto" w:sz="4"/>
+        </w:tblBorders>
+      </w:tblPr>
+      <w:tblGrid>
+        <w:gridCol w:w="10080"/>
+      </w:tblGrid>
+      <w:tr>
+        <w:tc>
+          <w:tcPr>
+            <w:shd w:fill="F3E1DA" w:val="clear"/>
+            <w:tcMar>
+              <w:top w:type="dxa" w:w="160"/>
+              <w:left w:type="dxa" w:w="200"/>
+              <w:bottom w:type="dxa" w:w="160"/>
+              <w:right w:type="dxa" w:w="200"/>
+            </w:tcMar>
+          </w:tcPr>
+          <w:p>
+            <w:pPr>
+              <w:spacing w:after="40"/>
+            </w:pPr>
+            <w:r>
+              <w:rPr>
+                <w:b/>
+                <w:bCs/>
+                <w:sz w:val="22"/>
+                <w:szCs w:val="22"/>
+              </w:rPr>
+              <w:t xml:space="preserve">An externally-delivered signal to a ros2 launch process does not reliably shut down what it manages   [Not yet filed]</w:t>
+            </w:r>
+          </w:p>
+          <w:p>
+            <w:pPr>
+              <w:spacing w:after="120"/>
+            </w:pPr>
+            <w:r>
+              <w:rPr>
+                <w:rFonts w:ascii="Consolas" w:cs="Consolas" w:eastAsia="Consolas" w:hAnsi="Consolas"/>
+                <w:color w:val="9C3B23"/>
+                <w:sz w:val="17"/>
+                <w:szCs w:val="17"/>
+              </w:rPr>
+              <w:t xml:space="preserve">Candidate repo: ros2/launch or ros2/launch_ros</w:t>
+            </w:r>
+          </w:p>
+          <w:p>
+            <w:pPr>
+              <w:spacing w:after="100"/>
+            </w:pPr>
+            <w:r>
+              <w:rPr>
+                <w:b/>
+                <w:bCs/>
+                <w:color w:val="7C8985"/>
+                <w:sz w:val="17"/>
+                <w:szCs w:val="17"/>
+              </w:rPr>
+              <w:t xml:space="preserve">SYMPTOM:  </w:t>
+            </w:r>
+            <w:r>
+              <w:t xml:space="preserve">Sending SIGINT then SIGTERM/SIGKILL to a Popen handle for "ros2 launch ... sim_full.launch.py" (started as a subprocess of the Sec.14 orchestrator, itself running as a different launch file's ExecuteProcess) reported the process as exited cleanly — but Gazebo and move_group were still fully alive afterward, confirmed via pgrep. Interactive Ctrl+C on a foreground ros2 launch tears everything down correctly; a signal delivered programmatically to the process object apparently does not reach the same internal shutdown path.</w:t>
+            </w:r>
+          </w:p>
+          <w:p>
+            <w:pPr>
+              <w:spacing w:after="100"/>
+            </w:pPr>
+            <w:r>
+              <w:rPr>
+                <w:b/>
+                <w:bCs/>
+                <w:color w:val="7C8985"/>
+                <w:sz w:val="17"/>
+                <w:szCs w:val="17"/>
+              </w:rPr>
+              <w:t xml:space="preserve">FIX USED HERE:  </w:t>
+            </w:r>
+            <w:r>
+              <w:t xml:space="preserve">Backstopped with an explicit pkill against the specific process patterns after the signal-based attempt.</w:t>
+            </w:r>
+          </w:p>
+          <w:p>
+            <w:pPr>
+              <w:spacing w:after="100"/>
+            </w:pPr>
+            <w:r>
+              <w:rPr>
+                <w:b/>
+                <w:bCs/>
+                <w:color w:val="7C8985"/>
+                <w:sz w:val="17"/>
+                <w:szCs w:val="17"/>
+              </w:rPr>
+              <w:t xml:space="preserve">WHY IT MATTERS:  </w:t>
+            </w:r>
+            <w:r>
+              <w:t xml:space="preserve">Any orchestration that nests a ros2 launch invocation inside another script or launch file can leak Gazebo/node processes silently unless the caller independently tracks and kills what it started.</w:t>
             </w:r>
           </w:p>
         </w:tc>
@@ -5146,7 +6312,7 @@
         <w:spacing w:after="80"/>
       </w:pPr>
       <w:r>
-        <w:t xml:space="preserve">The carried block is not a physical grasp of any kind. This is stronger than the spec's own caveat (crude rigid-body contact) — even rigid-body contact could not be made to hold in the time available (§8). Any model trained on this data learns "approach, close near the block, carry it, open," not the physics of grasping.</w:t>
+        <w:t xml:space="preserve">The carried block is not a physical grasp of any kind. Even rigid-body contact could not be made to hold in the time available (Sec.8).</w:t>
       </w:r>
     </w:p>
     <w:p>
@@ -5159,7 +6325,7 @@
         <w:spacing w:after="80"/>
       </w:pPr>
       <w:r>
-        <w:t xml:space="preserve">Sim-trained data carries a visual domain gap, unchanged from the spec: Gazebo's renderer differs from a real camera, and this project's own DREAM result (10.9%→91.6% real detection only after mixing in real data) is direct evidence of the degradation.</w:t>
+        <w:t xml:space="preserve">Sim-trained data carries a visual domain gap, unchanged from the spec.</w:t>
       </w:r>
     </w:p>
     <w:p>
@@ -5172,7 +6338,7 @@
         <w:spacing w:after="80"/>
       </w:pPr>
       <w:r>
-        <w:t xml:space="preserve">Scripted motion is not demonstration quality, unchanged from the spec: a human teleoperator produces natural correction and hesitation; this script produces the same trajectory shape every time.</w:t>
+        <w:t xml:space="preserve">Scripted motion is not demonstration quality, unchanged from the spec.</w:t>
       </w:r>
     </w:p>
     <w:p>
@@ -5185,7 +6351,7 @@
         <w:spacing w:after="80"/>
       </w:pPr>
       <w:r>
-        <w:t xml:space="preserve">Twenty episodes is not a training set, unchanged from the spec: the community figure for fine-tuning is 100-500 per task.</w:t>
+        <w:t xml:space="preserve">Twenty episodes is not a training set, unchanged from the spec.</w:t>
       </w:r>
     </w:p>
     <w:p>
@@ -5198,7 +6364,7 @@
         <w:spacing w:after="80"/>
       </w:pPr>
       <w:r>
-        <w:t xml:space="preserve">Not yet loaded through the real LeRobotDataset class (new, §12) — the on-disk layout is written to spec but not proven to load until that check runs on a machine with torch.</w:t>
+        <w:t xml:space="preserve">Not yet loaded through the real LeRobotDataset class (new, Sec.12).</w:t>
       </w:r>
     </w:p>
     <w:p>
@@ -5213,7 +6379,7 @@
         <w:t xml:space="preserve">What this does prove, precisely:</w:t>
       </w:r>
       <w:r>
-        <w:t xml:space="preserve"> the pipeline can produce structurally sound, self-verifying, task-grounded episodes with a truthful instruction, entirely headless, on hardware with no GPU at all — and it surfaces, honestly, that the grasp itself is not yet physical. That was worth establishing before any real-robot recording session is planned.</w:t>
+        <w:t xml:space="preserve"> the pipeline can produce structurally sound, self-verifying, task-grounded episodes with a truthful instruction, entirely headless, on hardware with no GPU at all — and now, a single testable entry point for it.</w:t>
       </w:r>
     </w:p>
     <w:p>
@@ -5230,31 +6396,7 @@
         <w:spacing w:after="140"/>
       </w:pPr>
       <w:r>
-        <w:t xml:space="preserve">Every command a person would type, in order, to reproduce one recorded episode by hand. All of it runs inside the gazebo_to_lerobot container (</w:t>
-      </w:r>
-      <w:r>
-        <w:rPr>
-          <w:rFonts w:ascii="Consolas" w:cs="Consolas" w:eastAsia="Consolas" w:hAnsi="Consolas"/>
-          <w:color w:val="0E4A40"/>
-          <w:sz w:val="19"/>
-          <w:szCs w:val="19"/>
-        </w:rPr>
-        <w:t xml:space="preserve">docker exec -it gazebo_to_lerobot bash</w:t>
-      </w:r>
-      <w:r>
-        <w:t xml:space="preserve">), with </w:t>
-      </w:r>
-      <w:r>
-        <w:rPr>
-          <w:rFonts w:ascii="Consolas" w:cs="Consolas" w:eastAsia="Consolas" w:hAnsi="Consolas"/>
-          <w:color w:val="0E4A40"/>
-          <w:sz w:val="19"/>
-          <w:szCs w:val="19"/>
-        </w:rPr>
-        <w:t xml:space="preserve">source /opt/ros/jazzy/setup.bash; source /workspace/install/setup.bash</w:t>
-      </w:r>
-      <w:r>
-        <w:t xml:space="preserve"> first in every new shell.</w:t>
+        <w:t xml:space="preserve">Every command a person would type, in order, to reproduce one recorded episode by hand.</w:t>
       </w:r>
     </w:p>
     <w:tbl>
@@ -5378,7 +6520,7 @@
                 <w:sz w:val="18"/>
                 <w:szCs w:val="18"/>
               </w:rPr>
-              <w:t xml:space="preserve">sleep 20   # let it settle</w:t>
+              <w:t xml:space="preserve">sleep 20</w:t>
             </w:r>
             <w:r>
               <w:br/>
@@ -5390,7 +6532,7 @@
                 <w:sz w:val="18"/>
                 <w:szCs w:val="18"/>
               </w:rPr>
-              <w:t xml:space="preserve">gz model -m red_block -p   # confirm it settled near (0.25, 0.00, 0.02)</w:t>
+              <w:t xml:space="preserve">gz model -m red_block -p</w:t>
             </w:r>
             <w:r>
               <w:br/>
@@ -5450,7 +6592,7 @@
                 <w:sz w:val="18"/>
                 <w:szCs w:val="18"/>
               </w:rPr>
-              <w:t xml:space="preserve"># 4. Bring up MoveIt2's move_group and wait for it to be ready</w:t>
+              <w:t xml:space="preserve"># 4. Bring up MoveIt2's move_group</w:t>
             </w:r>
             <w:r>
               <w:br/>
@@ -5474,7 +6616,7 @@
                 <w:sz w:val="18"/>
                 <w:szCs w:val="18"/>
               </w:rPr>
-              <w:t xml:space="preserve"># wait for "You can start planning now!" in its log</w:t>
+              <w:t xml:space="preserve"> </w:t>
             </w:r>
             <w:r>
               <w:br/>
@@ -5486,6 +6628,66 @@
                 <w:sz w:val="18"/>
                 <w:szCs w:val="18"/>
               </w:rPr>
+              <w:t xml:space="preserve"># 5. Start the recorder and activate it</w:t>
+            </w:r>
+            <w:r>
+              <w:br/>
+            </w:r>
+            <w:r>
+              <w:rPr>
+                <w:rFonts w:ascii="Consolas" w:cs="Consolas" w:eastAsia="Consolas" w:hAnsi="Consolas"/>
+                <w:color w:val="D9EDE8"/>
+                <w:sz w:val="18"/>
+                <w:szCs w:val="18"/>
+              </w:rPr>
+              <w:t xml:space="preserve">ros2 run rosetta episode_recorder_node --ros-args \</w:t>
+            </w:r>
+            <w:r>
+              <w:br/>
+            </w:r>
+            <w:r>
+              <w:rPr>
+                <w:rFonts w:ascii="Consolas" w:cs="Consolas" w:eastAsia="Consolas" w:hAnsi="Consolas"/>
+                <w:color w:val="D9EDE8"/>
+                <w:sz w:val="18"/>
+                <w:szCs w:val="18"/>
+              </w:rPr>
+              <w:t xml:space="preserve">  -p contract_path:=contracts/mycobot_pick_place.yaml -p bag_base_dir:=/tmp/my_episode/bag &amp;</w:t>
+            </w:r>
+            <w:r>
+              <w:br/>
+            </w:r>
+            <w:r>
+              <w:rPr>
+                <w:rFonts w:ascii="Consolas" w:cs="Consolas" w:eastAsia="Consolas" w:hAnsi="Consolas"/>
+                <w:color w:val="D9EDE8"/>
+                <w:sz w:val="18"/>
+                <w:szCs w:val="18"/>
+              </w:rPr>
+              <w:t xml:space="preserve">ros2 lifecycle set --no-daemon --spin-time 15 /episode_recorder configure</w:t>
+            </w:r>
+            <w:r>
+              <w:br/>
+            </w:r>
+            <w:r>
+              <w:rPr>
+                <w:rFonts w:ascii="Consolas" w:cs="Consolas" w:eastAsia="Consolas" w:hAnsi="Consolas"/>
+                <w:color w:val="D9EDE8"/>
+                <w:sz w:val="18"/>
+                <w:szCs w:val="18"/>
+              </w:rPr>
+              <w:t xml:space="preserve">ros2 lifecycle set --no-daemon --spin-time 15 /episode_recorder activate</w:t>
+            </w:r>
+            <w:r>
+              <w:br/>
+            </w:r>
+            <w:r>
+              <w:rPr>
+                <w:rFonts w:ascii="Consolas" w:cs="Consolas" w:eastAsia="Consolas" w:hAnsi="Consolas"/>
+                <w:color w:val="D9EDE8"/>
+                <w:sz w:val="18"/>
+                <w:szCs w:val="18"/>
+              </w:rPr>
               <w:t xml:space="preserve"> </w:t>
             </w:r>
             <w:r>
@@ -5498,7 +6700,7 @@
                 <w:sz w:val="18"/>
                 <w:szCs w:val="18"/>
               </w:rPr>
-              <w:t xml:space="preserve"># 5. Start the recorder and bring it to the active lifecycle state</w:t>
+              <w:t xml:space="preserve"># 6. Run the sequence</w:t>
             </w:r>
             <w:r>
               <w:br/>
@@ -5510,7 +6712,7 @@
                 <w:sz w:val="18"/>
                 <w:szCs w:val="18"/>
               </w:rPr>
-              <w:t xml:space="preserve">ros2 run rosetta episode_recorder_node --ros-args \</w:t>
+              <w:t xml:space="preserve">python3 scripts/run_pick_and_place.py --record \</w:t>
             </w:r>
             <w:r>
               <w:br/>
@@ -5522,7 +6724,7 @@
                 <w:sz w:val="18"/>
                 <w:szCs w:val="18"/>
               </w:rPr>
-              <w:t xml:space="preserve">  -p contract_path:=contracts/mycobot_pick_place.yaml \</w:t>
+              <w:t xml:space="preserve">  --prompt "pick up the red block and place it on the plate" \</w:t>
             </w:r>
             <w:r>
               <w:br/>
@@ -5534,7 +6736,7 @@
                 <w:sz w:val="18"/>
                 <w:szCs w:val="18"/>
               </w:rPr>
-              <w:t xml:space="preserve">  -p bag_base_dir:=/tmp/my_episode/bag &amp;</w:t>
+              <w:t xml:space="preserve">  --log /tmp/my_episode/grasp_log.csv --meta /tmp/my_episode/grasp_meta.json</w:t>
             </w:r>
             <w:r>
               <w:br/>
@@ -5546,7 +6748,7 @@
                 <w:sz w:val="18"/>
                 <w:szCs w:val="18"/>
               </w:rPr>
-              <w:t xml:space="preserve">ros2 lifecycle set --no-daemon --spin-time 15 /episode_recorder configure</w:t>
+              <w:t xml:space="preserve"> </w:t>
             </w:r>
             <w:r>
               <w:br/>
@@ -5558,7 +6760,7 @@
                 <w:sz w:val="18"/>
                 <w:szCs w:val="18"/>
               </w:rPr>
-              <w:t xml:space="preserve">ros2 lifecycle set --no-daemon --spin-time 15 /episode_recorder activate</w:t>
+              <w:t xml:space="preserve"># 7. Read the verdict</w:t>
             </w:r>
             <w:r>
               <w:br/>
@@ -5570,91 +6772,7 @@
                 <w:sz w:val="18"/>
                 <w:szCs w:val="18"/>
               </w:rPr>
-              <w:t xml:space="preserve"> </w:t>
-            </w:r>
-            <w:r>
-              <w:br/>
-            </w:r>
-            <w:r>
-              <w:rPr>
-                <w:rFonts w:ascii="Consolas" w:cs="Consolas" w:eastAsia="Consolas" w:hAnsi="Consolas"/>
-                <w:color w:val="D9EDE8"/>
-                <w:sz w:val="18"/>
-                <w:szCs w:val="18"/>
-              </w:rPr>
-              <w:t xml:space="preserve"># 6. Run the sequence (plain rclpy, no moveit_py)</w:t>
-            </w:r>
-            <w:r>
-              <w:br/>
-            </w:r>
-            <w:r>
-              <w:rPr>
-                <w:rFonts w:ascii="Consolas" w:cs="Consolas" w:eastAsia="Consolas" w:hAnsi="Consolas"/>
-                <w:color w:val="D9EDE8"/>
-                <w:sz w:val="18"/>
-                <w:szCs w:val="18"/>
-              </w:rPr>
-              <w:t xml:space="preserve">python3 scripts/run_pick_and_place.py --record \</w:t>
-            </w:r>
-            <w:r>
-              <w:br/>
-            </w:r>
-            <w:r>
-              <w:rPr>
-                <w:rFonts w:ascii="Consolas" w:cs="Consolas" w:eastAsia="Consolas" w:hAnsi="Consolas"/>
-                <w:color w:val="D9EDE8"/>
-                <w:sz w:val="18"/>
-                <w:szCs w:val="18"/>
-              </w:rPr>
-              <w:t xml:space="preserve">  --prompt "pick up the red block and place it on the plate" \</w:t>
-            </w:r>
-            <w:r>
-              <w:br/>
-            </w:r>
-            <w:r>
-              <w:rPr>
-                <w:rFonts w:ascii="Consolas" w:cs="Consolas" w:eastAsia="Consolas" w:hAnsi="Consolas"/>
-                <w:color w:val="D9EDE8"/>
-                <w:sz w:val="18"/>
-                <w:szCs w:val="18"/>
-              </w:rPr>
-              <w:t xml:space="preserve">  --log /tmp/my_episode/grasp_log.csv --meta /tmp/my_episode/grasp_meta.json</w:t>
-            </w:r>
-            <w:r>
-              <w:br/>
-            </w:r>
-            <w:r>
-              <w:rPr>
-                <w:rFonts w:ascii="Consolas" w:cs="Consolas" w:eastAsia="Consolas" w:hAnsi="Consolas"/>
-                <w:color w:val="D9EDE8"/>
-                <w:sz w:val="18"/>
-                <w:szCs w:val="18"/>
-              </w:rPr>
-              <w:t xml:space="preserve"> </w:t>
-            </w:r>
-            <w:r>
-              <w:br/>
-            </w:r>
-            <w:r>
-              <w:rPr>
-                <w:rFonts w:ascii="Consolas" w:cs="Consolas" w:eastAsia="Consolas" w:hAnsi="Consolas"/>
-                <w:color w:val="D9EDE8"/>
-                <w:sz w:val="18"/>
-                <w:szCs w:val="18"/>
-              </w:rPr>
-              <w:t xml:space="preserve"># 7. Read the verdict</w:t>
-            </w:r>
-            <w:r>
-              <w:br/>
-            </w:r>
-            <w:r>
-              <w:rPr>
-                <w:rFonts w:ascii="Consolas" w:cs="Consolas" w:eastAsia="Consolas" w:hAnsi="Consolas"/>
-                <w:color w:val="D9EDE8"/>
-                <w:sz w:val="18"/>
-                <w:szCs w:val="18"/>
-              </w:rPr>
-              <w:t xml:space="preserve">cat /tmp/my_episode/grasp_meta.json   # placed_on_plate, grasp_held, simulated_attachment</w:t>
+              <w:t xml:space="preserve">cat /tmp/my_episode/grasp_meta.json</w:t>
             </w:r>
           </w:p>
         </w:tc>
@@ -5670,7 +6788,7 @@
         <w:ind w:left="200"/>
       </w:pPr>
       <w:r>
-        <w:t xml:space="preserve">For the full 20-episode batch instead of one episode: </w:t>
+        <w:t xml:space="preserve">For the full 20-episode batch instead: </w:t>
       </w:r>
       <w:r>
         <w:rPr>
@@ -5682,7 +6800,7 @@
         <w:t xml:space="preserve">bash scripts/batch.sh 1 20</w:t>
       </w:r>
       <w:r>
-        <w:t xml:space="preserve"> does all of the above per episode, from a clean sim restart, with up to 3 retries each; </w:t>
+        <w:t xml:space="preserve">; </w:t>
       </w:r>
       <w:r>
         <w:rPr>
@@ -5694,7 +6812,7 @@
         <w:t xml:space="preserve">bash scripts/status.sh</w:t>
       </w:r>
       <w:r>
-        <w:t xml:space="preserve"> (from the plain host shell) reports ground truth on how far it got.</w:t>
+        <w:t xml:space="preserve"> reports ground truth.</w:t>
       </w:r>
     </w:p>
     <w:p>
@@ -5719,16 +6837,16 @@
         <w:t xml:space="preserve">python3 scripts/port_bag.py --out &lt;path&gt; --indices "1 2 3 ... 15"</w:t>
       </w:r>
       <w:r>
-        <w:t xml:space="preserve">, reading directly from each episode's bag, no lerobot package needed.</w:t>
-      </w:r>
-    </w:p>
-    <w:p>
-      <w:pPr>
-        <w:pStyle w:val="Heading1"/>
-        <w:spacing w:after="120" w:before="360"/>
-      </w:pPr>
-      <w:r>
-        <w:t xml:space="preserve">File manifest</w:t>
+        <w:t xml:space="preserve">.</w:t>
+      </w:r>
+    </w:p>
+    <w:p>
+      <w:pPr>
+        <w:pStyle w:val="Heading3"/>
+        <w:spacing w:after="100" w:before="240"/>
+      </w:pPr>
+      <w:r>
+        <w:t xml:space="preserve">Running the launch files instead, by hand</w:t>
       </w:r>
     </w:p>
     <w:p>
@@ -5736,7 +6854,7 @@
         <w:spacing w:after="140"/>
       </w:pPr>
       <w:r>
-        <w:t xml:space="preserve">What's actually tracked in git under this directory, and what each piece is for.</w:t>
+        <w:t xml:space="preserve">Everything above (steps 1-7) is what Section 14's run_demo.py now does automatically. To run it via the launch files instead:</w:t>
       </w:r>
     </w:p>
     <w:tbl>
@@ -5776,7 +6894,7 @@
                 <w:sz w:val="18"/>
                 <w:szCs w:val="18"/>
               </w:rPr>
-              <w:t xml:space="preserve">Headless_Task-Grounded_Pick-and-Place_in_Gazebo/</w:t>
+              <w:t xml:space="preserve"># Copy the new files into the container if you haven't already</w:t>
             </w:r>
             <w:r>
               <w:br/>
@@ -5788,7 +6906,7 @@
                 <w:sz w:val="18"/>
                 <w:szCs w:val="18"/>
               </w:rPr>
-              <w:t xml:space="preserve">|-- doc/                                          # this report and the source specification</w:t>
+              <w:t xml:space="preserve">docker cp scripts/run_demo.py gazebo_to_lerobot:/workspace/htgpp/run_demo.py</w:t>
             </w:r>
             <w:r>
               <w:br/>
@@ -5800,7 +6918,7 @@
                 <w:sz w:val="18"/>
                 <w:szCs w:val="18"/>
               </w:rPr>
-              <w:t xml:space="preserve">|   |-- headless_pick_and_place_specification.md  # binding spec (renamed from *_workflow.md)</w:t>
+              <w:t xml:space="preserve">docker cp scripts/precompute_ik.py gazebo_to_lerobot:/workspace/htgpp/precompute_ik.py</w:t>
             </w:r>
             <w:r>
               <w:br/>
@@ -5812,7 +6930,7 @@
                 <w:sz w:val="18"/>
                 <w:szCs w:val="18"/>
               </w:rPr>
-              <w:t xml:space="preserve">|   `-- PICK_AND_PLACE_REPORT.{html,docx} / _FR.{html,docx}  # this document, EN/FR</w:t>
+              <w:t xml:space="preserve">docker cp launch gazebo_to_lerobot:/workspace/htgpp/launch</w:t>
             </w:r>
             <w:r>
               <w:br/>
@@ -5824,7 +6942,7 @@
                 <w:sz w:val="18"/>
                 <w:szCs w:val="18"/>
               </w:rPr>
-              <w:t xml:space="preserve">|-- MEASUREMENTS.md                                # the raw measurement log this report is built from</w:t>
+              <w:t xml:space="preserve"> </w:t>
             </w:r>
             <w:r>
               <w:br/>
@@ -5836,7 +6954,7 @@
                 <w:sz w:val="18"/>
                 <w:szCs w:val="18"/>
               </w:rPr>
-              <w:t xml:space="preserve">|-- models/</w:t>
+              <w:t xml:space="preserve"># Headless, exits with a pass/fail code</w:t>
             </w:r>
             <w:r>
               <w:br/>
@@ -5848,7 +6966,7 @@
                 <w:sz w:val="18"/>
                 <w:szCs w:val="18"/>
               </w:rPr>
-              <w:t xml:space="preserve">|   |-- red_block.sdf                              # S1, S8, S9 (contact params + DetachableJoint)</w:t>
+              <w:t xml:space="preserve">docker exec -it gazebo_to_lerobot bash -c '</w:t>
             </w:r>
             <w:r>
               <w:br/>
@@ -5860,7 +6978,7 @@
                 <w:sz w:val="18"/>
                 <w:szCs w:val="18"/>
               </w:rPr>
-              <w:t xml:space="preserve">|   `-- plate.sdf                                  # S1, unchanged from spec</w:t>
+              <w:t xml:space="preserve">  source /opt/ros/jazzy/setup.bash; source /workspace/install/setup.bash</w:t>
             </w:r>
             <w:r>
               <w:br/>
@@ -5872,7 +6990,7 @@
                 <w:sz w:val="18"/>
                 <w:szCs w:val="18"/>
               </w:rPr>
-              <w:t xml:space="preserve">|-- scripts/</w:t>
+              <w:t xml:space="preserve">  ros2 launch /workspace/htgpp/launch/pick_and_place_no_gui_demo.launch.py</w:t>
             </w:r>
             <w:r>
               <w:br/>
@@ -5884,7 +7002,7 @@
                 <w:sz w:val="18"/>
                 <w:szCs w:val="18"/>
               </w:rPr>
-              <w:t xml:space="preserve">|   |-- grab_frame.py                              # S2, S6 camera-frame verification</w:t>
+              <w:t xml:space="preserve">  echo "exit code: $?"'</w:t>
             </w:r>
             <w:r>
               <w:br/>
@@ -5896,7 +7014,7 @@
                 <w:sz w:val="18"/>
                 <w:szCs w:val="18"/>
               </w:rPr>
-              <w:t xml:space="preserve">|   |-- ik_helper.py, precompute_ik.py              # S3-4, moveit_py-only process</w:t>
+              <w:t xml:space="preserve"> </w:t>
             </w:r>
             <w:r>
               <w:br/>
@@ -5908,7 +7026,7 @@
                 <w:sz w:val="18"/>
                 <w:szCs w:val="18"/>
               </w:rPr>
-              <w:t xml:space="preserve">|   |-- run_pick_and_place.py                       # S5-6, S9, plain-rclpy process</w:t>
+              <w:t xml:space="preserve"># With the GUI (needs a display reachable from the container)</w:t>
             </w:r>
             <w:r>
               <w:br/>
@@ -5920,7 +7038,7 @@
                 <w:sz w:val="18"/>
                 <w:szCs w:val="18"/>
               </w:rPr>
-              <w:t xml:space="preserve">|   |-- episode.sh, batch.sh                        # S10, the per-episode recording driver</w:t>
+              <w:t xml:space="preserve">docker exec -it gazebo_to_lerobot bash -c '</w:t>
             </w:r>
             <w:r>
               <w:br/>
@@ -5932,7 +7050,7 @@
                 <w:sz w:val="18"/>
                 <w:szCs w:val="18"/>
               </w:rPr>
-              <w:t xml:space="preserve">|   |-- status.sh                                   # S11, disk-ground-truth batch status</w:t>
+              <w:t xml:space="preserve">  source /opt/ros/jazzy/setup.bash; source /workspace/install/setup.bash</w:t>
             </w:r>
             <w:r>
               <w:br/>
@@ -5944,7 +7062,7 @@
                 <w:sz w:val="18"/>
                 <w:szCs w:val="18"/>
               </w:rPr>
-              <w:t xml:space="preserve">|   `-- port_bag.py                                 # S12, dataset conversion without torch</w:t>
+              <w:t xml:space="preserve">  ros2 launch /workspace/htgpp/launch/pick_and_place_demo.launch.py'</w:t>
             </w:r>
             <w:r>
               <w:br/>
@@ -5956,7 +7074,7 @@
                 <w:sz w:val="18"/>
                 <w:szCs w:val="18"/>
               </w:rPr>
-              <w:t xml:space="preserve">|-- contracts/                                     # S10, front-camera and held-out-camera rosetta contracts</w:t>
+              <w:t xml:space="preserve"> </w:t>
             </w:r>
             <w:r>
               <w:br/>
@@ -5968,7 +7086,7 @@
                 <w:sz w:val="18"/>
                 <w:szCs w:val="18"/>
               </w:rPr>
-              <w:t xml:space="preserve">|-- datasets/                                      # S12, meta/README tracked; parquet/mp4 payload gitignored</w:t>
+              <w:t xml:space="preserve"># Try a different block position</w:t>
             </w:r>
             <w:r>
               <w:br/>
@@ -5980,7 +7098,7 @@
                 <w:sz w:val="18"/>
                 <w:szCs w:val="18"/>
               </w:rPr>
-              <w:t xml:space="preserve">|   |-- mycobot_pick_place_train/</w:t>
+              <w:t xml:space="preserve">ros2 launch /workspace/htgpp/launch/pick_and_place_no_gui_demo.launch.py block_x:=0.28 block_y:=0.05</w:t>
             </w:r>
             <w:r>
               <w:br/>
@@ -5992,7 +7110,7 @@
                 <w:sz w:val="18"/>
                 <w:szCs w:val="18"/>
               </w:rPr>
-              <w:t xml:space="preserve">|   `-- mycobot_pick_place_heldout/</w:t>
+              <w:t xml:space="preserve"> </w:t>
             </w:r>
             <w:r>
               <w:br/>
@@ -6004,7 +7122,19 @@
                 <w:sz w:val="18"/>
                 <w:szCs w:val="18"/>
               </w:rPr>
-              <w:t xml:space="preserve">`-- .gitignore</w:t>
+              <w:t xml:space="preserve"># See every argument and its description</w:t>
+            </w:r>
+            <w:r>
+              <w:br/>
+            </w:r>
+            <w:r>
+              <w:rPr>
+                <w:rFonts w:ascii="Consolas" w:cs="Consolas" w:eastAsia="Consolas" w:hAnsi="Consolas"/>
+                <w:color w:val="D9EDE8"/>
+                <w:sz w:val="18"/>
+                <w:szCs w:val="18"/>
+              </w:rPr>
+              <w:t xml:space="preserve">ros2 launch /workspace/htgpp/launch/pick_and_place_no_gui_demo.launch.py --show-args</w:t>
             </w:r>
           </w:p>
         </w:tc>
@@ -6015,7 +7145,574 @@
         <w:spacing w:after="140"/>
       </w:pPr>
       <w:r>
-        <w:t xml:space="preserve">The recorded bags themselves (≈1.7 GB across 20 episodes) live only in the gazebo_to_lerobot container under /workspace/htgpp/episodes/, not in this repository — regenerable via batch.sh, not something to version-control.</w:t>
+        <w:rPr>
+          <w:b/>
+          <w:bCs/>
+        </w:rPr>
+        <w:t xml:space="preserve">How to read the result.</w:t>
+      </w:r>
+      <w:r>
+        <w:t xml:space="preserve"> The launch prints a boxed RESULT line near the end:</w:t>
+      </w:r>
+    </w:p>
+    <w:tbl>
+      <w:tblPr>
+        <w:tblW w:type="dxa" w:w="10080"/>
+        <w:tblBorders>
+          <w:top w:val="none"/>
+          <w:left w:val="none"/>
+          <w:bottom w:val="none"/>
+          <w:right w:val="none"/>
+          <w:insideH w:val="none"/>
+          <w:insideV w:val="none"/>
+        </w:tblBorders>
+      </w:tblPr>
+      <w:tblGrid>
+        <w:gridCol w:w="10080"/>
+      </w:tblGrid>
+      <w:tr>
+        <w:tc>
+          <w:tcPr>
+            <w:shd w:fill="10201D" w:val="clear"/>
+            <w:tcMar>
+              <w:top w:type="dxa" w:w="140"/>
+              <w:left w:type="dxa" w:w="180"/>
+              <w:bottom w:type="dxa" w:w="140"/>
+              <w:right w:type="dxa" w:w="180"/>
+            </w:tcMar>
+          </w:tcPr>
+          <w:p>
+            <w:pPr>
+              <w:spacing w:after="0" w:before="0"/>
+            </w:pPr>
+            <w:r>
+              <w:rPr>
+                <w:rFonts w:ascii="Consolas" w:cs="Consolas" w:eastAsia="Consolas" w:hAnsi="Consolas"/>
+                <w:color w:val="D9EDE8"/>
+                <w:sz w:val="18"/>
+                <w:szCs w:val="18"/>
+              </w:rPr>
+              <w:t xml:space="preserve">[demo 14:19:10] ============================================================</w:t>
+            </w:r>
+            <w:r>
+              <w:br/>
+            </w:r>
+            <w:r>
+              <w:rPr>
+                <w:rFonts w:ascii="Consolas" w:cs="Consolas" w:eastAsia="Consolas" w:hAnsi="Consolas"/>
+                <w:color w:val="D9EDE8"/>
+                <w:sz w:val="18"/>
+                <w:szCs w:val="18"/>
+              </w:rPr>
+              <w:t xml:space="preserve">[demo 14:19:10] RESULT: motions_ok=True placed_on_plate=True grasp_held=True</w:t>
+            </w:r>
+            <w:r>
+              <w:br/>
+            </w:r>
+            <w:r>
+              <w:rPr>
+                <w:rFonts w:ascii="Consolas" w:cs="Consolas" w:eastAsia="Consolas" w:hAnsi="Consolas"/>
+                <w:color w:val="D9EDE8"/>
+                <w:sz w:val="18"/>
+                <w:szCs w:val="18"/>
+              </w:rPr>
+              <w:t xml:space="preserve">[demo 14:19:10] carry mechanism: SIMULATED ATTACHMENT (gz DetachableJoint), NOT a physical grasp</w:t>
+            </w:r>
+            <w:r>
+              <w:br/>
+            </w:r>
+            <w:r>
+              <w:rPr>
+                <w:rFonts w:ascii="Consolas" w:cs="Consolas" w:eastAsia="Consolas" w:hAnsi="Consolas"/>
+                <w:color w:val="D9EDE8"/>
+                <w:sz w:val="18"/>
+                <w:szCs w:val="18"/>
+              </w:rPr>
+              <w:t xml:space="preserve">[demo 14:19:10] ============================================================</w:t>
+            </w:r>
+          </w:p>
+        </w:tc>
+      </w:tr>
+    </w:tbl>
+    <w:p>
+      <w:pPr>
+        <w:spacing w:after="140"/>
+      </w:pPr>
+      <w:r>
+        <w:t xml:space="preserve">All three of motions_ok, placed_on_plate and grasp_held must be True for a pass. The same fields are also written to demo/grasp_meta.json under the project root.</w:t>
+      </w:r>
+    </w:p>
+    <w:p>
+      <w:pPr>
+        <w:spacing w:after="140"/>
+      </w:pPr>
+      <w:r>
+        <w:rPr>
+          <w:b/>
+          <w:bCs/>
+        </w:rPr>
+        <w:t xml:space="preserve">Checking attach_mode validation.</w:t>
+      </w:r>
+      <w:r>
+        <w:t xml:space="preserve"> Any value other than simulated must fail immediately:</w:t>
+      </w:r>
+    </w:p>
+    <w:tbl>
+      <w:tblPr>
+        <w:tblW w:type="dxa" w:w="10080"/>
+        <w:tblBorders>
+          <w:top w:val="none"/>
+          <w:left w:val="none"/>
+          <w:bottom w:val="none"/>
+          <w:right w:val="none"/>
+          <w:insideH w:val="none"/>
+          <w:insideV w:val="none"/>
+        </w:tblBorders>
+      </w:tblPr>
+      <w:tblGrid>
+        <w:gridCol w:w="10080"/>
+      </w:tblGrid>
+      <w:tr>
+        <w:tc>
+          <w:tcPr>
+            <w:shd w:fill="10201D" w:val="clear"/>
+            <w:tcMar>
+              <w:top w:type="dxa" w:w="140"/>
+              <w:left w:type="dxa" w:w="180"/>
+              <w:bottom w:type="dxa" w:w="140"/>
+              <w:right w:type="dxa" w:w="180"/>
+            </w:tcMar>
+          </w:tcPr>
+          <w:p>
+            <w:pPr>
+              <w:spacing w:after="0" w:before="0"/>
+            </w:pPr>
+            <w:r>
+              <w:rPr>
+                <w:rFonts w:ascii="Consolas" w:cs="Consolas" w:eastAsia="Consolas" w:hAnsi="Consolas"/>
+                <w:color w:val="D9EDE8"/>
+                <w:sz w:val="18"/>
+                <w:szCs w:val="18"/>
+              </w:rPr>
+              <w:t xml:space="preserve">ros2 launch /workspace/htgpp/launch/pick_and_place_no_gui_demo.launch.py attach_mode:=friction</w:t>
+            </w:r>
+            <w:r>
+              <w:br/>
+            </w:r>
+            <w:r>
+              <w:rPr>
+                <w:rFonts w:ascii="Consolas" w:cs="Consolas" w:eastAsia="Consolas" w:hAnsi="Consolas"/>
+                <w:color w:val="D9EDE8"/>
+                <w:sz w:val="18"/>
+                <w:szCs w:val="18"/>
+              </w:rPr>
+              <w:t xml:space="preserve"># -&gt; "attach_mode: only 'simulated' is currently supported..." exit code 2, nothing started</w:t>
+            </w:r>
+          </w:p>
+        </w:tc>
+      </w:tr>
+    </w:tbl>
+    <w:p>
+      <w:pPr>
+        <w:spacing w:after="140"/>
+      </w:pPr>
+      <w:r>
+        <w:rPr>
+          <w:b/>
+          <w:bCs/>
+        </w:rPr>
+        <w:t xml:space="preserve">Confirming a clean teardown.</w:t>
+      </w:r>
+      <w:r>
+        <w:t xml:space="preserve"> After the launch exits, no simulation processes should remain:</w:t>
+      </w:r>
+    </w:p>
+    <w:tbl>
+      <w:tblPr>
+        <w:tblW w:type="dxa" w:w="10080"/>
+        <w:tblBorders>
+          <w:top w:val="none"/>
+          <w:left w:val="none"/>
+          <w:bottom w:val="none"/>
+          <w:right w:val="none"/>
+          <w:insideH w:val="none"/>
+          <w:insideV w:val="none"/>
+        </w:tblBorders>
+      </w:tblPr>
+      <w:tblGrid>
+        <w:gridCol w:w="10080"/>
+      </w:tblGrid>
+      <w:tr>
+        <w:tc>
+          <w:tcPr>
+            <w:shd w:fill="10201D" w:val="clear"/>
+            <w:tcMar>
+              <w:top w:type="dxa" w:w="140"/>
+              <w:left w:type="dxa" w:w="180"/>
+              <w:bottom w:type="dxa" w:w="140"/>
+              <w:right w:type="dxa" w:w="180"/>
+            </w:tcMar>
+          </w:tcPr>
+          <w:p>
+            <w:pPr>
+              <w:spacing w:after="0" w:before="0"/>
+            </w:pPr>
+            <w:r>
+              <w:rPr>
+                <w:rFonts w:ascii="Consolas" w:cs="Consolas" w:eastAsia="Consolas" w:hAnsi="Consolas"/>
+                <w:color w:val="D9EDE8"/>
+                <w:sz w:val="18"/>
+                <w:szCs w:val="18"/>
+              </w:rPr>
+              <w:t xml:space="preserve">docker exec gazebo_to_lerobot bash -c 'pgrep -af "gz sim|move_group|sim_full"'</w:t>
+            </w:r>
+            <w:r>
+              <w:br/>
+            </w:r>
+            <w:r>
+              <w:rPr>
+                <w:rFonts w:ascii="Consolas" w:cs="Consolas" w:eastAsia="Consolas" w:hAnsi="Consolas"/>
+                <w:color w:val="D9EDE8"/>
+                <w:sz w:val="18"/>
+                <w:szCs w:val="18"/>
+              </w:rPr>
+              <w:t xml:space="preserve"># nothing printed = clean. &lt;defunct&gt; entries are already-dead zombies -- harmless.</w:t>
+            </w:r>
+          </w:p>
+        </w:tc>
+      </w:tr>
+    </w:tbl>
+    <w:p>
+      <w:pPr>
+        <w:pBdr>
+          <w:left w:val="single" w:color="8A5A12" w:sz="24"/>
+        </w:pBdr>
+        <w:shd w:fill="F7F8F7" w:val="clear"/>
+        <w:spacing w:after="200" w:before="120"/>
+        <w:ind w:left="200"/>
+      </w:pPr>
+      <w:r>
+        <w:t xml:space="preserve">Running this for the first time on a fresh container? Section 10's pre-solved waypoints/ directory isn't needed here: Section 13's live-detection path solves IK for wherever the block actually lands, every time.</w:t>
+      </w:r>
+    </w:p>
+    <w:p>
+      <w:pPr>
+        <w:pStyle w:val="Heading1"/>
+        <w:spacing w:after="120" w:before="360"/>
+      </w:pPr>
+      <w:r>
+        <w:t xml:space="preserve">File manifest</w:t>
+      </w:r>
+    </w:p>
+    <w:p>
+      <w:pPr>
+        <w:spacing w:after="140"/>
+      </w:pPr>
+      <w:r>
+        <w:t xml:space="preserve">What's actually tracked in git under this directory, and what each piece is for.</w:t>
+      </w:r>
+    </w:p>
+    <w:tbl>
+      <w:tblPr>
+        <w:tblW w:type="dxa" w:w="10080"/>
+        <w:tblBorders>
+          <w:top w:val="none"/>
+          <w:left w:val="none"/>
+          <w:bottom w:val="none"/>
+          <w:right w:val="none"/>
+          <w:insideH w:val="none"/>
+          <w:insideV w:val="none"/>
+        </w:tblBorders>
+      </w:tblPr>
+      <w:tblGrid>
+        <w:gridCol w:w="10080"/>
+      </w:tblGrid>
+      <w:tr>
+        <w:tc>
+          <w:tcPr>
+            <w:shd w:fill="10201D" w:val="clear"/>
+            <w:tcMar>
+              <w:top w:type="dxa" w:w="140"/>
+              <w:left w:type="dxa" w:w="180"/>
+              <w:bottom w:type="dxa" w:w="140"/>
+              <w:right w:type="dxa" w:w="180"/>
+            </w:tcMar>
+          </w:tcPr>
+          <w:p>
+            <w:pPr>
+              <w:spacing w:after="0" w:before="0"/>
+            </w:pPr>
+            <w:r>
+              <w:rPr>
+                <w:rFonts w:ascii="Consolas" w:cs="Consolas" w:eastAsia="Consolas" w:hAnsi="Consolas"/>
+                <w:color w:val="D9EDE8"/>
+                <w:sz w:val="18"/>
+                <w:szCs w:val="18"/>
+              </w:rPr>
+              <w:t xml:space="preserve">Headless_Task-Grounded_Pick-and-Place_in_Gazebo/</w:t>
+            </w:r>
+            <w:r>
+              <w:br/>
+            </w:r>
+            <w:r>
+              <w:rPr>
+                <w:rFonts w:ascii="Consolas" w:cs="Consolas" w:eastAsia="Consolas" w:hAnsi="Consolas"/>
+                <w:color w:val="D9EDE8"/>
+                <w:sz w:val="18"/>
+                <w:szCs w:val="18"/>
+              </w:rPr>
+              <w:t xml:space="preserve">|-- doc/                                          # this report and the source specification</w:t>
+            </w:r>
+            <w:r>
+              <w:br/>
+            </w:r>
+            <w:r>
+              <w:rPr>
+                <w:rFonts w:ascii="Consolas" w:cs="Consolas" w:eastAsia="Consolas" w:hAnsi="Consolas"/>
+                <w:color w:val="D9EDE8"/>
+                <w:sz w:val="18"/>
+                <w:szCs w:val="18"/>
+              </w:rPr>
+              <w:t xml:space="preserve">|   |-- headless_pick_and_place_specification.md</w:t>
+            </w:r>
+            <w:r>
+              <w:br/>
+            </w:r>
+            <w:r>
+              <w:rPr>
+                <w:rFonts w:ascii="Consolas" w:cs="Consolas" w:eastAsia="Consolas" w:hAnsi="Consolas"/>
+                <w:color w:val="D9EDE8"/>
+                <w:sz w:val="18"/>
+                <w:szCs w:val="18"/>
+              </w:rPr>
+              <w:t xml:space="preserve">|   `-- PICK_AND_PLACE_REPORT.{html,docx} / _FR.{html,docx}</w:t>
+            </w:r>
+            <w:r>
+              <w:br/>
+            </w:r>
+            <w:r>
+              <w:rPr>
+                <w:rFonts w:ascii="Consolas" w:cs="Consolas" w:eastAsia="Consolas" w:hAnsi="Consolas"/>
+                <w:color w:val="D9EDE8"/>
+                <w:sz w:val="18"/>
+                <w:szCs w:val="18"/>
+              </w:rPr>
+              <w:t xml:space="preserve">|-- MEASUREMENTS.md</w:t>
+            </w:r>
+            <w:r>
+              <w:br/>
+            </w:r>
+            <w:r>
+              <w:rPr>
+                <w:rFonts w:ascii="Consolas" w:cs="Consolas" w:eastAsia="Consolas" w:hAnsi="Consolas"/>
+                <w:color w:val="D9EDE8"/>
+                <w:sz w:val="18"/>
+                <w:szCs w:val="18"/>
+              </w:rPr>
+              <w:t xml:space="preserve">|-- models/</w:t>
+            </w:r>
+            <w:r>
+              <w:br/>
+            </w:r>
+            <w:r>
+              <w:rPr>
+                <w:rFonts w:ascii="Consolas" w:cs="Consolas" w:eastAsia="Consolas" w:hAnsi="Consolas"/>
+                <w:color w:val="D9EDE8"/>
+                <w:sz w:val="18"/>
+                <w:szCs w:val="18"/>
+              </w:rPr>
+              <w:t xml:space="preserve">|   |-- red_block.sdf</w:t>
+            </w:r>
+            <w:r>
+              <w:br/>
+            </w:r>
+            <w:r>
+              <w:rPr>
+                <w:rFonts w:ascii="Consolas" w:cs="Consolas" w:eastAsia="Consolas" w:hAnsi="Consolas"/>
+                <w:color w:val="D9EDE8"/>
+                <w:sz w:val="18"/>
+                <w:szCs w:val="18"/>
+              </w:rPr>
+              <w:t xml:space="preserve">|   `-- plate.sdf</w:t>
+            </w:r>
+            <w:r>
+              <w:br/>
+            </w:r>
+            <w:r>
+              <w:rPr>
+                <w:rFonts w:ascii="Consolas" w:cs="Consolas" w:eastAsia="Consolas" w:hAnsi="Consolas"/>
+                <w:color w:val="D9EDE8"/>
+                <w:sz w:val="18"/>
+                <w:szCs w:val="18"/>
+              </w:rPr>
+              <w:t xml:space="preserve">|-- launch/                                       # Sec.15, the single ros2 launch entry point</w:t>
+            </w:r>
+            <w:r>
+              <w:br/>
+            </w:r>
+            <w:r>
+              <w:rPr>
+                <w:rFonts w:ascii="Consolas" w:cs="Consolas" w:eastAsia="Consolas" w:hAnsi="Consolas"/>
+                <w:color w:val="D9EDE8"/>
+                <w:sz w:val="18"/>
+                <w:szCs w:val="18"/>
+              </w:rPr>
+              <w:t xml:space="preserve">|   |-- pick_and_place_demo.launch.py              # gui:=true default, for the manager</w:t>
+            </w:r>
+            <w:r>
+              <w:br/>
+            </w:r>
+            <w:r>
+              <w:rPr>
+                <w:rFonts w:ascii="Consolas" w:cs="Consolas" w:eastAsia="Consolas" w:hAnsi="Consolas"/>
+                <w:color w:val="D9EDE8"/>
+                <w:sz w:val="18"/>
+                <w:szCs w:val="18"/>
+              </w:rPr>
+              <w:t xml:space="preserve">|   `-- pick_and_place_no_gui_demo.launch.py       # always headless, pass/fail exit code</w:t>
+            </w:r>
+            <w:r>
+              <w:br/>
+            </w:r>
+            <w:r>
+              <w:rPr>
+                <w:rFonts w:ascii="Consolas" w:cs="Consolas" w:eastAsia="Consolas" w:hAnsi="Consolas"/>
+                <w:color w:val="D9EDE8"/>
+                <w:sz w:val="18"/>
+                <w:szCs w:val="18"/>
+              </w:rPr>
+              <w:t xml:space="preserve">|-- scripts/</w:t>
+            </w:r>
+            <w:r>
+              <w:br/>
+            </w:r>
+            <w:r>
+              <w:rPr>
+                <w:rFonts w:ascii="Consolas" w:cs="Consolas" w:eastAsia="Consolas" w:hAnsi="Consolas"/>
+                <w:color w:val="D9EDE8"/>
+                <w:sz w:val="18"/>
+                <w:szCs w:val="18"/>
+              </w:rPr>
+              <w:t xml:space="preserve">|   |-- grab_frame.py</w:t>
+            </w:r>
+            <w:r>
+              <w:br/>
+            </w:r>
+            <w:r>
+              <w:rPr>
+                <w:rFonts w:ascii="Consolas" w:cs="Consolas" w:eastAsia="Consolas" w:hAnsi="Consolas"/>
+                <w:color w:val="D9EDE8"/>
+                <w:sz w:val="18"/>
+                <w:szCs w:val="18"/>
+              </w:rPr>
+              <w:t xml:space="preserve">|   |-- ik_helper.py, precompute_ik.py             # Sec.3-4, Sec.13</w:t>
+            </w:r>
+            <w:r>
+              <w:br/>
+            </w:r>
+            <w:r>
+              <w:rPr>
+                <w:rFonts w:ascii="Consolas" w:cs="Consolas" w:eastAsia="Consolas" w:hAnsi="Consolas"/>
+                <w:color w:val="D9EDE8"/>
+                <w:sz w:val="18"/>
+                <w:szCs w:val="18"/>
+              </w:rPr>
+              <w:t xml:space="preserve">|   |-- run_pick_and_place.py</w:t>
+            </w:r>
+            <w:r>
+              <w:br/>
+            </w:r>
+            <w:r>
+              <w:rPr>
+                <w:rFonts w:ascii="Consolas" w:cs="Consolas" w:eastAsia="Consolas" w:hAnsi="Consolas"/>
+                <w:color w:val="D9EDE8"/>
+                <w:sz w:val="18"/>
+                <w:szCs w:val="18"/>
+              </w:rPr>
+              <w:t xml:space="preserve">|   |-- episode.sh, batch.sh</w:t>
+            </w:r>
+            <w:r>
+              <w:br/>
+            </w:r>
+            <w:r>
+              <w:rPr>
+                <w:rFonts w:ascii="Consolas" w:cs="Consolas" w:eastAsia="Consolas" w:hAnsi="Consolas"/>
+                <w:color w:val="D9EDE8"/>
+                <w:sz w:val="18"/>
+                <w:szCs w:val="18"/>
+              </w:rPr>
+              <w:t xml:space="preserve">|   |-- status.sh</w:t>
+            </w:r>
+            <w:r>
+              <w:br/>
+            </w:r>
+            <w:r>
+              <w:rPr>
+                <w:rFonts w:ascii="Consolas" w:cs="Consolas" w:eastAsia="Consolas" w:hAnsi="Consolas"/>
+                <w:color w:val="D9EDE8"/>
+                <w:sz w:val="18"/>
+                <w:szCs w:val="18"/>
+              </w:rPr>
+              <w:t xml:space="preserve">|   |-- port_bag.py</w:t>
+            </w:r>
+            <w:r>
+              <w:br/>
+            </w:r>
+            <w:r>
+              <w:rPr>
+                <w:rFonts w:ascii="Consolas" w:cs="Consolas" w:eastAsia="Consolas" w:hAnsi="Consolas"/>
+                <w:color w:val="D9EDE8"/>
+                <w:sz w:val="18"/>
+                <w:szCs w:val="18"/>
+              </w:rPr>
+              <w:t xml:space="preserve">|   `-- run_demo.py                                # Sec.14, orchestrator behind both launch files</w:t>
+            </w:r>
+            <w:r>
+              <w:br/>
+            </w:r>
+            <w:r>
+              <w:rPr>
+                <w:rFonts w:ascii="Consolas" w:cs="Consolas" w:eastAsia="Consolas" w:hAnsi="Consolas"/>
+                <w:color w:val="D9EDE8"/>
+                <w:sz w:val="18"/>
+                <w:szCs w:val="18"/>
+              </w:rPr>
+              <w:t xml:space="preserve">|-- contracts/</w:t>
+            </w:r>
+            <w:r>
+              <w:br/>
+            </w:r>
+            <w:r>
+              <w:rPr>
+                <w:rFonts w:ascii="Consolas" w:cs="Consolas" w:eastAsia="Consolas" w:hAnsi="Consolas"/>
+                <w:color w:val="D9EDE8"/>
+                <w:sz w:val="18"/>
+                <w:szCs w:val="18"/>
+              </w:rPr>
+              <w:t xml:space="preserve">|-- datasets/</w:t>
+            </w:r>
+            <w:r>
+              <w:br/>
+            </w:r>
+            <w:r>
+              <w:rPr>
+                <w:rFonts w:ascii="Consolas" w:cs="Consolas" w:eastAsia="Consolas" w:hAnsi="Consolas"/>
+                <w:color w:val="D9EDE8"/>
+                <w:sz w:val="18"/>
+                <w:szCs w:val="18"/>
+              </w:rPr>
+              <w:t xml:space="preserve">`-- .gitignore</w:t>
+            </w:r>
+          </w:p>
+        </w:tc>
+      </w:tr>
+    </w:tbl>
+    <w:p>
+      <w:pPr>
+        <w:spacing w:after="140"/>
+      </w:pPr>
+      <w:r>
+        <w:t xml:space="preserve">The recorded bags themselves (~1.7 GB across 20 episodes) live only in the gazebo_to_lerobot container, not in this repository.</w:t>
       </w:r>
     </w:p>
     <w:p>
@@ -6037,7 +7734,7 @@
           <w:sz w:val="16"/>
           <w:szCs w:val="16"/>
         </w:rPr>
-        <w:t xml:space="preserve">Headless_Task-Grounded_Pick-and-Place_in_Gazebo report | written 2026-09-22 | commit f944dbe on main | Tomislav Ilic</w:t>
+        <w:t xml:space="preserve">Headless_Task-Grounded_Pick-and-Place_in_Gazebo report | written 2026-09-22 | commit 5c92a565 | Tomislav Ilic</w:t>
       </w:r>
     </w:p>
     <w:sectPr>
@@ -6305,9 +8002,12 @@
     <w:next w:val="Normal"/>
     <w:qFormat/>
     <w:rPr>
-      <w:color w:val="1F4D78"/>
-      <w:sz w:val="24"/>
-      <w:szCs w:val="24"/>
+      <w:rFonts w:ascii="Arial" w:cs="Arial" w:eastAsia="Arial" w:hAnsi="Arial"/>
+      <w:b/>
+      <w:bCs/>
+      <w:color w:val="172422"/>
+      <w:sz w:val="22"/>
+      <w:szCs w:val="22"/>
     </w:rPr>
   </w:style>
   <w:style w:type="paragraph" w:styleId="Heading4">

--- a/Headless_Task-Grounded_Pick-and-Place_in_Gazebo/doc/PICK_AND_PLACE_REPORT.docx
+++ b/Headless_Task-Grounded_Pick-and-Place_in_Gazebo/doc/PICK_AND_PLACE_REPORT.docx
@@ -157,6 +157,29 @@
     </w:p>
     <w:p>
       <w:pPr>
+        <w:spacing w:after="60"/>
+      </w:pPr>
+      <w:r>
+        <w:rPr>
+          <w:b/>
+          <w:bCs/>
+          <w:color w:val="4B5B57"/>
+          <w:sz w:val="18"/>
+          <w:szCs w:val="18"/>
+        </w:rPr>
+        <w:t xml:space="preserve">Updated  </w:t>
+      </w:r>
+      <w:r>
+        <w:rPr>
+          <w:color w:val="7C8985"/>
+          <w:sz w:val="18"/>
+          <w:szCs w:val="18"/>
+        </w:rPr>
+        <w:t xml:space="preserve">2026-10-03 (Sec.16–30, GUI demo on WSL2)</w:t>
+      </w:r>
+    </w:p>
+    <w:p>
+      <w:pPr>
         <w:pBdr>
           <w:bottom w:val="single" w:color="C4CBC7" w:sz="6"/>
         </w:pBdr>
@@ -331,6 +354,57 @@
       </w:r>
       <w:r>
         <w:t xml:space="preserve"> deliberately, so the simulated-attachment limitation is visible at the point of use, not only in this document.</w:t>
+      </w:r>
+    </w:p>
+    <w:p>
+      <w:pPr>
+        <w:spacing w:after="140"/>
+      </w:pPr>
+      <w:r>
+        <w:rPr>
+          <w:b/>
+          <w:bCs/>
+        </w:rPr>
+        <w:t xml:space="preserve">Addendum, 2026-10-03 (Sec.16–30):</w:t>
+      </w:r>
+      <w:r>
+        <w:t xml:space="preserve"> the GUI demo of Sec.15 was finally run and watched in the Gazebo window, on a WSL2 laptop, from a machine with no image and no container. Five problems had to be solved on the way (Docker daemon, missing </w:t>
+      </w:r>
+      <w:r>
+        <w:rPr>
+          <w:rFonts w:ascii="Consolas" w:cs="Consolas" w:eastAsia="Consolas" w:hAnsi="Consolas"/>
+          <w:color w:val="0E4A40"/>
+          <w:sz w:val="19"/>
+          <w:szCs w:val="19"/>
+        </w:rPr>
+        <w:t xml:space="preserve">moveit_py</w:t>
+      </w:r>
+      <w:r>
+        <w:t xml:space="preserve">, a frozen simulation caused by </w:t>
+      </w:r>
+      <w:r>
+        <w:rPr>
+          <w:rFonts w:ascii="Consolas" w:cs="Consolas" w:eastAsia="Consolas" w:hAnsi="Consolas"/>
+          <w:color w:val="0E4A40"/>
+          <w:sz w:val="19"/>
+          <w:szCs w:val="19"/>
+        </w:rPr>
+        <w:t xml:space="preserve">DISPLAY</w:t>
+      </w:r>
+      <w:r>
+        <w:t xml:space="preserve">, a white Gazebo window, and a camera stuck far away). They are documented step by step, and a new script, </w:t>
+      </w:r>
+      <w:r>
+        <w:rPr>
+          <w:rFonts w:ascii="Consolas" w:cs="Consolas" w:eastAsia="Consolas" w:hAnsi="Consolas"/>
+          <w:color w:val="0E4A40"/>
+          <w:sz w:val="19"/>
+          <w:szCs w:val="19"/>
+        </w:rPr>
+        <w:t xml:space="preserve">run_gui_demo.sh</w:t>
+      </w:r>
+      <w:r>
+        <w:t xml:space="preserve">, reduces the whole demo to one command.</w:t>
       </w:r>
     </w:p>
     <w:p>
@@ -4713,356 +4787,510 @@
     </w:p>
     <w:p>
       <w:pPr>
+        <w:pBdr>
+          <w:left w:val="single" w:color="146356" w:sz="24"/>
+        </w:pBdr>
+        <w:shd w:fill="F7F8F7" w:val="clear"/>
+        <w:spacing w:after="200" w:before="120"/>
+        <w:ind w:left="200"/>
+      </w:pPr>
+      <w:r>
+        <w:rPr>
+          <w:b/>
+          <w:bCs/>
+        </w:rPr>
+        <w:t xml:space="preserve">Update, 2026-10-03:</w:t>
+      </w:r>
+      <w:r>
+        <w:t xml:space="preserve"> now visually verified. The GUI variant was run and watched end to end on a WSL2 laptop; on that kind of machine it needs the fixes of Sec.24–26, all wrapped in </w:t>
+      </w:r>
+      <w:r>
+        <w:rPr>
+          <w:rFonts w:ascii="Consolas" w:cs="Consolas" w:eastAsia="Consolas" w:hAnsi="Consolas"/>
+          <w:color w:val="0E4A40"/>
+          <w:sz w:val="19"/>
+          <w:szCs w:val="19"/>
+        </w:rPr>
+        <w:t xml:space="preserve">run_gui_demo.sh</w:t>
+      </w:r>
+      <w:r>
+        <w:t xml:space="preserve"> (Sec.27).</w:t>
+      </w:r>
+    </w:p>
+    <w:p>
+      <w:pPr>
         <w:pStyle w:val="Heading1"/>
         <w:spacing w:after="120" w:before="360"/>
       </w:pPr>
       <w:r>
-        <w:t xml:space="preserve">Verification ladder</w:t>
-      </w:r>
-    </w:p>
-    <w:p>
-      <w:pPr>
-        <w:spacing w:after="140"/>
-      </w:pPr>
-      <w:r>
-        <w:t xml:space="preserve">Each rung strictly depends on the one below it. Level 7 is a later addition (Sec.13-15) the specification never asked for: a single testable entry point.</w:t>
-      </w:r>
-    </w:p>
-    <w:p>
-      <w:pPr>
-        <w:pBdr>
-          <w:top w:val="single" w:color="C4CBC7" w:sz="4"/>
-        </w:pBdr>
-        <w:spacing w:after="40" w:before="160"/>
-      </w:pPr>
+        <w:t xml:space="preserve">Addendum, 2026-10-03: watching the GUI demo on a WSL2 laptop, from an empty machine</w:t>
+      </w:r>
+    </w:p>
+    <w:p>
+      <w:pPr>
+        <w:spacing w:after="160"/>
+      </w:pPr>
+      <w:r>
+        <w:rPr>
+          <w:i/>
+          <w:iCs/>
+          <w:color w:val="4B5B57"/>
+        </w:rPr>
+        <w:t xml:space="preserve">Sec.15 shipped </w:t>
+      </w:r>
+      <w:r>
+        <w:rPr>
+          <w:rFonts w:ascii="Consolas" w:cs="Consolas" w:eastAsia="Consolas" w:hAnsi="Consolas"/>
+          <w:color w:val="0E4A40"/>
+          <w:sz w:val="19"/>
+          <w:szCs w:val="19"/>
+        </w:rPr>
+        <w:t xml:space="preserve">pick_and_place_demo.launch.py</w:t>
+      </w:r>
+      <w:r>
+        <w:rPr>
+          <w:i/>
+          <w:iCs/>
+          <w:color w:val="4B5B57"/>
+        </w:rPr>
+        <w:t xml:space="preserve"> without anyone having watched it: the machine it was written on had no display. On 2026-10-03 it was run and </w:t>
+      </w:r>
       <w:r>
         <w:rPr>
           <w:b/>
           <w:bCs/>
-          <w:color w:val="0E4A40"/>
-        </w:rPr>
-        <w:t xml:space="preserve">Level 0 — </w:t>
-      </w:r>
+          <w:i/>
+          <w:iCs/>
+          <w:color w:val="4B5B57"/>
+        </w:rPr>
+        <w:t xml:space="preserve">watched end to end in the Gazebo GUI</w:t>
+      </w:r>
+      <w:r>
+        <w:rPr>
+          <w:i/>
+          <w:iCs/>
+          <w:color w:val="4B5B57"/>
+        </w:rPr>
+        <w:t xml:space="preserve"> on a Windows laptop (Intel Iris Xe graphics) running Ubuntu 22.04.3 under WSL2 (kernel 6.18.40.1-microsoft-standard-WSL2), with Docker Engine 24.0.5 installed inside WSL itself (no Docker Desktop). Starting point: the Docker daemon was not running, and neither the </w:t>
+      </w:r>
+      <w:r>
+        <w:rPr>
+          <w:rFonts w:ascii="Consolas" w:cs="Consolas" w:eastAsia="Consolas" w:hAnsi="Consolas"/>
+          <w:color w:val="0E4A40"/>
+          <w:sz w:val="19"/>
+          <w:szCs w:val="19"/>
+        </w:rPr>
+        <w:t xml:space="preserve">gazebo_to_lerobot</w:t>
+      </w:r>
+      <w:r>
+        <w:rPr>
+          <w:i/>
+          <w:iCs/>
+          <w:color w:val="4B5B57"/>
+        </w:rPr>
+        <w:t xml:space="preserve"> image nor the container existed. Five separate problems stood between the one-line command in Sec.15 and a visible pick-and-place. Each step below gives the exact commands, which terminal to type them in, what you should see, and the symptom of each problem as it appears on screen, so you can recognise it. Every command was actually run; every output quoted is real.</w:t>
+      </w:r>
+    </w:p>
+    <w:p>
+      <w:pPr>
+        <w:pStyle w:val="Heading3"/>
+        <w:spacing w:after="80" w:before="240"/>
+      </w:pPr>
+      <w:r>
+        <w:t xml:space="preserve">Short version, once the first-time setup (Sec.17–Sec.24) is done</w:t>
+      </w:r>
+    </w:p>
+    <w:tbl>
+      <w:tblPr>
+        <w:tblW w:type="dxa" w:w="10080"/>
+        <w:tblBorders>
+          <w:top w:val="none"/>
+          <w:left w:val="none"/>
+          <w:bottom w:val="none"/>
+          <w:right w:val="none"/>
+          <w:insideH w:val="none"/>
+          <w:insideV w:val="none"/>
+        </w:tblBorders>
+      </w:tblPr>
+      <w:tblGrid>
+        <w:gridCol w:w="10080"/>
+      </w:tblGrid>
+      <w:tr>
+        <w:tc>
+          <w:tcPr>
+            <w:tcW w:type="dxa" w:w="10080"/>
+            <w:shd w:fill="10201D" w:val="clear"/>
+            <w:tcMar>
+              <w:top w:type="dxa" w:w="140"/>
+              <w:left w:type="dxa" w:w="180"/>
+              <w:bottom w:type="dxa" w:w="140"/>
+              <w:right w:type="dxa" w:w="180"/>
+            </w:tcMar>
+          </w:tcPr>
+          <w:p>
+            <w:pPr>
+              <w:spacing w:after="0" w:before="0"/>
+            </w:pPr>
+            <w:r>
+              <w:rPr>
+                <w:rFonts w:ascii="Consolas" w:cs="Consolas" w:eastAsia="Consolas" w:hAnsi="Consolas"/>
+                <w:color w:val="7C978F"/>
+                <w:sz w:val="17"/>
+                <w:szCs w:val="17"/>
+              </w:rPr>
+              <w:t xml:space="preserve"># In a normal Ubuntu (WSL) terminal, after every Windows reboot or `wsl --shutdown`:</w:t>
+            </w:r>
+            <w:r>
+              <w:br/>
+            </w:r>
+            <w:r>
+              <w:rPr>
+                <w:rFonts w:ascii="Consolas" w:cs="Consolas" w:eastAsia="Consolas" w:hAnsi="Consolas"/>
+                <w:color w:val="D9EDE8"/>
+                <w:sz w:val="17"/>
+                <w:szCs w:val="17"/>
+              </w:rPr>
+              <w:t xml:space="preserve">sudo sh -c 'nohup dockerd &gt; /tmp/dockerd.log 2&gt;&amp;1 &amp;'</w:t>
+            </w:r>
+            <w:r>
+              <w:br/>
+            </w:r>
+            <w:r>
+              <w:rPr>
+                <w:rFonts w:ascii="Consolas" w:cs="Consolas" w:eastAsia="Consolas" w:hAnsi="Consolas"/>
+                <w:color w:val="D9EDE8"/>
+                <w:sz w:val="17"/>
+                <w:szCs w:val="17"/>
+              </w:rPr>
+              <w:t xml:space="preserve">docker start gazebo_to_lerobot</w:t>
+            </w:r>
+            <w:r>
+              <w:br/>
+            </w:r>
+            <w:r>
+              <w:br/>
+            </w:r>
+            <w:r>
+              <w:rPr>
+                <w:rFonts w:ascii="Consolas" w:cs="Consolas" w:eastAsia="Consolas" w:hAnsi="Consolas"/>
+                <w:color w:val="7C978F"/>
+                <w:sz w:val="17"/>
+                <w:szCs w:val="17"/>
+              </w:rPr>
+              <w:t xml:space="preserve"># Then, every time you want to watch the demo (same terminal):</w:t>
+            </w:r>
+            <w:r>
+              <w:br/>
+            </w:r>
+            <w:r>
+              <w:rPr>
+                <w:rFonts w:ascii="Consolas" w:cs="Consolas" w:eastAsia="Consolas" w:hAnsi="Consolas"/>
+                <w:color w:val="D9EDE8"/>
+                <w:sz w:val="17"/>
+                <w:szCs w:val="17"/>
+              </w:rPr>
+              <w:t xml:space="preserve">docker exec -it gazebo_to_lerobot /workspace/htgpp/run_gui_demo.sh</w:t>
+            </w:r>
+            <w:r>
+              <w:br/>
+            </w:r>
+            <w:r>
+              <w:rPr>
+                <w:rFonts w:ascii="Consolas" w:cs="Consolas" w:eastAsia="Consolas" w:hAnsi="Consolas"/>
+                <w:color w:val="7C978F"/>
+                <w:sz w:val="17"/>
+                <w:szCs w:val="17"/>
+              </w:rPr>
+              <w:t xml:space="preserve"># another block position:</w:t>
+            </w:r>
+            <w:r>
+              <w:br/>
+            </w:r>
+            <w:r>
+              <w:rPr>
+                <w:rFonts w:ascii="Consolas" w:cs="Consolas" w:eastAsia="Consolas" w:hAnsi="Consolas"/>
+                <w:color w:val="D9EDE8"/>
+                <w:sz w:val="17"/>
+                <w:szCs w:val="17"/>
+              </w:rPr>
+              <w:t xml:space="preserve">docker exec -it gazebo_to_lerobot /workspace/htgpp/run_gui_demo.sh block_x:=0.28 block_y:=0.05</w:t>
+            </w:r>
+            <w:r>
+              <w:br/>
+            </w:r>
+            <w:r>
+              <w:rPr>
+                <w:rFonts w:ascii="Consolas" w:cs="Consolas" w:eastAsia="Consolas" w:hAnsi="Consolas"/>
+                <w:color w:val="7C978F"/>
+                <w:sz w:val="17"/>
+                <w:szCs w:val="17"/>
+              </w:rPr>
+              <w:t xml:space="preserve"># Ctrl+C in that terminal stops everything.</w:t>
+            </w:r>
+          </w:p>
+        </w:tc>
+      </w:tr>
+    </w:tbl>
+    <w:p>
+      <w:pPr>
+        <w:spacing w:after="80"/>
+      </w:pPr>
+    </w:p>
+    <w:p>
+      <w:pPr>
+        <w:pStyle w:val="Heading2"/>
+        <w:spacing w:after="40" w:before="320"/>
+      </w:pPr>
       <w:r>
         <w:rPr>
           <w:b/>
           <w:bCs/>
           <w:color w:val="0E4A40"/>
         </w:rPr>
-        <w:t xml:space="preserve">PASSED</w:t>
-      </w:r>
-      <w:r>
-        <w:br/>
-      </w:r>
-      <w:r>
-        <w:rPr>
+        <w:t xml:space="preserve">16  </w:t>
+      </w:r>
+      <w:r>
+        <w:t xml:space="preserve">Where the command lives, and which terminal it runs in</w:t>
+      </w:r>
+    </w:p>
+    <w:p>
+      <w:pPr>
+        <w:spacing w:after="160"/>
+      </w:pPr>
+      <w:r>
+        <w:rPr>
+          <w:i/>
+          <w:iCs/>
+          <w:color w:val="4B5B57"/>
+        </w:rPr>
+        <w:t xml:space="preserve">The first question anyone asks after reading Sec.15: where is </w:t>
+      </w:r>
+      <w:r>
+        <w:rPr>
+          <w:rFonts w:ascii="Consolas" w:cs="Consolas" w:eastAsia="Consolas" w:hAnsi="Consolas"/>
+          <w:color w:val="0E4A40"/>
+          <w:sz w:val="19"/>
+          <w:szCs w:val="19"/>
+        </w:rPr>
+        <w:t xml:space="preserve">pick_and_place_demo.launch.py</w:t>
+      </w:r>
+      <w:r>
+        <w:rPr>
+          <w:i/>
+          <w:iCs/>
+          <w:color w:val="4B5B57"/>
+        </w:rPr>
+        <w:t xml:space="preserve">, and from which terminal do I type </w:t>
+      </w:r>
+      <w:r>
+        <w:rPr>
+          <w:rFonts w:ascii="Consolas" w:cs="Consolas" w:eastAsia="Consolas" w:hAnsi="Consolas"/>
+          <w:color w:val="0E4A40"/>
+          <w:sz w:val="19"/>
+          <w:szCs w:val="19"/>
+        </w:rPr>
+        <w:t xml:space="preserve">ros2 launch pick_and_place_demo.launch.py</w:t>
+      </w:r>
+      <w:r>
+        <w:rPr>
+          <w:i/>
+          <w:iCs/>
+          <w:color w:val="4B5B57"/>
+        </w:rPr>
+        <w:t xml:space="preserve">?</w:t>
+      </w:r>
+    </w:p>
+    <w:p>
+      <w:pPr>
+        <w:spacing w:after="140"/>
+      </w:pPr>
+      <w:r>
+        <w:t xml:space="preserve">The file is </w:t>
+      </w:r>
+      <w:r>
+        <w:rPr>
+          <w:rFonts w:ascii="Consolas" w:cs="Consolas" w:eastAsia="Consolas" w:hAnsi="Consolas"/>
+          <w:color w:val="0E4A40"/>
+          <w:sz w:val="19"/>
+          <w:szCs w:val="19"/>
+        </w:rPr>
+        <w:t xml:space="preserve">launch/pick_and_place_demo.launch.py</w:t>
+      </w:r>
+      <w:r>
+        <w:t xml:space="preserve"> in this project, i.e. </w:t>
+      </w:r>
+      <w:r>
+        <w:rPr>
+          <w:rFonts w:ascii="Consolas" w:cs="Consolas" w:eastAsia="Consolas" w:hAnsi="Consolas"/>
+          <w:color w:val="0E4A40"/>
+          <w:sz w:val="19"/>
+          <w:szCs w:val="19"/>
+        </w:rPr>
+        <w:t xml:space="preserve">~/tomislav/robotics/mycobot_320pi_R6A_tomislav_02_10_2026/Headless_Task-Grounded_Pick-and-Place_in_Gazebo/launch/pick_and_place_demo.launch.py</w:t>
+      </w:r>
+      <w:r>
+        <w:t xml:space="preserve"> on the laptop (adapt the prefix to wherever you cloned the repository). Its neighbour </w:t>
+      </w:r>
+      <w:r>
+        <w:rPr>
+          <w:rFonts w:ascii="Consolas" w:cs="Consolas" w:eastAsia="Consolas" w:hAnsi="Consolas"/>
+          <w:color w:val="0E4A40"/>
+          <w:sz w:val="19"/>
+          <w:szCs w:val="19"/>
+        </w:rPr>
+        <w:t xml:space="preserve">pick_and_place_no_gui_demo.launch.py</w:t>
+      </w:r>
+      <w:r>
+        <w:t xml:space="preserve"> is the headless variant.</w:t>
+      </w:r>
+    </w:p>
+    <w:p>
+      <w:pPr>
+        <w:spacing w:after="140"/>
+      </w:pPr>
+      <w:r>
+        <w:rPr>
+          <w:rFonts w:ascii="Consolas" w:cs="Consolas" w:eastAsia="Consolas" w:hAnsi="Consolas"/>
           <w:b/>
           <w:bCs/>
-        </w:rPr>
-        <w:t xml:space="preserve">Scene is physically valid</w:t>
-      </w:r>
-      <w:r>
-        <w:br/>
-      </w:r>
-      <w:r>
-        <w:t xml:space="preserve">Block and plate spawn, settle, and are visible and correctly coloured in a saved camera frame (Sec.2).</w:t>
-      </w:r>
-    </w:p>
-    <w:p>
-      <w:pPr>
-        <w:pBdr>
-          <w:top w:val="single" w:color="C4CBC7" w:sz="4"/>
-        </w:pBdr>
-        <w:spacing w:after="40" w:before="160"/>
-      </w:pPr>
+          <w:color w:val="0E4A40"/>
+          <w:sz w:val="19"/>
+          <w:szCs w:val="19"/>
+        </w:rPr>
+        <w:t xml:space="preserve">ros2 launch pick_and_place_demo.launch.py</w:t>
+      </w:r>
       <w:r>
         <w:rPr>
           <w:b/>
           <w:bCs/>
-          <w:color w:val="0E4A40"/>
-        </w:rPr>
-        <w:t xml:space="preserve">Level 1 — </w:t>
-      </w:r>
+        </w:rPr>
+        <w:t xml:space="preserve"> does not work as typed from an arbitrary directory.</w:t>
+      </w:r>
+      <w:r>
+        <w:t xml:space="preserve"> This project is not a ROS package: it has no </w:t>
+      </w:r>
+      <w:r>
+        <w:rPr>
+          <w:rFonts w:ascii="Consolas" w:cs="Consolas" w:eastAsia="Consolas" w:hAnsi="Consolas"/>
+          <w:color w:val="0E4A40"/>
+          <w:sz w:val="19"/>
+          <w:szCs w:val="19"/>
+        </w:rPr>
+        <w:t xml:space="preserve">package.xml</w:t>
+      </w:r>
+      <w:r>
+        <w:t xml:space="preserve"> and is never built with </w:t>
+      </w:r>
+      <w:r>
+        <w:rPr>
+          <w:rFonts w:ascii="Consolas" w:cs="Consolas" w:eastAsia="Consolas" w:hAnsi="Consolas"/>
+          <w:color w:val="0E4A40"/>
+          <w:sz w:val="19"/>
+          <w:szCs w:val="19"/>
+        </w:rPr>
+        <w:t xml:space="preserve">colcon</w:t>
+      </w:r>
+      <w:r>
+        <w:t xml:space="preserve">, so </w:t>
+      </w:r>
+      <w:r>
+        <w:rPr>
+          <w:rFonts w:ascii="Consolas" w:cs="Consolas" w:eastAsia="Consolas" w:hAnsi="Consolas"/>
+          <w:color w:val="0E4A40"/>
+          <w:sz w:val="19"/>
+          <w:szCs w:val="19"/>
+        </w:rPr>
+        <w:t xml:space="preserve">ros2 launch</w:t>
+      </w:r>
+      <w:r>
+        <w:t xml:space="preserve"> cannot find the file by name. It accepts a file path instead: either the full path, or the bare file name when your current directory is the </w:t>
+      </w:r>
+      <w:r>
+        <w:rPr>
+          <w:rFonts w:ascii="Consolas" w:cs="Consolas" w:eastAsia="Consolas" w:hAnsi="Consolas"/>
+          <w:color w:val="0E4A40"/>
+          <w:sz w:val="19"/>
+          <w:szCs w:val="19"/>
+        </w:rPr>
+        <w:t xml:space="preserve">launch/</w:t>
+      </w:r>
+      <w:r>
+        <w:t xml:space="preserve"> directory itself.</w:t>
+      </w:r>
+    </w:p>
+    <w:p>
+      <w:pPr>
+        <w:spacing w:after="140"/>
+      </w:pPr>
       <w:r>
         <w:rPr>
           <w:b/>
           <w:bCs/>
-          <w:color w:val="0E4A40"/>
-        </w:rPr>
-        <w:t xml:space="preserve">PASSED</w:t>
-      </w:r>
-      <w:r>
-        <w:br/>
-      </w:r>
-      <w:r>
-        <w:rPr>
-          <w:b/>
-          <w:bCs/>
-        </w:rPr>
-        <w:t xml:space="preserve">Arm reaches commanded Cartesian points</w:t>
-      </w:r>
-      <w:r>
-        <w:br/>
-      </w:r>
-      <w:r>
-        <w:t xml:space="preserve">IK solves on the elbow-up branch with FK-of-IK error ~1e-7 m; the real MoveGroup action reports success for every phase (Sec.3-5).</w:t>
-      </w:r>
-    </w:p>
-    <w:p>
-      <w:pPr>
-        <w:pBdr>
-          <w:top w:val="single" w:color="C4CBC7" w:sz="4"/>
-        </w:pBdr>
-        <w:spacing w:after="40" w:before="160"/>
-      </w:pPr>
-      <w:r>
-        <w:rPr>
-          <w:b/>
-          <w:bCs/>
-          <w:color w:val="8A5A12"/>
-        </w:rPr>
-        <w:t xml:space="preserve">Level 2 — </w:t>
-      </w:r>
-      <w:r>
-        <w:rPr>
-          <w:b/>
-          <w:bCs/>
-          <w:color w:val="8A5A12"/>
-        </w:rPr>
-        <w:t xml:space="preserve">STOPPED HERE</w:t>
-      </w:r>
-      <w:r>
-        <w:br/>
-      </w:r>
-      <w:r>
-        <w:rPr>
-          <w:b/>
-          <w:bCs/>
-        </w:rPr>
-        <w:t xml:space="preserve">Rigid-body friction grasp holds the block</w:t>
-      </w:r>
-      <w:r>
-        <w:br/>
-      </w:r>
-      <w:r>
-        <w:t xml:space="preserve">Not achieved after a bounded, three-run experiment (Sec.8). This is the one specification goal genuinely not met.</w:t>
-      </w:r>
-    </w:p>
-    <w:p>
-      <w:pPr>
-        <w:pBdr>
-          <w:top w:val="single" w:color="C4CBC7" w:sz="4"/>
-        </w:pBdr>
-        <w:spacing w:after="40" w:before="160"/>
-      </w:pPr>
-      <w:r>
-        <w:rPr>
-          <w:b/>
-          <w:bCs/>
-          <w:color w:val="0E4A40"/>
-        </w:rPr>
-        <w:t xml:space="preserve">Level 3 — </w:t>
-      </w:r>
-      <w:r>
-        <w:rPr>
-          <w:b/>
-          <w:bCs/>
-          <w:color w:val="0E4A40"/>
-        </w:rPr>
-        <w:t xml:space="preserve">PASSED, BY SUBSTITUTION</w:t>
-      </w:r>
-      <w:r>
-        <w:br/>
-      </w:r>
-      <w:r>
-        <w:rPr>
-          <w:b/>
-          <w:bCs/>
-        </w:rPr>
-        <w:t xml:space="preserve">The block is carried and placed, verifiably</w:t>
-      </w:r>
-      <w:r>
-        <w:br/>
-      </w:r>
-      <w:r>
-        <w:t xml:space="preserve">Via the simulated DetachableJoint attachment (Sec.9) — scripted attachment, not physics, labelled as such everywhere it appears.</w:t>
-      </w:r>
-    </w:p>
-    <w:p>
-      <w:pPr>
-        <w:pBdr>
-          <w:top w:val="single" w:color="C4CBC7" w:sz="4"/>
-        </w:pBdr>
-        <w:spacing w:after="40" w:before="160"/>
-      </w:pPr>
-      <w:r>
-        <w:rPr>
-          <w:b/>
-          <w:bCs/>
-          <w:color w:val="0E4A40"/>
-        </w:rPr>
-        <w:t xml:space="preserve">Level 4 — </w:t>
-      </w:r>
-      <w:r>
-        <w:rPr>
-          <w:b/>
-          <w:bCs/>
-          <w:color w:val="0E4A40"/>
-        </w:rPr>
-        <w:t xml:space="preserve">PASSED</w:t>
-      </w:r>
-      <w:r>
-        <w:br/>
-      </w:r>
-      <w:r>
-        <w:rPr>
-          <w:b/>
-          <w:bCs/>
-        </w:rPr>
-        <w:t xml:space="preserve">20 episodes recorded with a truthful instruction</w:t>
-      </w:r>
-      <w:r>
-        <w:br/>
-      </w:r>
-      <w:r>
-        <w:t xml:space="preserve">Every episode's bag exists, is non-empty, and its own grasp_meta.json confirms success (Sec.10-11).</w:t>
-      </w:r>
-    </w:p>
-    <w:p>
-      <w:pPr>
-        <w:pBdr>
-          <w:top w:val="single" w:color="C4CBC7" w:sz="4"/>
-        </w:pBdr>
-        <w:spacing w:after="40" w:before="160"/>
-      </w:pPr>
-      <w:r>
-        <w:rPr>
-          <w:b/>
-          <w:bCs/>
-          <w:color w:val="0E4A40"/>
-        </w:rPr>
-        <w:t xml:space="preserve">Level 5 — </w:t>
-      </w:r>
-      <w:r>
-        <w:rPr>
-          <w:b/>
-          <w:bCs/>
-          <w:color w:val="0E4A40"/>
-        </w:rPr>
-        <w:t xml:space="preserve">PASSED</w:t>
-      </w:r>
-      <w:r>
-        <w:br/>
-      </w:r>
-      <w:r>
-        <w:rPr>
-          <w:b/>
-          <w:bCs/>
-        </w:rPr>
-        <w:t xml:space="preserve">Episodes converted to the documented dataset layout</w:t>
-      </w:r>
-      <w:r>
-        <w:br/>
-      </w:r>
-      <w:r>
-        <w:t xml:space="preserve">port_bag.py, without torch (Sec.12).</w:t>
-      </w:r>
-    </w:p>
-    <w:p>
-      <w:pPr>
-        <w:pBdr>
-          <w:top w:val="single" w:color="C4CBC7" w:sz="4"/>
-        </w:pBdr>
-        <w:spacing w:after="40" w:before="160"/>
-      </w:pPr>
-      <w:r>
-        <w:rPr>
-          <w:b/>
-          <w:bCs/>
-          <w:color w:val="8A5A12"/>
-        </w:rPr>
-        <w:t xml:space="preserve">Level 6 — </w:t>
-      </w:r>
-      <w:r>
-        <w:rPr>
-          <w:b/>
-          <w:bCs/>
-          <w:color w:val="8A5A12"/>
-        </w:rPr>
-        <w:t xml:space="preserve">NOT ATTEMPTED HERE</w:t>
-      </w:r>
-      <w:r>
-        <w:br/>
-      </w:r>
-      <w:r>
-        <w:rPr>
-          <w:b/>
-          <w:bCs/>
-        </w:rPr>
-        <w:t xml:space="preserve">Loaded and validated through the real LeRobotDataset class</w:t>
-      </w:r>
-      <w:r>
-        <w:br/>
-      </w:r>
-      <w:r>
-        <w:t xml:space="preserve">Needs torch; deferred to the GPU machine by design (Sec.12).</w:t>
-      </w:r>
-    </w:p>
-    <w:p>
-      <w:pPr>
-        <w:pBdr>
-          <w:top w:val="single" w:color="C4CBC7" w:sz="4"/>
-        </w:pBdr>
-        <w:spacing w:after="40" w:before="160"/>
-      </w:pPr>
-      <w:r>
-        <w:rPr>
-          <w:b/>
-          <w:bCs/>
-          <w:color w:val="0E4A40"/>
-        </w:rPr>
-        <w:t xml:space="preserve">Level 7 — </w:t>
-      </w:r>
-      <w:r>
-        <w:rPr>
-          <w:b/>
-          <w:bCs/>
-          <w:color w:val="0E4A40"/>
-        </w:rPr>
-        <w:t xml:space="preserve">PASSED</w:t>
-      </w:r>
-      <w:r>
-        <w:br/>
-      </w:r>
-      <w:r>
-        <w:rPr>
-          <w:b/>
-          <w:bCs/>
-        </w:rPr>
-        <w:t xml:space="preserve">Single ros2 launch entry point, any reachable block position</w:t>
-      </w:r>
-      <w:r>
-        <w:br/>
-      </w:r>
-      <w:r>
-        <w:t xml:space="preserve">Verified twice end to end via pick_and_place_no_gui_demo.launch.py (Sec.13-15): RESULT motions_ok=True placed_on_plate=True grasp_held=True both times, clean process teardown. GUI rendering not visually checked.</w:t>
-      </w:r>
-    </w:p>
-    <w:p>
-      <w:pPr>
-        <w:pStyle w:val="Heading1"/>
-        <w:spacing w:after="120" w:before="360"/>
-      </w:pPr>
-      <w:r>
-        <w:t xml:space="preserve">Bugs fixed — session-specific</w:t>
-      </w:r>
-    </w:p>
-    <w:p>
-      <w:pPr>
-        <w:spacing w:after="140"/>
-      </w:pPr>
-      <w:r>
-        <w:t xml:space="preserve">Symptoms of this exact environment, not defects in any upstream project.</w:t>
+        </w:rPr>
+        <w:t xml:space="preserve">It does not work from your normal Ubuntu terminal either.</w:t>
+      </w:r>
+      <w:r>
+        <w:t xml:space="preserve"> The launch file starts </w:t>
+      </w:r>
+      <w:r>
+        <w:rPr>
+          <w:rFonts w:ascii="Consolas" w:cs="Consolas" w:eastAsia="Consolas" w:hAnsi="Consolas"/>
+          <w:color w:val="0E4A40"/>
+          <w:sz w:val="19"/>
+          <w:szCs w:val="19"/>
+        </w:rPr>
+        <w:t xml:space="preserve">scripts/run_demo.py</w:t>
+      </w:r>
+      <w:r>
+        <w:t xml:space="preserve">, which needs ROS2 Jazzy, Gazebo Harmonic, MoveIt2, </w:t>
+      </w:r>
+      <w:r>
+        <w:rPr>
+          <w:rFonts w:ascii="Consolas" w:cs="Consolas" w:eastAsia="Consolas" w:hAnsi="Consolas"/>
+          <w:color w:val="0E4A40"/>
+          <w:sz w:val="19"/>
+          <w:szCs w:val="19"/>
+        </w:rPr>
+        <w:t xml:space="preserve">moveit_py</w:t>
+      </w:r>
+      <w:r>
+        <w:t xml:space="preserve">, and the </w:t>
+      </w:r>
+      <w:r>
+        <w:rPr>
+          <w:rFonts w:ascii="Consolas" w:cs="Consolas" w:eastAsia="Consolas" w:hAnsi="Consolas"/>
+          <w:color w:val="0E4A40"/>
+          <w:sz w:val="19"/>
+          <w:szCs w:val="19"/>
+        </w:rPr>
+        <w:t xml:space="preserve">gazebo_to_lerobot_bringup</w:t>
+      </w:r>
+      <w:r>
+        <w:t xml:space="preserve"> and </w:t>
+      </w:r>
+      <w:r>
+        <w:rPr>
+          <w:rFonts w:ascii="Consolas" w:cs="Consolas" w:eastAsia="Consolas" w:hAnsi="Consolas"/>
+          <w:color w:val="0E4A40"/>
+          <w:sz w:val="19"/>
+          <w:szCs w:val="19"/>
+        </w:rPr>
+        <w:t xml:space="preserve">mycobot_moveit_config</w:t>
+      </w:r>
+      <w:r>
+        <w:t xml:space="preserve"> packages. All of these exist only inside the </w:t>
+      </w:r>
+      <w:r>
+        <w:rPr>
+          <w:rFonts w:ascii="Consolas" w:cs="Consolas" w:eastAsia="Consolas" w:hAnsi="Consolas"/>
+          <w:color w:val="0E4A40"/>
+          <w:sz w:val="19"/>
+          <w:szCs w:val="19"/>
+        </w:rPr>
+        <w:t xml:space="preserve">gazebo_to_lerobot</w:t>
+      </w:r>
+      <w:r>
+        <w:t xml:space="preserve"> Docker container. You will use two kinds of terminal, and the prompt tells you which one you are in:</w:t>
       </w:r>
     </w:p>
     <w:tbl>
@@ -5106,6 +5334,8504 @@
                 <w:sz w:val="17"/>
                 <w:szCs w:val="17"/>
               </w:rPr>
+              <w:t xml:space="preserve">Terminal</w:t>
+            </w:r>
+          </w:p>
+        </w:tc>
+        <w:tc>
+          <w:tcPr>
+            <w:tcW w:type="dxa" w:w="3360"/>
+            <w:shd w:fill="DEE3E0" w:val="clear"/>
+            <w:tcMar>
+              <w:top w:type="dxa" w:w="80"/>
+              <w:left w:type="dxa" w:w="120"/>
+              <w:bottom w:type="dxa" w:w="80"/>
+              <w:right w:type="dxa" w:w="120"/>
+            </w:tcMar>
+          </w:tcPr>
+          <w:p>
+            <w:r>
+              <w:rPr>
+                <w:b/>
+                <w:bCs/>
+                <w:color w:val="7C8985"/>
+                <w:sz w:val="17"/>
+                <w:szCs w:val="17"/>
+              </w:rPr>
+              <w:t xml:space="preserve">Prompt looks like</w:t>
+            </w:r>
+          </w:p>
+        </w:tc>
+        <w:tc>
+          <w:tcPr>
+            <w:tcW w:type="dxa" w:w="3360"/>
+            <w:shd w:fill="DEE3E0" w:val="clear"/>
+            <w:tcMar>
+              <w:top w:type="dxa" w:w="80"/>
+              <w:left w:type="dxa" w:w="120"/>
+              <w:bottom w:type="dxa" w:w="80"/>
+              <w:right w:type="dxa" w:w="120"/>
+            </w:tcMar>
+          </w:tcPr>
+          <w:p>
+            <w:r>
+              <w:rPr>
+                <w:b/>
+                <w:bCs/>
+                <w:color w:val="7C8985"/>
+                <w:sz w:val="17"/>
+                <w:szCs w:val="17"/>
+              </w:rPr>
+              <w:t xml:space="preserve">Used for</w:t>
+            </w:r>
+          </w:p>
+        </w:tc>
+      </w:tr>
+      <w:tr>
+        <w:tc>
+          <w:tcPr>
+            <w:tcW w:type="dxa" w:w="3360"/>
+            <w:tcMar>
+              <w:top w:type="dxa" w:w="80"/>
+              <w:left w:type="dxa" w:w="120"/>
+              <w:bottom w:type="dxa" w:w="80"/>
+              <w:right w:type="dxa" w:w="120"/>
+            </w:tcMar>
+          </w:tcPr>
+          <w:p>
+            <w:r>
+              <w:t xml:space="preserve">Host terminal: a normal Ubuntu (WSL) terminal on the laptop</w:t>
+            </w:r>
+          </w:p>
+        </w:tc>
+        <w:tc>
+          <w:tcPr>
+            <w:tcW w:type="dxa" w:w="3360"/>
+            <w:tcMar>
+              <w:top w:type="dxa" w:w="80"/>
+              <w:left w:type="dxa" w:w="120"/>
+              <w:bottom w:type="dxa" w:w="80"/>
+              <w:right w:type="dxa" w:w="120"/>
+            </w:tcMar>
+          </w:tcPr>
+          <w:p>
+            <w:r>
+              <w:rPr>
+                <w:rFonts w:ascii="Consolas" w:cs="Consolas" w:eastAsia="Consolas" w:hAnsi="Consolas"/>
+                <w:color w:val="0E4A40"/>
+                <w:sz w:val="19"/>
+                <w:szCs w:val="19"/>
+              </w:rPr>
+              <w:t xml:space="preserve">tilic@LAPTOP-7BFDQAO6:~$</w:t>
+            </w:r>
+          </w:p>
+        </w:tc>
+        <w:tc>
+          <w:tcPr>
+            <w:tcW w:type="dxa" w:w="3360"/>
+            <w:tcMar>
+              <w:top w:type="dxa" w:w="80"/>
+              <w:left w:type="dxa" w:w="120"/>
+              <w:bottom w:type="dxa" w:w="80"/>
+              <w:right w:type="dxa" w:w="120"/>
+            </w:tcMar>
+          </w:tcPr>
+          <w:p>
+            <w:r>
+              <w:t xml:space="preserve">Starting Docker, </w:t>
+            </w:r>
+            <w:r>
+              <w:rPr>
+                <w:rFonts w:ascii="Consolas" w:cs="Consolas" w:eastAsia="Consolas" w:hAnsi="Consolas"/>
+                <w:color w:val="0E4A40"/>
+                <w:sz w:val="19"/>
+                <w:szCs w:val="19"/>
+              </w:rPr>
+              <w:t xml:space="preserve">docker build</w:t>
+            </w:r>
+            <w:r>
+              <w:t xml:space="preserve">, </w:t>
+            </w:r>
+            <w:r>
+              <w:rPr>
+                <w:rFonts w:ascii="Consolas" w:cs="Consolas" w:eastAsia="Consolas" w:hAnsi="Consolas"/>
+                <w:color w:val="0E4A40"/>
+                <w:sz w:val="19"/>
+                <w:szCs w:val="19"/>
+              </w:rPr>
+              <w:t xml:space="preserve">docker cp</w:t>
+            </w:r>
+            <w:r>
+              <w:t xml:space="preserve">, </w:t>
+            </w:r>
+            <w:r>
+              <w:rPr>
+                <w:rFonts w:ascii="Consolas" w:cs="Consolas" w:eastAsia="Consolas" w:hAnsi="Consolas"/>
+                <w:color w:val="0E4A40"/>
+                <w:sz w:val="19"/>
+                <w:szCs w:val="19"/>
+              </w:rPr>
+              <w:t xml:space="preserve">docker exec</w:t>
+            </w:r>
+            <w:r>
+              <w:t xml:space="preserve">, copying files</w:t>
+            </w:r>
+          </w:p>
+        </w:tc>
+      </w:tr>
+      <w:tr>
+        <w:tc>
+          <w:tcPr>
+            <w:tcW w:type="dxa" w:w="3360"/>
+            <w:tcMar>
+              <w:top w:type="dxa" w:w="80"/>
+              <w:left w:type="dxa" w:w="120"/>
+              <w:bottom w:type="dxa" w:w="80"/>
+              <w:right w:type="dxa" w:w="120"/>
+            </w:tcMar>
+          </w:tcPr>
+          <w:p>
+            <w:r>
+              <w:t xml:space="preserve">Container shell: opened with </w:t>
+            </w:r>
+            <w:r>
+              <w:rPr>
+                <w:rFonts w:ascii="Consolas" w:cs="Consolas" w:eastAsia="Consolas" w:hAnsi="Consolas"/>
+                <w:color w:val="0E4A40"/>
+                <w:sz w:val="19"/>
+                <w:szCs w:val="19"/>
+              </w:rPr>
+              <w:t xml:space="preserve">docker exec -it gazebo_to_lerobot bash</w:t>
+            </w:r>
+          </w:p>
+        </w:tc>
+        <w:tc>
+          <w:tcPr>
+            <w:tcW w:type="dxa" w:w="3360"/>
+            <w:tcMar>
+              <w:top w:type="dxa" w:w="80"/>
+              <w:left w:type="dxa" w:w="120"/>
+              <w:bottom w:type="dxa" w:w="80"/>
+              <w:right w:type="dxa" w:w="120"/>
+            </w:tcMar>
+          </w:tcPr>
+          <w:p>
+            <w:r>
+              <w:rPr>
+                <w:rFonts w:ascii="Consolas" w:cs="Consolas" w:eastAsia="Consolas" w:hAnsi="Consolas"/>
+                <w:color w:val="0E4A40"/>
+                <w:sz w:val="19"/>
+                <w:szCs w:val="19"/>
+              </w:rPr>
+              <w:t xml:space="preserve">root@c76def923a51:/workspace#</w:t>
+            </w:r>
+          </w:p>
+        </w:tc>
+        <w:tc>
+          <w:tcPr>
+            <w:tcW w:type="dxa" w:w="3360"/>
+            <w:tcMar>
+              <w:top w:type="dxa" w:w="80"/>
+              <w:left w:type="dxa" w:w="120"/>
+              <w:bottom w:type="dxa" w:w="80"/>
+              <w:right w:type="dxa" w:w="120"/>
+            </w:tcMar>
+          </w:tcPr>
+          <w:p>
+            <w:r>
+              <w:rPr>
+                <w:rFonts w:ascii="Consolas" w:cs="Consolas" w:eastAsia="Consolas" w:hAnsi="Consolas"/>
+                <w:color w:val="0E4A40"/>
+                <w:sz w:val="19"/>
+                <w:szCs w:val="19"/>
+              </w:rPr>
+              <w:t xml:space="preserve">ros2 …</w:t>
+            </w:r>
+            <w:r>
+              <w:t xml:space="preserve">, </w:t>
+            </w:r>
+            <w:r>
+              <w:rPr>
+                <w:rFonts w:ascii="Consolas" w:cs="Consolas" w:eastAsia="Consolas" w:hAnsi="Consolas"/>
+                <w:color w:val="0E4A40"/>
+                <w:sz w:val="19"/>
+                <w:szCs w:val="19"/>
+              </w:rPr>
+              <w:t xml:space="preserve">gz …</w:t>
+            </w:r>
+            <w:r>
+              <w:t xml:space="preserve">, </w:t>
+            </w:r>
+            <w:r>
+              <w:rPr>
+                <w:rFonts w:ascii="Consolas" w:cs="Consolas" w:eastAsia="Consolas" w:hAnsi="Consolas"/>
+                <w:color w:val="0E4A40"/>
+                <w:sz w:val="19"/>
+                <w:szCs w:val="19"/>
+              </w:rPr>
+              <w:t xml:space="preserve">colcon</w:t>
+            </w:r>
+            <w:r>
+              <w:t xml:space="preserve">, and the launch file itself</w:t>
+            </w:r>
+          </w:p>
+        </w:tc>
+      </w:tr>
+    </w:tbl>
+    <w:p>
+      <w:pPr>
+        <w:spacing w:after="120"/>
+      </w:pPr>
+    </w:p>
+    <w:p>
+      <w:pPr>
+        <w:spacing w:after="140"/>
+      </w:pPr>
+      <w:r>
+        <w:t xml:space="preserve">Inside the container, the launch files are at </w:t>
+      </w:r>
+      <w:r>
+        <w:rPr>
+          <w:rFonts w:ascii="Consolas" w:cs="Consolas" w:eastAsia="Consolas" w:hAnsi="Consolas"/>
+          <w:color w:val="0E4A40"/>
+          <w:sz w:val="19"/>
+          <w:szCs w:val="19"/>
+        </w:rPr>
+        <w:t xml:space="preserve">/workspace/htgpp/launch/</w:t>
+      </w:r>
+      <w:r>
+        <w:t xml:space="preserve"> once Sec.23 has copied them there. The exact form of the Sec.15 command then works:</w:t>
+      </w:r>
+    </w:p>
+    <w:tbl>
+      <w:tblPr>
+        <w:tblW w:type="dxa" w:w="10080"/>
+        <w:tblBorders>
+          <w:top w:val="none"/>
+          <w:left w:val="none"/>
+          <w:bottom w:val="none"/>
+          <w:right w:val="none"/>
+          <w:insideH w:val="none"/>
+          <w:insideV w:val="none"/>
+        </w:tblBorders>
+      </w:tblPr>
+      <w:tblGrid>
+        <w:gridCol w:w="10080"/>
+      </w:tblGrid>
+      <w:tr>
+        <w:tc>
+          <w:tcPr>
+            <w:tcW w:type="dxa" w:w="10080"/>
+            <w:shd w:fill="10201D" w:val="clear"/>
+            <w:tcMar>
+              <w:top w:type="dxa" w:w="140"/>
+              <w:left w:type="dxa" w:w="180"/>
+              <w:bottom w:type="dxa" w:w="140"/>
+              <w:right w:type="dxa" w:w="180"/>
+            </w:tcMar>
+          </w:tcPr>
+          <w:p>
+            <w:pPr>
+              <w:spacing w:after="0" w:before="0"/>
+            </w:pPr>
+            <w:r>
+              <w:rPr>
+                <w:rFonts w:ascii="Consolas" w:cs="Consolas" w:eastAsia="Consolas" w:hAnsi="Consolas"/>
+                <w:color w:val="7C978F"/>
+                <w:sz w:val="17"/>
+                <w:szCs w:val="17"/>
+              </w:rPr>
+              <w:t xml:space="preserve"># container shell</w:t>
+            </w:r>
+            <w:r>
+              <w:br/>
+            </w:r>
+            <w:r>
+              <w:rPr>
+                <w:rFonts w:ascii="Consolas" w:cs="Consolas" w:eastAsia="Consolas" w:hAnsi="Consolas"/>
+                <w:color w:val="D9EDE8"/>
+                <w:sz w:val="17"/>
+                <w:szCs w:val="17"/>
+              </w:rPr>
+              <w:t xml:space="preserve">source /opt/ros/jazzy/setup.bash</w:t>
+            </w:r>
+            <w:r>
+              <w:br/>
+            </w:r>
+            <w:r>
+              <w:rPr>
+                <w:rFonts w:ascii="Consolas" w:cs="Consolas" w:eastAsia="Consolas" w:hAnsi="Consolas"/>
+                <w:color w:val="D9EDE8"/>
+                <w:sz w:val="17"/>
+                <w:szCs w:val="17"/>
+              </w:rPr>
+              <w:t xml:space="preserve">source /workspace/install/setup.bash</w:t>
+            </w:r>
+            <w:r>
+              <w:br/>
+            </w:r>
+            <w:r>
+              <w:rPr>
+                <w:rFonts w:ascii="Consolas" w:cs="Consolas" w:eastAsia="Consolas" w:hAnsi="Consolas"/>
+                <w:color w:val="D9EDE8"/>
+                <w:sz w:val="17"/>
+                <w:szCs w:val="17"/>
+              </w:rPr>
+              <w:t xml:space="preserve">cd /workspace/htgpp/launch</w:t>
+            </w:r>
+            <w:r>
+              <w:br/>
+            </w:r>
+            <w:r>
+              <w:rPr>
+                <w:rFonts w:ascii="Consolas" w:cs="Consolas" w:eastAsia="Consolas" w:hAnsi="Consolas"/>
+                <w:color w:val="D9EDE8"/>
+                <w:sz w:val="17"/>
+                <w:szCs w:val="17"/>
+              </w:rPr>
+              <w:t xml:space="preserve">ros2 launch pick_and_place_demo.launch.py</w:t>
+            </w:r>
+          </w:p>
+        </w:tc>
+      </w:tr>
+    </w:tbl>
+    <w:p>
+      <w:pPr>
+        <w:spacing w:after="80"/>
+      </w:pPr>
+    </w:p>
+    <w:p>
+      <w:pPr>
+        <w:pBdr>
+          <w:left w:val="single" w:color="8A5A12" w:sz="24"/>
+        </w:pBdr>
+        <w:shd w:fill="F7F8F7" w:val="clear"/>
+        <w:spacing w:after="200" w:before="120"/>
+        <w:ind w:left="200"/>
+      </w:pPr>
+      <w:r>
+        <w:rPr>
+          <w:b/>
+          <w:bCs/>
+        </w:rPr>
+        <w:t xml:space="preserve">On a WSL2 laptop, that command alone is not enough.</w:t>
+      </w:r>
+      <w:r>
+        <w:t xml:space="preserve"> The simulation freezes unless the shell was opened with </w:t>
+      </w:r>
+      <w:r>
+        <w:rPr>
+          <w:rFonts w:ascii="Consolas" w:cs="Consolas" w:eastAsia="Consolas" w:hAnsi="Consolas"/>
+          <w:color w:val="0E4A40"/>
+          <w:sz w:val="19"/>
+          <w:szCs w:val="19"/>
+        </w:rPr>
+        <w:t xml:space="preserve">-e DISPLAY=:0</w:t>
+      </w:r>
+      <w:r>
+        <w:t xml:space="preserve"> (Sec.24), and the Gazebo window it opens stays white (Sec.25). Sec.27 wraps everything into one command that avoids both.</w:t>
+      </w:r>
+    </w:p>
+    <w:p>
+      <w:pPr>
+        <w:pStyle w:val="Heading2"/>
+        <w:spacing w:after="40" w:before="320"/>
+      </w:pPr>
+      <w:r>
+        <w:rPr>
+          <w:b/>
+          <w:bCs/>
+          <w:color w:val="0E4A40"/>
+        </w:rPr>
+        <w:t xml:space="preserve">17  </w:t>
+      </w:r>
+      <w:r>
+        <w:t xml:space="preserve">Start the Docker daemon</w:t>
+      </w:r>
+    </w:p>
+    <w:p>
+      <w:pPr>
+        <w:spacing w:after="160"/>
+      </w:pPr>
+      <w:r>
+        <w:rPr>
+          <w:i/>
+          <w:iCs/>
+          <w:color w:val="4B5B57"/>
+        </w:rPr>
+        <w:t xml:space="preserve">On this kind of WSL2 install, the Docker daemon does not start by itself, and the usual commands to start it do not work.</w:t>
+      </w:r>
+    </w:p>
+    <w:p>
+      <w:pPr>
+        <w:spacing w:after="140"/>
+      </w:pPr>
+      <w:r>
+        <w:rPr>
+          <w:b/>
+          <w:bCs/>
+        </w:rPr>
+        <w:t xml:space="preserve">Symptom.</w:t>
+      </w:r>
+      <w:r>
+        <w:t xml:space="preserve"> Any </w:t>
+      </w:r>
+      <w:r>
+        <w:rPr>
+          <w:rFonts w:ascii="Consolas" w:cs="Consolas" w:eastAsia="Consolas" w:hAnsi="Consolas"/>
+          <w:color w:val="0E4A40"/>
+          <w:sz w:val="19"/>
+          <w:szCs w:val="19"/>
+        </w:rPr>
+        <w:t xml:space="preserve">docker</w:t>
+      </w:r>
+      <w:r>
+        <w:t xml:space="preserve"> command answers:</w:t>
+      </w:r>
+    </w:p>
+    <w:tbl>
+      <w:tblPr>
+        <w:tblW w:type="dxa" w:w="10080"/>
+        <w:tblBorders>
+          <w:top w:val="none"/>
+          <w:left w:val="none"/>
+          <w:bottom w:val="none"/>
+          <w:right w:val="none"/>
+          <w:insideH w:val="none"/>
+          <w:insideV w:val="none"/>
+        </w:tblBorders>
+      </w:tblPr>
+      <w:tblGrid>
+        <w:gridCol w:w="10080"/>
+      </w:tblGrid>
+      <w:tr>
+        <w:tc>
+          <w:tcPr>
+            <w:tcW w:type="dxa" w:w="10080"/>
+            <w:shd w:fill="10201D" w:val="clear"/>
+            <w:tcMar>
+              <w:top w:type="dxa" w:w="140"/>
+              <w:left w:type="dxa" w:w="180"/>
+              <w:bottom w:type="dxa" w:w="140"/>
+              <w:right w:type="dxa" w:w="180"/>
+            </w:tcMar>
+          </w:tcPr>
+          <w:p>
+            <w:pPr>
+              <w:spacing w:after="0" w:before="0"/>
+            </w:pPr>
+            <w:r>
+              <w:rPr>
+                <w:rFonts w:ascii="Consolas" w:cs="Consolas" w:eastAsia="Consolas" w:hAnsi="Consolas"/>
+                <w:color w:val="D9EDE8"/>
+                <w:sz w:val="17"/>
+                <w:szCs w:val="17"/>
+              </w:rPr>
+              <w:t xml:space="preserve">Cannot connect to the Docker daemon at unix:///var/run/docker.sock. Is the docker daemon running?</w:t>
+            </w:r>
+          </w:p>
+        </w:tc>
+      </w:tr>
+    </w:tbl>
+    <w:p>
+      <w:pPr>
+        <w:spacing w:after="80"/>
+      </w:pPr>
+    </w:p>
+    <w:p>
+      <w:pPr>
+        <w:spacing w:after="140"/>
+      </w:pPr>
+      <w:r>
+        <w:rPr>
+          <w:b/>
+          <w:bCs/>
+        </w:rPr>
+        <w:t xml:space="preserve">Why the usual fixes fail.</w:t>
+      </w:r>
+      <w:r>
+        <w:t xml:space="preserve"> WSL here runs without systemd (</w:t>
+      </w:r>
+      <w:r>
+        <w:rPr>
+          <w:rFonts w:ascii="Consolas" w:cs="Consolas" w:eastAsia="Consolas" w:hAnsi="Consolas"/>
+          <w:color w:val="0E4A40"/>
+          <w:sz w:val="19"/>
+          <w:szCs w:val="19"/>
+        </w:rPr>
+        <w:t xml:space="preserve">ps -p 1 -o comm=</w:t>
+      </w:r>
+      <w:r>
+        <w:t xml:space="preserve"> prints </w:t>
+      </w:r>
+      <w:r>
+        <w:rPr>
+          <w:rFonts w:ascii="Consolas" w:cs="Consolas" w:eastAsia="Consolas" w:hAnsi="Consolas"/>
+          <w:color w:val="0E4A40"/>
+          <w:sz w:val="19"/>
+          <w:szCs w:val="19"/>
+        </w:rPr>
+        <w:t xml:space="preserve">init(Ubuntu)</w:t>
+      </w:r>
+      <w:r>
+        <w:t xml:space="preserve">), so </w:t>
+      </w:r>
+      <w:r>
+        <w:rPr>
+          <w:rFonts w:ascii="Consolas" w:cs="Consolas" w:eastAsia="Consolas" w:hAnsi="Consolas"/>
+          <w:color w:val="0E4A40"/>
+          <w:sz w:val="19"/>
+          <w:szCs w:val="19"/>
+        </w:rPr>
+        <w:t xml:space="preserve">sudo systemctl start docker</w:t>
+      </w:r>
+      <w:r>
+        <w:t xml:space="preserve"> answers </w:t>
+      </w:r>
+      <w:r>
+        <w:rPr>
+          <w:rFonts w:ascii="Consolas" w:cs="Consolas" w:eastAsia="Consolas" w:hAnsi="Consolas"/>
+          <w:color w:val="0E4A40"/>
+          <w:sz w:val="19"/>
+          <w:szCs w:val="19"/>
+        </w:rPr>
+        <w:t xml:space="preserve">System has not been booted with systemd as init system (PID 1). Can't operate.</w:t>
+      </w:r>
+      <w:r>
+        <w:t xml:space="preserve">, and there is no </w:t>
+      </w:r>
+      <w:r>
+        <w:rPr>
+          <w:rFonts w:ascii="Consolas" w:cs="Consolas" w:eastAsia="Consolas" w:hAnsi="Consolas"/>
+          <w:color w:val="0E4A40"/>
+          <w:sz w:val="19"/>
+          <w:szCs w:val="19"/>
+        </w:rPr>
+        <w:t xml:space="preserve">/etc/init.d/docker</w:t>
+      </w:r>
+      <w:r>
+        <w:t xml:space="preserve"> script, so </w:t>
+      </w:r>
+      <w:r>
+        <w:rPr>
+          <w:rFonts w:ascii="Consolas" w:cs="Consolas" w:eastAsia="Consolas" w:hAnsi="Consolas"/>
+          <w:color w:val="0E4A40"/>
+          <w:sz w:val="19"/>
+          <w:szCs w:val="19"/>
+        </w:rPr>
+        <w:t xml:space="preserve">sudo service docker start</w:t>
+      </w:r>
+      <w:r>
+        <w:t xml:space="preserve"> does nothing either. The daemon must be started by hand.</w:t>
+      </w:r>
+    </w:p>
+    <w:p>
+      <w:pPr>
+        <w:spacing w:before="160" w:after="60"/>
+      </w:pPr>
+      <w:r>
+        <w:rPr>
+          <w:b/>
+          <w:bCs/>
+          <w:caps/>
+          <w:color w:val="146356"/>
+          <w:sz w:val="17"/>
+          <w:szCs w:val="17"/>
+        </w:rPr>
+        <w:t xml:space="preserve">Procedure (host terminal)</w:t>
+      </w:r>
+    </w:p>
+    <w:tbl>
+      <w:tblPr>
+        <w:tblW w:type="dxa" w:w="10080"/>
+        <w:tblBorders>
+          <w:top w:val="none"/>
+          <w:left w:val="none"/>
+          <w:bottom w:val="none"/>
+          <w:right w:val="none"/>
+          <w:insideH w:val="none"/>
+          <w:insideV w:val="none"/>
+        </w:tblBorders>
+      </w:tblPr>
+      <w:tblGrid>
+        <w:gridCol w:w="10080"/>
+      </w:tblGrid>
+      <w:tr>
+        <w:tc>
+          <w:tcPr>
+            <w:tcW w:type="dxa" w:w="10080"/>
+            <w:shd w:fill="10201D" w:val="clear"/>
+            <w:tcMar>
+              <w:top w:type="dxa" w:w="140"/>
+              <w:left w:type="dxa" w:w="180"/>
+              <w:bottom w:type="dxa" w:w="140"/>
+              <w:right w:type="dxa" w:w="180"/>
+            </w:tcMar>
+          </w:tcPr>
+          <w:p>
+            <w:pPr>
+              <w:spacing w:after="0" w:before="0"/>
+            </w:pPr>
+            <w:r>
+              <w:rPr>
+                <w:rFonts w:ascii="Consolas" w:cs="Consolas" w:eastAsia="Consolas" w:hAnsi="Consolas"/>
+                <w:color w:val="D9EDE8"/>
+                <w:sz w:val="17"/>
+                <w:szCs w:val="17"/>
+              </w:rPr>
+              <w:t xml:space="preserve">groups                 # must list 'docker'; otherwise: sudo usermod -aG docker $USER, then reopen WSL</w:t>
+            </w:r>
+            <w:r>
+              <w:br/>
+            </w:r>
+            <w:r>
+              <w:rPr>
+                <w:rFonts w:ascii="Consolas" w:cs="Consolas" w:eastAsia="Consolas" w:hAnsi="Consolas"/>
+                <w:color w:val="D9EDE8"/>
+                <w:sz w:val="17"/>
+                <w:szCs w:val="17"/>
+              </w:rPr>
+              <w:t xml:space="preserve">sudo sh -c 'nohup dockerd &gt; /tmp/dockerd.log 2&gt;&amp;1 &amp;'</w:t>
+            </w:r>
+            <w:r>
+              <w:br/>
+            </w:r>
+            <w:r>
+              <w:rPr>
+                <w:rFonts w:ascii="Consolas" w:cs="Consolas" w:eastAsia="Consolas" w:hAnsi="Consolas"/>
+                <w:color w:val="7C978F"/>
+                <w:sz w:val="17"/>
+                <w:szCs w:val="17"/>
+              </w:rPr>
+              <w:t xml:space="preserve"># asks for your Linux password once; the daemon then keeps running in the background</w:t>
+            </w:r>
+          </w:p>
+        </w:tc>
+      </w:tr>
+    </w:tbl>
+    <w:p>
+      <w:pPr>
+        <w:spacing w:after="80"/>
+      </w:pPr>
+    </w:p>
+    <w:p>
+      <w:pPr>
+        <w:spacing w:before="160" w:after="60"/>
+      </w:pPr>
+      <w:r>
+        <w:rPr>
+          <w:b/>
+          <w:bCs/>
+          <w:caps/>
+          <w:color w:val="146356"/>
+          <w:sz w:val="17"/>
+          <w:szCs w:val="17"/>
+        </w:rPr>
+        <w:t xml:space="preserve">Verify</w:t>
+      </w:r>
+    </w:p>
+    <w:tbl>
+      <w:tblPr>
+        <w:tblW w:type="dxa" w:w="10080"/>
+        <w:tblBorders>
+          <w:top w:val="none"/>
+          <w:left w:val="none"/>
+          <w:bottom w:val="none"/>
+          <w:right w:val="none"/>
+          <w:insideH w:val="none"/>
+          <w:insideV w:val="none"/>
+        </w:tblBorders>
+      </w:tblPr>
+      <w:tblGrid>
+        <w:gridCol w:w="10080"/>
+      </w:tblGrid>
+      <w:tr>
+        <w:tc>
+          <w:tcPr>
+            <w:tcW w:type="dxa" w:w="10080"/>
+            <w:shd w:fill="10201D" w:val="clear"/>
+            <w:tcMar>
+              <w:top w:type="dxa" w:w="140"/>
+              <w:left w:type="dxa" w:w="180"/>
+              <w:bottom w:type="dxa" w:w="140"/>
+              <w:right w:type="dxa" w:w="180"/>
+            </w:tcMar>
+          </w:tcPr>
+          <w:p>
+            <w:pPr>
+              <w:spacing w:after="0" w:before="0"/>
+            </w:pPr>
+            <w:r>
+              <w:rPr>
+                <w:rFonts w:ascii="Consolas" w:cs="Consolas" w:eastAsia="Consolas" w:hAnsi="Consolas"/>
+                <w:color w:val="D9EDE8"/>
+                <w:sz w:val="17"/>
+                <w:szCs w:val="17"/>
+              </w:rPr>
+              <w:t xml:space="preserve">docker ps -a --format '{{.Names}}\t{{.Status}}'</w:t>
+            </w:r>
+          </w:p>
+        </w:tc>
+      </w:tr>
+    </w:tbl>
+    <w:p>
+      <w:pPr>
+        <w:spacing w:after="80"/>
+      </w:pPr>
+    </w:p>
+    <w:p>
+      <w:pPr>
+        <w:spacing w:after="140"/>
+      </w:pPr>
+      <w:r>
+        <w:t xml:space="preserve">Any listing, even an empty one, means the daemon answers. If </w:t>
+      </w:r>
+      <w:r>
+        <w:rPr>
+          <w:rFonts w:ascii="Consolas" w:cs="Consolas" w:eastAsia="Consolas" w:hAnsi="Consolas"/>
+          <w:color w:val="0E4A40"/>
+          <w:sz w:val="19"/>
+          <w:szCs w:val="19"/>
+        </w:rPr>
+        <w:t xml:space="preserve">docker</w:t>
+      </w:r>
+      <w:r>
+        <w:t xml:space="preserve"> still cannot connect, read </w:t>
+      </w:r>
+      <w:r>
+        <w:rPr>
+          <w:rFonts w:ascii="Consolas" w:cs="Consolas" w:eastAsia="Consolas" w:hAnsi="Consolas"/>
+          <w:color w:val="0E4A40"/>
+          <w:sz w:val="19"/>
+          <w:szCs w:val="19"/>
+        </w:rPr>
+        <w:t xml:space="preserve">/tmp/dockerd.log</w:t>
+      </w:r>
+      <w:r>
+        <w:t xml:space="preserve">.</w:t>
+      </w:r>
+    </w:p>
+    <w:p>
+      <w:pPr>
+        <w:pBdr>
+          <w:left w:val="single" w:color="8A5A12" w:sz="24"/>
+        </w:pBdr>
+        <w:shd w:fill="F7F8F7" w:val="clear"/>
+        <w:spacing w:after="200" w:before="120"/>
+        <w:ind w:left="200"/>
+      </w:pPr>
+      <w:r>
+        <w:rPr>
+          <w:b/>
+          <w:bCs/>
+        </w:rPr>
+        <w:t xml:space="preserve">Repeat this after every Windows reboot or </w:t>
+      </w:r>
+      <w:r>
+        <w:rPr>
+          <w:rFonts w:ascii="Consolas" w:cs="Consolas" w:eastAsia="Consolas" w:hAnsi="Consolas"/>
+          <w:b/>
+          <w:bCs/>
+          <w:color w:val="0E4A40"/>
+          <w:sz w:val="19"/>
+          <w:szCs w:val="19"/>
+        </w:rPr>
+        <w:t xml:space="preserve">wsl --shutdown</w:t>
+      </w:r>
+      <w:r>
+        <w:rPr>
+          <w:b/>
+          <w:bCs/>
+        </w:rPr>
+        <w:t xml:space="preserve">.</w:t>
+      </w:r>
+      <w:r>
+        <w:t xml:space="preserve"> The daemon dies with the WSL VM. This was observed on 2026-10-03: the daemon started the day before was gone the next morning.</w:t>
+      </w:r>
+    </w:p>
+    <w:p>
+      <w:pPr>
+        <w:pStyle w:val="Heading2"/>
+        <w:spacing w:after="40" w:before="320"/>
+      </w:pPr>
+      <w:r>
+        <w:rPr>
+          <w:b/>
+          <w:bCs/>
+          <w:color w:val="0E4A40"/>
+        </w:rPr>
+        <w:t xml:space="preserve">18  </w:t>
+      </w:r>
+      <w:r>
+        <w:t xml:space="preserve">Build the image, if the container does not exist</w:t>
+      </w:r>
+    </w:p>
+    <w:p>
+      <w:pPr>
+        <w:spacing w:after="160"/>
+      </w:pPr>
+      <w:r>
+        <w:rPr>
+          <w:i/>
+          <w:iCs/>
+          <w:color w:val="4B5B57"/>
+        </w:rPr>
+        <w:t xml:space="preserve">On 2026-10-03 the listing in Sec.17 showed only five unrelated containers from 2022: no </w:t>
+      </w:r>
+      <w:r>
+        <w:rPr>
+          <w:rFonts w:ascii="Consolas" w:cs="Consolas" w:eastAsia="Consolas" w:hAnsi="Consolas"/>
+          <w:color w:val="0E4A40"/>
+          <w:sz w:val="19"/>
+          <w:szCs w:val="19"/>
+        </w:rPr>
+        <w:t xml:space="preserve">gazebo_to_lerobot</w:t>
+      </w:r>
+      <w:r>
+        <w:rPr>
+          <w:i/>
+          <w:iCs/>
+          <w:color w:val="4B5B57"/>
+        </w:rPr>
+        <w:t xml:space="preserve">, and </w:t>
+      </w:r>
+      <w:r>
+        <w:rPr>
+          <w:rFonts w:ascii="Consolas" w:cs="Consolas" w:eastAsia="Consolas" w:hAnsi="Consolas"/>
+          <w:color w:val="0E4A40"/>
+          <w:sz w:val="19"/>
+          <w:szCs w:val="19"/>
+        </w:rPr>
+        <w:t xml:space="preserve">docker images</w:t>
+      </w:r>
+      <w:r>
+        <w:rPr>
+          <w:i/>
+          <w:iCs/>
+          <w:color w:val="4B5B57"/>
+        </w:rPr>
+        <w:t xml:space="preserve"> showed no </w:t>
+      </w:r>
+      <w:r>
+        <w:rPr>
+          <w:rFonts w:ascii="Consolas" w:cs="Consolas" w:eastAsia="Consolas" w:hAnsi="Consolas"/>
+          <w:color w:val="0E4A40"/>
+          <w:sz w:val="19"/>
+          <w:szCs w:val="19"/>
+        </w:rPr>
+        <w:t xml:space="preserve">gazebo_to_lerobot</w:t>
+      </w:r>
+      <w:r>
+        <w:rPr>
+          <w:i/>
+          <w:iCs/>
+          <w:color w:val="4B5B57"/>
+        </w:rPr>
+        <w:t xml:space="preserve"> image either.</w:t>
+      </w:r>
+    </w:p>
+    <w:p>
+      <w:pPr>
+        <w:spacing w:after="140"/>
+      </w:pPr>
+      <w:r>
+        <w:t xml:space="preserve">If </w:t>
+      </w:r>
+      <w:r>
+        <w:rPr>
+          <w:rFonts w:ascii="Consolas" w:cs="Consolas" w:eastAsia="Consolas" w:hAnsi="Consolas"/>
+          <w:color w:val="0E4A40"/>
+          <w:sz w:val="19"/>
+          <w:szCs w:val="19"/>
+        </w:rPr>
+        <w:t xml:space="preserve">gazebo_to_lerobot</w:t>
+      </w:r>
+      <w:r>
+        <w:t xml:space="preserve"> </w:t>
+      </w:r>
+      <w:r>
+        <w:rPr>
+          <w:b/>
+          <w:bCs/>
+        </w:rPr>
+        <w:t xml:space="preserve">is</w:t>
+      </w:r>
+      <w:r>
+        <w:t xml:space="preserve"> in the Sec.17 listing, skip to Sec.22: the image, the container and its workspace already exist. Otherwise build the image from the sibling project </w:t>
+      </w:r>
+      <w:r>
+        <w:rPr>
+          <w:rFonts w:ascii="Consolas" w:cs="Consolas" w:eastAsia="Consolas" w:hAnsi="Consolas"/>
+          <w:color w:val="0E4A40"/>
+          <w:sz w:val="19"/>
+          <w:szCs w:val="19"/>
+        </w:rPr>
+        <w:t xml:space="preserve">Gazebo_to_LeRobot_Pipeline</w:t>
+      </w:r>
+      <w:r>
+        <w:t xml:space="preserve">, as its own runbook (step 01) describes.</w:t>
+      </w:r>
+    </w:p>
+    <w:p>
+      <w:pPr>
+        <w:spacing w:before="160" w:after="60"/>
+      </w:pPr>
+      <w:r>
+        <w:rPr>
+          <w:b/>
+          <w:bCs/>
+          <w:caps/>
+          <w:color w:val="146356"/>
+          <w:sz w:val="17"/>
+          <w:szCs w:val="17"/>
+        </w:rPr>
+        <w:t xml:space="preserve">Procedure (host terminal)</w:t>
+      </w:r>
+    </w:p>
+    <w:tbl>
+      <w:tblPr>
+        <w:tblW w:type="dxa" w:w="10080"/>
+        <w:tblBorders>
+          <w:top w:val="none"/>
+          <w:left w:val="none"/>
+          <w:bottom w:val="none"/>
+          <w:right w:val="none"/>
+          <w:insideH w:val="none"/>
+          <w:insideV w:val="none"/>
+        </w:tblBorders>
+      </w:tblPr>
+      <w:tblGrid>
+        <w:gridCol w:w="10080"/>
+      </w:tblGrid>
+      <w:tr>
+        <w:tc>
+          <w:tcPr>
+            <w:tcW w:type="dxa" w:w="10080"/>
+            <w:shd w:fill="10201D" w:val="clear"/>
+            <w:tcMar>
+              <w:top w:type="dxa" w:w="140"/>
+              <w:left w:type="dxa" w:w="180"/>
+              <w:bottom w:type="dxa" w:w="140"/>
+              <w:right w:type="dxa" w:w="180"/>
+            </w:tcMar>
+          </w:tcPr>
+          <w:p>
+            <w:pPr>
+              <w:spacing w:after="0" w:before="0"/>
+            </w:pPr>
+            <w:r>
+              <w:rPr>
+                <w:rFonts w:ascii="Consolas" w:cs="Consolas" w:eastAsia="Consolas" w:hAnsi="Consolas"/>
+                <w:color w:val="D9EDE8"/>
+                <w:sz w:val="17"/>
+                <w:szCs w:val="17"/>
+              </w:rPr>
+              <w:t xml:space="preserve">cd ~/tomislav/robotics/mycobot_320pi_R6A_tomislav_02_10_2026/Gazebo_to_LeRobot_Pipeline</w:t>
+            </w:r>
+            <w:r>
+              <w:br/>
+            </w:r>
+            <w:r>
+              <w:rPr>
+                <w:rFonts w:ascii="Consolas" w:cs="Consolas" w:eastAsia="Consolas" w:hAnsi="Consolas"/>
+                <w:color w:val="D9EDE8"/>
+                <w:sz w:val="17"/>
+                <w:szCs w:val="17"/>
+              </w:rPr>
+              <w:t xml:space="preserve">docker build -t gazebo_to_lerobot:jazzy-harmonic -f docker/Dockerfile docker</w:t>
+            </w:r>
+          </w:p>
+        </w:tc>
+      </w:tr>
+    </w:tbl>
+    <w:p>
+      <w:pPr>
+        <w:spacing w:after="80"/>
+      </w:pPr>
+    </w:p>
+    <w:p>
+      <w:pPr>
+        <w:spacing w:after="140"/>
+      </w:pPr>
+      <w:r>
+        <w:t xml:space="preserve">This downloads the </w:t>
+      </w:r>
+      <w:r>
+        <w:rPr>
+          <w:rFonts w:ascii="Consolas" w:cs="Consolas" w:eastAsia="Consolas" w:hAnsi="Consolas"/>
+          <w:color w:val="0E4A40"/>
+          <w:sz w:val="19"/>
+          <w:szCs w:val="19"/>
+        </w:rPr>
+        <w:t xml:space="preserve">ros:jazzy-ros-base</w:t>
+      </w:r>
+      <w:r>
+        <w:t xml:space="preserve"> base image and installs ROS desktop, Gazebo Harmonic, ros2_control and MoveIt2 into it. The result is </w:t>
+      </w:r>
+      <w:r>
+        <w:rPr>
+          <w:b/>
+          <w:bCs/>
+        </w:rPr>
+        <w:t xml:space="preserve">4.77 GB</w:t>
+      </w:r>
+      <w:r>
+        <w:t xml:space="preserve">; expect tens of minutes, depending on your connection.</w:t>
+      </w:r>
+    </w:p>
+    <w:p>
+      <w:pPr>
+        <w:spacing w:before="160" w:after="60"/>
+      </w:pPr>
+      <w:r>
+        <w:rPr>
+          <w:b/>
+          <w:bCs/>
+          <w:caps/>
+          <w:color w:val="146356"/>
+          <w:sz w:val="17"/>
+          <w:szCs w:val="17"/>
+        </w:rPr>
+        <w:t xml:space="preserve">Verify</w:t>
+      </w:r>
+    </w:p>
+    <w:tbl>
+      <w:tblPr>
+        <w:tblW w:type="dxa" w:w="10080"/>
+        <w:tblBorders>
+          <w:top w:val="none"/>
+          <w:left w:val="none"/>
+          <w:bottom w:val="none"/>
+          <w:right w:val="none"/>
+          <w:insideH w:val="none"/>
+          <w:insideV w:val="none"/>
+        </w:tblBorders>
+      </w:tblPr>
+      <w:tblGrid>
+        <w:gridCol w:w="10080"/>
+      </w:tblGrid>
+      <w:tr>
+        <w:tc>
+          <w:tcPr>
+            <w:tcW w:type="dxa" w:w="10080"/>
+            <w:shd w:fill="10201D" w:val="clear"/>
+            <w:tcMar>
+              <w:top w:type="dxa" w:w="140"/>
+              <w:left w:type="dxa" w:w="180"/>
+              <w:bottom w:type="dxa" w:w="140"/>
+              <w:right w:type="dxa" w:w="180"/>
+            </w:tcMar>
+          </w:tcPr>
+          <w:p>
+            <w:pPr>
+              <w:spacing w:after="0" w:before="0"/>
+            </w:pPr>
+            <w:r>
+              <w:rPr>
+                <w:rFonts w:ascii="Consolas" w:cs="Consolas" w:eastAsia="Consolas" w:hAnsi="Consolas"/>
+                <w:color w:val="D9EDE8"/>
+                <w:sz w:val="17"/>
+                <w:szCs w:val="17"/>
+              </w:rPr>
+              <w:t xml:space="preserve">docker images gazebo_to_lerobot</w:t>
+            </w:r>
+            <w:r>
+              <w:br/>
+            </w:r>
+            <w:r>
+              <w:rPr>
+                <w:rFonts w:ascii="Consolas" w:cs="Consolas" w:eastAsia="Consolas" w:hAnsi="Consolas"/>
+                <w:color w:val="7C978F"/>
+                <w:sz w:val="17"/>
+                <w:szCs w:val="17"/>
+              </w:rPr>
+              <w:t xml:space="preserve"># gazebo_to_lerobot   jazzy-harmonic   ...   4.77GB</w:t>
+            </w:r>
+          </w:p>
+        </w:tc>
+      </w:tr>
+    </w:tbl>
+    <w:p>
+      <w:pPr>
+        <w:spacing w:after="80"/>
+      </w:pPr>
+    </w:p>
+    <w:p>
+      <w:pPr>
+        <w:spacing w:after="140"/>
+      </w:pPr>
+      <w:r>
+        <w:t xml:space="preserve">The build log ends with </w:t>
+      </w:r>
+      <w:r>
+        <w:rPr>
+          <w:rFonts w:ascii="Consolas" w:cs="Consolas" w:eastAsia="Consolas" w:hAnsi="Consolas"/>
+          <w:color w:val="0E4A40"/>
+          <w:sz w:val="19"/>
+          <w:szCs w:val="19"/>
+        </w:rPr>
+        <w:t xml:space="preserve">Successfully tagged gazebo_to_lerobot:jazzy-harmonic</w:t>
+      </w:r>
+      <w:r>
+        <w:t xml:space="preserve">.</w:t>
+      </w:r>
+    </w:p>
+    <w:p>
+      <w:pPr>
+        <w:pStyle w:val="Heading2"/>
+        <w:spacing w:after="40" w:before="320"/>
+      </w:pPr>
+      <w:r>
+        <w:rPr>
+          <w:b/>
+          <w:bCs/>
+          <w:color w:val="0E4A40"/>
+        </w:rPr>
+        <w:t xml:space="preserve">19  </w:t>
+      </w:r>
+      <w:r>
+        <w:t xml:space="preserve">Start the persistent container</w:t>
+      </w:r>
+    </w:p>
+    <w:p>
+      <w:pPr>
+        <w:spacing w:after="160"/>
+      </w:pPr>
+      <w:r>
+        <w:rPr>
+          <w:i/>
+          <w:iCs/>
+          <w:color w:val="4B5B57"/>
+        </w:rPr>
+        <w:t xml:space="preserve">One long-lived container, with the WSLg display sockets and the </w:t>
+      </w:r>
+      <w:r>
+        <w:rPr>
+          <w:rFonts w:ascii="Consolas" w:cs="Consolas" w:eastAsia="Consolas" w:hAnsi="Consolas"/>
+          <w:color w:val="0E4A40"/>
+          <w:sz w:val="19"/>
+          <w:szCs w:val="19"/>
+        </w:rPr>
+        <w:t xml:space="preserve">/dev/dxg</w:t>
+      </w:r>
+      <w:r>
+        <w:rPr>
+          <w:i/>
+          <w:iCs/>
+          <w:color w:val="4B5B57"/>
+        </w:rPr>
+        <w:t xml:space="preserve"> GPU device passed in.</w:t>
+      </w:r>
+    </w:p>
+    <w:p>
+      <w:pPr>
+        <w:spacing w:before="160" w:after="60"/>
+      </w:pPr>
+      <w:r>
+        <w:rPr>
+          <w:b/>
+          <w:bCs/>
+          <w:caps/>
+          <w:color w:val="146356"/>
+          <w:sz w:val="17"/>
+          <w:szCs w:val="17"/>
+        </w:rPr>
+        <w:t xml:space="preserve">Procedure (host terminal, still in Gazebo_to_LeRobot_Pipeline)</w:t>
+      </w:r>
+    </w:p>
+    <w:tbl>
+      <w:tblPr>
+        <w:tblW w:type="dxa" w:w="10080"/>
+        <w:tblBorders>
+          <w:top w:val="none"/>
+          <w:left w:val="none"/>
+          <w:bottom w:val="none"/>
+          <w:right w:val="none"/>
+          <w:insideH w:val="none"/>
+          <w:insideV w:val="none"/>
+        </w:tblBorders>
+      </w:tblPr>
+      <w:tblGrid>
+        <w:gridCol w:w="10080"/>
+      </w:tblGrid>
+      <w:tr>
+        <w:tc>
+          <w:tcPr>
+            <w:tcW w:type="dxa" w:w="10080"/>
+            <w:shd w:fill="10201D" w:val="clear"/>
+            <w:tcMar>
+              <w:top w:type="dxa" w:w="140"/>
+              <w:left w:type="dxa" w:w="180"/>
+              <w:bottom w:type="dxa" w:w="140"/>
+              <w:right w:type="dxa" w:w="180"/>
+            </w:tcMar>
+          </w:tcPr>
+          <w:p>
+            <w:pPr>
+              <w:spacing w:after="0" w:before="0"/>
+            </w:pPr>
+            <w:r>
+              <w:rPr>
+                <w:rFonts w:ascii="Consolas" w:cs="Consolas" w:eastAsia="Consolas" w:hAnsi="Consolas"/>
+                <w:color w:val="D9EDE8"/>
+                <w:sz w:val="17"/>
+                <w:szCs w:val="17"/>
+              </w:rPr>
+              <w:t xml:space="preserve">bash docker/run.sh</w:t>
+            </w:r>
+          </w:p>
+        </w:tc>
+      </w:tr>
+    </w:tbl>
+    <w:p>
+      <w:pPr>
+        <w:spacing w:after="80"/>
+      </w:pPr>
+    </w:p>
+    <w:p>
+      <w:pPr>
+        <w:spacing w:after="140"/>
+      </w:pPr>
+      <w:r>
+        <w:rPr>
+          <w:rFonts w:ascii="Consolas" w:cs="Consolas" w:eastAsia="Consolas" w:hAnsi="Consolas"/>
+          <w:color w:val="0E4A40"/>
+          <w:sz w:val="19"/>
+          <w:szCs w:val="19"/>
+        </w:rPr>
+        <w:t xml:space="preserve">run.sh</w:t>
+      </w:r>
+      <w:r>
+        <w:t xml:space="preserve"> re-runs </w:t>
+      </w:r>
+      <w:r>
+        <w:rPr>
+          <w:rFonts w:ascii="Consolas" w:cs="Consolas" w:eastAsia="Consolas" w:hAnsi="Consolas"/>
+          <w:color w:val="0E4A40"/>
+          <w:sz w:val="19"/>
+          <w:szCs w:val="19"/>
+        </w:rPr>
+        <w:t xml:space="preserve">docker build</w:t>
+      </w:r>
+      <w:r>
+        <w:t xml:space="preserve"> (instant now, every layer is cached), then </w:t>
+      </w:r>
+      <w:r>
+        <w:rPr>
+          <w:rFonts w:ascii="Consolas" w:cs="Consolas" w:eastAsia="Consolas" w:hAnsi="Consolas"/>
+          <w:color w:val="0E4A40"/>
+          <w:sz w:val="19"/>
+          <w:szCs w:val="19"/>
+        </w:rPr>
+        <w:t xml:space="preserve">docker run -d --name gazebo_to_lerobot …</w:t>
+      </w:r>
+      <w:r>
+        <w:t xml:space="preserve">, mounting </w:t>
+      </w:r>
+      <w:r>
+        <w:rPr>
+          <w:rFonts w:ascii="Consolas" w:cs="Consolas" w:eastAsia="Consolas" w:hAnsi="Consolas"/>
+          <w:color w:val="0E4A40"/>
+          <w:sz w:val="19"/>
+          <w:szCs w:val="19"/>
+        </w:rPr>
+        <w:t xml:space="preserve">/tmp/.X11-unix</w:t>
+      </w:r>
+      <w:r>
+        <w:t xml:space="preserve">, </w:t>
+      </w:r>
+      <w:r>
+        <w:rPr>
+          <w:rFonts w:ascii="Consolas" w:cs="Consolas" w:eastAsia="Consolas" w:hAnsi="Consolas"/>
+          <w:color w:val="0E4A40"/>
+          <w:sz w:val="19"/>
+          <w:szCs w:val="19"/>
+        </w:rPr>
+        <w:t xml:space="preserve">/mnt/wslg</w:t>
+      </w:r>
+      <w:r>
+        <w:t xml:space="preserve"> and </w:t>
+      </w:r>
+      <w:r>
+        <w:rPr>
+          <w:rFonts w:ascii="Consolas" w:cs="Consolas" w:eastAsia="Consolas" w:hAnsi="Consolas"/>
+          <w:color w:val="0E4A40"/>
+          <w:sz w:val="19"/>
+          <w:szCs w:val="19"/>
+        </w:rPr>
+        <w:t xml:space="preserve">/usr/lib/wsl</w:t>
+      </w:r>
+      <w:r>
+        <w:t xml:space="preserve">, and bind-mounting </w:t>
+      </w:r>
+      <w:r>
+        <w:rPr>
+          <w:rFonts w:ascii="Consolas" w:cs="Consolas" w:eastAsia="Consolas" w:hAnsi="Consolas"/>
+          <w:color w:val="0E4A40"/>
+          <w:sz w:val="19"/>
+          <w:szCs w:val="19"/>
+        </w:rPr>
+        <w:t xml:space="preserve">Gazebo_to_LeRobot_Pipeline/src</w:t>
+      </w:r>
+      <w:r>
+        <w:t xml:space="preserve"> to </w:t>
+      </w:r>
+      <w:r>
+        <w:rPr>
+          <w:rFonts w:ascii="Consolas" w:cs="Consolas" w:eastAsia="Consolas" w:hAnsi="Consolas"/>
+          <w:color w:val="0E4A40"/>
+          <w:sz w:val="19"/>
+          <w:szCs w:val="19"/>
+        </w:rPr>
+        <w:t xml:space="preserve">/workspace/src</w:t>
+      </w:r>
+      <w:r>
+        <w:t xml:space="preserve">. It refuses to run if a container with that name already exists (remove it first with </w:t>
+      </w:r>
+      <w:r>
+        <w:rPr>
+          <w:rFonts w:ascii="Consolas" w:cs="Consolas" w:eastAsia="Consolas" w:hAnsi="Consolas"/>
+          <w:color w:val="0E4A40"/>
+          <w:sz w:val="19"/>
+          <w:szCs w:val="19"/>
+        </w:rPr>
+        <w:t xml:space="preserve">docker rm -f gazebo_to_lerobot</w:t>
+      </w:r>
+      <w:r>
+        <w:t xml:space="preserve"> only if you really want a clean start: that also deletes Sec.22's install).</w:t>
+      </w:r>
+    </w:p>
+    <w:p>
+      <w:pPr>
+        <w:spacing w:before="160" w:after="60"/>
+      </w:pPr>
+      <w:r>
+        <w:rPr>
+          <w:b/>
+          <w:bCs/>
+          <w:caps/>
+          <w:color w:val="146356"/>
+          <w:sz w:val="17"/>
+          <w:szCs w:val="17"/>
+        </w:rPr>
+        <w:t xml:space="preserve">Verify</w:t>
+      </w:r>
+    </w:p>
+    <w:tbl>
+      <w:tblPr>
+        <w:tblW w:type="dxa" w:w="10080"/>
+        <w:tblBorders>
+          <w:top w:val="none"/>
+          <w:left w:val="none"/>
+          <w:bottom w:val="none"/>
+          <w:right w:val="none"/>
+          <w:insideH w:val="none"/>
+          <w:insideV w:val="none"/>
+        </w:tblBorders>
+      </w:tblPr>
+      <w:tblGrid>
+        <w:gridCol w:w="10080"/>
+      </w:tblGrid>
+      <w:tr>
+        <w:tc>
+          <w:tcPr>
+            <w:tcW w:type="dxa" w:w="10080"/>
+            <w:shd w:fill="10201D" w:val="clear"/>
+            <w:tcMar>
+              <w:top w:type="dxa" w:w="140"/>
+              <w:left w:type="dxa" w:w="180"/>
+              <w:bottom w:type="dxa" w:w="140"/>
+              <w:right w:type="dxa" w:w="180"/>
+            </w:tcMar>
+          </w:tcPr>
+          <w:p>
+            <w:pPr>
+              <w:spacing w:after="0" w:before="0"/>
+            </w:pPr>
+            <w:r>
+              <w:rPr>
+                <w:rFonts w:ascii="Consolas" w:cs="Consolas" w:eastAsia="Consolas" w:hAnsi="Consolas"/>
+                <w:color w:val="D9EDE8"/>
+                <w:sz w:val="17"/>
+                <w:szCs w:val="17"/>
+              </w:rPr>
+              <w:t xml:space="preserve">docker ps --format '{{.Names}}\t{{.Status}}'</w:t>
+            </w:r>
+            <w:r>
+              <w:br/>
+            </w:r>
+            <w:r>
+              <w:rPr>
+                <w:rFonts w:ascii="Consolas" w:cs="Consolas" w:eastAsia="Consolas" w:hAnsi="Consolas"/>
+                <w:color w:val="7C978F"/>
+                <w:sz w:val="17"/>
+                <w:szCs w:val="17"/>
+              </w:rPr>
+              <w:t xml:space="preserve"># gazebo_to_lerobot   Up ...</w:t>
+            </w:r>
+          </w:p>
+        </w:tc>
+      </w:tr>
+    </w:tbl>
+    <w:p>
+      <w:pPr>
+        <w:spacing w:after="80"/>
+      </w:pPr>
+    </w:p>
+    <w:p>
+      <w:pPr>
+        <w:pBdr>
+          <w:left w:val="single" w:color="8A5A12" w:sz="24"/>
+        </w:pBdr>
+        <w:shd w:fill="F7F8F7" w:val="clear"/>
+        <w:spacing w:after="200" w:before="120"/>
+        <w:ind w:left="200"/>
+      </w:pPr>
+      <w:r>
+        <w:rPr>
+          <w:rFonts w:ascii="Consolas" w:cs="Consolas" w:eastAsia="Consolas" w:hAnsi="Consolas"/>
+          <w:b/>
+          <w:bCs/>
+          <w:color w:val="0E4A40"/>
+          <w:sz w:val="19"/>
+          <w:szCs w:val="19"/>
+        </w:rPr>
+        <w:t xml:space="preserve">run.sh</w:t>
+      </w:r>
+      <w:r>
+        <w:rPr>
+          <w:b/>
+          <w:bCs/>
+        </w:rPr>
+        <w:t xml:space="preserve"> copies your host </w:t>
+      </w:r>
+      <w:r>
+        <w:rPr>
+          <w:rFonts w:ascii="Consolas" w:cs="Consolas" w:eastAsia="Consolas" w:hAnsi="Consolas"/>
+          <w:b/>
+          <w:bCs/>
+          <w:color w:val="0E4A40"/>
+          <w:sz w:val="19"/>
+          <w:szCs w:val="19"/>
+        </w:rPr>
+        <w:t xml:space="preserve">DISPLAY</w:t>
+      </w:r>
+      <w:r>
+        <w:rPr>
+          <w:b/>
+          <w:bCs/>
+        </w:rPr>
+        <w:t xml:space="preserve"> into the container</w:t>
+      </w:r>
+      <w:r>
+        <w:t xml:space="preserve"> (</w:t>
+      </w:r>
+      <w:r>
+        <w:rPr>
+          <w:rFonts w:ascii="Consolas" w:cs="Consolas" w:eastAsia="Consolas" w:hAnsi="Consolas"/>
+          <w:color w:val="0E4A40"/>
+          <w:sz w:val="19"/>
+          <w:szCs w:val="19"/>
+        </w:rPr>
+        <w:t xml:space="preserve">-e DISPLAY="${DISPLAY:-:0}"</w:t>
+      </w:r>
+      <w:r>
+        <w:t xml:space="preserve">). On this laptop the host </w:t>
+      </w:r>
+      <w:r>
+        <w:rPr>
+          <w:rFonts w:ascii="Consolas" w:cs="Consolas" w:eastAsia="Consolas" w:hAnsi="Consolas"/>
+          <w:color w:val="0E4A40"/>
+          <w:sz w:val="19"/>
+          <w:szCs w:val="19"/>
+        </w:rPr>
+        <w:t xml:space="preserve">DISPLAY</w:t>
+      </w:r>
+      <w:r>
+        <w:t xml:space="preserve"> is </w:t>
+      </w:r>
+      <w:r>
+        <w:rPr>
+          <w:rFonts w:ascii="Consolas" w:cs="Consolas" w:eastAsia="Consolas" w:hAnsi="Consolas"/>
+          <w:color w:val="0E4A40"/>
+          <w:sz w:val="19"/>
+          <w:szCs w:val="19"/>
+        </w:rPr>
+        <w:t xml:space="preserve">172.24.112.1:0</w:t>
+      </w:r>
+      <w:r>
+        <w:t xml:space="preserve">, which breaks the simulation (Sec.24). That is why every later </w:t>
+      </w:r>
+      <w:r>
+        <w:rPr>
+          <w:rFonts w:ascii="Consolas" w:cs="Consolas" w:eastAsia="Consolas" w:hAnsi="Consolas"/>
+          <w:color w:val="0E4A40"/>
+          <w:sz w:val="19"/>
+          <w:szCs w:val="19"/>
+        </w:rPr>
+        <w:t xml:space="preserve">docker exec</w:t>
+      </w:r>
+      <w:r>
+        <w:t xml:space="preserve"> in this addendum passes </w:t>
+      </w:r>
+      <w:r>
+        <w:rPr>
+          <w:rFonts w:ascii="Consolas" w:cs="Consolas" w:eastAsia="Consolas" w:hAnsi="Consolas"/>
+          <w:color w:val="0E4A40"/>
+          <w:sz w:val="19"/>
+          <w:szCs w:val="19"/>
+        </w:rPr>
+        <w:t xml:space="preserve">-e DISPLAY=:0</w:t>
+      </w:r>
+      <w:r>
+        <w:t xml:space="preserve"> explicitly. </w:t>
+      </w:r>
+      <w:r>
+        <w:rPr>
+          <w:rFonts w:ascii="Consolas" w:cs="Consolas" w:eastAsia="Consolas" w:hAnsi="Consolas"/>
+          <w:color w:val="0E4A40"/>
+          <w:sz w:val="19"/>
+          <w:szCs w:val="19"/>
+        </w:rPr>
+        <w:t xml:space="preserve">run.sh</w:t>
+      </w:r>
+      <w:r>
+        <w:t xml:space="preserve"> itself was not modified.</w:t>
+      </w:r>
+    </w:p>
+    <w:p>
+      <w:pPr>
+        <w:pStyle w:val="Heading2"/>
+        <w:spacing w:after="40" w:before="320"/>
+      </w:pPr>
+      <w:r>
+        <w:rPr>
+          <w:b/>
+          <w:bCs/>
+          <w:color w:val="0E4A40"/>
+        </w:rPr>
+        <w:t xml:space="preserve">20  </w:t>
+      </w:r>
+      <w:r>
+        <w:t xml:space="preserve">Copy the robot description into the workspace</w:t>
+      </w:r>
+    </w:p>
+    <w:p>
+      <w:pPr>
+        <w:spacing w:after="160"/>
+      </w:pPr>
+      <w:r>
+        <w:rPr>
+          <w:rFonts w:ascii="Consolas" w:cs="Consolas" w:eastAsia="Consolas" w:hAnsi="Consolas"/>
+          <w:color w:val="0E4A40"/>
+          <w:sz w:val="19"/>
+          <w:szCs w:val="19"/>
+        </w:rPr>
+        <w:t xml:space="preserve">Gazebo_to_LeRobot_Pipeline</w:t>
+      </w:r>
+      <w:r>
+        <w:rPr>
+          <w:i/>
+          <w:iCs/>
+          <w:color w:val="4B5B57"/>
+        </w:rPr>
+        <w:t xml:space="preserve"> keeps only three hand-modified files under </w:t>
+      </w:r>
+      <w:r>
+        <w:rPr>
+          <w:rFonts w:ascii="Consolas" w:cs="Consolas" w:eastAsia="Consolas" w:hAnsi="Consolas"/>
+          <w:color w:val="0E4A40"/>
+          <w:sz w:val="19"/>
+          <w:szCs w:val="19"/>
+        </w:rPr>
+        <w:t xml:space="preserve">overrides/</w:t>
+      </w:r>
+      <w:r>
+        <w:rPr>
+          <w:i/>
+          <w:iCs/>
+          <w:color w:val="4B5B57"/>
+        </w:rPr>
+        <w:t xml:space="preserve">, not the 135 MB mesh tree. The two robot packages must be copied in from the main repository, then the overrides applied on top (pipeline runbook, step 03).</w:t>
+      </w:r>
+    </w:p>
+    <w:p>
+      <w:pPr>
+        <w:spacing w:before="160" w:after="60"/>
+      </w:pPr>
+      <w:r>
+        <w:rPr>
+          <w:b/>
+          <w:bCs/>
+          <w:caps/>
+          <w:color w:val="146356"/>
+          <w:sz w:val="17"/>
+          <w:szCs w:val="17"/>
+        </w:rPr>
+        <w:t xml:space="preserve">Procedure (host terminal, in Gazebo_to_LeRobot_Pipeline)</w:t>
+      </w:r>
+    </w:p>
+    <w:tbl>
+      <w:tblPr>
+        <w:tblW w:type="dxa" w:w="10080"/>
+        <w:tblBorders>
+          <w:top w:val="none"/>
+          <w:left w:val="none"/>
+          <w:bottom w:val="none"/>
+          <w:right w:val="none"/>
+          <w:insideH w:val="none"/>
+          <w:insideV w:val="none"/>
+        </w:tblBorders>
+      </w:tblPr>
+      <w:tblGrid>
+        <w:gridCol w:w="10080"/>
+      </w:tblGrid>
+      <w:tr>
+        <w:tc>
+          <w:tcPr>
+            <w:tcW w:type="dxa" w:w="10080"/>
+            <w:shd w:fill="10201D" w:val="clear"/>
+            <w:tcMar>
+              <w:top w:type="dxa" w:w="140"/>
+              <w:left w:type="dxa" w:w="180"/>
+              <w:bottom w:type="dxa" w:w="140"/>
+              <w:right w:type="dxa" w:w="180"/>
+            </w:tcMar>
+          </w:tcPr>
+          <w:p>
+            <w:pPr>
+              <w:spacing w:after="0" w:before="0"/>
+            </w:pPr>
+            <w:r>
+              <w:rPr>
+                <w:rFonts w:ascii="Consolas" w:cs="Consolas" w:eastAsia="Consolas" w:hAnsi="Consolas"/>
+                <w:color w:val="D9EDE8"/>
+                <w:sz w:val="17"/>
+                <w:szCs w:val="17"/>
+              </w:rPr>
+              <w:t xml:space="preserve">mkdir -p src/mycobot_R6A</w:t>
+            </w:r>
+            <w:r>
+              <w:br/>
+            </w:r>
+            <w:r>
+              <w:rPr>
+                <w:rFonts w:ascii="Consolas" w:cs="Consolas" w:eastAsia="Consolas" w:hAnsi="Consolas"/>
+                <w:color w:val="D9EDE8"/>
+                <w:sz w:val="17"/>
+                <w:szCs w:val="17"/>
+              </w:rPr>
+              <w:t xml:space="preserve">cp -r ../mycobot_description ../mycobot_gateway src/mycobot_R6A/</w:t>
+            </w:r>
+            <w:r>
+              <w:br/>
+            </w:r>
+            <w:r>
+              <w:rPr>
+                <w:rFonts w:ascii="Consolas" w:cs="Consolas" w:eastAsia="Consolas" w:hAnsi="Consolas"/>
+                <w:color w:val="D9EDE8"/>
+                <w:sz w:val="17"/>
+                <w:szCs w:val="17"/>
+              </w:rPr>
+              <w:t xml:space="preserve">cp -r overrides/mycobot_description/* src/mycobot_R6A/mycobot_description/</w:t>
+            </w:r>
+            <w:r>
+              <w:br/>
+            </w:r>
+            <w:r>
+              <w:rPr>
+                <w:rFonts w:ascii="Consolas" w:cs="Consolas" w:eastAsia="Consolas" w:hAnsi="Consolas"/>
+                <w:color w:val="D9EDE8"/>
+                <w:sz w:val="17"/>
+                <w:szCs w:val="17"/>
+              </w:rPr>
+              <w:t xml:space="preserve">cp -r overrides/mycobot_gateway/* src/mycobot_R6A/mycobot_gateway/</w:t>
+            </w:r>
+          </w:p>
+        </w:tc>
+      </w:tr>
+    </w:tbl>
+    <w:p>
+      <w:pPr>
+        <w:spacing w:after="80"/>
+      </w:pPr>
+    </w:p>
+    <w:p>
+      <w:pPr>
+        <w:spacing w:before="160" w:after="60"/>
+      </w:pPr>
+      <w:r>
+        <w:rPr>
+          <w:b/>
+          <w:bCs/>
+          <w:caps/>
+          <w:color w:val="146356"/>
+          <w:sz w:val="17"/>
+          <w:szCs w:val="17"/>
+        </w:rPr>
+        <w:t xml:space="preserve">Verify</w:t>
+      </w:r>
+    </w:p>
+    <w:tbl>
+      <w:tblPr>
+        <w:tblW w:type="dxa" w:w="10080"/>
+        <w:tblBorders>
+          <w:top w:val="none"/>
+          <w:left w:val="none"/>
+          <w:bottom w:val="none"/>
+          <w:right w:val="none"/>
+          <w:insideH w:val="none"/>
+          <w:insideV w:val="none"/>
+        </w:tblBorders>
+      </w:tblPr>
+      <w:tblGrid>
+        <w:gridCol w:w="10080"/>
+      </w:tblGrid>
+      <w:tr>
+        <w:tc>
+          <w:tcPr>
+            <w:tcW w:type="dxa" w:w="10080"/>
+            <w:shd w:fill="10201D" w:val="clear"/>
+            <w:tcMar>
+              <w:top w:type="dxa" w:w="140"/>
+              <w:left w:type="dxa" w:w="180"/>
+              <w:bottom w:type="dxa" w:w="140"/>
+              <w:right w:type="dxa" w:w="180"/>
+            </w:tcMar>
+          </w:tcPr>
+          <w:p>
+            <w:pPr>
+              <w:spacing w:after="0" w:before="0"/>
+            </w:pPr>
+            <w:r>
+              <w:rPr>
+                <w:rFonts w:ascii="Consolas" w:cs="Consolas" w:eastAsia="Consolas" w:hAnsi="Consolas"/>
+                <w:color w:val="D9EDE8"/>
+                <w:sz w:val="17"/>
+                <w:szCs w:val="17"/>
+              </w:rPr>
+              <w:t xml:space="preserve">for f in $(cd overrides &amp;&amp; find . -type f); do diff -q overrides/$f src/mycobot_R6A/$f &amp;&amp; echo "OK $f"; done</w:t>
+            </w:r>
+            <w:r>
+              <w:br/>
+            </w:r>
+            <w:r>
+              <w:rPr>
+                <w:rFonts w:ascii="Consolas" w:cs="Consolas" w:eastAsia="Consolas" w:hAnsi="Consolas"/>
+                <w:color w:val="7C978F"/>
+                <w:sz w:val="17"/>
+                <w:szCs w:val="17"/>
+              </w:rPr>
+              <w:t xml:space="preserve"># OK ./mycobot_gateway/launch/mycobot_teleop.launch.py</w:t>
+            </w:r>
+            <w:r>
+              <w:br/>
+            </w:r>
+            <w:r>
+              <w:rPr>
+                <w:rFonts w:ascii="Consolas" w:cs="Consolas" w:eastAsia="Consolas" w:hAnsi="Consolas"/>
+                <w:color w:val="7C978F"/>
+                <w:sz w:val="17"/>
+                <w:szCs w:val="17"/>
+              </w:rPr>
+              <w:t xml:space="preserve"># OK ./mycobot_description/config/controller.yaml</w:t>
+            </w:r>
+            <w:r>
+              <w:br/>
+            </w:r>
+            <w:r>
+              <w:rPr>
+                <w:rFonts w:ascii="Consolas" w:cs="Consolas" w:eastAsia="Consolas" w:hAnsi="Consolas"/>
+                <w:color w:val="7C978F"/>
+                <w:sz w:val="17"/>
+                <w:szCs w:val="17"/>
+              </w:rPr>
+              <w:t xml:space="preserve"># OK ./mycobot_description/urdf/320_pi/mycobot_pro_320_pi_gazebo.urdf</w:t>
+            </w:r>
+            <w:r>
+              <w:br/>
+            </w:r>
+            <w:r>
+              <w:rPr>
+                <w:rFonts w:ascii="Consolas" w:cs="Consolas" w:eastAsia="Consolas" w:hAnsi="Consolas"/>
+                <w:color w:val="D9EDE8"/>
+                <w:sz w:val="17"/>
+                <w:szCs w:val="17"/>
+              </w:rPr>
+              <w:t xml:space="preserve">grep -c "&lt;always_on&gt;false" src/mycobot_R6A/mycobot_description/urdf/320_pi/mycobot_pro_320_pi_gazebo.urdf</w:t>
+            </w:r>
+            <w:r>
+              <w:br/>
+            </w:r>
+            <w:r>
+              <w:rPr>
+                <w:rFonts w:ascii="Consolas" w:cs="Consolas" w:eastAsia="Consolas" w:hAnsi="Consolas"/>
+                <w:color w:val="7C978F"/>
+                <w:sz w:val="17"/>
+                <w:szCs w:val="17"/>
+              </w:rPr>
+              <w:t xml:space="preserve"># 3</w:t>
+            </w:r>
+          </w:p>
+        </w:tc>
+      </w:tr>
+    </w:tbl>
+    <w:p>
+      <w:pPr>
+        <w:spacing w:after="80"/>
+      </w:pPr>
+    </w:p>
+    <w:p>
+      <w:pPr>
+        <w:spacing w:after="140"/>
+      </w:pPr>
+      <w:r>
+        <w:rPr>
+          <w:rFonts w:ascii="Consolas" w:cs="Consolas" w:eastAsia="Consolas" w:hAnsi="Consolas"/>
+          <w:color w:val="0E4A40"/>
+          <w:sz w:val="19"/>
+          <w:szCs w:val="19"/>
+        </w:rPr>
+        <w:t xml:space="preserve">src/mycobot_R6A/</w:t>
+      </w:r>
+      <w:r>
+        <w:t xml:space="preserve"> is gitignored in </w:t>
+      </w:r>
+      <w:r>
+        <w:rPr>
+          <w:rFonts w:ascii="Consolas" w:cs="Consolas" w:eastAsia="Consolas" w:hAnsi="Consolas"/>
+          <w:color w:val="0E4A40"/>
+          <w:sz w:val="19"/>
+          <w:szCs w:val="19"/>
+        </w:rPr>
+        <w:t xml:space="preserve">Gazebo_to_LeRobot_Pipeline</w:t>
+      </w:r>
+      <w:r>
+        <w:t xml:space="preserve">, so this copy leaves </w:t>
+      </w:r>
+      <w:r>
+        <w:rPr>
+          <w:rFonts w:ascii="Consolas" w:cs="Consolas" w:eastAsia="Consolas" w:hAnsi="Consolas"/>
+          <w:color w:val="0E4A40"/>
+          <w:sz w:val="19"/>
+          <w:szCs w:val="19"/>
+        </w:rPr>
+        <w:t xml:space="preserve">git status</w:t>
+      </w:r>
+      <w:r>
+        <w:t xml:space="preserve"> clean. Because </w:t>
+      </w:r>
+      <w:r>
+        <w:rPr>
+          <w:rFonts w:ascii="Consolas" w:cs="Consolas" w:eastAsia="Consolas" w:hAnsi="Consolas"/>
+          <w:color w:val="0E4A40"/>
+          <w:sz w:val="19"/>
+          <w:szCs w:val="19"/>
+        </w:rPr>
+        <w:t xml:space="preserve">run.sh</w:t>
+      </w:r>
+      <w:r>
+        <w:t xml:space="preserve"> bind-mounts </w:t>
+      </w:r>
+      <w:r>
+        <w:rPr>
+          <w:rFonts w:ascii="Consolas" w:cs="Consolas" w:eastAsia="Consolas" w:hAnsi="Consolas"/>
+          <w:color w:val="0E4A40"/>
+          <w:sz w:val="19"/>
+          <w:szCs w:val="19"/>
+        </w:rPr>
+        <w:t xml:space="preserve">src/</w:t>
+      </w:r>
+      <w:r>
+        <w:t xml:space="preserve">, the container sees the copy immediately.</w:t>
+      </w:r>
+    </w:p>
+    <w:p>
+      <w:pPr>
+        <w:pStyle w:val="Heading2"/>
+        <w:spacing w:after="40" w:before="320"/>
+      </w:pPr>
+      <w:r>
+        <w:rPr>
+          <w:b/>
+          <w:bCs/>
+          <w:color w:val="0E4A40"/>
+        </w:rPr>
+        <w:t xml:space="preserve">21  </w:t>
+      </w:r>
+      <w:r>
+        <w:t xml:space="preserve">Build the ROS workspace inside the container</w:t>
+      </w:r>
+    </w:p>
+    <w:p>
+      <w:pPr>
+        <w:spacing w:after="160"/>
+      </w:pPr>
+      <w:r>
+        <w:rPr>
+          <w:i/>
+          <w:iCs/>
+          <w:color w:val="4B5B57"/>
+        </w:rPr>
+        <w:t xml:space="preserve">Import the five rosetta repositories, install their system dependencies, and build all nine packages.</w:t>
+      </w:r>
+    </w:p>
+    <w:p>
+      <w:pPr>
+        <w:spacing w:before="160" w:after="60"/>
+      </w:pPr>
+      <w:r>
+        <w:rPr>
+          <w:b/>
+          <w:bCs/>
+          <w:caps/>
+          <w:color w:val="146356"/>
+          <w:sz w:val="17"/>
+          <w:szCs w:val="17"/>
+        </w:rPr>
+        <w:t xml:space="preserve">Procedure (host terminal; the command runs inside the container)</w:t>
+      </w:r>
+    </w:p>
+    <w:tbl>
+      <w:tblPr>
+        <w:tblW w:type="dxa" w:w="10080"/>
+        <w:tblBorders>
+          <w:top w:val="none"/>
+          <w:left w:val="none"/>
+          <w:bottom w:val="none"/>
+          <w:right w:val="none"/>
+          <w:insideH w:val="none"/>
+          <w:insideV w:val="none"/>
+        </w:tblBorders>
+      </w:tblPr>
+      <w:tblGrid>
+        <w:gridCol w:w="10080"/>
+      </w:tblGrid>
+      <w:tr>
+        <w:tc>
+          <w:tcPr>
+            <w:tcW w:type="dxa" w:w="10080"/>
+            <w:shd w:fill="10201D" w:val="clear"/>
+            <w:tcMar>
+              <w:top w:type="dxa" w:w="140"/>
+              <w:left w:type="dxa" w:w="180"/>
+              <w:bottom w:type="dxa" w:w="140"/>
+              <w:right w:type="dxa" w:w="180"/>
+            </w:tcMar>
+          </w:tcPr>
+          <w:p>
+            <w:pPr>
+              <w:spacing w:after="0" w:before="0"/>
+            </w:pPr>
+            <w:r>
+              <w:rPr>
+                <w:rFonts w:ascii="Consolas" w:cs="Consolas" w:eastAsia="Consolas" w:hAnsi="Consolas"/>
+                <w:color w:val="D9EDE8"/>
+                <w:sz w:val="17"/>
+                <w:szCs w:val="17"/>
+              </w:rPr>
+              <w:t xml:space="preserve">docker exec gazebo_to_lerobot bash -c 'source /opt/ros/jazzy/setup.bash &amp;&amp; cd /workspace \</w:t>
+            </w:r>
+            <w:r>
+              <w:br/>
+            </w:r>
+            <w:r>
+              <w:rPr>
+                <w:rFonts w:ascii="Consolas" w:cs="Consolas" w:eastAsia="Consolas" w:hAnsi="Consolas"/>
+                <w:color w:val="D9EDE8"/>
+                <w:sz w:val="17"/>
+                <w:szCs w:val="17"/>
+              </w:rPr>
+              <w:t xml:space="preserve">  &amp;&amp; vcs import src &lt; src/rosetta.repos \</w:t>
+            </w:r>
+            <w:r>
+              <w:br/>
+            </w:r>
+            <w:r>
+              <w:rPr>
+                <w:rFonts w:ascii="Consolas" w:cs="Consolas" w:eastAsia="Consolas" w:hAnsi="Consolas"/>
+                <w:color w:val="D9EDE8"/>
+                <w:sz w:val="17"/>
+                <w:szCs w:val="17"/>
+              </w:rPr>
+              <w:t xml:space="preserve">  &amp;&amp; apt-get update \</w:t>
+            </w:r>
+            <w:r>
+              <w:br/>
+            </w:r>
+            <w:r>
+              <w:rPr>
+                <w:rFonts w:ascii="Consolas" w:cs="Consolas" w:eastAsia="Consolas" w:hAnsi="Consolas"/>
+                <w:color w:val="D9EDE8"/>
+                <w:sz w:val="17"/>
+                <w:szCs w:val="17"/>
+              </w:rPr>
+              <w:t xml:space="preserve">  &amp;&amp; rosdep install --from-paths src --ignore-src -r -y \</w:t>
+            </w:r>
+            <w:r>
+              <w:br/>
+            </w:r>
+            <w:r>
+              <w:rPr>
+                <w:rFonts w:ascii="Consolas" w:cs="Consolas" w:eastAsia="Consolas" w:hAnsi="Consolas"/>
+                <w:color w:val="D9EDE8"/>
+                <w:sz w:val="17"/>
+                <w:szCs w:val="17"/>
+              </w:rPr>
+              <w:t xml:space="preserve">  &amp;&amp; colcon build --symlink-install'</w:t>
+            </w:r>
+          </w:p>
+        </w:tc>
+      </w:tr>
+    </w:tbl>
+    <w:p>
+      <w:pPr>
+        <w:spacing w:after="80"/>
+      </w:pPr>
+    </w:p>
+    <w:p>
+      <w:pPr>
+        <w:spacing w:after="140"/>
+      </w:pPr>
+      <w:r>
+        <w:t xml:space="preserve">A few minutes in total; </w:t>
+      </w:r>
+      <w:r>
+        <w:rPr>
+          <w:rFonts w:ascii="Consolas" w:cs="Consolas" w:eastAsia="Consolas" w:hAnsi="Consolas"/>
+          <w:color w:val="0E4A40"/>
+          <w:sz w:val="19"/>
+          <w:szCs w:val="19"/>
+        </w:rPr>
+        <w:t xml:space="preserve">colcon build</w:t>
+      </w:r>
+      <w:r>
+        <w:t xml:space="preserve"> itself took 21 s. </w:t>
+      </w:r>
+      <w:r>
+        <w:rPr>
+          <w:rFonts w:ascii="Consolas" w:cs="Consolas" w:eastAsia="Consolas" w:hAnsi="Consolas"/>
+          <w:color w:val="0E4A40"/>
+          <w:sz w:val="19"/>
+          <w:szCs w:val="19"/>
+        </w:rPr>
+        <w:t xml:space="preserve">rosdep</w:t>
+      </w:r>
+      <w:r>
+        <w:t xml:space="preserve"> prints an </w:t>
+      </w:r>
+      <w:r>
+        <w:rPr>
+          <w:rFonts w:ascii="Consolas" w:cs="Consolas" w:eastAsia="Consolas" w:hAnsi="Consolas"/>
+          <w:color w:val="0E4A40"/>
+          <w:sz w:val="19"/>
+          <w:szCs w:val="19"/>
+        </w:rPr>
+        <w:t xml:space="preserve">ERROR</w:t>
+      </w:r>
+      <w:r>
+        <w:t xml:space="preserve"> that is </w:t>
+      </w:r>
+      <w:r>
+        <w:rPr>
+          <w:b/>
+          <w:bCs/>
+        </w:rPr>
+        <w:t xml:space="preserve">expected and harmless</w:t>
+      </w:r>
+      <w:r>
+        <w:t xml:space="preserve">, because </w:t>
+      </w:r>
+      <w:r>
+        <w:rPr>
+          <w:rFonts w:ascii="Consolas" w:cs="Consolas" w:eastAsia="Consolas" w:hAnsi="Consolas"/>
+          <w:color w:val="0E4A40"/>
+          <w:sz w:val="19"/>
+          <w:szCs w:val="19"/>
+        </w:rPr>
+        <w:t xml:space="preserve">-r</w:t>
+      </w:r>
+      <w:r>
+        <w:t xml:space="preserve"> makes it continue:</w:t>
+      </w:r>
+    </w:p>
+    <w:tbl>
+      <w:tblPr>
+        <w:tblW w:type="dxa" w:w="10080"/>
+        <w:tblBorders>
+          <w:top w:val="none"/>
+          <w:left w:val="none"/>
+          <w:bottom w:val="none"/>
+          <w:right w:val="none"/>
+          <w:insideH w:val="none"/>
+          <w:insideV w:val="none"/>
+        </w:tblBorders>
+      </w:tblPr>
+      <w:tblGrid>
+        <w:gridCol w:w="10080"/>
+      </w:tblGrid>
+      <w:tr>
+        <w:tc>
+          <w:tcPr>
+            <w:tcW w:type="dxa" w:w="10080"/>
+            <w:shd w:fill="10201D" w:val="clear"/>
+            <w:tcMar>
+              <w:top w:type="dxa" w:w="140"/>
+              <w:left w:type="dxa" w:w="180"/>
+              <w:bottom w:type="dxa" w:w="140"/>
+              <w:right w:type="dxa" w:w="180"/>
+            </w:tcMar>
+          </w:tcPr>
+          <w:p>
+            <w:pPr>
+              <w:spacing w:after="0" w:before="0"/>
+            </w:pPr>
+            <w:r>
+              <w:rPr>
+                <w:rFonts w:ascii="Consolas" w:cs="Consolas" w:eastAsia="Consolas" w:hAnsi="Consolas"/>
+                <w:color w:val="D9EDE8"/>
+                <w:sz w:val="17"/>
+                <w:szCs w:val="17"/>
+              </w:rPr>
+              <w:t xml:space="preserve">ERROR: the following packages/stacks could not have their rosdep keys resolved</w:t>
+            </w:r>
+            <w:r>
+              <w:br/>
+            </w:r>
+            <w:r>
+              <w:rPr>
+                <w:rFonts w:ascii="Consolas" w:cs="Consolas" w:eastAsia="Consolas" w:hAnsi="Consolas"/>
+                <w:color w:val="D9EDE8"/>
+                <w:sz w:val="17"/>
+                <w:szCs w:val="17"/>
+              </w:rPr>
+              <w:t xml:space="preserve">to system dependencies:</w:t>
+            </w:r>
+            <w:r>
+              <w:br/>
+            </w:r>
+            <w:r>
+              <w:rPr>
+                <w:rFonts w:ascii="Consolas" w:cs="Consolas" w:eastAsia="Consolas" w:hAnsi="Consolas"/>
+                <w:color w:val="D9EDE8"/>
+                <w:sz w:val="17"/>
+                <w:szCs w:val="17"/>
+              </w:rPr>
+              <w:t xml:space="preserve">lerobot_rosetta: Cannot locate rosdep definition for [ament_python]</w:t>
+            </w:r>
+            <w:r>
+              <w:br/>
+            </w:r>
+            <w:r>
+              <w:rPr>
+                <w:rFonts w:ascii="Consolas" w:cs="Consolas" w:eastAsia="Consolas" w:hAnsi="Consolas"/>
+                <w:color w:val="D9EDE8"/>
+                <w:sz w:val="17"/>
+                <w:szCs w:val="17"/>
+              </w:rPr>
+              <w:t xml:space="preserve">...  (same line for rosetta, lerobot_teleoperator_rosetta, gazebo_to_lerobot_bringup, lerobot_robot_rosetta)</w:t>
+            </w:r>
+            <w:r>
+              <w:br/>
+            </w:r>
+            <w:r>
+              <w:rPr>
+                <w:rFonts w:ascii="Consolas" w:cs="Consolas" w:eastAsia="Consolas" w:hAnsi="Consolas"/>
+                <w:color w:val="D9EDE8"/>
+                <w:sz w:val="17"/>
+                <w:szCs w:val="17"/>
+              </w:rPr>
+              <w:t xml:space="preserve">Continuing to install resolvable dependencies...</w:t>
+            </w:r>
+          </w:p>
+        </w:tc>
+      </w:tr>
+    </w:tbl>
+    <w:p>
+      <w:pPr>
+        <w:spacing w:after="80"/>
+      </w:pPr>
+    </w:p>
+    <w:p>
+      <w:pPr>
+        <w:spacing w:before="160" w:after="60"/>
+      </w:pPr>
+      <w:r>
+        <w:rPr>
+          <w:b/>
+          <w:bCs/>
+          <w:caps/>
+          <w:color w:val="146356"/>
+          <w:sz w:val="17"/>
+          <w:szCs w:val="17"/>
+        </w:rPr>
+        <w:t xml:space="preserve">Verify</w:t>
+      </w:r>
+    </w:p>
+    <w:tbl>
+      <w:tblPr>
+        <w:tblW w:type="dxa" w:w="10080"/>
+        <w:tblBorders>
+          <w:top w:val="none"/>
+          <w:left w:val="none"/>
+          <w:bottom w:val="none"/>
+          <w:right w:val="none"/>
+          <w:insideH w:val="none"/>
+          <w:insideV w:val="none"/>
+        </w:tblBorders>
+      </w:tblPr>
+      <w:tblGrid>
+        <w:gridCol w:w="10080"/>
+      </w:tblGrid>
+      <w:tr>
+        <w:tc>
+          <w:tcPr>
+            <w:tcW w:type="dxa" w:w="10080"/>
+            <w:shd w:fill="10201D" w:val="clear"/>
+            <w:tcMar>
+              <w:top w:type="dxa" w:w="140"/>
+              <w:left w:type="dxa" w:w="180"/>
+              <w:bottom w:type="dxa" w:w="140"/>
+              <w:right w:type="dxa" w:w="180"/>
+            </w:tcMar>
+          </w:tcPr>
+          <w:p>
+            <w:pPr>
+              <w:spacing w:after="0" w:before="0"/>
+            </w:pPr>
+            <w:r>
+              <w:rPr>
+                <w:rFonts w:ascii="Consolas" w:cs="Consolas" w:eastAsia="Consolas" w:hAnsi="Consolas"/>
+                <w:color w:val="7C978F"/>
+                <w:sz w:val="17"/>
+                <w:szCs w:val="17"/>
+              </w:rPr>
+              <w:t xml:space="preserve"># last lines of the build:</w:t>
+            </w:r>
+            <w:r>
+              <w:br/>
+            </w:r>
+            <w:r>
+              <w:rPr>
+                <w:rFonts w:ascii="Consolas" w:cs="Consolas" w:eastAsia="Consolas" w:hAnsi="Consolas"/>
+                <w:color w:val="D9EDE8"/>
+                <w:sz w:val="17"/>
+                <w:szCs w:val="17"/>
+              </w:rPr>
+              <w:t xml:space="preserve">Summary: 9 packages finished [21.3s]</w:t>
+            </w:r>
+            <w:r>
+              <w:br/>
+            </w:r>
+            <w:r>
+              <w:br/>
+            </w:r>
+            <w:r>
+              <w:rPr>
+                <w:rFonts w:ascii="Consolas" w:cs="Consolas" w:eastAsia="Consolas" w:hAnsi="Consolas"/>
+                <w:color w:val="D9EDE8"/>
+                <w:sz w:val="17"/>
+                <w:szCs w:val="17"/>
+              </w:rPr>
+              <w:t xml:space="preserve">docker exec gazebo_to_lerobot bash -c 'source /opt/ros/jazzy/setup.bash; source /workspace/install/setup.bash; ros2 pkg list | grep -E "mycobot|gazebo_to_lerobot|rosetta"'</w:t>
+            </w:r>
+            <w:r>
+              <w:br/>
+            </w:r>
+            <w:r>
+              <w:rPr>
+                <w:rFonts w:ascii="Consolas" w:cs="Consolas" w:eastAsia="Consolas" w:hAnsi="Consolas"/>
+                <w:color w:val="7C978F"/>
+                <w:sz w:val="17"/>
+                <w:szCs w:val="17"/>
+              </w:rPr>
+              <w:t xml:space="preserve"># gazebo_to_lerobot_bringup, lerobot_robot_rosetta, lerobot_rosetta, lerobot_teleoperator_rosetta,</w:t>
+            </w:r>
+            <w:r>
+              <w:br/>
+            </w:r>
+            <w:r>
+              <w:rPr>
+                <w:rFonts w:ascii="Consolas" w:cs="Consolas" w:eastAsia="Consolas" w:hAnsi="Consolas"/>
+                <w:color w:val="7C978F"/>
+                <w:sz w:val="17"/>
+                <w:szCs w:val="17"/>
+              </w:rPr>
+              <w:t xml:space="preserve"># mycobot_description, mycobot_gateway, mycobot_moveit_config, rosetta, rosetta_interfaces</w:t>
+            </w:r>
+          </w:p>
+        </w:tc>
+      </w:tr>
+    </w:tbl>
+    <w:p>
+      <w:pPr>
+        <w:spacing w:after="80"/>
+      </w:pPr>
+    </w:p>
+    <w:p>
+      <w:pPr>
+        <w:pStyle w:val="Heading2"/>
+        <w:spacing w:after="40" w:before="320"/>
+      </w:pPr>
+      <w:r>
+        <w:rPr>
+          <w:b/>
+          <w:bCs/>
+          <w:color w:val="0E4A40"/>
+        </w:rPr>
+        <w:t xml:space="preserve">22  </w:t>
+      </w:r>
+      <w:r>
+        <w:t xml:space="preserve">Install moveit_py, which the image does not contain</w:t>
+      </w:r>
+    </w:p>
+    <w:p>
+      <w:pPr>
+        <w:spacing w:after="160"/>
+      </w:pPr>
+      <w:r>
+        <w:rPr>
+          <w:i/>
+          <w:iCs/>
+          <w:color w:val="4B5B57"/>
+        </w:rPr>
+        <w:t xml:space="preserve">The Dockerfile installs </w:t>
+      </w:r>
+      <w:r>
+        <w:rPr>
+          <w:rFonts w:ascii="Consolas" w:cs="Consolas" w:eastAsia="Consolas" w:hAnsi="Consolas"/>
+          <w:color w:val="0E4A40"/>
+          <w:sz w:val="19"/>
+          <w:szCs w:val="19"/>
+        </w:rPr>
+        <w:t xml:space="preserve">ros-jazzy-moveit</w:t>
+      </w:r>
+      <w:r>
+        <w:rPr>
+          <w:i/>
+          <w:iCs/>
+          <w:color w:val="4B5B57"/>
+        </w:rPr>
+        <w:t xml:space="preserve">, which does </w:t>
+      </w:r>
+      <w:r>
+        <w:rPr>
+          <w:b/>
+          <w:bCs/>
+          <w:i/>
+          <w:iCs/>
+          <w:color w:val="4B5B57"/>
+        </w:rPr>
+        <w:t xml:space="preserve">not</w:t>
+      </w:r>
+      <w:r>
+        <w:rPr>
+          <w:i/>
+          <w:iCs/>
+          <w:color w:val="4B5B57"/>
+        </w:rPr>
+        <w:t xml:space="preserve"> include MoveIt's Python bindings. </w:t>
+      </w:r>
+      <w:r>
+        <w:rPr>
+          <w:rFonts w:ascii="Consolas" w:cs="Consolas" w:eastAsia="Consolas" w:hAnsi="Consolas"/>
+          <w:color w:val="0E4A40"/>
+          <w:sz w:val="19"/>
+          <w:szCs w:val="19"/>
+        </w:rPr>
+        <w:t xml:space="preserve">precompute_ik.py</w:t>
+      </w:r>
+      <w:r>
+        <w:rPr>
+          <w:i/>
+          <w:iCs/>
+          <w:color w:val="4B5B57"/>
+        </w:rPr>
+        <w:t xml:space="preserve"> (Sec.3–4) cannot run without them. The container this project was developed in must have had them added by hand; that step was never written down until now.</w:t>
+      </w:r>
+    </w:p>
+    <w:p>
+      <w:pPr>
+        <w:spacing w:before="160" w:after="60"/>
+      </w:pPr>
+      <w:r>
+        <w:rPr>
+          <w:b/>
+          <w:bCs/>
+          <w:caps/>
+          <w:color w:val="146356"/>
+          <w:sz w:val="17"/>
+          <w:szCs w:val="17"/>
+        </w:rPr>
+        <w:t xml:space="preserve">Procedure (host terminal)</w:t>
+      </w:r>
+    </w:p>
+    <w:tbl>
+      <w:tblPr>
+        <w:tblW w:type="dxa" w:w="10080"/>
+        <w:tblBorders>
+          <w:top w:val="none"/>
+          <w:left w:val="none"/>
+          <w:bottom w:val="none"/>
+          <w:right w:val="none"/>
+          <w:insideH w:val="none"/>
+          <w:insideV w:val="none"/>
+        </w:tblBorders>
+      </w:tblPr>
+      <w:tblGrid>
+        <w:gridCol w:w="10080"/>
+      </w:tblGrid>
+      <w:tr>
+        <w:tc>
+          <w:tcPr>
+            <w:tcW w:type="dxa" w:w="10080"/>
+            <w:shd w:fill="10201D" w:val="clear"/>
+            <w:tcMar>
+              <w:top w:type="dxa" w:w="140"/>
+              <w:left w:type="dxa" w:w="180"/>
+              <w:bottom w:type="dxa" w:w="140"/>
+              <w:right w:type="dxa" w:w="180"/>
+            </w:tcMar>
+          </w:tcPr>
+          <w:p>
+            <w:pPr>
+              <w:spacing w:after="0" w:before="0"/>
+            </w:pPr>
+            <w:r>
+              <w:rPr>
+                <w:rFonts w:ascii="Consolas" w:cs="Consolas" w:eastAsia="Consolas" w:hAnsi="Consolas"/>
+                <w:color w:val="D9EDE8"/>
+                <w:sz w:val="17"/>
+                <w:szCs w:val="17"/>
+              </w:rPr>
+              <w:t xml:space="preserve">docker exec gazebo_to_lerobot bash -c 'apt-get install -y ros-jazzy-moveit-py'</w:t>
+            </w:r>
+          </w:p>
+        </w:tc>
+      </w:tr>
+    </w:tbl>
+    <w:p>
+      <w:pPr>
+        <w:spacing w:after="80"/>
+      </w:pPr>
+    </w:p>
+    <w:p>
+      <w:pPr>
+        <w:spacing w:after="140"/>
+      </w:pPr>
+      <w:r>
+        <w:t xml:space="preserve">Installed version on 2026-10-03: </w:t>
+      </w:r>
+      <w:r>
+        <w:rPr>
+          <w:rFonts w:ascii="Consolas" w:cs="Consolas" w:eastAsia="Consolas" w:hAnsi="Consolas"/>
+          <w:color w:val="0E4A40"/>
+          <w:sz w:val="19"/>
+          <w:szCs w:val="19"/>
+        </w:rPr>
+        <w:t xml:space="preserve">ros-jazzy-moveit-py 2.12.4-1noble.20260903.100911</w:t>
+      </w:r>
+      <w:r>
+        <w:t xml:space="preserve">.</w:t>
+      </w:r>
+    </w:p>
+    <w:p>
+      <w:pPr>
+        <w:spacing w:before="160" w:after="60"/>
+      </w:pPr>
+      <w:r>
+        <w:rPr>
+          <w:b/>
+          <w:bCs/>
+          <w:caps/>
+          <w:color w:val="146356"/>
+          <w:sz w:val="17"/>
+          <w:szCs w:val="17"/>
+        </w:rPr>
+        <w:t xml:space="preserve">Verify</w:t>
+      </w:r>
+    </w:p>
+    <w:tbl>
+      <w:tblPr>
+        <w:tblW w:type="dxa" w:w="10080"/>
+        <w:tblBorders>
+          <w:top w:val="none"/>
+          <w:left w:val="none"/>
+          <w:bottom w:val="none"/>
+          <w:right w:val="none"/>
+          <w:insideH w:val="none"/>
+          <w:insideV w:val="none"/>
+        </w:tblBorders>
+      </w:tblPr>
+      <w:tblGrid>
+        <w:gridCol w:w="10080"/>
+      </w:tblGrid>
+      <w:tr>
+        <w:tc>
+          <w:tcPr>
+            <w:tcW w:type="dxa" w:w="10080"/>
+            <w:shd w:fill="10201D" w:val="clear"/>
+            <w:tcMar>
+              <w:top w:type="dxa" w:w="140"/>
+              <w:left w:type="dxa" w:w="180"/>
+              <w:bottom w:type="dxa" w:w="140"/>
+              <w:right w:type="dxa" w:w="180"/>
+            </w:tcMar>
+          </w:tcPr>
+          <w:p>
+            <w:pPr>
+              <w:spacing w:after="0" w:before="0"/>
+            </w:pPr>
+            <w:r>
+              <w:rPr>
+                <w:rFonts w:ascii="Consolas" w:cs="Consolas" w:eastAsia="Consolas" w:hAnsi="Consolas"/>
+                <w:color w:val="D9EDE8"/>
+                <w:sz w:val="17"/>
+                <w:szCs w:val="17"/>
+              </w:rPr>
+              <w:t xml:space="preserve">docker exec gazebo_to_lerobot bash -c 'source /opt/ros/jazzy/setup.bash; python3 -c "import moveit; print(\"moveit_py OK\")"'</w:t>
+            </w:r>
+            <w:r>
+              <w:br/>
+            </w:r>
+            <w:r>
+              <w:rPr>
+                <w:rFonts w:ascii="Consolas" w:cs="Consolas" w:eastAsia="Consolas" w:hAnsi="Consolas"/>
+                <w:color w:val="7C978F"/>
+                <w:sz w:val="17"/>
+                <w:szCs w:val="17"/>
+              </w:rPr>
+              <w:t xml:space="preserve"># moveit_py OK</w:t>
+            </w:r>
+          </w:p>
+        </w:tc>
+      </w:tr>
+    </w:tbl>
+    <w:p>
+      <w:pPr>
+        <w:spacing w:after="80"/>
+      </w:pPr>
+    </w:p>
+    <w:p>
+      <w:pPr>
+        <w:pBdr>
+          <w:left w:val="single" w:color="9C3B23" w:sz="24"/>
+        </w:pBdr>
+        <w:shd w:fill="F7F8F7" w:val="clear"/>
+        <w:spacing w:after="200" w:before="120"/>
+        <w:ind w:left="200"/>
+      </w:pPr>
+      <w:r>
+        <w:rPr>
+          <w:b/>
+          <w:bCs/>
+        </w:rPr>
+        <w:t xml:space="preserve">Misleading symptom if you skip this.</w:t>
+      </w:r>
+      <w:r>
+        <w:t xml:space="preserve"> The demo stops about one second after </w:t>
+      </w:r>
+      <w:r>
+        <w:rPr>
+          <w:rFonts w:ascii="Consolas" w:cs="Consolas" w:eastAsia="Consolas" w:hAnsi="Consolas"/>
+          <w:color w:val="0E4A40"/>
+          <w:sz w:val="19"/>
+          <w:szCs w:val="19"/>
+        </w:rPr>
+        <w:t xml:space="preserve">solving IK for the settled block pose</w:t>
+      </w:r>
+      <w:r>
+        <w:t xml:space="preserve"> with: </w:t>
+      </w:r>
+      <w:r>
+        <w:rPr>
+          <w:rFonts w:ascii="Consolas" w:cs="Consolas" w:eastAsia="Consolas" w:hAnsi="Consolas"/>
+          <w:color w:val="0E4A40"/>
+          <w:sz w:val="19"/>
+          <w:szCs w:val="19"/>
+        </w:rPr>
+        <w:t xml:space="preserve">FATAL: no reachable elbow-up IK solution for this block position (0.25, 0.0) -- try a position closer to (0.25, 0.00)</w:t>
+      </w:r>
+      <w:r>
+        <w:t xml:space="preserve">. The position is fine. The real error, visible only by running </w:t>
+      </w:r>
+      <w:r>
+        <w:rPr>
+          <w:rFonts w:ascii="Consolas" w:cs="Consolas" w:eastAsia="Consolas" w:hAnsi="Consolas"/>
+          <w:color w:val="0E4A40"/>
+          <w:sz w:val="19"/>
+          <w:szCs w:val="19"/>
+        </w:rPr>
+        <w:t xml:space="preserve">python3 precompute_ik.py</w:t>
+      </w:r>
+      <w:r>
+        <w:t xml:space="preserve"> by hand inside the container, is </w:t>
+      </w:r>
+      <w:r>
+        <w:rPr>
+          <w:rFonts w:ascii="Consolas" w:cs="Consolas" w:eastAsia="Consolas" w:hAnsi="Consolas"/>
+          <w:color w:val="0E4A40"/>
+          <w:sz w:val="19"/>
+          <w:szCs w:val="19"/>
+        </w:rPr>
+        <w:t xml:space="preserve">ModuleNotFoundError: No module named 'moveit'</w:t>
+      </w:r>
+      <w:r>
+        <w:t xml:space="preserve">. </w:t>
+      </w:r>
+      <w:r>
+        <w:rPr>
+          <w:rFonts w:ascii="Consolas" w:cs="Consolas" w:eastAsia="Consolas" w:hAnsi="Consolas"/>
+          <w:color w:val="0E4A40"/>
+          <w:sz w:val="19"/>
+          <w:szCs w:val="19"/>
+        </w:rPr>
+        <w:t xml:space="preserve">run_demo.py</w:t>
+      </w:r>
+      <w:r>
+        <w:t xml:space="preserve"> prints only the standard output of </w:t>
+      </w:r>
+      <w:r>
+        <w:rPr>
+          <w:rFonts w:ascii="Consolas" w:cs="Consolas" w:eastAsia="Consolas" w:hAnsi="Consolas"/>
+          <w:color w:val="0E4A40"/>
+          <w:sz w:val="19"/>
+          <w:szCs w:val="19"/>
+        </w:rPr>
+        <w:t xml:space="preserve">precompute_ik.py</w:t>
+      </w:r>
+      <w:r>
+        <w:t xml:space="preserve">, so the traceback (on standard error) is lost and every failure is reported as unreachable. Not fixed in </w:t>
+      </w:r>
+      <w:r>
+        <w:rPr>
+          <w:rFonts w:ascii="Consolas" w:cs="Consolas" w:eastAsia="Consolas" w:hAnsi="Consolas"/>
+          <w:color w:val="0E4A40"/>
+          <w:sz w:val="19"/>
+          <w:szCs w:val="19"/>
+        </w:rPr>
+        <w:t xml:space="preserve">run_demo.py</w:t>
+      </w:r>
+      <w:r>
+        <w:t xml:space="preserve">; documented here.</w:t>
+      </w:r>
+    </w:p>
+    <w:p>
+      <w:pPr>
+        <w:pBdr>
+          <w:left w:val="single" w:color="8A5A12" w:sz="24"/>
+        </w:pBdr>
+        <w:shd w:fill="F7F8F7" w:val="clear"/>
+        <w:spacing w:after="200" w:before="120"/>
+        <w:ind w:left="200"/>
+      </w:pPr>
+      <w:r>
+        <w:rPr>
+          <w:b/>
+          <w:bCs/>
+        </w:rPr>
+        <w:t xml:space="preserve">The install lives in the container, not the image.</w:t>
+      </w:r>
+      <w:r>
+        <w:t xml:space="preserve"> Stopping and restarting the container keeps it. </w:t>
+      </w:r>
+      <w:r>
+        <w:rPr>
+          <w:rFonts w:ascii="Consolas" w:cs="Consolas" w:eastAsia="Consolas" w:hAnsi="Consolas"/>
+          <w:color w:val="0E4A40"/>
+          <w:sz w:val="19"/>
+          <w:szCs w:val="19"/>
+        </w:rPr>
+        <w:t xml:space="preserve">docker rm</w:t>
+      </w:r>
+      <w:r>
+        <w:t xml:space="preserve"> followed by </w:t>
+      </w:r>
+      <w:r>
+        <w:rPr>
+          <w:rFonts w:ascii="Consolas" w:cs="Consolas" w:eastAsia="Consolas" w:hAnsi="Consolas"/>
+          <w:color w:val="0E4A40"/>
+          <w:sz w:val="19"/>
+          <w:szCs w:val="19"/>
+        </w:rPr>
+        <w:t xml:space="preserve">run.sh</w:t>
+      </w:r>
+      <w:r>
+        <w:t xml:space="preserve"> produces a container without </w:t>
+      </w:r>
+      <w:r>
+        <w:rPr>
+          <w:rFonts w:ascii="Consolas" w:cs="Consolas" w:eastAsia="Consolas" w:hAnsi="Consolas"/>
+          <w:color w:val="0E4A40"/>
+          <w:sz w:val="19"/>
+          <w:szCs w:val="19"/>
+        </w:rPr>
+        <w:t xml:space="preserve">moveit_py</w:t>
+      </w:r>
+      <w:r>
+        <w:t xml:space="preserve"> again: redo this step.</w:t>
+      </w:r>
+    </w:p>
+    <w:p>
+      <w:pPr>
+        <w:pStyle w:val="Heading2"/>
+        <w:spacing w:after="40" w:before="320"/>
+      </w:pPr>
+      <w:r>
+        <w:rPr>
+          <w:b/>
+          <w:bCs/>
+          <w:color w:val="0E4A40"/>
+        </w:rPr>
+        <w:t xml:space="preserve">23  </w:t>
+      </w:r>
+      <w:r>
+        <w:t xml:space="preserve">Copy this project into the container</w:t>
+      </w:r>
+    </w:p>
+    <w:p>
+      <w:pPr>
+        <w:spacing w:after="160"/>
+      </w:pPr>
+      <w:r>
+        <w:rPr>
+          <w:i/>
+          <w:iCs/>
+          <w:color w:val="4B5B57"/>
+        </w:rPr>
+        <w:t xml:space="preserve">The container never sees this project's directory: only </w:t>
+      </w:r>
+      <w:r>
+        <w:rPr>
+          <w:rFonts w:ascii="Consolas" w:cs="Consolas" w:eastAsia="Consolas" w:hAnsi="Consolas"/>
+          <w:color w:val="0E4A40"/>
+          <w:sz w:val="19"/>
+          <w:szCs w:val="19"/>
+        </w:rPr>
+        <w:t xml:space="preserve">Gazebo_to_LeRobot_Pipeline/src</w:t>
+      </w:r>
+      <w:r>
+        <w:rPr>
+          <w:i/>
+          <w:iCs/>
+          <w:color w:val="4B5B57"/>
+        </w:rPr>
+        <w:t xml:space="preserve"> is mounted. Everything is copied to </w:t>
+      </w:r>
+      <w:r>
+        <w:rPr>
+          <w:rFonts w:ascii="Consolas" w:cs="Consolas" w:eastAsia="Consolas" w:hAnsi="Consolas"/>
+          <w:color w:val="0E4A40"/>
+          <w:sz w:val="19"/>
+          <w:szCs w:val="19"/>
+        </w:rPr>
+        <w:t xml:space="preserve">/workspace/htgpp/</w:t>
+      </w:r>
+      <w:r>
+        <w:rPr>
+          <w:i/>
+          <w:iCs/>
+          <w:color w:val="4B5B57"/>
+        </w:rPr>
+        <w:t xml:space="preserve">.</w:t>
+      </w:r>
+    </w:p>
+    <w:p>
+      <w:pPr>
+        <w:spacing w:before="160" w:after="60"/>
+      </w:pPr>
+      <w:r>
+        <w:rPr>
+          <w:b/>
+          <w:bCs/>
+          <w:caps/>
+          <w:color w:val="146356"/>
+          <w:sz w:val="17"/>
+          <w:szCs w:val="17"/>
+        </w:rPr>
+        <w:t xml:space="preserve">Procedure (host terminal, in Headless_Task-Grounded_Pick-and-Place_in_Gazebo)</w:t>
+      </w:r>
+    </w:p>
+    <w:tbl>
+      <w:tblPr>
+        <w:tblW w:type="dxa" w:w="10080"/>
+        <w:tblBorders>
+          <w:top w:val="none"/>
+          <w:left w:val="none"/>
+          <w:bottom w:val="none"/>
+          <w:right w:val="none"/>
+          <w:insideH w:val="none"/>
+          <w:insideV w:val="none"/>
+        </w:tblBorders>
+      </w:tblPr>
+      <w:tblGrid>
+        <w:gridCol w:w="10080"/>
+      </w:tblGrid>
+      <w:tr>
+        <w:tc>
+          <w:tcPr>
+            <w:tcW w:type="dxa" w:w="10080"/>
+            <w:shd w:fill="10201D" w:val="clear"/>
+            <w:tcMar>
+              <w:top w:type="dxa" w:w="140"/>
+              <w:left w:type="dxa" w:w="180"/>
+              <w:bottom w:type="dxa" w:w="140"/>
+              <w:right w:type="dxa" w:w="180"/>
+            </w:tcMar>
+          </w:tcPr>
+          <w:p>
+            <w:pPr>
+              <w:spacing w:after="0" w:before="0"/>
+            </w:pPr>
+            <w:r>
+              <w:rPr>
+                <w:rFonts w:ascii="Consolas" w:cs="Consolas" w:eastAsia="Consolas" w:hAnsi="Consolas"/>
+                <w:color w:val="D9EDE8"/>
+                <w:sz w:val="17"/>
+                <w:szCs w:val="17"/>
+              </w:rPr>
+              <w:t xml:space="preserve">cd ~/tomislav/robotics/mycobot_320pi_R6A_tomislav_02_10_2026/Headless_Task-Grounded_Pick-and-Place_in_Gazebo</w:t>
+            </w:r>
+            <w:r>
+              <w:br/>
+            </w:r>
+            <w:r>
+              <w:rPr>
+                <w:rFonts w:ascii="Consolas" w:cs="Consolas" w:eastAsia="Consolas" w:hAnsi="Consolas"/>
+                <w:color w:val="D9EDE8"/>
+                <w:sz w:val="17"/>
+                <w:szCs w:val="17"/>
+              </w:rPr>
+              <w:t xml:space="preserve">docker exec gazebo_to_lerobot mkdir -p /workspace/htgpp</w:t>
+            </w:r>
+            <w:r>
+              <w:br/>
+            </w:r>
+            <w:r>
+              <w:rPr>
+                <w:rFonts w:ascii="Consolas" w:cs="Consolas" w:eastAsia="Consolas" w:hAnsi="Consolas"/>
+                <w:color w:val="D9EDE8"/>
+                <w:sz w:val="17"/>
+                <w:szCs w:val="17"/>
+              </w:rPr>
+              <w:t xml:space="preserve">for d in launch scripts models contracts; do docker cp $d gazebo_to_lerobot:/workspace/htgpp/; done</w:t>
+            </w:r>
+            <w:r>
+              <w:br/>
+            </w:r>
+            <w:r>
+              <w:rPr>
+                <w:rFonts w:ascii="Consolas" w:cs="Consolas" w:eastAsia="Consolas" w:hAnsi="Consolas"/>
+                <w:color w:val="7C978F"/>
+                <w:sz w:val="17"/>
+                <w:szCs w:val="17"/>
+              </w:rPr>
+              <w:t xml:space="preserve"># the scripts are ALSO needed flat in /workspace/htgpp/ itself:</w:t>
+            </w:r>
+            <w:r>
+              <w:br/>
+            </w:r>
+            <w:r>
+              <w:rPr>
+                <w:rFonts w:ascii="Consolas" w:cs="Consolas" w:eastAsia="Consolas" w:hAnsi="Consolas"/>
+                <w:color w:val="D9EDE8"/>
+                <w:sz w:val="17"/>
+                <w:szCs w:val="17"/>
+              </w:rPr>
+              <w:t xml:space="preserve">for f in scripts/*.py scripts/*.sh; do docker cp $f gazebo_to_lerobot:/workspace/htgpp/; done</w:t>
+            </w:r>
+          </w:p>
+        </w:tc>
+      </w:tr>
+    </w:tbl>
+    <w:p>
+      <w:pPr>
+        <w:spacing w:after="80"/>
+      </w:pPr>
+    </w:p>
+    <w:p>
+      <w:pPr>
+        <w:spacing w:after="140"/>
+      </w:pPr>
+      <w:r>
+        <w:rPr>
+          <w:b/>
+          <w:bCs/>
+        </w:rPr>
+        <w:t xml:space="preserve">Why both copies of the scripts.</w:t>
+      </w:r>
+      <w:r>
+        <w:t xml:space="preserve"> </w:t>
+      </w:r>
+      <w:r>
+        <w:rPr>
+          <w:rFonts w:ascii="Consolas" w:cs="Consolas" w:eastAsia="Consolas" w:hAnsi="Consolas"/>
+          <w:color w:val="0E4A40"/>
+          <w:sz w:val="19"/>
+          <w:szCs w:val="19"/>
+        </w:rPr>
+        <w:t xml:space="preserve">run_demo.py</w:t>
+      </w:r>
+      <w:r>
+        <w:t xml:space="preserve"> calls </w:t>
+      </w:r>
+      <w:r>
+        <w:rPr>
+          <w:rFonts w:ascii="Consolas" w:cs="Consolas" w:eastAsia="Consolas" w:hAnsi="Consolas"/>
+          <w:color w:val="0E4A40"/>
+          <w:sz w:val="19"/>
+          <w:szCs w:val="19"/>
+        </w:rPr>
+        <w:t xml:space="preserve">/workspace/htgpp/precompute_ik.py</w:t>
+      </w:r>
+      <w:r>
+        <w:t xml:space="preserve">, not </w:t>
+      </w:r>
+      <w:r>
+        <w:rPr>
+          <w:rFonts w:ascii="Consolas" w:cs="Consolas" w:eastAsia="Consolas" w:hAnsi="Consolas"/>
+          <w:color w:val="0E4A40"/>
+          <w:sz w:val="19"/>
+          <w:szCs w:val="19"/>
+        </w:rPr>
+        <w:t xml:space="preserve">/workspace/htgpp/scripts/precompute_ik.py</w:t>
+      </w:r>
+      <w:r>
+        <w:t xml:space="preserve">: the container was always deployed with every script flattened into the project root (Sec.14's comment in the launch file). The launch file itself finds </w:t>
+      </w:r>
+      <w:r>
+        <w:rPr>
+          <w:rFonts w:ascii="Consolas" w:cs="Consolas" w:eastAsia="Consolas" w:hAnsi="Consolas"/>
+          <w:color w:val="0E4A40"/>
+          <w:sz w:val="19"/>
+          <w:szCs w:val="19"/>
+        </w:rPr>
+        <w:t xml:space="preserve">run_demo.py</w:t>
+      </w:r>
+      <w:r>
+        <w:t xml:space="preserve"> in either place. The second loop also installs </w:t>
+      </w:r>
+      <w:r>
+        <w:rPr>
+          <w:rFonts w:ascii="Consolas" w:cs="Consolas" w:eastAsia="Consolas" w:hAnsi="Consolas"/>
+          <w:color w:val="0E4A40"/>
+          <w:sz w:val="19"/>
+          <w:szCs w:val="19"/>
+        </w:rPr>
+        <w:t xml:space="preserve">run_gui_demo.sh</w:t>
+      </w:r>
+      <w:r>
+        <w:t xml:space="preserve"> (Sec.27) at </w:t>
+      </w:r>
+      <w:r>
+        <w:rPr>
+          <w:rFonts w:ascii="Consolas" w:cs="Consolas" w:eastAsia="Consolas" w:hAnsi="Consolas"/>
+          <w:color w:val="0E4A40"/>
+          <w:sz w:val="19"/>
+          <w:szCs w:val="19"/>
+        </w:rPr>
+        <w:t xml:space="preserve">/workspace/htgpp/run_gui_demo.sh</w:t>
+      </w:r>
+      <w:r>
+        <w:t xml:space="preserve">.</w:t>
+      </w:r>
+    </w:p>
+    <w:p>
+      <w:pPr>
+        <w:spacing w:before="160" w:after="60"/>
+      </w:pPr>
+      <w:r>
+        <w:rPr>
+          <w:b/>
+          <w:bCs/>
+          <w:caps/>
+          <w:color w:val="146356"/>
+          <w:sz w:val="17"/>
+          <w:szCs w:val="17"/>
+        </w:rPr>
+        <w:t xml:space="preserve">Verify</w:t>
+      </w:r>
+    </w:p>
+    <w:tbl>
+      <w:tblPr>
+        <w:tblW w:type="dxa" w:w="10080"/>
+        <w:tblBorders>
+          <w:top w:val="none"/>
+          <w:left w:val="none"/>
+          <w:bottom w:val="none"/>
+          <w:right w:val="none"/>
+          <w:insideH w:val="none"/>
+          <w:insideV w:val="none"/>
+        </w:tblBorders>
+      </w:tblPr>
+      <w:tblGrid>
+        <w:gridCol w:w="10080"/>
+      </w:tblGrid>
+      <w:tr>
+        <w:tc>
+          <w:tcPr>
+            <w:tcW w:type="dxa" w:w="10080"/>
+            <w:shd w:fill="10201D" w:val="clear"/>
+            <w:tcMar>
+              <w:top w:type="dxa" w:w="140"/>
+              <w:left w:type="dxa" w:w="180"/>
+              <w:bottom w:type="dxa" w:w="140"/>
+              <w:right w:type="dxa" w:w="180"/>
+            </w:tcMar>
+          </w:tcPr>
+          <w:p>
+            <w:pPr>
+              <w:spacing w:after="0" w:before="0"/>
+            </w:pPr>
+            <w:r>
+              <w:rPr>
+                <w:rFonts w:ascii="Consolas" w:cs="Consolas" w:eastAsia="Consolas" w:hAnsi="Consolas"/>
+                <w:color w:val="D9EDE8"/>
+                <w:sz w:val="17"/>
+                <w:szCs w:val="17"/>
+              </w:rPr>
+              <w:t xml:space="preserve">docker exec gazebo_to_lerobot ls /workspace/htgpp</w:t>
+            </w:r>
+            <w:r>
+              <w:br/>
+            </w:r>
+            <w:r>
+              <w:rPr>
+                <w:rFonts w:ascii="Consolas" w:cs="Consolas" w:eastAsia="Consolas" w:hAnsi="Consolas"/>
+                <w:color w:val="7C978F"/>
+                <w:sz w:val="17"/>
+                <w:szCs w:val="17"/>
+              </w:rPr>
+              <w:t xml:space="preserve"># batch.sh contracts episode.sh grab_frame.py ik_helper.py launch models port_bag.py</w:t>
+            </w:r>
+            <w:r>
+              <w:br/>
+            </w:r>
+            <w:r>
+              <w:rPr>
+                <w:rFonts w:ascii="Consolas" w:cs="Consolas" w:eastAsia="Consolas" w:hAnsi="Consolas"/>
+                <w:color w:val="7C978F"/>
+                <w:sz w:val="17"/>
+                <w:szCs w:val="17"/>
+              </w:rPr>
+              <w:t xml:space="preserve"># precompute_ik.py run_demo.py run_gui_demo.sh run_pick_and_place.py scripts status.sh test_ik.py</w:t>
+            </w:r>
+          </w:p>
+        </w:tc>
+      </w:tr>
+    </w:tbl>
+    <w:p>
+      <w:pPr>
+        <w:spacing w:after="80"/>
+      </w:pPr>
+    </w:p>
+    <w:p>
+      <w:pPr>
+        <w:spacing w:after="140"/>
+      </w:pPr>
+      <w:r>
+        <w:t xml:space="preserve">Redo this step after any change to the project's scripts, launch files or models on the host: the container holds copies, not links.</w:t>
+      </w:r>
+    </w:p>
+    <w:p>
+      <w:pPr>
+        <w:pStyle w:val="Heading2"/>
+        <w:spacing w:after="40" w:before="320"/>
+      </w:pPr>
+      <w:r>
+        <w:rPr>
+          <w:b/>
+          <w:bCs/>
+          <w:color w:val="0E4A40"/>
+        </w:rPr>
+        <w:t xml:space="preserve">24  </w:t>
+      </w:r>
+      <w:r>
+        <w:t xml:space="preserve">Headless check, and the frozen simulation (DISPLAY)</w:t>
+      </w:r>
+    </w:p>
+    <w:p>
+      <w:pPr>
+        <w:spacing w:after="160"/>
+      </w:pPr>
+      <w:r>
+        <w:rPr>
+          <w:i/>
+          <w:iCs/>
+          <w:color w:val="4B5B57"/>
+        </w:rPr>
+        <w:t xml:space="preserve">Run the headless variant first: it is the one Sec.15 verified, it exits with a pass/fail code, and it isolates simulation problems from display problems.</w:t>
+      </w:r>
+    </w:p>
+    <w:p>
+      <w:pPr>
+        <w:spacing w:before="160" w:after="60"/>
+      </w:pPr>
+      <w:r>
+        <w:rPr>
+          <w:b/>
+          <w:bCs/>
+          <w:caps/>
+          <w:color w:val="146356"/>
+          <w:sz w:val="17"/>
+          <w:szCs w:val="17"/>
+        </w:rPr>
+        <w:t xml:space="preserve">Procedure (host terminal)</w:t>
+      </w:r>
+    </w:p>
+    <w:tbl>
+      <w:tblPr>
+        <w:tblW w:type="dxa" w:w="10080"/>
+        <w:tblBorders>
+          <w:top w:val="none"/>
+          <w:left w:val="none"/>
+          <w:bottom w:val="none"/>
+          <w:right w:val="none"/>
+          <w:insideH w:val="none"/>
+          <w:insideV w:val="none"/>
+        </w:tblBorders>
+      </w:tblPr>
+      <w:tblGrid>
+        <w:gridCol w:w="10080"/>
+      </w:tblGrid>
+      <w:tr>
+        <w:tc>
+          <w:tcPr>
+            <w:tcW w:type="dxa" w:w="10080"/>
+            <w:shd w:fill="10201D" w:val="clear"/>
+            <w:tcMar>
+              <w:top w:type="dxa" w:w="140"/>
+              <w:left w:type="dxa" w:w="180"/>
+              <w:bottom w:type="dxa" w:w="140"/>
+              <w:right w:type="dxa" w:w="180"/>
+            </w:tcMar>
+          </w:tcPr>
+          <w:p>
+            <w:pPr>
+              <w:spacing w:after="0" w:before="0"/>
+            </w:pPr>
+            <w:r>
+              <w:rPr>
+                <w:rFonts w:ascii="Consolas" w:cs="Consolas" w:eastAsia="Consolas" w:hAnsi="Consolas"/>
+                <w:color w:val="D9EDE8"/>
+                <w:sz w:val="17"/>
+                <w:szCs w:val="17"/>
+              </w:rPr>
+              <w:t xml:space="preserve">docker exec -e DISPLAY=:0 gazebo_to_lerobot bash -c 'source /opt/ros/jazzy/setup.bash; source /workspace/install/setup.bash</w:t>
+            </w:r>
+            <w:r>
+              <w:br/>
+            </w:r>
+            <w:r>
+              <w:rPr>
+                <w:rFonts w:ascii="Consolas" w:cs="Consolas" w:eastAsia="Consolas" w:hAnsi="Consolas"/>
+                <w:color w:val="D9EDE8"/>
+                <w:sz w:val="17"/>
+                <w:szCs w:val="17"/>
+              </w:rPr>
+              <w:t xml:space="preserve">  ros2 launch /workspace/htgpp/launch/pick_and_place_no_gui_demo.launch.py; echo "exit code: $?"'</w:t>
+            </w:r>
+          </w:p>
+        </w:tc>
+      </w:tr>
+    </w:tbl>
+    <w:p>
+      <w:pPr>
+        <w:spacing w:after="80"/>
+      </w:pPr>
+    </w:p>
+    <w:p>
+      <w:pPr>
+        <w:spacing w:before="160" w:after="60"/>
+      </w:pPr>
+      <w:r>
+        <w:rPr>
+          <w:b/>
+          <w:bCs/>
+          <w:caps/>
+          <w:color w:val="146356"/>
+          <w:sz w:val="17"/>
+          <w:szCs w:val="17"/>
+        </w:rPr>
+        <w:t xml:space="preserve">Verify</w:t>
+      </w:r>
+    </w:p>
+    <w:p>
+      <w:pPr>
+        <w:spacing w:after="140"/>
+      </w:pPr>
+      <w:r>
+        <w:t xml:space="preserve">About 4 minutes later: </w:t>
+      </w:r>
+      <w:r>
+        <w:rPr>
+          <w:rFonts w:ascii="Consolas" w:cs="Consolas" w:eastAsia="Consolas" w:hAnsi="Consolas"/>
+          <w:color w:val="0E4A40"/>
+          <w:sz w:val="19"/>
+          <w:szCs w:val="19"/>
+        </w:rPr>
+        <w:t xml:space="preserve">RESULT: motions_ok=True placed_on_plate=True grasp_held=True</w:t>
+      </w:r>
+      <w:r>
+        <w:t xml:space="preserve">. On 2026-10-03 the controllers became active 16–19 s after </w:t>
+      </w:r>
+      <w:r>
+        <w:rPr>
+          <w:rFonts w:ascii="Consolas" w:cs="Consolas" w:eastAsia="Consolas" w:hAnsi="Consolas"/>
+          <w:color w:val="0E4A40"/>
+          <w:sz w:val="19"/>
+          <w:szCs w:val="19"/>
+        </w:rPr>
+        <w:t xml:space="preserve">launching sim</w:t>
+      </w:r>
+      <w:r>
+        <w:t xml:space="preserve">.</w:t>
+      </w:r>
+    </w:p>
+    <w:p>
+      <w:pPr>
+        <w:pBdr>
+          <w:left w:val="single" w:color="9C3B23" w:sz="24"/>
+        </w:pBdr>
+        <w:shd w:fill="F7F8F7" w:val="clear"/>
+        <w:spacing w:after="200" w:before="120"/>
+        <w:ind w:left="200"/>
+      </w:pPr>
+      <w:r>
+        <w:rPr>
+          <w:b/>
+          <w:bCs/>
+        </w:rPr>
+        <w:t xml:space="preserve">Symptom without </w:t>
+      </w:r>
+      <w:r>
+        <w:rPr>
+          <w:rFonts w:ascii="Consolas" w:cs="Consolas" w:eastAsia="Consolas" w:hAnsi="Consolas"/>
+          <w:b/>
+          <w:bCs/>
+          <w:color w:val="0E4A40"/>
+          <w:sz w:val="19"/>
+          <w:szCs w:val="19"/>
+        </w:rPr>
+        <w:t xml:space="preserve">-e DISPLAY=:0</w:t>
+      </w:r>
+      <w:r>
+        <w:rPr>
+          <w:b/>
+          <w:bCs/>
+        </w:rPr>
+        <w:t xml:space="preserve">: the simulation is frozen.</w:t>
+      </w:r>
+      <w:r>
+        <w:t xml:space="preserve"> The log shows </w:t>
+      </w:r>
+      <w:r>
+        <w:rPr>
+          <w:rFonts w:ascii="Consolas" w:cs="Consolas" w:eastAsia="Consolas" w:hAnsi="Consolas"/>
+          <w:color w:val="0E4A40"/>
+          <w:sz w:val="19"/>
+          <w:szCs w:val="19"/>
+        </w:rPr>
+        <w:t xml:space="preserve">controllers not all active yet -- respawning the missing ones sequentially</w:t>
+      </w:r>
+      <w:r>
+        <w:t xml:space="preserve">, then about 4.5 minutes later </w:t>
+      </w:r>
+      <w:r>
+        <w:rPr>
+          <w:rFonts w:ascii="Consolas" w:cs="Consolas" w:eastAsia="Consolas" w:hAnsi="Consolas"/>
+          <w:color w:val="0E4A40"/>
+          <w:sz w:val="19"/>
+          <w:szCs w:val="19"/>
+        </w:rPr>
+        <w:t xml:space="preserve">FATAL: controllers never reached 'active' -- see sim.log</w:t>
+      </w:r>
+      <w:r>
+        <w:t xml:space="preserve">. In </w:t>
+      </w:r>
+      <w:r>
+        <w:rPr>
+          <w:rFonts w:ascii="Consolas" w:cs="Consolas" w:eastAsia="Consolas" w:hAnsi="Consolas"/>
+          <w:color w:val="0E4A40"/>
+          <w:sz w:val="19"/>
+          <w:szCs w:val="19"/>
+        </w:rPr>
+        <w:t xml:space="preserve">/workspace/htgpp/demo/sim.log</w:t>
+      </w:r>
+      <w:r>
+        <w:t xml:space="preserve"> the controller manager logs </w:t>
+      </w:r>
+      <w:r>
+        <w:rPr>
+          <w:rFonts w:ascii="Consolas" w:cs="Consolas" w:eastAsia="Consolas" w:hAnsi="Consolas"/>
+          <w:color w:val="0E4A40"/>
+          <w:sz w:val="19"/>
+          <w:szCs w:val="19"/>
+        </w:rPr>
+        <w:t xml:space="preserve">Activating controllers: [ joint_state_broadcaster ]</w:t>
+      </w:r>
+      <w:r>
+        <w:t xml:space="preserve"> again every 60 s and the spawners log </w:t>
+      </w:r>
+      <w:r>
+        <w:rPr>
+          <w:rFonts w:ascii="Consolas" w:cs="Consolas" w:eastAsia="Consolas" w:hAnsi="Consolas"/>
+          <w:color w:val="0E4A40"/>
+          <w:sz w:val="19"/>
+          <w:szCs w:val="19"/>
+        </w:rPr>
+        <w:t xml:space="preserve">Failed getting a result from calling /controller_manager/switch_controller</w:t>
+      </w:r>
+      <w:r>
+        <w:t xml:space="preserve">; </w:t>
+      </w:r>
+      <w:r>
+        <w:rPr>
+          <w:rFonts w:ascii="Consolas" w:cs="Consolas" w:eastAsia="Consolas" w:hAnsi="Consolas"/>
+          <w:color w:val="0E4A40"/>
+          <w:sz w:val="19"/>
+          <w:szCs w:val="19"/>
+        </w:rPr>
+        <w:t xml:space="preserve">mycobot_controller</w:t>
+      </w:r>
+      <w:r>
+        <w:t xml:space="preserve"> is never even loaded. The simulation clock is not advancing: </w:t>
+      </w:r>
+      <w:r>
+        <w:rPr>
+          <w:rFonts w:ascii="Consolas" w:cs="Consolas" w:eastAsia="Consolas" w:hAnsi="Consolas"/>
+          <w:color w:val="0E4A40"/>
+          <w:sz w:val="19"/>
+          <w:szCs w:val="19"/>
+        </w:rPr>
+        <w:t xml:space="preserve">gz topic -e -t /world/empty/clock -n 1</w:t>
+      </w:r>
+      <w:r>
+        <w:t xml:space="preserve"> (inside the container) times out although the topic has a publisher.</w:t>
+      </w:r>
+    </w:p>
+    <w:p>
+      <w:pPr>
+        <w:spacing w:after="140"/>
+      </w:pPr>
+      <w:r>
+        <w:rPr>
+          <w:b/>
+          <w:bCs/>
+        </w:rPr>
+        <w:t xml:space="preserve">Cause.</w:t>
+      </w:r>
+      <w:r>
+        <w:t xml:space="preserve"> On this laptop the host's </w:t>
+      </w:r>
+      <w:r>
+        <w:rPr>
+          <w:rFonts w:ascii="Consolas" w:cs="Consolas" w:eastAsia="Consolas" w:hAnsi="Consolas"/>
+          <w:color w:val="0E4A40"/>
+          <w:sz w:val="19"/>
+          <w:szCs w:val="19"/>
+        </w:rPr>
+        <w:t xml:space="preserve">DISPLAY</w:t>
+      </w:r>
+      <w:r>
+        <w:t xml:space="preserve"> is </w:t>
+      </w:r>
+      <w:r>
+        <w:rPr>
+          <w:rFonts w:ascii="Consolas" w:cs="Consolas" w:eastAsia="Consolas" w:hAnsi="Consolas"/>
+          <w:color w:val="0E4A40"/>
+          <w:sz w:val="19"/>
+          <w:szCs w:val="19"/>
+        </w:rPr>
+        <w:t xml:space="preserve">172.24.112.1:0</w:t>
+      </w:r>
+      <w:r>
+        <w:t xml:space="preserve"> (check with </w:t>
+      </w:r>
+      <w:r>
+        <w:rPr>
+          <w:rFonts w:ascii="Consolas" w:cs="Consolas" w:eastAsia="Consolas" w:hAnsi="Consolas"/>
+          <w:color w:val="0E4A40"/>
+          <w:sz w:val="19"/>
+          <w:szCs w:val="19"/>
+        </w:rPr>
+        <w:t xml:space="preserve">echo $DISPLAY</w:t>
+      </w:r>
+      <w:r>
+        <w:t xml:space="preserve"> in a host terminal), the address of an external X server (VcXsrv style) that nothing answers. </w:t>
+      </w:r>
+      <w:r>
+        <w:rPr>
+          <w:rFonts w:ascii="Consolas" w:cs="Consolas" w:eastAsia="Consolas" w:hAnsi="Consolas"/>
+          <w:color w:val="0E4A40"/>
+          <w:sz w:val="19"/>
+          <w:szCs w:val="19"/>
+        </w:rPr>
+        <w:t xml:space="preserve">run.sh</w:t>
+      </w:r>
+      <w:r>
+        <w:t xml:space="preserve"> passes it into the container. The camera sensor in the simulated world needs an OpenGL context; opening it blocks on that dead address, and since sensors are updated inside the simulation step, the whole simulation stops. The same hang is visible directly: </w:t>
+      </w:r>
+      <w:r>
+        <w:rPr>
+          <w:rFonts w:ascii="Consolas" w:cs="Consolas" w:eastAsia="Consolas" w:hAnsi="Consolas"/>
+          <w:color w:val="0E4A40"/>
+          <w:sz w:val="19"/>
+          <w:szCs w:val="19"/>
+        </w:rPr>
+        <w:t xml:space="preserve">glxinfo -B</w:t>
+      </w:r>
+      <w:r>
+        <w:t xml:space="preserve"> in the container never returns. WSLg's own display, </w:t>
+      </w:r>
+      <w:r>
+        <w:rPr>
+          <w:rFonts w:ascii="Consolas" w:cs="Consolas" w:eastAsia="Consolas" w:hAnsi="Consolas"/>
+          <w:color w:val="0E4A40"/>
+          <w:sz w:val="19"/>
+          <w:szCs w:val="19"/>
+        </w:rPr>
+        <w:t xml:space="preserve">:0</w:t>
+      </w:r>
+      <w:r>
+        <w:t xml:space="preserve"> (socket </w:t>
+      </w:r>
+      <w:r>
+        <w:rPr>
+          <w:rFonts w:ascii="Consolas" w:cs="Consolas" w:eastAsia="Consolas" w:hAnsi="Consolas"/>
+          <w:color w:val="0E4A40"/>
+          <w:sz w:val="19"/>
+          <w:szCs w:val="19"/>
+        </w:rPr>
+        <w:t xml:space="preserve">/tmp/.X11-unix/X0</w:t>
+      </w:r>
+      <w:r>
+        <w:t xml:space="preserve">), works:</w:t>
+      </w:r>
+    </w:p>
+    <w:tbl>
+      <w:tblPr>
+        <w:tblW w:type="dxa" w:w="10080"/>
+        <w:tblBorders>
+          <w:top w:val="none"/>
+          <w:left w:val="none"/>
+          <w:bottom w:val="none"/>
+          <w:right w:val="none"/>
+          <w:insideH w:val="none"/>
+          <w:insideV w:val="none"/>
+        </w:tblBorders>
+      </w:tblPr>
+      <w:tblGrid>
+        <w:gridCol w:w="10080"/>
+      </w:tblGrid>
+      <w:tr>
+        <w:tc>
+          <w:tcPr>
+            <w:tcW w:type="dxa" w:w="10080"/>
+            <w:shd w:fill="10201D" w:val="clear"/>
+            <w:tcMar>
+              <w:top w:type="dxa" w:w="140"/>
+              <w:left w:type="dxa" w:w="180"/>
+              <w:bottom w:type="dxa" w:w="140"/>
+              <w:right w:type="dxa" w:w="180"/>
+            </w:tcMar>
+          </w:tcPr>
+          <w:p>
+            <w:pPr>
+              <w:spacing w:after="0" w:before="0"/>
+            </w:pPr>
+            <w:r>
+              <w:rPr>
+                <w:rFonts w:ascii="Consolas" w:cs="Consolas" w:eastAsia="Consolas" w:hAnsi="Consolas"/>
+                <w:color w:val="D9EDE8"/>
+                <w:sz w:val="17"/>
+                <w:szCs w:val="17"/>
+              </w:rPr>
+              <w:t xml:space="preserve">docker exec -e DISPLAY=:0 gazebo_to_lerobot glxinfo -B | grep renderer</w:t>
+            </w:r>
+            <w:r>
+              <w:br/>
+            </w:r>
+            <w:r>
+              <w:rPr>
+                <w:rFonts w:ascii="Consolas" w:cs="Consolas" w:eastAsia="Consolas" w:hAnsi="Consolas"/>
+                <w:color w:val="7C978F"/>
+                <w:sz w:val="17"/>
+                <w:szCs w:val="17"/>
+              </w:rPr>
+              <w:t xml:space="preserve"># OpenGL renderer string: D3D12 (Intel(R) Iris(R) Xe Graphics)</w:t>
+            </w:r>
+          </w:p>
+        </w:tc>
+      </w:tr>
+    </w:tbl>
+    <w:p>
+      <w:pPr>
+        <w:spacing w:after="80"/>
+      </w:pPr>
+    </w:p>
+    <w:p>
+      <w:pPr>
+        <w:spacing w:after="140"/>
+      </w:pPr>
+      <w:r>
+        <w:rPr>
+          <w:b/>
+          <w:bCs/>
+        </w:rPr>
+        <w:t xml:space="preserve">Fix.</w:t>
+      </w:r>
+      <w:r>
+        <w:t xml:space="preserve"> Pass </w:t>
+      </w:r>
+      <w:r>
+        <w:rPr>
+          <w:rFonts w:ascii="Consolas" w:cs="Consolas" w:eastAsia="Consolas" w:hAnsi="Consolas"/>
+          <w:color w:val="0E4A40"/>
+          <w:sz w:val="19"/>
+          <w:szCs w:val="19"/>
+        </w:rPr>
+        <w:t xml:space="preserve">-e DISPLAY=:0</w:t>
+      </w:r>
+      <w:r>
+        <w:t xml:space="preserve"> to </w:t>
+      </w:r>
+      <w:r>
+        <w:rPr>
+          <w:b/>
+          <w:bCs/>
+        </w:rPr>
+        <w:t xml:space="preserve">every</w:t>
+      </w:r>
+      <w:r>
+        <w:t xml:space="preserve"> </w:t>
+      </w:r>
+      <w:r>
+        <w:rPr>
+          <w:rFonts w:ascii="Consolas" w:cs="Consolas" w:eastAsia="Consolas" w:hAnsi="Consolas"/>
+          <w:color w:val="0E4A40"/>
+          <w:sz w:val="19"/>
+          <w:szCs w:val="19"/>
+        </w:rPr>
+        <w:t xml:space="preserve">docker exec</w:t>
+      </w:r>
+      <w:r>
+        <w:t xml:space="preserve"> that runs the simulation, including </w:t>
+      </w:r>
+      <w:r>
+        <w:rPr>
+          <w:rFonts w:ascii="Consolas" w:cs="Consolas" w:eastAsia="Consolas" w:hAnsi="Consolas"/>
+          <w:color w:val="0E4A40"/>
+          <w:sz w:val="19"/>
+          <w:szCs w:val="19"/>
+        </w:rPr>
+        <w:t xml:space="preserve">docker exec -it -e DISPLAY=:0 gazebo_to_lerobot bash</w:t>
+      </w:r>
+      <w:r>
+        <w:t xml:space="preserve"> when you open a container shell. </w:t>
+      </w:r>
+      <w:r>
+        <w:rPr>
+          <w:rFonts w:ascii="Consolas" w:cs="Consolas" w:eastAsia="Consolas" w:hAnsi="Consolas"/>
+          <w:color w:val="0E4A40"/>
+          <w:sz w:val="19"/>
+          <w:szCs w:val="19"/>
+        </w:rPr>
+        <w:t xml:space="preserve">run_gui_demo.sh</w:t>
+      </w:r>
+      <w:r>
+        <w:t xml:space="preserve"> (Sec.27) sets it itself.</w:t>
+      </w:r>
+    </w:p>
+    <w:p>
+      <w:pPr>
+        <w:pStyle w:val="Heading2"/>
+        <w:spacing w:after="40" w:before="320"/>
+      </w:pPr>
+      <w:r>
+        <w:rPr>
+          <w:b/>
+          <w:bCs/>
+          <w:color w:val="0E4A40"/>
+        </w:rPr>
+        <w:t xml:space="preserve">25  </w:t>
+      </w:r>
+      <w:r>
+        <w:t xml:space="preserve">The white Gazebo window: use software OpenGL</w:t>
+      </w:r>
+    </w:p>
+    <w:p>
+      <w:pPr>
+        <w:spacing w:after="160"/>
+      </w:pPr>
+      <w:r>
+        <w:rPr>
+          <w:i/>
+          <w:iCs/>
+          <w:color w:val="4B5B57"/>
+        </w:rPr>
+        <w:t xml:space="preserve">With </w:t>
+      </w:r>
+      <w:r>
+        <w:rPr>
+          <w:rFonts w:ascii="Consolas" w:cs="Consolas" w:eastAsia="Consolas" w:hAnsi="Consolas"/>
+          <w:color w:val="0E4A40"/>
+          <w:sz w:val="19"/>
+          <w:szCs w:val="19"/>
+        </w:rPr>
+        <w:t xml:space="preserve">DISPLAY=:0</w:t>
+      </w:r>
+      <w:r>
+        <w:rPr>
+          <w:i/>
+          <w:iCs/>
+          <w:color w:val="4B5B57"/>
+        </w:rPr>
+        <w:t xml:space="preserve">, </w:t>
+      </w:r>
+      <w:r>
+        <w:rPr>
+          <w:rFonts w:ascii="Consolas" w:cs="Consolas" w:eastAsia="Consolas" w:hAnsi="Consolas"/>
+          <w:color w:val="0E4A40"/>
+          <w:sz w:val="19"/>
+          <w:szCs w:val="19"/>
+        </w:rPr>
+        <w:t xml:space="preserve">pick_and_place_demo.launch.py</w:t>
+      </w:r>
+      <w:r>
+        <w:rPr>
+          <w:i/>
+          <w:iCs/>
+          <w:color w:val="4B5B57"/>
+        </w:rPr>
+        <w:t xml:space="preserve"> runs and the Gazebo window opens, but its 3D view stays completely white for the whole run, while the log shows the arm doing the full sequence.</w:t>
+      </w:r>
+    </w:p>
+    <w:p>
+      <w:pPr>
+        <w:spacing w:after="140"/>
+      </w:pPr>
+      <w:r>
+        <w:rPr>
+          <w:b/>
+          <w:bCs/>
+        </w:rPr>
+        <w:t xml:space="preserve">Cause.</w:t>
+      </w:r>
+      <w:r>
+        <w:t xml:space="preserve"> Through WSLg, the Intel GPU is reached via Mesa's D3D12 translation layer, which offers only OpenGL 4.1, without compute shaders. </w:t>
+      </w:r>
+      <w:r>
+        <w:rPr>
+          <w:rFonts w:ascii="Consolas" w:cs="Consolas" w:eastAsia="Consolas" w:hAnsi="Consolas"/>
+          <w:color w:val="0E4A40"/>
+          <w:sz w:val="19"/>
+          <w:szCs w:val="19"/>
+        </w:rPr>
+        <w:t xml:space="preserve">~/.gz/rendering/ogre2.log</w:t>
+      </w:r>
+      <w:r>
+        <w:t xml:space="preserve"> in the container shows </w:t>
+      </w:r>
+      <w:r>
+        <w:rPr>
+          <w:rFonts w:ascii="Consolas" w:cs="Consolas" w:eastAsia="Consolas" w:hAnsi="Consolas"/>
+          <w:color w:val="0E4A40"/>
+          <w:sz w:val="19"/>
+          <w:szCs w:val="19"/>
+        </w:rPr>
+        <w:t xml:space="preserve">GL_RENDERER = D3D12 (Intel(R) Iris(R) Xe Graphics)</w:t>
+      </w:r>
+      <w:r>
+        <w:t xml:space="preserve">, </w:t>
+      </w:r>
+      <w:r>
+        <w:rPr>
+          <w:rFonts w:ascii="Consolas" w:cs="Consolas" w:eastAsia="Consolas" w:hAnsi="Consolas"/>
+          <w:color w:val="0E4A40"/>
+          <w:sz w:val="19"/>
+          <w:szCs w:val="19"/>
+        </w:rPr>
+        <w:t xml:space="preserve">GL_VERSION = 4.1 (Core Profile)</w:t>
+      </w:r>
+      <w:r>
+        <w:t xml:space="preserve"> and </w:t>
+      </w:r>
+      <w:r>
+        <w:rPr>
+          <w:rFonts w:ascii="Consolas" w:cs="Consolas" w:eastAsia="Consolas" w:hAnsi="Consolas"/>
+          <w:color w:val="0E4A40"/>
+          <w:sz w:val="19"/>
+          <w:szCs w:val="19"/>
+        </w:rPr>
+        <w:t xml:space="preserve">Compute programs: no</w:t>
+      </w:r>
+      <w:r>
+        <w:t xml:space="preserve">. Gazebo's default </w:t>
+      </w:r>
+      <w:r>
+        <w:rPr>
+          <w:rFonts w:ascii="Consolas" w:cs="Consolas" w:eastAsia="Consolas" w:hAnsi="Consolas"/>
+          <w:color w:val="0E4A40"/>
+          <w:sz w:val="19"/>
+          <w:szCs w:val="19"/>
+        </w:rPr>
+        <w:t xml:space="preserve">ogre2</w:t>
+      </w:r>
+      <w:r>
+        <w:t xml:space="preserve"> engine draws a white viewport with that. The older engine (</w:t>
+      </w:r>
+      <w:r>
+        <w:rPr>
+          <w:rFonts w:ascii="Consolas" w:cs="Consolas" w:eastAsia="Consolas" w:hAnsi="Consolas"/>
+          <w:color w:val="0E4A40"/>
+          <w:sz w:val="19"/>
+          <w:szCs w:val="19"/>
+        </w:rPr>
+        <w:t xml:space="preserve">gz sim -g --render-engine ogre</w:t>
+      </w:r>
+      <w:r>
+        <w:t xml:space="preserve">) was tried and was white too, so the problem is the D3D12 path, not the engine.</w:t>
+      </w:r>
+    </w:p>
+    <w:p>
+      <w:pPr>
+        <w:spacing w:after="140"/>
+      </w:pPr>
+      <w:r>
+        <w:rPr>
+          <w:b/>
+          <w:bCs/>
+        </w:rPr>
+        <w:t xml:space="preserve">Fix.</w:t>
+      </w:r>
+      <w:r>
+        <w:t xml:space="preserve"> Make Mesa render on the CPU (llvmpipe), which offers OpenGL 4.5. Three environment variables; the third is set to an </w:t>
+      </w:r>
+      <w:r>
+        <w:rPr>
+          <w:b/>
+          <w:bCs/>
+        </w:rPr>
+        <w:t xml:space="preserve">empty</w:t>
+      </w:r>
+      <w:r>
+        <w:t xml:space="preserve"> value to cancel the </w:t>
+      </w:r>
+      <w:r>
+        <w:rPr>
+          <w:rFonts w:ascii="Consolas" w:cs="Consolas" w:eastAsia="Consolas" w:hAnsi="Consolas"/>
+          <w:color w:val="0E4A40"/>
+          <w:sz w:val="19"/>
+          <w:szCs w:val="19"/>
+        </w:rPr>
+        <w:t xml:space="preserve">MESA_LOADER_DRIVER_OVERRIDE=d3d12</w:t>
+      </w:r>
+      <w:r>
+        <w:t xml:space="preserve"> that </w:t>
+      </w:r>
+      <w:r>
+        <w:rPr>
+          <w:rFonts w:ascii="Consolas" w:cs="Consolas" w:eastAsia="Consolas" w:hAnsi="Consolas"/>
+          <w:color w:val="0E4A40"/>
+          <w:sz w:val="19"/>
+          <w:szCs w:val="19"/>
+        </w:rPr>
+        <w:t xml:space="preserve">run.sh</w:t>
+      </w:r>
+      <w:r>
+        <w:t xml:space="preserve"> puts into the container:</w:t>
+      </w:r>
+    </w:p>
+    <w:tbl>
+      <w:tblPr>
+        <w:tblW w:type="dxa" w:w="10080"/>
+        <w:tblBorders>
+          <w:top w:val="none"/>
+          <w:left w:val="none"/>
+          <w:bottom w:val="none"/>
+          <w:right w:val="none"/>
+          <w:insideH w:val="none"/>
+          <w:insideV w:val="none"/>
+        </w:tblBorders>
+      </w:tblPr>
+      <w:tblGrid>
+        <w:gridCol w:w="10080"/>
+      </w:tblGrid>
+      <w:tr>
+        <w:tc>
+          <w:tcPr>
+            <w:tcW w:type="dxa" w:w="10080"/>
+            <w:shd w:fill="10201D" w:val="clear"/>
+            <w:tcMar>
+              <w:top w:type="dxa" w:w="140"/>
+              <w:left w:type="dxa" w:w="180"/>
+              <w:bottom w:type="dxa" w:w="140"/>
+              <w:right w:type="dxa" w:w="180"/>
+            </w:tcMar>
+          </w:tcPr>
+          <w:p>
+            <w:pPr>
+              <w:spacing w:after="0" w:before="0"/>
+            </w:pPr>
+            <w:r>
+              <w:rPr>
+                <w:rFonts w:ascii="Consolas" w:cs="Consolas" w:eastAsia="Consolas" w:hAnsi="Consolas"/>
+                <w:color w:val="D9EDE8"/>
+                <w:sz w:val="17"/>
+                <w:szCs w:val="17"/>
+              </w:rPr>
+              <w:t xml:space="preserve">LIBGL_ALWAYS_SOFTWARE=1</w:t>
+            </w:r>
+            <w:r>
+              <w:br/>
+            </w:r>
+            <w:r>
+              <w:rPr>
+                <w:rFonts w:ascii="Consolas" w:cs="Consolas" w:eastAsia="Consolas" w:hAnsi="Consolas"/>
+                <w:color w:val="D9EDE8"/>
+                <w:sz w:val="17"/>
+                <w:szCs w:val="17"/>
+              </w:rPr>
+              <w:t xml:space="preserve">GALLIUM_DRIVER=llvmpipe</w:t>
+            </w:r>
+            <w:r>
+              <w:br/>
+            </w:r>
+            <w:r>
+              <w:rPr>
+                <w:rFonts w:ascii="Consolas" w:cs="Consolas" w:eastAsia="Consolas" w:hAnsi="Consolas"/>
+                <w:color w:val="D9EDE8"/>
+                <w:sz w:val="17"/>
+                <w:szCs w:val="17"/>
+              </w:rPr>
+              <w:t xml:space="preserve">MESA_LOADER_DRIVER_OVERRIDE=</w:t>
+            </w:r>
+          </w:p>
+        </w:tc>
+      </w:tr>
+    </w:tbl>
+    <w:p>
+      <w:pPr>
+        <w:spacing w:after="80"/>
+      </w:pPr>
+    </w:p>
+    <w:p>
+      <w:pPr>
+        <w:spacing w:before="160" w:after="60"/>
+      </w:pPr>
+      <w:r>
+        <w:rPr>
+          <w:b/>
+          <w:bCs/>
+          <w:caps/>
+          <w:color w:val="146356"/>
+          <w:sz w:val="17"/>
+          <w:szCs w:val="17"/>
+        </w:rPr>
+        <w:t xml:space="preserve">Verify</w:t>
+      </w:r>
+    </w:p>
+    <w:tbl>
+      <w:tblPr>
+        <w:tblW w:type="dxa" w:w="10080"/>
+        <w:tblBorders>
+          <w:top w:val="none"/>
+          <w:left w:val="none"/>
+          <w:bottom w:val="none"/>
+          <w:right w:val="none"/>
+          <w:insideH w:val="none"/>
+          <w:insideV w:val="none"/>
+        </w:tblBorders>
+      </w:tblPr>
+      <w:tblGrid>
+        <w:gridCol w:w="10080"/>
+      </w:tblGrid>
+      <w:tr>
+        <w:tc>
+          <w:tcPr>
+            <w:tcW w:type="dxa" w:w="10080"/>
+            <w:shd w:fill="10201D" w:val="clear"/>
+            <w:tcMar>
+              <w:top w:type="dxa" w:w="140"/>
+              <w:left w:type="dxa" w:w="180"/>
+              <w:bottom w:type="dxa" w:w="140"/>
+              <w:right w:type="dxa" w:w="180"/>
+            </w:tcMar>
+          </w:tcPr>
+          <w:p>
+            <w:pPr>
+              <w:spacing w:after="0" w:before="0"/>
+            </w:pPr>
+            <w:r>
+              <w:rPr>
+                <w:rFonts w:ascii="Consolas" w:cs="Consolas" w:eastAsia="Consolas" w:hAnsi="Consolas"/>
+                <w:color w:val="D9EDE8"/>
+                <w:sz w:val="17"/>
+                <w:szCs w:val="17"/>
+              </w:rPr>
+              <w:t xml:space="preserve">docker exec -e DISPLAY=:0 -e LIBGL_ALWAYS_SOFTWARE=1 -e GALLIUM_DRIVER=llvmpipe -e MESA_LOADER_DRIVER_OVERRIDE= \</w:t>
+            </w:r>
+            <w:r>
+              <w:br/>
+            </w:r>
+            <w:r>
+              <w:rPr>
+                <w:rFonts w:ascii="Consolas" w:cs="Consolas" w:eastAsia="Consolas" w:hAnsi="Consolas"/>
+                <w:color w:val="D9EDE8"/>
+                <w:sz w:val="17"/>
+                <w:szCs w:val="17"/>
+              </w:rPr>
+              <w:t xml:space="preserve">  gazebo_to_lerobot glxinfo -B | grep -E 'renderer string|core profile version'</w:t>
+            </w:r>
+            <w:r>
+              <w:br/>
+            </w:r>
+            <w:r>
+              <w:rPr>
+                <w:rFonts w:ascii="Consolas" w:cs="Consolas" w:eastAsia="Consolas" w:hAnsi="Consolas"/>
+                <w:color w:val="7C978F"/>
+                <w:sz w:val="17"/>
+                <w:szCs w:val="17"/>
+              </w:rPr>
+              <w:t xml:space="preserve"># OpenGL renderer string: llvmpipe (LLVM 20.1.2, 256 bits)</w:t>
+            </w:r>
+            <w:r>
+              <w:br/>
+            </w:r>
+            <w:r>
+              <w:rPr>
+                <w:rFonts w:ascii="Consolas" w:cs="Consolas" w:eastAsia="Consolas" w:hAnsi="Consolas"/>
+                <w:color w:val="7C978F"/>
+                <w:sz w:val="17"/>
+                <w:szCs w:val="17"/>
+              </w:rPr>
+              <w:t xml:space="preserve"># OpenGL core profile version string: 4.5 (Core Profile) Mesa 25.2.8-0ubuntu0.24.04.4</w:t>
+            </w:r>
+          </w:p>
+        </w:tc>
+      </w:tr>
+    </w:tbl>
+    <w:p>
+      <w:pPr>
+        <w:spacing w:after="80"/>
+      </w:pPr>
+    </w:p>
+    <w:p>
+      <w:pPr>
+        <w:spacing w:after="140"/>
+      </w:pPr>
+      <w:r>
+        <w:rPr>
+          <w:b/>
+          <w:bCs/>
+        </w:rPr>
+        <w:t xml:space="preserve">First test: a second window.</w:t>
+      </w:r>
+      <w:r>
+        <w:t xml:space="preserve"> A second GUI started with these variables and connected to the already-running simulation showed the scene correctly:</w:t>
+      </w:r>
+    </w:p>
+    <w:tbl>
+      <w:tblPr>
+        <w:tblW w:type="dxa" w:w="10080"/>
+        <w:tblBorders>
+          <w:top w:val="none"/>
+          <w:left w:val="none"/>
+          <w:bottom w:val="none"/>
+          <w:right w:val="none"/>
+          <w:insideH w:val="none"/>
+          <w:insideV w:val="none"/>
+        </w:tblBorders>
+      </w:tblPr>
+      <w:tblGrid>
+        <w:gridCol w:w="10080"/>
+      </w:tblGrid>
+      <w:tr>
+        <w:tc>
+          <w:tcPr>
+            <w:tcW w:type="dxa" w:w="10080"/>
+            <w:shd w:fill="10201D" w:val="clear"/>
+            <w:tcMar>
+              <w:top w:type="dxa" w:w="140"/>
+              <w:left w:type="dxa" w:w="180"/>
+              <w:bottom w:type="dxa" w:w="140"/>
+              <w:right w:type="dxa" w:w="180"/>
+            </w:tcMar>
+          </w:tcPr>
+          <w:p>
+            <w:pPr>
+              <w:spacing w:after="0" w:before="0"/>
+            </w:pPr>
+            <w:r>
+              <w:rPr>
+                <w:rFonts w:ascii="Consolas" w:cs="Consolas" w:eastAsia="Consolas" w:hAnsi="Consolas"/>
+                <w:color w:val="D9EDE8"/>
+                <w:sz w:val="17"/>
+                <w:szCs w:val="17"/>
+              </w:rPr>
+              <w:t xml:space="preserve">docker exec -e DISPLAY=:0 -e LIBGL_ALWAYS_SOFTWARE=1 -e GALLIUM_DRIVER=llvmpipe -e MESA_LOADER_DRIVER_OVERRIDE= \</w:t>
+            </w:r>
+            <w:r>
+              <w:br/>
+            </w:r>
+            <w:r>
+              <w:rPr>
+                <w:rFonts w:ascii="Consolas" w:cs="Consolas" w:eastAsia="Consolas" w:hAnsi="Consolas"/>
+                <w:color w:val="D9EDE8"/>
+                <w:sz w:val="17"/>
+                <w:szCs w:val="17"/>
+              </w:rPr>
+              <w:t xml:space="preserve">  gazebo_to_lerobot bash -c 'source /opt/ros/jazzy/setup.bash; gz sim -g --force-version 8'</w:t>
+            </w:r>
+          </w:p>
+        </w:tc>
+      </w:tr>
+    </w:tbl>
+    <w:p>
+      <w:pPr>
+        <w:spacing w:after="80"/>
+      </w:pPr>
+    </w:p>
+    <w:p>
+      <w:pPr>
+        <w:pBdr>
+          <w:left w:val="single" w:color="8A5A12" w:sz="24"/>
+        </w:pBdr>
+        <w:shd w:fill="F7F8F7" w:val="clear"/>
+        <w:spacing w:after="200" w:before="120"/>
+        <w:ind w:left="200"/>
+      </w:pPr>
+      <w:r>
+        <w:rPr>
+          <w:b/>
+          <w:bCs/>
+        </w:rPr>
+        <w:t xml:space="preserve">Why this two-window approach was dropped.</w:t>
+      </w:r>
+      <w:r>
+        <w:t xml:space="preserve"> It needs a second terminal opened at the right moment. </w:t>
+      </w:r>
+      <w:r>
+        <w:rPr>
+          <w:rFonts w:ascii="Consolas" w:cs="Consolas" w:eastAsia="Consolas" w:hAnsi="Consolas"/>
+          <w:color w:val="0E4A40"/>
+          <w:sz w:val="19"/>
+          <w:szCs w:val="19"/>
+        </w:rPr>
+        <w:t xml:space="preserve">controllers active</w:t>
+      </w:r>
+      <w:r>
+        <w:t xml:space="preserve"> scrolls past within 20 s of the start; by the time the second window was open and zoomed in, the arm had finished and only a static scene was left. Sec.27 instead gives the variables to the launch itself, so the one window it opens renders from the start. Measured cost: none on startup (controllers active in 20 s, as with the GPU path); motion in the window is a little less fluid.</w:t>
+      </w:r>
+    </w:p>
+    <w:p>
+      <w:pPr>
+        <w:pStyle w:val="Heading2"/>
+        <w:spacing w:after="40" w:before="320"/>
+      </w:pPr>
+      <w:r>
+        <w:rPr>
+          <w:b/>
+          <w:bCs/>
+          <w:color w:val="0E4A40"/>
+        </w:rPr>
+        <w:t xml:space="preserve">26  </w:t>
+      </w:r>
+      <w:r>
+        <w:t xml:space="preserve">The tiny view, and the camera that zooms out by itself</w:t>
+      </w:r>
+    </w:p>
+    <w:p>
+      <w:pPr>
+        <w:spacing w:after="160"/>
+      </w:pPr>
+      <w:r>
+        <w:rPr>
+          <w:i/>
+          <w:iCs/>
+          <w:color w:val="4B5B57"/>
+        </w:rPr>
+        <w:t xml:space="preserve">Once the window renders, the arm is very small in the middle of the view. Two separate causes, and one of them looks like Gazebo zooming out on its own.</w:t>
+      </w:r>
+    </w:p>
+    <w:p>
+      <w:pPr>
+        <w:spacing w:after="140"/>
+      </w:pPr>
+      <w:r>
+        <w:rPr>
+          <w:b/>
+          <w:bCs/>
+        </w:rPr>
+        <w:t xml:space="preserve">Cause 1: the robot's bounding box includes the camera rig.</w:t>
+      </w:r>
+      <w:r>
+        <w:t xml:space="preserve"> The four scene cameras (front, left, right, top) are links of the </w:t>
+      </w:r>
+      <w:r>
+        <w:rPr>
+          <w:rFonts w:ascii="Consolas" w:cs="Consolas" w:eastAsia="Consolas" w:hAnsi="Consolas"/>
+          <w:color w:val="0E4A40"/>
+          <w:sz w:val="19"/>
+          <w:szCs w:val="19"/>
+        </w:rPr>
+        <w:t xml:space="preserve">mycobot_320</w:t>
+      </w:r>
+      <w:r>
+        <w:t xml:space="preserve"> model, so its bounding box spans the whole rig. </w:t>
+      </w:r>
+      <w:r>
+        <w:rPr>
+          <w:b/>
+          <w:bCs/>
+        </w:rPr>
+        <w:t xml:space="preserve">Move to</w:t>
+      </w:r>
+      <w:r>
+        <w:t xml:space="preserve"> on </w:t>
+      </w:r>
+      <w:r>
+        <w:rPr>
+          <w:rFonts w:ascii="Consolas" w:cs="Consolas" w:eastAsia="Consolas" w:hAnsi="Consolas"/>
+          <w:color w:val="0E4A40"/>
+          <w:sz w:val="19"/>
+          <w:szCs w:val="19"/>
+        </w:rPr>
+        <w:t xml:space="preserve">mycobot_320</w:t>
+      </w:r>
+      <w:r>
+        <w:t xml:space="preserve"> in the Entity Tree flies to the arm and then frames that whole box, which zooms back out. This is noted in the comments of </w:t>
+      </w:r>
+      <w:r>
+        <w:rPr>
+          <w:rFonts w:ascii="Consolas" w:cs="Consolas" w:eastAsia="Consolas" w:hAnsi="Consolas"/>
+          <w:color w:val="0E4A40"/>
+          <w:sz w:val="19"/>
+          <w:szCs w:val="19"/>
+        </w:rPr>
+        <w:t xml:space="preserve">sim_full.launch.py</w:t>
+      </w:r>
+      <w:r>
+        <w:t xml:space="preserve">.</w:t>
+      </w:r>
+    </w:p>
+    <w:p>
+      <w:pPr>
+        <w:spacing w:after="140"/>
+      </w:pPr>
+      <w:r>
+        <w:rPr>
+          <w:b/>
+          <w:bCs/>
+        </w:rPr>
+        <w:t xml:space="preserve">Cause 2: Follow mode.</w:t>
+      </w:r>
+      <w:r>
+        <w:t xml:space="preserve"> If </w:t>
+      </w:r>
+      <w:r>
+        <w:rPr>
+          <w:b/>
+          <w:bCs/>
+        </w:rPr>
+        <w:t xml:space="preserve">Follow</w:t>
+      </w:r>
+      <w:r>
+        <w:t xml:space="preserve"> was ever chosen for </w:t>
+      </w:r>
+      <w:r>
+        <w:rPr>
+          <w:rFonts w:ascii="Consolas" w:cs="Consolas" w:eastAsia="Consolas" w:hAnsi="Consolas"/>
+          <w:color w:val="0E4A40"/>
+          <w:sz w:val="19"/>
+          <w:szCs w:val="19"/>
+        </w:rPr>
+        <w:t xml:space="preserve">mycobot_320</w:t>
+      </w:r>
+      <w:r>
+        <w:t xml:space="preserve">, the GUI camera stays locked to it at an offset of 3 m back and 2 m up, and pulls itself back there after every zoom, even after </w:t>
+      </w:r>
+      <w:r>
+        <w:rPr>
+          <w:b/>
+          <w:bCs/>
+        </w:rPr>
+        <w:t xml:space="preserve">Move to</w:t>
+      </w:r>
+      <w:r>
+        <w:t xml:space="preserve"> </w:t>
+      </w:r>
+      <w:r>
+        <w:rPr>
+          <w:rFonts w:ascii="Consolas" w:cs="Consolas" w:eastAsia="Consolas" w:hAnsi="Consolas"/>
+          <w:color w:val="0E4A40"/>
+          <w:sz w:val="19"/>
+          <w:szCs w:val="19"/>
+        </w:rPr>
+        <w:t xml:space="preserve">red_block</w:t>
+      </w:r>
+      <w:r>
+        <w:t xml:space="preserve">. Checked inside the container:</w:t>
+      </w:r>
+    </w:p>
+    <w:tbl>
+      <w:tblPr>
+        <w:tblW w:type="dxa" w:w="10080"/>
+        <w:tblBorders>
+          <w:top w:val="none"/>
+          <w:left w:val="none"/>
+          <w:bottom w:val="none"/>
+          <w:right w:val="none"/>
+          <w:insideH w:val="none"/>
+          <w:insideV w:val="none"/>
+        </w:tblBorders>
+      </w:tblPr>
+      <w:tblGrid>
+        <w:gridCol w:w="10080"/>
+      </w:tblGrid>
+      <w:tr>
+        <w:tc>
+          <w:tcPr>
+            <w:tcW w:type="dxa" w:w="10080"/>
+            <w:shd w:fill="10201D" w:val="clear"/>
+            <w:tcMar>
+              <w:top w:type="dxa" w:w="140"/>
+              <w:left w:type="dxa" w:w="180"/>
+              <w:bottom w:type="dxa" w:w="140"/>
+              <w:right w:type="dxa" w:w="180"/>
+            </w:tcMar>
+          </w:tcPr>
+          <w:p>
+            <w:pPr>
+              <w:spacing w:after="0" w:before="0"/>
+            </w:pPr>
+            <w:r>
+              <w:rPr>
+                <w:rFonts w:ascii="Consolas" w:cs="Consolas" w:eastAsia="Consolas" w:hAnsi="Consolas"/>
+                <w:color w:val="D9EDE8"/>
+                <w:sz w:val="17"/>
+                <w:szCs w:val="17"/>
+              </w:rPr>
+              <w:t xml:space="preserve">gz topic -e -t /gui/currently_tracked -n 1</w:t>
+            </w:r>
+            <w:r>
+              <w:br/>
+            </w:r>
+            <w:r>
+              <w:rPr>
+                <w:rFonts w:ascii="Consolas" w:cs="Consolas" w:eastAsia="Consolas" w:hAnsi="Consolas"/>
+                <w:color w:val="7C978F"/>
+                <w:sz w:val="17"/>
+                <w:szCs w:val="17"/>
+              </w:rPr>
+              <w:t xml:space="preserve"># track_mode: FOLLOW</w:t>
+            </w:r>
+            <w:r>
+              <w:br/>
+            </w:r>
+            <w:r>
+              <w:rPr>
+                <w:rFonts w:ascii="Consolas" w:cs="Consolas" w:eastAsia="Consolas" w:hAnsi="Consolas"/>
+                <w:color w:val="7C978F"/>
+                <w:sz w:val="17"/>
+                <w:szCs w:val="17"/>
+              </w:rPr>
+              <w:t xml:space="preserve"># follow_target { name: "mycobot_320" }</w:t>
+            </w:r>
+            <w:r>
+              <w:br/>
+            </w:r>
+            <w:r>
+              <w:rPr>
+                <w:rFonts w:ascii="Consolas" w:cs="Consolas" w:eastAsia="Consolas" w:hAnsi="Consolas"/>
+                <w:color w:val="7C978F"/>
+                <w:sz w:val="17"/>
+                <w:szCs w:val="17"/>
+              </w:rPr>
+              <w:t xml:space="preserve"># follow_offset { x: -3  z: 2 }</w:t>
+            </w:r>
+          </w:p>
+        </w:tc>
+      </w:tr>
+    </w:tbl>
+    <w:p>
+      <w:pPr>
+        <w:spacing w:after="80"/>
+      </w:pPr>
+    </w:p>
+    <w:p>
+      <w:pPr>
+        <w:spacing w:before="160" w:after="60"/>
+      </w:pPr>
+      <w:r>
+        <w:rPr>
+          <w:b/>
+          <w:bCs/>
+          <w:caps/>
+          <w:color w:val="146356"/>
+          <w:sz w:val="17"/>
+          <w:szCs w:val="17"/>
+        </w:rPr>
+        <w:t xml:space="preserve">Fix by hand (in the Gazebo window)</w:t>
+      </w:r>
+    </w:p>
+    <w:p>
+      <w:pPr>
+        <w:pStyle w:val="ListParagraph"/>
+        <w:numPr>
+          <w:ilvl w:val="0"/>
+          <w:numId w:val="2"/>
+        </w:numPr>
+        <w:spacing w:after="80"/>
+      </w:pPr>
+      <w:r>
+        <w:t xml:space="preserve">Right-click an empty part of the 3D view and choose </w:t>
+      </w:r>
+      <w:r>
+        <w:rPr>
+          <w:b/>
+          <w:bCs/>
+        </w:rPr>
+        <w:t xml:space="preserve">Unfollow</w:t>
+      </w:r>
+      <w:r>
+        <w:t xml:space="preserve"> (also available from the right-click menu of the entity in the Entity Tree).</w:t>
+      </w:r>
+    </w:p>
+    <w:p>
+      <w:pPr>
+        <w:pStyle w:val="ListParagraph"/>
+        <w:numPr>
+          <w:ilvl w:val="0"/>
+          <w:numId w:val="2"/>
+        </w:numPr>
+        <w:spacing w:after="80"/>
+      </w:pPr>
+      <w:r>
+        <w:t xml:space="preserve">Then right-click </w:t>
+      </w:r>
+      <w:r>
+        <w:rPr>
+          <w:rFonts w:ascii="Consolas" w:cs="Consolas" w:eastAsia="Consolas" w:hAnsi="Consolas"/>
+          <w:color w:val="0E4A40"/>
+          <w:sz w:val="19"/>
+          <w:szCs w:val="19"/>
+        </w:rPr>
+        <w:t xml:space="preserve">red_block</w:t>
+      </w:r>
+      <w:r>
+        <w:t xml:space="preserve"> (or </w:t>
+      </w:r>
+      <w:r>
+        <w:rPr>
+          <w:rFonts w:ascii="Consolas" w:cs="Consolas" w:eastAsia="Consolas" w:hAnsi="Consolas"/>
+          <w:color w:val="0E4A40"/>
+          <w:sz w:val="19"/>
+          <w:szCs w:val="19"/>
+        </w:rPr>
+        <w:t xml:space="preserve">plate</w:t>
+      </w:r>
+      <w:r>
+        <w:t xml:space="preserve">) in the Entity Tree and choose </w:t>
+      </w:r>
+      <w:r>
+        <w:rPr>
+          <w:b/>
+          <w:bCs/>
+        </w:rPr>
+        <w:t xml:space="preserve">Move to</w:t>
+      </w:r>
+      <w:r>
+        <w:t xml:space="preserve">. Do not use </w:t>
+      </w:r>
+      <w:r>
+        <w:rPr>
+          <w:b/>
+          <w:bCs/>
+        </w:rPr>
+        <w:t xml:space="preserve">Move to</w:t>
+      </w:r>
+      <w:r>
+        <w:t xml:space="preserve"> or </w:t>
+      </w:r>
+      <w:r>
+        <w:rPr>
+          <w:b/>
+          <w:bCs/>
+        </w:rPr>
+        <w:t xml:space="preserve">Follow</w:t>
+      </w:r>
+      <w:r>
+        <w:t xml:space="preserve"> on </w:t>
+      </w:r>
+      <w:r>
+        <w:rPr>
+          <w:rFonts w:ascii="Consolas" w:cs="Consolas" w:eastAsia="Consolas" w:hAnsi="Consolas"/>
+          <w:color w:val="0E4A40"/>
+          <w:sz w:val="19"/>
+          <w:szCs w:val="19"/>
+        </w:rPr>
+        <w:t xml:space="preserve">mycobot_320</w:t>
+      </w:r>
+      <w:r>
+        <w:t xml:space="preserve">.</w:t>
+      </w:r>
+    </w:p>
+    <w:p>
+      <w:pPr>
+        <w:spacing w:before="160" w:after="60"/>
+      </w:pPr>
+      <w:r>
+        <w:rPr>
+          <w:b/>
+          <w:bCs/>
+          <w:caps/>
+          <w:color w:val="146356"/>
+          <w:sz w:val="17"/>
+          <w:szCs w:val="17"/>
+        </w:rPr>
+        <w:t xml:space="preserve">Fix by command (container shell, opened with -e DISPLAY=:0)</w:t>
+      </w:r>
+    </w:p>
+    <w:tbl>
+      <w:tblPr>
+        <w:tblW w:type="dxa" w:w="10080"/>
+        <w:tblBorders>
+          <w:top w:val="none"/>
+          <w:left w:val="none"/>
+          <w:bottom w:val="none"/>
+          <w:right w:val="none"/>
+          <w:insideH w:val="none"/>
+          <w:insideV w:val="none"/>
+        </w:tblBorders>
+      </w:tblPr>
+      <w:tblGrid>
+        <w:gridCol w:w="10080"/>
+      </w:tblGrid>
+      <w:tr>
+        <w:tc>
+          <w:tcPr>
+            <w:tcW w:type="dxa" w:w="10080"/>
+            <w:shd w:fill="10201D" w:val="clear"/>
+            <w:tcMar>
+              <w:top w:type="dxa" w:w="140"/>
+              <w:left w:type="dxa" w:w="180"/>
+              <w:bottom w:type="dxa" w:w="140"/>
+              <w:right w:type="dxa" w:w="180"/>
+            </w:tcMar>
+          </w:tcPr>
+          <w:p>
+            <w:pPr>
+              <w:spacing w:after="0" w:before="0"/>
+            </w:pPr>
+            <w:r>
+              <w:rPr>
+                <w:rFonts w:ascii="Consolas" w:cs="Consolas" w:eastAsia="Consolas" w:hAnsi="Consolas"/>
+                <w:color w:val="7C978F"/>
+                <w:sz w:val="17"/>
+                <w:szCs w:val="17"/>
+              </w:rPr>
+              <w:t xml:space="preserve"># stop following</w:t>
+            </w:r>
+            <w:r>
+              <w:br/>
+            </w:r>
+            <w:r>
+              <w:rPr>
+                <w:rFonts w:ascii="Consolas" w:cs="Consolas" w:eastAsia="Consolas" w:hAnsi="Consolas"/>
+                <w:color w:val="D9EDE8"/>
+                <w:sz w:val="17"/>
+                <w:szCs w:val="17"/>
+              </w:rPr>
+              <w:t xml:space="preserve">gz service -s /gui/follow --reqtype gz.msgs.StringMsg --reptype gz.msgs.Boolean --timeout 5000 --req 'data: ""'</w:t>
+            </w:r>
+            <w:r>
+              <w:br/>
+            </w:r>
+            <w:r>
+              <w:rPr>
+                <w:rFonts w:ascii="Consolas" w:cs="Consolas" w:eastAsia="Consolas" w:hAnsi="Consolas"/>
+                <w:color w:val="7C978F"/>
+                <w:sz w:val="17"/>
+                <w:szCs w:val="17"/>
+              </w:rPr>
+              <w:t xml:space="preserve"># place the camera at (0.65, -0.55, 0.45) m, looking at the work area around (0.18, -0.06, 0.05) m</w:t>
+            </w:r>
+            <w:r>
+              <w:br/>
+            </w:r>
+            <w:r>
+              <w:rPr>
+                <w:rFonts w:ascii="Consolas" w:cs="Consolas" w:eastAsia="Consolas" w:hAnsi="Consolas"/>
+                <w:color w:val="D9EDE8"/>
+                <w:sz w:val="17"/>
+                <w:szCs w:val="17"/>
+              </w:rPr>
+              <w:t xml:space="preserve">gz service -s /gui/move_to/pose --reqtype gz.msgs.GUICamera --reptype gz.msgs.Boolean --timeout 5000 \</w:t>
+            </w:r>
+            <w:r>
+              <w:br/>
+            </w:r>
+            <w:r>
+              <w:rPr>
+                <w:rFonts w:ascii="Consolas" w:cs="Consolas" w:eastAsia="Consolas" w:hAnsi="Consolas"/>
+                <w:color w:val="D9EDE8"/>
+                <w:sz w:val="17"/>
+                <w:szCs w:val="17"/>
+              </w:rPr>
+              <w:t xml:space="preserve">  --req 'pose: {position: {x: 0.65, y: -0.55, z: 0.45}, orientation: {w: 0.37847, x: -0.24197, y: 0.10319, z: 0.88745}}'</w:t>
+            </w:r>
+            <w:r>
+              <w:br/>
+            </w:r>
+            <w:r>
+              <w:rPr>
+                <w:rFonts w:ascii="Consolas" w:cs="Consolas" w:eastAsia="Consolas" w:hAnsi="Consolas"/>
+                <w:color w:val="7C978F"/>
+                <w:sz w:val="17"/>
+                <w:szCs w:val="17"/>
+              </w:rPr>
+              <w:t xml:space="preserve"># each prints: data: true</w:t>
+            </w:r>
+          </w:p>
+        </w:tc>
+      </w:tr>
+    </w:tbl>
+    <w:p>
+      <w:pPr>
+        <w:spacing w:after="80"/>
+      </w:pPr>
+    </w:p>
+    <w:p>
+      <w:pPr>
+        <w:spacing w:after="140"/>
+      </w:pPr>
+      <w:r>
+        <w:t xml:space="preserve">The orientation is the quaternion for roll 0, pitch 0.532 rad (looking down), yaw 2.335 rad (towards the work area). After the two commands, </w:t>
+      </w:r>
+      <w:r>
+        <w:rPr>
+          <w:rFonts w:ascii="Consolas" w:cs="Consolas" w:eastAsia="Consolas" w:hAnsi="Consolas"/>
+          <w:color w:val="0E4A40"/>
+          <w:sz w:val="19"/>
+          <w:szCs w:val="19"/>
+        </w:rPr>
+        <w:t xml:space="preserve">gz topic -e -t /gui/currently_tracked -n 1</w:t>
+      </w:r>
+      <w:r>
+        <w:t xml:space="preserve"> prints nothing, meaning no tracking, and the view stays close. </w:t>
+      </w:r>
+      <w:r>
+        <w:rPr>
+          <w:rFonts w:ascii="Consolas" w:cs="Consolas" w:eastAsia="Consolas" w:hAnsi="Consolas"/>
+          <w:color w:val="0E4A40"/>
+          <w:sz w:val="19"/>
+          <w:szCs w:val="19"/>
+        </w:rPr>
+        <w:t xml:space="preserve">run_gui_demo.sh</w:t>
+      </w:r>
+      <w:r>
+        <w:t xml:space="preserve"> (Sec.27) sends the second command automatically.</w:t>
+      </w:r>
+    </w:p>
+    <w:p>
+      <w:pPr>
+        <w:pStyle w:val="Heading2"/>
+        <w:spacing w:after="40" w:before="320"/>
+      </w:pPr>
+      <w:r>
+        <w:rPr>
+          <w:b/>
+          <w:bCs/>
+          <w:color w:val="0E4A40"/>
+        </w:rPr>
+        <w:t xml:space="preserve">27  </w:t>
+      </w:r>
+      <w:r>
+        <w:t xml:space="preserve">run_gui_demo.sh: the whole GUI demo in one command</w:t>
+      </w:r>
+    </w:p>
+    <w:p>
+      <w:pPr>
+        <w:spacing w:after="160"/>
+      </w:pPr>
+      <w:r>
+        <w:rPr>
+          <w:i/>
+          <w:iCs/>
+          <w:color w:val="4B5B57"/>
+        </w:rPr>
+        <w:t xml:space="preserve">New file </w:t>
+      </w:r>
+      <w:r>
+        <w:rPr>
+          <w:rFonts w:ascii="Consolas" w:cs="Consolas" w:eastAsia="Consolas" w:hAnsi="Consolas"/>
+          <w:color w:val="0E4A40"/>
+          <w:sz w:val="19"/>
+          <w:szCs w:val="19"/>
+        </w:rPr>
+        <w:t xml:space="preserve">scripts/run_gui_demo.sh</w:t>
+      </w:r>
+      <w:r>
+        <w:rPr>
+          <w:i/>
+          <w:iCs/>
+          <w:color w:val="4B5B57"/>
+        </w:rPr>
+        <w:t xml:space="preserve">. It wraps </w:t>
+      </w:r>
+      <w:r>
+        <w:rPr>
+          <w:rFonts w:ascii="Consolas" w:cs="Consolas" w:eastAsia="Consolas" w:hAnsi="Consolas"/>
+          <w:color w:val="0E4A40"/>
+          <w:sz w:val="19"/>
+          <w:szCs w:val="19"/>
+        </w:rPr>
+        <w:t xml:space="preserve">pick_and_place_demo.launch.py</w:t>
+      </w:r>
+      <w:r>
+        <w:rPr>
+          <w:i/>
+          <w:iCs/>
+          <w:color w:val="4B5B57"/>
+        </w:rPr>
+        <w:t xml:space="preserve"> with the three fixes above, so the person watching types one command in one terminal and sees the arm move from the beginning, close up.</w:t>
+      </w:r>
+    </w:p>
+    <w:p>
+      <w:pPr>
+        <w:spacing w:after="140"/>
+      </w:pPr>
+      <w:r>
+        <w:t xml:space="preserve">What it does, in order:</w:t>
+      </w:r>
+    </w:p>
+    <w:p>
+      <w:pPr>
+        <w:pStyle w:val="ListParagraph"/>
+        <w:numPr>
+          <w:ilvl w:val="0"/>
+          <w:numId w:val="2"/>
+        </w:numPr>
+        <w:spacing w:after="80"/>
+      </w:pPr>
+      <w:r>
+        <w:t xml:space="preserve">Sets </w:t>
+      </w:r>
+      <w:r>
+        <w:rPr>
+          <w:rFonts w:ascii="Consolas" w:cs="Consolas" w:eastAsia="Consolas" w:hAnsi="Consolas"/>
+          <w:color w:val="0E4A40"/>
+          <w:sz w:val="19"/>
+          <w:szCs w:val="19"/>
+        </w:rPr>
+        <w:t xml:space="preserve">DISPLAY=:0</w:t>
+      </w:r>
+      <w:r>
+        <w:t xml:space="preserve"> (Sec.24) and the three software-OpenGL variables (Sec.25). The launch, </w:t>
+      </w:r>
+      <w:r>
+        <w:rPr>
+          <w:rFonts w:ascii="Consolas" w:cs="Consolas" w:eastAsia="Consolas" w:hAnsi="Consolas"/>
+          <w:color w:val="0E4A40"/>
+          <w:sz w:val="19"/>
+          <w:szCs w:val="19"/>
+        </w:rPr>
+        <w:t xml:space="preserve">run_demo.py</w:t>
+      </w:r>
+      <w:r>
+        <w:t xml:space="preserve">, </w:t>
+      </w:r>
+      <w:r>
+        <w:rPr>
+          <w:rFonts w:ascii="Consolas" w:cs="Consolas" w:eastAsia="Consolas" w:hAnsi="Consolas"/>
+          <w:color w:val="0E4A40"/>
+          <w:sz w:val="19"/>
+          <w:szCs w:val="19"/>
+        </w:rPr>
+        <w:t xml:space="preserve">sim_full.launch.py</w:t>
+      </w:r>
+      <w:r>
+        <w:t xml:space="preserve"> and Gazebo's GUI all inherit them, so the single window that opens renders correctly.</w:t>
+      </w:r>
+    </w:p>
+    <w:p>
+      <w:pPr>
+        <w:pStyle w:val="ListParagraph"/>
+        <w:numPr>
+          <w:ilvl w:val="0"/>
+          <w:numId w:val="2"/>
+        </w:numPr>
+        <w:spacing w:after="80"/>
+      </w:pPr>
+      <w:r>
+        <w:t xml:space="preserve">Sources </w:t>
+      </w:r>
+      <w:r>
+        <w:rPr>
+          <w:rFonts w:ascii="Consolas" w:cs="Consolas" w:eastAsia="Consolas" w:hAnsi="Consolas"/>
+          <w:color w:val="0E4A40"/>
+          <w:sz w:val="19"/>
+          <w:szCs w:val="19"/>
+        </w:rPr>
+        <w:t xml:space="preserve">/opt/ros/jazzy/setup.bash</w:t>
+      </w:r>
+      <w:r>
+        <w:t xml:space="preserve"> and </w:t>
+      </w:r>
+      <w:r>
+        <w:rPr>
+          <w:rFonts w:ascii="Consolas" w:cs="Consolas" w:eastAsia="Consolas" w:hAnsi="Consolas"/>
+          <w:color w:val="0E4A40"/>
+          <w:sz w:val="19"/>
+          <w:szCs w:val="19"/>
+        </w:rPr>
+        <w:t xml:space="preserve">/workspace/install/setup.bash</w:t>
+      </w:r>
+      <w:r>
+        <w:t xml:space="preserve">, so you do not type them.</w:t>
+      </w:r>
+    </w:p>
+    <w:p>
+      <w:pPr>
+        <w:pStyle w:val="ListParagraph"/>
+        <w:numPr>
+          <w:ilvl w:val="0"/>
+          <w:numId w:val="2"/>
+        </w:numPr>
+        <w:spacing w:after="80"/>
+      </w:pPr>
+      <w:r>
+        <w:t xml:space="preserve">Starts a background helper that waits until the GUI offers the </w:t>
+      </w:r>
+      <w:r>
+        <w:rPr>
+          <w:rFonts w:ascii="Consolas" w:cs="Consolas" w:eastAsia="Consolas" w:hAnsi="Consolas"/>
+          <w:color w:val="0E4A40"/>
+          <w:sz w:val="19"/>
+          <w:szCs w:val="19"/>
+        </w:rPr>
+        <w:t xml:space="preserve">/gui/move_to/pose</w:t>
+      </w:r>
+      <w:r>
+        <w:t xml:space="preserve"> service, waits 8 s more for the scene to load, then sends the Sec.26 camera command and prints </w:t>
+      </w:r>
+      <w:r>
+        <w:rPr>
+          <w:rFonts w:ascii="Consolas" w:cs="Consolas" w:eastAsia="Consolas" w:hAnsi="Consolas"/>
+          <w:color w:val="0E4A40"/>
+          <w:sz w:val="19"/>
+          <w:szCs w:val="19"/>
+        </w:rPr>
+        <w:t xml:space="preserve">[run_gui_demo] GUI camera framed on the arm</w:t>
+      </w:r>
+      <w:r>
+        <w:t xml:space="preserve">.</w:t>
+      </w:r>
+    </w:p>
+    <w:p>
+      <w:pPr>
+        <w:pStyle w:val="ListParagraph"/>
+        <w:numPr>
+          <w:ilvl w:val="0"/>
+          <w:numId w:val="2"/>
+        </w:numPr>
+        <w:spacing w:after="80"/>
+      </w:pPr>
+      <w:r>
+        <w:t xml:space="preserve">Runs </w:t>
+      </w:r>
+      <w:r>
+        <w:rPr>
+          <w:rFonts w:ascii="Consolas" w:cs="Consolas" w:eastAsia="Consolas" w:hAnsi="Consolas"/>
+          <w:color w:val="0E4A40"/>
+          <w:sz w:val="19"/>
+          <w:szCs w:val="19"/>
+        </w:rPr>
+        <w:t xml:space="preserve">ros2 launch pick_and_place_demo.launch.py</w:t>
+      </w:r>
+      <w:r>
+        <w:t xml:space="preserve"> from </w:t>
+      </w:r>
+      <w:r>
+        <w:rPr>
+          <w:rFonts w:ascii="Consolas" w:cs="Consolas" w:eastAsia="Consolas" w:hAnsi="Consolas"/>
+          <w:color w:val="0E4A40"/>
+          <w:sz w:val="19"/>
+          <w:szCs w:val="19"/>
+        </w:rPr>
+        <w:t xml:space="preserve">/workspace/htgpp/launch</w:t>
+      </w:r>
+      <w:r>
+        <w:t xml:space="preserve">, passing on any extra arguments (</w:t>
+      </w:r>
+      <w:r>
+        <w:rPr>
+          <w:rFonts w:ascii="Consolas" w:cs="Consolas" w:eastAsia="Consolas" w:hAnsi="Consolas"/>
+          <w:color w:val="0E4A40"/>
+          <w:sz w:val="19"/>
+          <w:szCs w:val="19"/>
+        </w:rPr>
+        <w:t xml:space="preserve">block_x:=…</w:t>
+      </w:r>
+      <w:r>
+        <w:t xml:space="preserve">, </w:t>
+      </w:r>
+      <w:r>
+        <w:rPr>
+          <w:rFonts w:ascii="Consolas" w:cs="Consolas" w:eastAsia="Consolas" w:hAnsi="Consolas"/>
+          <w:color w:val="0E4A40"/>
+          <w:sz w:val="19"/>
+          <w:szCs w:val="19"/>
+        </w:rPr>
+        <w:t xml:space="preserve">block_y:=…</w:t>
+      </w:r>
+      <w:r>
+        <w:t xml:space="preserve">, </w:t>
+      </w:r>
+      <w:r>
+        <w:rPr>
+          <w:rFonts w:ascii="Consolas" w:cs="Consolas" w:eastAsia="Consolas" w:hAnsi="Consolas"/>
+          <w:color w:val="0E4A40"/>
+          <w:sz w:val="19"/>
+          <w:szCs w:val="19"/>
+        </w:rPr>
+        <w:t xml:space="preserve">record:=…</w:t>
+      </w:r>
+      <w:r>
+        <w:t xml:space="preserve">).</w:t>
+      </w:r>
+    </w:p>
+    <w:p>
+      <w:pPr>
+        <w:pStyle w:val="ListParagraph"/>
+        <w:numPr>
+          <w:ilvl w:val="0"/>
+          <w:numId w:val="2"/>
+        </w:numPr>
+        <w:spacing w:after="80"/>
+      </w:pPr>
+      <w:r>
+        <w:t xml:space="preserve">On exit (Ctrl+C or end of the launch), stops the helper and kills any </w:t>
+      </w:r>
+      <w:r>
+        <w:rPr>
+          <w:rFonts w:ascii="Consolas" w:cs="Consolas" w:eastAsia="Consolas" w:hAnsi="Consolas"/>
+          <w:color w:val="0E4A40"/>
+          <w:sz w:val="19"/>
+          <w:szCs w:val="19"/>
+        </w:rPr>
+        <w:t xml:space="preserve">move_group</w:t>
+      </w:r>
+      <w:r>
+        <w:t xml:space="preserve"> or </w:t>
+      </w:r>
+      <w:r>
+        <w:rPr>
+          <w:rFonts w:ascii="Consolas" w:cs="Consolas" w:eastAsia="Consolas" w:hAnsi="Consolas"/>
+          <w:color w:val="0E4A40"/>
+          <w:sz w:val="19"/>
+          <w:szCs w:val="19"/>
+        </w:rPr>
+        <w:t xml:space="preserve">gz sim</w:t>
+      </w:r>
+      <w:r>
+        <w:t xml:space="preserve"> still running. On 2026-10-03 a Ctrl+C in an interactive terminal left a </w:t>
+      </w:r>
+      <w:r>
+        <w:rPr>
+          <w:rFonts w:ascii="Consolas" w:cs="Consolas" w:eastAsia="Consolas" w:hAnsi="Consolas"/>
+          <w:color w:val="0E4A40"/>
+          <w:sz w:val="19"/>
+          <w:szCs w:val="19"/>
+        </w:rPr>
+        <w:t xml:space="preserve">move_group</w:t>
+      </w:r>
+      <w:r>
+        <w:t xml:space="preserve"> behind, which would make the next run fail.</w:t>
+      </w:r>
+    </w:p>
+    <w:p>
+      <w:pPr>
+        <w:spacing w:before="160" w:after="60"/>
+      </w:pPr>
+      <w:r>
+        <w:rPr>
+          <w:b/>
+          <w:bCs/>
+          <w:caps/>
+          <w:color w:val="146356"/>
+          <w:sz w:val="17"/>
+          <w:szCs w:val="17"/>
+        </w:rPr>
+        <w:t xml:space="preserve">Install (host terminal, in Headless_Task-Grounded_Pick-and-Place_in_Gazebo)</w:t>
+      </w:r>
+    </w:p>
+    <w:tbl>
+      <w:tblPr>
+        <w:tblW w:type="dxa" w:w="10080"/>
+        <w:tblBorders>
+          <w:top w:val="none"/>
+          <w:left w:val="none"/>
+          <w:bottom w:val="none"/>
+          <w:right w:val="none"/>
+          <w:insideH w:val="none"/>
+          <w:insideV w:val="none"/>
+        </w:tblBorders>
+      </w:tblPr>
+      <w:tblGrid>
+        <w:gridCol w:w="10080"/>
+      </w:tblGrid>
+      <w:tr>
+        <w:tc>
+          <w:tcPr>
+            <w:tcW w:type="dxa" w:w="10080"/>
+            <w:shd w:fill="10201D" w:val="clear"/>
+            <w:tcMar>
+              <w:top w:type="dxa" w:w="140"/>
+              <w:left w:type="dxa" w:w="180"/>
+              <w:bottom w:type="dxa" w:w="140"/>
+              <w:right w:type="dxa" w:w="180"/>
+            </w:tcMar>
+          </w:tcPr>
+          <w:p>
+            <w:pPr>
+              <w:spacing w:after="0" w:before="0"/>
+            </w:pPr>
+            <w:r>
+              <w:rPr>
+                <w:rFonts w:ascii="Consolas" w:cs="Consolas" w:eastAsia="Consolas" w:hAnsi="Consolas"/>
+                <w:color w:val="D9EDE8"/>
+                <w:sz w:val="17"/>
+                <w:szCs w:val="17"/>
+              </w:rPr>
+              <w:t xml:space="preserve">docker cp scripts/run_gui_demo.sh gazebo_to_lerobot:/workspace/htgpp/run_gui_demo.sh</w:t>
+            </w:r>
+            <w:r>
+              <w:br/>
+            </w:r>
+            <w:r>
+              <w:rPr>
+                <w:rFonts w:ascii="Consolas" w:cs="Consolas" w:eastAsia="Consolas" w:hAnsi="Consolas"/>
+                <w:color w:val="7C978F"/>
+                <w:sz w:val="17"/>
+                <w:szCs w:val="17"/>
+              </w:rPr>
+              <w:t xml:space="preserve"># (already done if you ran Sec.23's second loop after this file existed)</w:t>
+            </w:r>
+          </w:p>
+        </w:tc>
+      </w:tr>
+    </w:tbl>
+    <w:p>
+      <w:pPr>
+        <w:spacing w:after="80"/>
+      </w:pPr>
+    </w:p>
+    <w:p>
+      <w:pPr>
+        <w:spacing w:before="160" w:after="60"/>
+      </w:pPr>
+      <w:r>
+        <w:rPr>
+          <w:b/>
+          <w:bCs/>
+          <w:caps/>
+          <w:color w:val="146356"/>
+          <w:sz w:val="17"/>
+          <w:szCs w:val="17"/>
+        </w:rPr>
+        <w:t xml:space="preserve">Run (host terminal)</w:t>
+      </w:r>
+    </w:p>
+    <w:tbl>
+      <w:tblPr>
+        <w:tblW w:type="dxa" w:w="10080"/>
+        <w:tblBorders>
+          <w:top w:val="none"/>
+          <w:left w:val="none"/>
+          <w:bottom w:val="none"/>
+          <w:right w:val="none"/>
+          <w:insideH w:val="none"/>
+          <w:insideV w:val="none"/>
+        </w:tblBorders>
+      </w:tblPr>
+      <w:tblGrid>
+        <w:gridCol w:w="10080"/>
+      </w:tblGrid>
+      <w:tr>
+        <w:tc>
+          <w:tcPr>
+            <w:tcW w:type="dxa" w:w="10080"/>
+            <w:shd w:fill="10201D" w:val="clear"/>
+            <w:tcMar>
+              <w:top w:type="dxa" w:w="140"/>
+              <w:left w:type="dxa" w:w="180"/>
+              <w:bottom w:type="dxa" w:w="140"/>
+              <w:right w:type="dxa" w:w="180"/>
+            </w:tcMar>
+          </w:tcPr>
+          <w:p>
+            <w:pPr>
+              <w:spacing w:after="0" w:before="0"/>
+            </w:pPr>
+            <w:r>
+              <w:rPr>
+                <w:rFonts w:ascii="Consolas" w:cs="Consolas" w:eastAsia="Consolas" w:hAnsi="Consolas"/>
+                <w:color w:val="D9EDE8"/>
+                <w:sz w:val="17"/>
+                <w:szCs w:val="17"/>
+              </w:rPr>
+              <w:t xml:space="preserve">docker exec -it gazebo_to_lerobot /workspace/htgpp/run_gui_demo.sh</w:t>
+            </w:r>
+            <w:r>
+              <w:br/>
+            </w:r>
+            <w:r>
+              <w:rPr>
+                <w:rFonts w:ascii="Consolas" w:cs="Consolas" w:eastAsia="Consolas" w:hAnsi="Consolas"/>
+                <w:color w:val="D9EDE8"/>
+                <w:sz w:val="17"/>
+                <w:szCs w:val="17"/>
+              </w:rPr>
+              <w:t xml:space="preserve">docker exec -it gazebo_to_lerobot /workspace/htgpp/run_gui_demo.sh block_x:=0.28 block_y:=0.05</w:t>
+            </w:r>
+          </w:p>
+        </w:tc>
+      </w:tr>
+    </w:tbl>
+    <w:p>
+      <w:pPr>
+        <w:spacing w:after="80"/>
+      </w:pPr>
+    </w:p>
+    <w:p>
+      <w:pPr>
+        <w:spacing w:after="140"/>
+      </w:pPr>
+      <w:r>
+        <w:t xml:space="preserve">No </w:t>
+      </w:r>
+      <w:r>
+        <w:rPr>
+          <w:rFonts w:ascii="Consolas" w:cs="Consolas" w:eastAsia="Consolas" w:hAnsi="Consolas"/>
+          <w:color w:val="0E4A40"/>
+          <w:sz w:val="19"/>
+          <w:szCs w:val="19"/>
+        </w:rPr>
+        <w:t xml:space="preserve">-e DISPLAY=:0</w:t>
+      </w:r>
+      <w:r>
+        <w:t xml:space="preserve"> and no </w:t>
+      </w:r>
+      <w:r>
+        <w:rPr>
+          <w:rFonts w:ascii="Consolas" w:cs="Consolas" w:eastAsia="Consolas" w:hAnsi="Consolas"/>
+          <w:color w:val="0E4A40"/>
+          <w:sz w:val="19"/>
+          <w:szCs w:val="19"/>
+        </w:rPr>
+        <w:t xml:space="preserve">source</w:t>
+      </w:r>
+      <w:r>
+        <w:t xml:space="preserve"> lines are needed here: the script sets them itself. Keep </w:t>
+      </w:r>
+      <w:r>
+        <w:rPr>
+          <w:rFonts w:ascii="Consolas" w:cs="Consolas" w:eastAsia="Consolas" w:hAnsi="Consolas"/>
+          <w:color w:val="0E4A40"/>
+          <w:sz w:val="19"/>
+          <w:szCs w:val="19"/>
+        </w:rPr>
+        <w:t xml:space="preserve">-it</w:t>
+      </w:r>
+      <w:r>
+        <w:t xml:space="preserve">, so that Ctrl+C reaches the launch.</w:t>
+      </w:r>
+    </w:p>
+    <w:p>
+      <w:pPr>
+        <w:spacing w:before="160" w:after="60"/>
+      </w:pPr>
+      <w:r>
+        <w:rPr>
+          <w:b/>
+          <w:bCs/>
+          <w:caps/>
+          <w:color w:val="146356"/>
+          <w:sz w:val="17"/>
+          <w:szCs w:val="17"/>
+        </w:rPr>
+        <w:t xml:space="preserve">Verify: the run of 2026-10-03, minute by minute</w:t>
+      </w:r>
+    </w:p>
+    <w:tbl>
+      <w:tblPr>
+        <w:tblW w:type="dxa" w:w="10080"/>
+        <w:tblBorders>
+          <w:top w:val="single" w:color="C4CBC7" w:sz="4"/>
+          <w:left w:val="single" w:color="C4CBC7" w:sz="4"/>
+          <w:bottom w:val="single" w:color="C4CBC7" w:sz="4"/>
+          <w:right w:val="single" w:color="C4CBC7" w:sz="4"/>
+          <w:insideH w:val="single" w:color="C4CBC7" w:sz="4"/>
+          <w:insideV w:val="single" w:color="C4CBC7" w:sz="4"/>
+        </w:tblBorders>
+      </w:tblPr>
+      <w:tblGrid>
+        <w:gridCol w:w="3360"/>
+        <w:gridCol w:w="3360"/>
+        <w:gridCol w:w="3360"/>
+      </w:tblGrid>
+      <w:tr>
+        <w:trPr>
+          <w:tblHeader/>
+        </w:trPr>
+        <w:tc>
+          <w:tcPr>
+            <w:tcW w:type="dxa" w:w="3360"/>
+            <w:shd w:fill="DEE3E0" w:val="clear"/>
+            <w:tcMar>
+              <w:top w:type="dxa" w:w="80"/>
+              <w:left w:type="dxa" w:w="120"/>
+              <w:bottom w:type="dxa" w:w="80"/>
+              <w:right w:type="dxa" w:w="120"/>
+            </w:tcMar>
+          </w:tcPr>
+          <w:p>
+            <w:r>
+              <w:rPr>
+                <w:b/>
+                <w:bCs/>
+                <w:color w:val="7C8985"/>
+                <w:sz w:val="17"/>
+                <w:szCs w:val="17"/>
+              </w:rPr>
+              <w:t xml:space="preserve">Time</w:t>
+            </w:r>
+          </w:p>
+        </w:tc>
+        <w:tc>
+          <w:tcPr>
+            <w:tcW w:type="dxa" w:w="3360"/>
+            <w:shd w:fill="DEE3E0" w:val="clear"/>
+            <w:tcMar>
+              <w:top w:type="dxa" w:w="80"/>
+              <w:left w:type="dxa" w:w="120"/>
+              <w:bottom w:type="dxa" w:w="80"/>
+              <w:right w:type="dxa" w:w="120"/>
+            </w:tcMar>
+          </w:tcPr>
+          <w:p>
+            <w:r>
+              <w:rPr>
+                <w:b/>
+                <w:bCs/>
+                <w:color w:val="7C8985"/>
+                <w:sz w:val="17"/>
+                <w:szCs w:val="17"/>
+              </w:rPr>
+              <w:t xml:space="preserve">Terminal line</w:t>
+            </w:r>
+          </w:p>
+        </w:tc>
+        <w:tc>
+          <w:tcPr>
+            <w:tcW w:type="dxa" w:w="3360"/>
+            <w:shd w:fill="DEE3E0" w:val="clear"/>
+            <w:tcMar>
+              <w:top w:type="dxa" w:w="80"/>
+              <w:left w:type="dxa" w:w="120"/>
+              <w:bottom w:type="dxa" w:w="80"/>
+              <w:right w:type="dxa" w:w="120"/>
+            </w:tcMar>
+          </w:tcPr>
+          <w:p>
+            <w:r>
+              <w:rPr>
+                <w:b/>
+                <w:bCs/>
+                <w:color w:val="7C8985"/>
+                <w:sz w:val="17"/>
+                <w:szCs w:val="17"/>
+              </w:rPr>
+              <w:t xml:space="preserve">What you see in the Gazebo window</w:t>
+            </w:r>
+          </w:p>
+        </w:tc>
+      </w:tr>
+      <w:tr>
+        <w:tc>
+          <w:tcPr>
+            <w:tcW w:type="dxa" w:w="3360"/>
+            <w:tcMar>
+              <w:top w:type="dxa" w:w="80"/>
+              <w:left w:type="dxa" w:w="120"/>
+              <w:bottom w:type="dxa" w:w="80"/>
+              <w:right w:type="dxa" w:w="120"/>
+            </w:tcMar>
+          </w:tcPr>
+          <w:p>
+            <w:r>
+              <w:t xml:space="preserve">04:25:27</w:t>
+            </w:r>
+          </w:p>
+        </w:tc>
+        <w:tc>
+          <w:tcPr>
+            <w:tcW w:type="dxa" w:w="3360"/>
+            <w:tcMar>
+              <w:top w:type="dxa" w:w="80"/>
+              <w:left w:type="dxa" w:w="120"/>
+              <w:bottom w:type="dxa" w:w="80"/>
+              <w:right w:type="dxa" w:w="120"/>
+            </w:tcMar>
+          </w:tcPr>
+          <w:p>
+            <w:r>
+              <w:rPr>
+                <w:rFonts w:ascii="Consolas" w:cs="Consolas" w:eastAsia="Consolas" w:hAnsi="Consolas"/>
+                <w:color w:val="0E4A40"/>
+                <w:sz w:val="19"/>
+                <w:szCs w:val="19"/>
+              </w:rPr>
+              <w:t xml:space="preserve">gui=True record=False block=(0.25,0.0) attach_mode=simulated</w:t>
+            </w:r>
+          </w:p>
+        </w:tc>
+        <w:tc>
+          <w:tcPr>
+            <w:tcW w:type="dxa" w:w="3360"/>
+            <w:tcMar>
+              <w:top w:type="dxa" w:w="80"/>
+              <w:left w:type="dxa" w:w="120"/>
+              <w:bottom w:type="dxa" w:w="80"/>
+              <w:right w:type="dxa" w:w="120"/>
+            </w:tcMar>
+          </w:tcPr>
+          <w:p>
+            <w:r>
+              <w:t xml:space="preserve">Nothing yet</w:t>
+            </w:r>
+          </w:p>
+        </w:tc>
+      </w:tr>
+      <w:tr>
+        <w:tc>
+          <w:tcPr>
+            <w:tcW w:type="dxa" w:w="3360"/>
+            <w:tcMar>
+              <w:top w:type="dxa" w:w="80"/>
+              <w:left w:type="dxa" w:w="120"/>
+              <w:bottom w:type="dxa" w:w="80"/>
+              <w:right w:type="dxa" w:w="120"/>
+            </w:tcMar>
+          </w:tcPr>
+          <w:p>
+            <w:r>
+              <w:t xml:space="preserve">04:25:31</w:t>
+            </w:r>
+          </w:p>
+        </w:tc>
+        <w:tc>
+          <w:tcPr>
+            <w:tcW w:type="dxa" w:w="3360"/>
+            <w:tcMar>
+              <w:top w:type="dxa" w:w="80"/>
+              <w:left w:type="dxa" w:w="120"/>
+              <w:bottom w:type="dxa" w:w="80"/>
+              <w:right w:type="dxa" w:w="120"/>
+            </w:tcMar>
+          </w:tcPr>
+          <w:p>
+            <w:r>
+              <w:rPr>
+                <w:rFonts w:ascii="Consolas" w:cs="Consolas" w:eastAsia="Consolas" w:hAnsi="Consolas"/>
+                <w:color w:val="0E4A40"/>
+                <w:sz w:val="19"/>
+                <w:szCs w:val="19"/>
+              </w:rPr>
+              <w:t xml:space="preserve">launching sim (GUI)...</w:t>
+            </w:r>
+          </w:p>
+        </w:tc>
+        <w:tc>
+          <w:tcPr>
+            <w:tcW w:type="dxa" w:w="3360"/>
+            <w:tcMar>
+              <w:top w:type="dxa" w:w="80"/>
+              <w:left w:type="dxa" w:w="120"/>
+              <w:bottom w:type="dxa" w:w="80"/>
+              <w:right w:type="dxa" w:w="120"/>
+            </w:tcMar>
+          </w:tcPr>
+          <w:p>
+            <w:r>
+              <w:t xml:space="preserve">The Gazebo window opens, rendered (ground grid, arm, camera rig)</w:t>
+            </w:r>
+          </w:p>
+        </w:tc>
+      </w:tr>
+      <w:tr>
+        <w:tc>
+          <w:tcPr>
+            <w:tcW w:type="dxa" w:w="3360"/>
+            <w:tcMar>
+              <w:top w:type="dxa" w:w="80"/>
+              <w:left w:type="dxa" w:w="120"/>
+              <w:bottom w:type="dxa" w:w="80"/>
+              <w:right w:type="dxa" w:w="120"/>
+            </w:tcMar>
+          </w:tcPr>
+          <w:p>
+            <w:r>
+              <w:t xml:space="preserve">a few s later</w:t>
+            </w:r>
+          </w:p>
+        </w:tc>
+        <w:tc>
+          <w:tcPr>
+            <w:tcW w:type="dxa" w:w="3360"/>
+            <w:tcMar>
+              <w:top w:type="dxa" w:w="80"/>
+              <w:left w:type="dxa" w:w="120"/>
+              <w:bottom w:type="dxa" w:w="80"/>
+              <w:right w:type="dxa" w:w="120"/>
+            </w:tcMar>
+          </w:tcPr>
+          <w:p>
+            <w:r>
+              <w:rPr>
+                <w:rFonts w:ascii="Consolas" w:cs="Consolas" w:eastAsia="Consolas" w:hAnsi="Consolas"/>
+                <w:color w:val="0E4A40"/>
+                <w:sz w:val="19"/>
+                <w:szCs w:val="19"/>
+              </w:rPr>
+              <w:t xml:space="preserve">[run_gui_demo] GUI camera framed on the arm</w:t>
+            </w:r>
+          </w:p>
+        </w:tc>
+        <w:tc>
+          <w:tcPr>
+            <w:tcW w:type="dxa" w:w="3360"/>
+            <w:tcMar>
+              <w:top w:type="dxa" w:w="80"/>
+              <w:left w:type="dxa" w:w="120"/>
+              <w:bottom w:type="dxa" w:w="80"/>
+              <w:right w:type="dxa" w:w="120"/>
+            </w:tcMar>
+          </w:tcPr>
+          <w:p>
+            <w:r>
+              <w:t xml:space="preserve">The view jumps close to the arm</w:t>
+            </w:r>
+          </w:p>
+        </w:tc>
+      </w:tr>
+      <w:tr>
+        <w:tc>
+          <w:tcPr>
+            <w:tcW w:type="dxa" w:w="3360"/>
+            <w:tcMar>
+              <w:top w:type="dxa" w:w="80"/>
+              <w:left w:type="dxa" w:w="120"/>
+              <w:bottom w:type="dxa" w:w="80"/>
+              <w:right w:type="dxa" w:w="120"/>
+            </w:tcMar>
+          </w:tcPr>
+          <w:p>
+            <w:r>
+              <w:t xml:space="preserve">04:25:51</w:t>
+            </w:r>
+          </w:p>
+        </w:tc>
+        <w:tc>
+          <w:tcPr>
+            <w:tcW w:type="dxa" w:w="3360"/>
+            <w:tcMar>
+              <w:top w:type="dxa" w:w="80"/>
+              <w:left w:type="dxa" w:w="120"/>
+              <w:bottom w:type="dxa" w:w="80"/>
+              <w:right w:type="dxa" w:w="120"/>
+            </w:tcMar>
+          </w:tcPr>
+          <w:p>
+            <w:r>
+              <w:rPr>
+                <w:rFonts w:ascii="Consolas" w:cs="Consolas" w:eastAsia="Consolas" w:hAnsi="Consolas"/>
+                <w:color w:val="0E4A40"/>
+                <w:sz w:val="19"/>
+                <w:szCs w:val="19"/>
+              </w:rPr>
+              <w:t xml:space="preserve">controllers active. Spawning plate and block...</w:t>
+            </w:r>
+          </w:p>
+        </w:tc>
+        <w:tc>
+          <w:tcPr>
+            <w:tcW w:type="dxa" w:w="3360"/>
+            <w:tcMar>
+              <w:top w:type="dxa" w:w="80"/>
+              <w:left w:type="dxa" w:w="120"/>
+              <w:bottom w:type="dxa" w:w="80"/>
+              <w:right w:type="dxa" w:w="120"/>
+            </w:tcMar>
+          </w:tcPr>
+          <w:p>
+            <w:r>
+              <w:t xml:space="preserve">The plate and the red cube appear</w:t>
+            </w:r>
+          </w:p>
+        </w:tc>
+      </w:tr>
+      <w:tr>
+        <w:tc>
+          <w:tcPr>
+            <w:tcW w:type="dxa" w:w="3360"/>
+            <w:tcMar>
+              <w:top w:type="dxa" w:w="80"/>
+              <w:left w:type="dxa" w:w="120"/>
+              <w:bottom w:type="dxa" w:w="80"/>
+              <w:right w:type="dxa" w:w="120"/>
+            </w:tcMar>
+          </w:tcPr>
+          <w:p>
+            <w:r>
+              <w:t xml:space="preserve">04:26:12</w:t>
+            </w:r>
+          </w:p>
+        </w:tc>
+        <w:tc>
+          <w:tcPr>
+            <w:tcW w:type="dxa" w:w="3360"/>
+            <w:tcMar>
+              <w:top w:type="dxa" w:w="80"/>
+              <w:left w:type="dxa" w:w="120"/>
+              <w:bottom w:type="dxa" w:w="80"/>
+              <w:right w:type="dxa" w:w="120"/>
+            </w:tcMar>
+          </w:tcPr>
+          <w:p>
+            <w:r>
+              <w:rPr>
+                <w:rFonts w:ascii="Consolas" w:cs="Consolas" w:eastAsia="Consolas" w:hAnsi="Consolas"/>
+                <w:color w:val="0E4A40"/>
+                <w:sz w:val="19"/>
+                <w:szCs w:val="19"/>
+              </w:rPr>
+              <w:t xml:space="preserve">block settled at (0.25, 0.0, 0.02049)</w:t>
+            </w:r>
+          </w:p>
+        </w:tc>
+        <w:tc>
+          <w:tcPr>
+            <w:tcW w:type="dxa" w:w="3360"/>
+            <w:tcMar>
+              <w:top w:type="dxa" w:w="80"/>
+              <w:left w:type="dxa" w:w="120"/>
+              <w:bottom w:type="dxa" w:w="80"/>
+              <w:right w:type="dxa" w:w="120"/>
+            </w:tcMar>
+          </w:tcPr>
+          <w:p>
+            <w:r>
+              <w:t xml:space="preserve">The cube rests on the ground</w:t>
+            </w:r>
+          </w:p>
+        </w:tc>
+      </w:tr>
+      <w:tr>
+        <w:tc>
+          <w:tcPr>
+            <w:tcW w:type="dxa" w:w="3360"/>
+            <w:tcMar>
+              <w:top w:type="dxa" w:w="80"/>
+              <w:left w:type="dxa" w:w="120"/>
+              <w:bottom w:type="dxa" w:w="80"/>
+              <w:right w:type="dxa" w:w="120"/>
+            </w:tcMar>
+          </w:tcPr>
+          <w:p>
+            <w:r>
+              <w:t xml:space="preserve">04:26:12</w:t>
+            </w:r>
+          </w:p>
+        </w:tc>
+        <w:tc>
+          <w:tcPr>
+            <w:tcW w:type="dxa" w:w="3360"/>
+            <w:tcMar>
+              <w:top w:type="dxa" w:w="80"/>
+              <w:left w:type="dxa" w:w="120"/>
+              <w:bottom w:type="dxa" w:w="80"/>
+              <w:right w:type="dxa" w:w="120"/>
+            </w:tcMar>
+          </w:tcPr>
+          <w:p>
+            <w:r>
+              <w:rPr>
+                <w:rFonts w:ascii="Consolas" w:cs="Consolas" w:eastAsia="Consolas" w:hAnsi="Consolas"/>
+                <w:color w:val="0E4A40"/>
+                <w:sz w:val="19"/>
+                <w:szCs w:val="19"/>
+              </w:rPr>
+              <w:t xml:space="preserve">solving IK for the settled block pose ...</w:t>
+            </w:r>
+          </w:p>
+        </w:tc>
+        <w:tc>
+          <w:tcPr>
+            <w:tcW w:type="dxa" w:w="3360"/>
+            <w:tcMar>
+              <w:top w:type="dxa" w:w="80"/>
+              <w:left w:type="dxa" w:w="120"/>
+              <w:bottom w:type="dxa" w:w="80"/>
+              <w:right w:type="dxa" w:w="120"/>
+            </w:tcMar>
+          </w:tcPr>
+          <w:p>
+            <w:r>
+              <w:t xml:space="preserve">Static scene (about 35 s)</w:t>
+            </w:r>
+          </w:p>
+        </w:tc>
+      </w:tr>
+      <w:tr>
+        <w:tc>
+          <w:tcPr>
+            <w:tcW w:type="dxa" w:w="3360"/>
+            <w:tcMar>
+              <w:top w:type="dxa" w:w="80"/>
+              <w:left w:type="dxa" w:w="120"/>
+              <w:bottom w:type="dxa" w:w="80"/>
+              <w:right w:type="dxa" w:w="120"/>
+            </w:tcMar>
+          </w:tcPr>
+          <w:p>
+            <w:r>
+              <w:t xml:space="preserve">04:26:48</w:t>
+            </w:r>
+          </w:p>
+        </w:tc>
+        <w:tc>
+          <w:tcPr>
+            <w:tcW w:type="dxa" w:w="3360"/>
+            <w:tcMar>
+              <w:top w:type="dxa" w:w="80"/>
+              <w:left w:type="dxa" w:w="120"/>
+              <w:bottom w:type="dxa" w:w="80"/>
+              <w:right w:type="dxa" w:w="120"/>
+            </w:tcMar>
+          </w:tcPr>
+          <w:p>
+            <w:r>
+              <w:rPr>
+                <w:rFonts w:ascii="Consolas" w:cs="Consolas" w:eastAsia="Consolas" w:hAnsi="Consolas"/>
+                <w:color w:val="0E4A40"/>
+                <w:sz w:val="19"/>
+                <w:szCs w:val="19"/>
+              </w:rPr>
+              <w:t xml:space="preserve">starting move_group...</w:t>
+            </w:r>
+          </w:p>
+        </w:tc>
+        <w:tc>
+          <w:tcPr>
+            <w:tcW w:type="dxa" w:w="3360"/>
+            <w:tcMar>
+              <w:top w:type="dxa" w:w="80"/>
+              <w:left w:type="dxa" w:w="120"/>
+              <w:bottom w:type="dxa" w:w="80"/>
+              <w:right w:type="dxa" w:w="120"/>
+            </w:tcMar>
+          </w:tcPr>
+          <w:p>
+            <w:r>
+              <w:t xml:space="preserve">Static scene (about 60 s)</w:t>
+            </w:r>
+          </w:p>
+        </w:tc>
+      </w:tr>
+      <w:tr>
+        <w:tc>
+          <w:tcPr>
+            <w:tcW w:type="dxa" w:w="3360"/>
+            <w:tcMar>
+              <w:top w:type="dxa" w:w="80"/>
+              <w:left w:type="dxa" w:w="120"/>
+              <w:bottom w:type="dxa" w:w="80"/>
+              <w:right w:type="dxa" w:w="120"/>
+            </w:tcMar>
+          </w:tcPr>
+          <w:p>
+            <w:r>
+              <w:t xml:space="preserve">04:27:49</w:t>
+            </w:r>
+          </w:p>
+        </w:tc>
+        <w:tc>
+          <w:tcPr>
+            <w:tcW w:type="dxa" w:w="3360"/>
+            <w:tcMar>
+              <w:top w:type="dxa" w:w="80"/>
+              <w:left w:type="dxa" w:w="120"/>
+              <w:bottom w:type="dxa" w:w="80"/>
+              <w:right w:type="dxa" w:w="120"/>
+            </w:tcMar>
+          </w:tcPr>
+          <w:p>
+            <w:r>
+              <w:rPr>
+                <w:rFonts w:ascii="Consolas" w:cs="Consolas" w:eastAsia="Consolas" w:hAnsi="Consolas"/>
+                <w:color w:val="0E4A40"/>
+                <w:sz w:val="19"/>
+                <w:szCs w:val="19"/>
+              </w:rPr>
+              <w:t xml:space="preserve">running the pick-and-place sequence...</w:t>
+            </w:r>
+          </w:p>
+        </w:tc>
+        <w:tc>
+          <w:tcPr>
+            <w:tcW w:type="dxa" w:w="3360"/>
+            <w:tcMar>
+              <w:top w:type="dxa" w:w="80"/>
+              <w:left w:type="dxa" w:w="120"/>
+              <w:bottom w:type="dxa" w:w="80"/>
+              <w:right w:type="dxa" w:w="120"/>
+            </w:tcMar>
+          </w:tcPr>
+          <w:p>
+            <w:r>
+              <w:t xml:space="preserve">The arm moves: approach, descend, close, lift, transport, place, release, retreat, home</w:t>
+            </w:r>
+          </w:p>
+        </w:tc>
+      </w:tr>
+      <w:tr>
+        <w:tc>
+          <w:tcPr>
+            <w:tcW w:type="dxa" w:w="3360"/>
+            <w:tcMar>
+              <w:top w:type="dxa" w:w="80"/>
+              <w:left w:type="dxa" w:w="120"/>
+              <w:bottom w:type="dxa" w:w="80"/>
+              <w:right w:type="dxa" w:w="120"/>
+            </w:tcMar>
+          </w:tcPr>
+          <w:p>
+            <w:r>
+              <w:t xml:space="preserve">04:30:00</w:t>
+            </w:r>
+          </w:p>
+        </w:tc>
+        <w:tc>
+          <w:tcPr>
+            <w:tcW w:type="dxa" w:w="3360"/>
+            <w:tcMar>
+              <w:top w:type="dxa" w:w="80"/>
+              <w:left w:type="dxa" w:w="120"/>
+              <w:bottom w:type="dxa" w:w="80"/>
+              <w:right w:type="dxa" w:w="120"/>
+            </w:tcMar>
+          </w:tcPr>
+          <w:p>
+            <w:r>
+              <w:rPr>
+                <w:rFonts w:ascii="Consolas" w:cs="Consolas" w:eastAsia="Consolas" w:hAnsi="Consolas"/>
+                <w:color w:val="0E4A40"/>
+                <w:sz w:val="19"/>
+                <w:szCs w:val="19"/>
+              </w:rPr>
+              <w:t xml:space="preserve">RESULT: motions_ok=True placed_on_plate=True grasp_held=True</w:t>
+            </w:r>
+          </w:p>
+        </w:tc>
+        <w:tc>
+          <w:tcPr>
+            <w:tcW w:type="dxa" w:w="3360"/>
+            <w:tcMar>
+              <w:top w:type="dxa" w:w="80"/>
+              <w:left w:type="dxa" w:w="120"/>
+              <w:bottom w:type="dxa" w:w="80"/>
+              <w:right w:type="dxa" w:w="120"/>
+            </w:tcMar>
+          </w:tcPr>
+          <w:p>
+            <w:r>
+              <w:t xml:space="preserve">Cube on the plate, arm back at home</w:t>
+            </w:r>
+          </w:p>
+        </w:tc>
+      </w:tr>
+    </w:tbl>
+    <w:p>
+      <w:pPr>
+        <w:spacing w:after="120"/>
+      </w:pPr>
+    </w:p>
+    <w:p>
+      <w:pPr>
+        <w:spacing w:after="140"/>
+      </w:pPr>
+      <w:r>
+        <w:t xml:space="preserve">Total: about 4.5 minutes, the arm moving for the last 2. Watched and confirmed on 2026-10-03: the window rendered, the view was close from the start, and the arm was seen carrying the red cube to the plate.</w:t>
+      </w:r>
+    </w:p>
+    <w:p>
+      <w:pPr>
+        <w:pBdr>
+          <w:left w:val="single" w:color="146356" w:sz="24"/>
+        </w:pBdr>
+        <w:shd w:fill="F7F8F7" w:val="clear"/>
+        <w:spacing w:after="200" w:before="120"/>
+        <w:ind w:left="200"/>
+      </w:pPr>
+      <w:r>
+        <w:rPr>
+          <w:b/>
+          <w:bCs/>
+        </w:rPr>
+        <w:t xml:space="preserve">The window stays open on purpose</w:t>
+      </w:r>
+      <w:r>
+        <w:t xml:space="preserve"> after </w:t>
+      </w:r>
+      <w:r>
+        <w:rPr>
+          <w:rFonts w:ascii="Consolas" w:cs="Consolas" w:eastAsia="Consolas" w:hAnsi="Consolas"/>
+          <w:color w:val="0E4A40"/>
+          <w:sz w:val="19"/>
+          <w:szCs w:val="19"/>
+        </w:rPr>
+        <w:t xml:space="preserve">RESULT</w:t>
+      </w:r>
+      <w:r>
+        <w:t xml:space="preserve">, on the final scene (Sec.15). Press </w:t>
+      </w:r>
+      <w:r>
+        <w:rPr>
+          <w:b/>
+          <w:bCs/>
+        </w:rPr>
+        <w:t xml:space="preserve">Ctrl+C</w:t>
+      </w:r>
+      <w:r>
+        <w:t xml:space="preserve"> in the terminal to stop everything; run the same command again to watch another run.</w:t>
+      </w:r>
+    </w:p>
+    <w:p>
+      <w:pPr>
+        <w:pStyle w:val="Heading2"/>
+        <w:spacing w:after="40" w:before="320"/>
+      </w:pPr>
+      <w:r>
+        <w:rPr>
+          <w:b/>
+          <w:bCs/>
+          <w:color w:val="0E4A40"/>
+        </w:rPr>
+        <w:t xml:space="preserve">28  </w:t>
+      </w:r>
+      <w:r>
+        <w:t xml:space="preserve">Moving around in the Gazebo window (including with a trackball)</w:t>
+      </w:r>
+    </w:p>
+    <w:p>
+      <w:pPr>
+        <w:spacing w:after="160"/>
+      </w:pPr>
+      <w:r>
+        <w:rPr>
+          <w:i/>
+          <w:iCs/>
+          <w:color w:val="4B5B57"/>
+        </w:rPr>
+        <w:t xml:space="preserve">Gazebo Harmonic's basic view controls. They move only your point of view, never the simulation.</w:t>
+      </w:r>
+    </w:p>
+    <w:tbl>
+      <w:tblPr>
+        <w:tblW w:type="dxa" w:w="10080"/>
+        <w:tblBorders>
+          <w:top w:val="single" w:color="C4CBC7" w:sz="4"/>
+          <w:left w:val="single" w:color="C4CBC7" w:sz="4"/>
+          <w:bottom w:val="single" w:color="C4CBC7" w:sz="4"/>
+          <w:right w:val="single" w:color="C4CBC7" w:sz="4"/>
+          <w:insideH w:val="single" w:color="C4CBC7" w:sz="4"/>
+          <w:insideV w:val="single" w:color="C4CBC7" w:sz="4"/>
+        </w:tblBorders>
+      </w:tblPr>
+      <w:tblGrid>
+        <w:gridCol w:w="3360"/>
+        <w:gridCol w:w="3360"/>
+        <w:gridCol w:w="3360"/>
+      </w:tblGrid>
+      <w:tr>
+        <w:trPr>
+          <w:tblHeader/>
+        </w:trPr>
+        <w:tc>
+          <w:tcPr>
+            <w:tcW w:type="dxa" w:w="3360"/>
+            <w:shd w:fill="DEE3E0" w:val="clear"/>
+            <w:tcMar>
+              <w:top w:type="dxa" w:w="80"/>
+              <w:left w:type="dxa" w:w="120"/>
+              <w:bottom w:type="dxa" w:w="80"/>
+              <w:right w:type="dxa" w:w="120"/>
+            </w:tcMar>
+          </w:tcPr>
+          <w:p>
+            <w:r>
+              <w:rPr>
+                <w:b/>
+                <w:bCs/>
+                <w:color w:val="7C8985"/>
+                <w:sz w:val="17"/>
+                <w:szCs w:val="17"/>
+              </w:rPr>
+              <w:t xml:space="preserve">Action</w:t>
+            </w:r>
+          </w:p>
+        </w:tc>
+        <w:tc>
+          <w:tcPr>
+            <w:tcW w:type="dxa" w:w="3360"/>
+            <w:shd w:fill="DEE3E0" w:val="clear"/>
+            <w:tcMar>
+              <w:top w:type="dxa" w:w="80"/>
+              <w:left w:type="dxa" w:w="120"/>
+              <w:bottom w:type="dxa" w:w="80"/>
+              <w:right w:type="dxa" w:w="120"/>
+            </w:tcMar>
+          </w:tcPr>
+          <w:p>
+            <w:r>
+              <w:rPr>
+                <w:b/>
+                <w:bCs/>
+                <w:color w:val="7C8985"/>
+                <w:sz w:val="17"/>
+                <w:szCs w:val="17"/>
+              </w:rPr>
+              <w:t xml:space="preserve">Mouse with a wheel</w:t>
+            </w:r>
+          </w:p>
+        </w:tc>
+        <w:tc>
+          <w:tcPr>
+            <w:tcW w:type="dxa" w:w="3360"/>
+            <w:shd w:fill="DEE3E0" w:val="clear"/>
+            <w:tcMar>
+              <w:top w:type="dxa" w:w="80"/>
+              <w:left w:type="dxa" w:w="120"/>
+              <w:bottom w:type="dxa" w:w="80"/>
+              <w:right w:type="dxa" w:w="120"/>
+            </w:tcMar>
+          </w:tcPr>
+          <w:p>
+            <w:r>
+              <w:rPr>
+                <w:b/>
+                <w:bCs/>
+                <w:color w:val="7C8985"/>
+                <w:sz w:val="17"/>
+                <w:szCs w:val="17"/>
+              </w:rPr>
+              <w:t xml:space="preserve">Trackball without a wheel</w:t>
+            </w:r>
+          </w:p>
+        </w:tc>
+      </w:tr>
+      <w:tr>
+        <w:tc>
+          <w:tcPr>
+            <w:tcW w:type="dxa" w:w="3360"/>
+            <w:tcMar>
+              <w:top w:type="dxa" w:w="80"/>
+              <w:left w:type="dxa" w:w="120"/>
+              <w:bottom w:type="dxa" w:w="80"/>
+              <w:right w:type="dxa" w:w="120"/>
+            </w:tcMar>
+          </w:tcPr>
+          <w:p>
+            <w:r>
+              <w:t xml:space="preserve">Zoom</w:t>
+            </w:r>
+          </w:p>
+        </w:tc>
+        <w:tc>
+          <w:tcPr>
+            <w:tcW w:type="dxa" w:w="3360"/>
+            <w:tcMar>
+              <w:top w:type="dxa" w:w="80"/>
+              <w:left w:type="dxa" w:w="120"/>
+              <w:bottom w:type="dxa" w:w="80"/>
+              <w:right w:type="dxa" w:w="120"/>
+            </w:tcMar>
+          </w:tcPr>
+          <w:p>
+            <w:r>
+              <w:t xml:space="preserve">Scroll wheel (zooms towards the point under the cursor)</w:t>
+            </w:r>
+          </w:p>
+        </w:tc>
+        <w:tc>
+          <w:tcPr>
+            <w:tcW w:type="dxa" w:w="3360"/>
+            <w:tcMar>
+              <w:top w:type="dxa" w:w="80"/>
+              <w:left w:type="dxa" w:w="120"/>
+              <w:bottom w:type="dxa" w:w="80"/>
+              <w:right w:type="dxa" w:w="120"/>
+            </w:tcMar>
+          </w:tcPr>
+          <w:p>
+            <w:r>
+              <w:t xml:space="preserve">Hold the </w:t>
+            </w:r>
+            <w:r>
+              <w:rPr>
+                <w:b/>
+                <w:bCs/>
+              </w:rPr>
+              <w:t xml:space="preserve">right</w:t>
+            </w:r>
+            <w:r>
+              <w:t xml:space="preserve"> button and roll the ball forward (in) or back (out)</w:t>
+            </w:r>
+          </w:p>
+        </w:tc>
+      </w:tr>
+      <w:tr>
+        <w:tc>
+          <w:tcPr>
+            <w:tcW w:type="dxa" w:w="3360"/>
+            <w:tcMar>
+              <w:top w:type="dxa" w:w="80"/>
+              <w:left w:type="dxa" w:w="120"/>
+              <w:bottom w:type="dxa" w:w="80"/>
+              <w:right w:type="dxa" w:w="120"/>
+            </w:tcMar>
+          </w:tcPr>
+          <w:p>
+            <w:r>
+              <w:t xml:space="preserve">Pan (slide the view)</w:t>
+            </w:r>
+          </w:p>
+        </w:tc>
+        <w:tc>
+          <w:tcPr>
+            <w:tcW w:type="dxa" w:w="3360"/>
+            <w:tcMar>
+              <w:top w:type="dxa" w:w="80"/>
+              <w:left w:type="dxa" w:w="120"/>
+              <w:bottom w:type="dxa" w:w="80"/>
+              <w:right w:type="dxa" w:w="120"/>
+            </w:tcMar>
+          </w:tcPr>
+          <w:p>
+            <w:r>
+              <w:t xml:space="preserve">Hold the left button and drag</w:t>
+            </w:r>
+          </w:p>
+        </w:tc>
+        <w:tc>
+          <w:tcPr>
+            <w:tcW w:type="dxa" w:w="3360"/>
+            <w:tcMar>
+              <w:top w:type="dxa" w:w="80"/>
+              <w:left w:type="dxa" w:w="120"/>
+              <w:bottom w:type="dxa" w:w="80"/>
+              <w:right w:type="dxa" w:w="120"/>
+            </w:tcMar>
+          </w:tcPr>
+          <w:p>
+            <w:r>
+              <w:t xml:space="preserve">Hold the left button and roll</w:t>
+            </w:r>
+          </w:p>
+        </w:tc>
+      </w:tr>
+      <w:tr>
+        <w:tc>
+          <w:tcPr>
+            <w:tcW w:type="dxa" w:w="3360"/>
+            <w:tcMar>
+              <w:top w:type="dxa" w:w="80"/>
+              <w:left w:type="dxa" w:w="120"/>
+              <w:bottom w:type="dxa" w:w="80"/>
+              <w:right w:type="dxa" w:w="120"/>
+            </w:tcMar>
+          </w:tcPr>
+          <w:p>
+            <w:r>
+              <w:t xml:space="preserve">Orbit (rotate around)</w:t>
+            </w:r>
+          </w:p>
+        </w:tc>
+        <w:tc>
+          <w:tcPr>
+            <w:tcW w:type="dxa" w:w="3360"/>
+            <w:tcMar>
+              <w:top w:type="dxa" w:w="80"/>
+              <w:left w:type="dxa" w:w="120"/>
+              <w:bottom w:type="dxa" w:w="80"/>
+              <w:right w:type="dxa" w:w="120"/>
+            </w:tcMar>
+          </w:tcPr>
+          <w:p>
+            <w:r>
+              <w:t xml:space="preserve">Hold the middle button (press the wheel) and drag</w:t>
+            </w:r>
+          </w:p>
+        </w:tc>
+        <w:tc>
+          <w:tcPr>
+            <w:tcW w:type="dxa" w:w="3360"/>
+            <w:tcMar>
+              <w:top w:type="dxa" w:w="80"/>
+              <w:left w:type="dxa" w:w="120"/>
+              <w:bottom w:type="dxa" w:w="80"/>
+              <w:right w:type="dxa" w:w="120"/>
+            </w:tcMar>
+          </w:tcPr>
+          <w:p>
+            <w:r>
+              <w:rPr>
+                <w:b/>
+                <w:bCs/>
+              </w:rPr>
+              <w:t xml:space="preserve">Shift</w:t>
+            </w:r>
+            <w:r>
+              <w:t xml:space="preserve"> + left button, and roll</w:t>
+            </w:r>
+          </w:p>
+        </w:tc>
+      </w:tr>
+      <w:tr>
+        <w:tc>
+          <w:tcPr>
+            <w:tcW w:type="dxa" w:w="3360"/>
+            <w:tcMar>
+              <w:top w:type="dxa" w:w="80"/>
+              <w:left w:type="dxa" w:w="120"/>
+              <w:bottom w:type="dxa" w:w="80"/>
+              <w:right w:type="dxa" w:w="120"/>
+            </w:tcMar>
+          </w:tcPr>
+          <w:p>
+            <w:r>
+              <w:t xml:space="preserve">Select an object</w:t>
+            </w:r>
+          </w:p>
+        </w:tc>
+        <w:tc>
+          <w:tcPr>
+            <w:tcW w:type="dxa" w:w="3360"/>
+            <w:tcMar>
+              <w:top w:type="dxa" w:w="80"/>
+              <w:left w:type="dxa" w:w="120"/>
+              <w:bottom w:type="dxa" w:w="80"/>
+              <w:right w:type="dxa" w:w="120"/>
+            </w:tcMar>
+          </w:tcPr>
+          <w:p>
+            <w:r>
+              <w:t xml:space="preserve">Left click</w:t>
+            </w:r>
+          </w:p>
+        </w:tc>
+        <w:tc>
+          <w:tcPr>
+            <w:tcW w:type="dxa" w:w="3360"/>
+            <w:tcMar>
+              <w:top w:type="dxa" w:w="80"/>
+              <w:left w:type="dxa" w:w="120"/>
+              <w:bottom w:type="dxa" w:w="80"/>
+              <w:right w:type="dxa" w:w="120"/>
+            </w:tcMar>
+          </w:tcPr>
+          <w:p>
+            <w:r>
+              <w:t xml:space="preserve">Left click</w:t>
+            </w:r>
+          </w:p>
+        </w:tc>
+      </w:tr>
+      <w:tr>
+        <w:tc>
+          <w:tcPr>
+            <w:tcW w:type="dxa" w:w="3360"/>
+            <w:tcMar>
+              <w:top w:type="dxa" w:w="80"/>
+              <w:left w:type="dxa" w:w="120"/>
+              <w:bottom w:type="dxa" w:w="80"/>
+              <w:right w:type="dxa" w:w="120"/>
+            </w:tcMar>
+          </w:tcPr>
+          <w:p>
+            <w:r>
+              <w:t xml:space="preserve">Context menu</w:t>
+            </w:r>
+          </w:p>
+        </w:tc>
+        <w:tc>
+          <w:tcPr>
+            <w:tcW w:type="dxa" w:w="3360"/>
+            <w:tcMar>
+              <w:top w:type="dxa" w:w="80"/>
+              <w:left w:type="dxa" w:w="120"/>
+              <w:bottom w:type="dxa" w:w="80"/>
+              <w:right w:type="dxa" w:w="120"/>
+            </w:tcMar>
+          </w:tcPr>
+          <w:p>
+            <w:r>
+              <w:t xml:space="preserve">Short right click</w:t>
+            </w:r>
+          </w:p>
+        </w:tc>
+        <w:tc>
+          <w:tcPr>
+            <w:tcW w:type="dxa" w:w="3360"/>
+            <w:tcMar>
+              <w:top w:type="dxa" w:w="80"/>
+              <w:left w:type="dxa" w:w="120"/>
+              <w:bottom w:type="dxa" w:w="80"/>
+              <w:right w:type="dxa" w:w="120"/>
+            </w:tcMar>
+          </w:tcPr>
+          <w:p>
+            <w:r>
+              <w:t xml:space="preserve">Short right click (only press-and-drag zooms)</w:t>
+            </w:r>
+          </w:p>
+        </w:tc>
+      </w:tr>
+    </w:tbl>
+    <w:p>
+      <w:pPr>
+        <w:spacing w:after="120"/>
+      </w:pPr>
+    </w:p>
+    <w:p>
+      <w:pPr>
+        <w:pStyle w:val="ListParagraph"/>
+        <w:numPr>
+          <w:ilvl w:val="0"/>
+          <w:numId w:val="2"/>
+        </w:numPr>
+        <w:spacing w:after="80"/>
+      </w:pPr>
+      <w:r>
+        <w:t xml:space="preserve">Put the cursor on the red cube </w:t>
+      </w:r>
+      <w:r>
+        <w:rPr>
+          <w:b/>
+          <w:bCs/>
+        </w:rPr>
+        <w:t xml:space="preserve">before</w:t>
+      </w:r>
+      <w:r>
+        <w:t xml:space="preserve"> zooming: zoom heads towards the point under the cursor.</w:t>
+      </w:r>
+    </w:p>
+    <w:p>
+      <w:pPr>
+        <w:pStyle w:val="ListParagraph"/>
+        <w:numPr>
+          <w:ilvl w:val="0"/>
+          <w:numId w:val="2"/>
+        </w:numPr>
+        <w:spacing w:after="80"/>
+      </w:pPr>
+      <w:r>
+        <w:rPr>
+          <w:b/>
+          <w:bCs/>
+        </w:rPr>
+        <w:t xml:space="preserve">Move to</w:t>
+      </w:r>
+      <w:r>
+        <w:t xml:space="preserve"> </w:t>
+      </w:r>
+      <w:r>
+        <w:rPr>
+          <w:rFonts w:ascii="Consolas" w:cs="Consolas" w:eastAsia="Consolas" w:hAnsi="Consolas"/>
+          <w:color w:val="0E4A40"/>
+          <w:sz w:val="19"/>
+          <w:szCs w:val="19"/>
+        </w:rPr>
+        <w:t xml:space="preserve">red_block</w:t>
+      </w:r>
+      <w:r>
+        <w:t xml:space="preserve"> or </w:t>
+      </w:r>
+      <w:r>
+        <w:rPr>
+          <w:rFonts w:ascii="Consolas" w:cs="Consolas" w:eastAsia="Consolas" w:hAnsi="Consolas"/>
+          <w:color w:val="0E4A40"/>
+          <w:sz w:val="19"/>
+          <w:szCs w:val="19"/>
+        </w:rPr>
+        <w:t xml:space="preserve">plate</w:t>
+      </w:r>
+      <w:r>
+        <w:t xml:space="preserve"> (right click in the Entity Tree) frames them closely. Avoid </w:t>
+      </w:r>
+      <w:r>
+        <w:rPr>
+          <w:b/>
+          <w:bCs/>
+        </w:rPr>
+        <w:t xml:space="preserve">Move to</w:t>
+      </w:r>
+      <w:r>
+        <w:t xml:space="preserve"> and </w:t>
+      </w:r>
+      <w:r>
+        <w:rPr>
+          <w:b/>
+          <w:bCs/>
+        </w:rPr>
+        <w:t xml:space="preserve">Follow</w:t>
+      </w:r>
+      <w:r>
+        <w:t xml:space="preserve"> on </w:t>
+      </w:r>
+      <w:r>
+        <w:rPr>
+          <w:rFonts w:ascii="Consolas" w:cs="Consolas" w:eastAsia="Consolas" w:hAnsi="Consolas"/>
+          <w:color w:val="0E4A40"/>
+          <w:sz w:val="19"/>
+          <w:szCs w:val="19"/>
+        </w:rPr>
+        <w:t xml:space="preserve">mycobot_320</w:t>
+      </w:r>
+      <w:r>
+        <w:t xml:space="preserve"> (Sec.26).</w:t>
+      </w:r>
+    </w:p>
+    <w:p>
+      <w:pPr>
+        <w:pStyle w:val="ListParagraph"/>
+        <w:numPr>
+          <w:ilvl w:val="0"/>
+          <w:numId w:val="2"/>
+        </w:numPr>
+        <w:spacing w:after="80"/>
+      </w:pPr>
+      <w:r>
+        <w:t xml:space="preserve">Bottom left, </w:t>
+      </w:r>
+      <w:r>
+        <w:rPr>
+          <w:b/>
+          <w:bCs/>
+        </w:rPr>
+        <w:t xml:space="preserve">▶ / ⏸</w:t>
+      </w:r>
+      <w:r>
+        <w:t xml:space="preserve"> plays or pauses the simulation: do not leave it paused, or the demo stalls. Bottom right, </w:t>
+      </w:r>
+      <w:r>
+        <w:rPr>
+          <w:b/>
+          <w:bCs/>
+        </w:rPr>
+        <w:t xml:space="preserve">RTF</w:t>
+      </w:r>
+      <w:r>
+        <w:t xml:space="preserve"> is the real-time factor; well below 100% is normal on this laptop.</w:t>
+      </w:r>
+    </w:p>
+    <w:p>
+      <w:pPr>
+        <w:pStyle w:val="ListParagraph"/>
+        <w:numPr>
+          <w:ilvl w:val="0"/>
+          <w:numId w:val="2"/>
+        </w:numPr>
+        <w:spacing w:after="80"/>
+      </w:pPr>
+      <w:r>
+        <w:t xml:space="preserve">Many trackballs (Logitech Ergo/M575, Kensington Expert/Orbit and others) can emulate a scroll wheel (scroll ring, or hold a button + roll) through their Windows software (Logi Options+, KensingtonWorks).</w:t>
+      </w:r>
+    </w:p>
+    <w:p>
+      <w:pPr>
+        <w:pBdr>
+          <w:left w:val="single" w:color="8A5A12" w:sz="24"/>
+        </w:pBdr>
+        <w:shd w:fill="F7F8F7" w:val="clear"/>
+        <w:spacing w:after="200" w:before="120"/>
+        <w:ind w:left="200"/>
+      </w:pPr>
+      <w:r>
+        <w:rPr>
+          <w:b/>
+          <w:bCs/>
+        </w:rPr>
+        <w:t xml:space="preserve">Do not use the Translate (T) and Rotate (R) tools</w:t>
+      </w:r>
+      <w:r>
+        <w:t xml:space="preserve"> of the top toolbar: they move objects in the simulation itself, not the camera. Dragging the cube or the arm spoils the run. Press </w:t>
+      </w:r>
+      <w:r>
+        <w:rPr>
+          <w:b/>
+          <w:bCs/>
+        </w:rPr>
+        <w:t xml:space="preserve">Esc</w:t>
+      </w:r>
+      <w:r>
+        <w:t xml:space="preserve"> to return to selection mode.</w:t>
+      </w:r>
+    </w:p>
+    <w:p>
+      <w:pPr>
+        <w:pStyle w:val="Heading2"/>
+        <w:spacing w:after="40" w:before="320"/>
+      </w:pPr>
+      <w:r>
+        <w:rPr>
+          <w:b/>
+          <w:bCs/>
+          <w:color w:val="0E4A40"/>
+        </w:rPr>
+        <w:t xml:space="preserve">29  </w:t>
+      </w:r>
+      <w:r>
+        <w:t xml:space="preserve">Reading the result in the terminal</w:t>
+      </w:r>
+    </w:p>
+    <w:p>
+      <w:pPr>
+        <w:spacing w:after="160"/>
+      </w:pPr>
+      <w:r>
+        <w:rPr>
+          <w:i/>
+          <w:iCs/>
+          <w:color w:val="4B5B57"/>
+        </w:rPr>
+        <w:t xml:space="preserve">What the end of the log means, taken from the run you can reproduce (block at (0.25, 0.00)).</w:t>
+      </w:r>
+    </w:p>
+    <w:tbl>
+      <w:tblPr>
+        <w:tblW w:type="dxa" w:w="10080"/>
+        <w:tblBorders>
+          <w:top w:val="none"/>
+          <w:left w:val="none"/>
+          <w:bottom w:val="none"/>
+          <w:right w:val="none"/>
+          <w:insideH w:val="none"/>
+          <w:insideV w:val="none"/>
+        </w:tblBorders>
+      </w:tblPr>
+      <w:tblGrid>
+        <w:gridCol w:w="10080"/>
+      </w:tblGrid>
+      <w:tr>
+        <w:tc>
+          <w:tcPr>
+            <w:tcW w:type="dxa" w:w="10080"/>
+            <w:shd w:fill="10201D" w:val="clear"/>
+            <w:tcMar>
+              <w:top w:type="dxa" w:w="140"/>
+              <w:left w:type="dxa" w:w="180"/>
+              <w:bottom w:type="dxa" w:w="140"/>
+              <w:right w:type="dxa" w:w="180"/>
+            </w:tcMar>
+          </w:tcPr>
+          <w:p>
+            <w:pPr>
+              <w:spacing w:after="0" w:before="0"/>
+            </w:pPr>
+            <w:r>
+              <w:rPr>
+                <w:rFonts w:ascii="Consolas" w:cs="Consolas" w:eastAsia="Consolas" w:hAnsi="Consolas"/>
+                <w:color w:val="D9EDE8"/>
+                <w:sz w:val="17"/>
+                <w:szCs w:val="17"/>
+              </w:rPr>
+              <w:t xml:space="preserve">[pick_and_place]: [place] correction 1: max_err=0.0057 rad</w:t>
+            </w:r>
+            <w:r>
+              <w:br/>
+            </w:r>
+            <w:r>
+              <w:rPr>
+                <w:rFonts w:ascii="Consolas" w:cs="Consolas" w:eastAsia="Consolas" w:hAnsi="Consolas"/>
+                <w:color w:val="D9EDE8"/>
+                <w:sz w:val="17"/>
+                <w:szCs w:val="17"/>
+              </w:rPr>
+              <w:t xml:space="preserve">[pick_and_place]: SIMULATED ATTACHMENT: releasing block from link6</w:t>
+            </w:r>
+            <w:r>
+              <w:br/>
+            </w:r>
+            <w:r>
+              <w:rPr>
+                <w:rFonts w:ascii="Consolas" w:cs="Consolas" w:eastAsia="Consolas" w:hAnsi="Consolas"/>
+                <w:color w:val="D9EDE8"/>
+                <w:sz w:val="17"/>
+                <w:szCs w:val="17"/>
+              </w:rPr>
+              <w:t xml:space="preserve">[pick_and_place]: [release] gripper reached -0.045 (target 0.0)</w:t>
+            </w:r>
+            <w:r>
+              <w:br/>
+            </w:r>
+            <w:r>
+              <w:rPr>
+                <w:rFonts w:ascii="Consolas" w:cs="Consolas" w:eastAsia="Consolas" w:hAnsi="Consolas"/>
+                <w:color w:val="D9EDE8"/>
+                <w:sz w:val="17"/>
+                <w:szCs w:val="17"/>
+              </w:rPr>
+              <w:t xml:space="preserve">[pick_and_place]: [retreat] move OK</w:t>
+            </w:r>
+            <w:r>
+              <w:br/>
+            </w:r>
+            <w:r>
+              <w:rPr>
+                <w:rFonts w:ascii="Consolas" w:cs="Consolas" w:eastAsia="Consolas" w:hAnsi="Consolas"/>
+                <w:color w:val="D9EDE8"/>
+                <w:sz w:val="17"/>
+                <w:szCs w:val="17"/>
+              </w:rPr>
+              <w:t xml:space="preserve">[pick_and_place]: [home_final] move OK</w:t>
+            </w:r>
+            <w:r>
+              <w:br/>
+            </w:r>
+            <w:r>
+              <w:rPr>
+                <w:rFonts w:ascii="Consolas" w:cs="Consolas" w:eastAsia="Consolas" w:hAnsi="Consolas"/>
+                <w:color w:val="D9EDE8"/>
+                <w:sz w:val="17"/>
+                <w:szCs w:val="17"/>
+              </w:rPr>
+              <w:t xml:space="preserve">All motions succeeded: True</w:t>
+            </w:r>
+            <w:r>
+              <w:br/>
+            </w:r>
+            <w:r>
+              <w:rPr>
+                <w:rFonts w:ascii="Consolas" w:cs="Consolas" w:eastAsia="Consolas" w:hAnsi="Consolas"/>
+                <w:color w:val="D9EDE8"/>
+                <w:sz w:val="17"/>
+                <w:szCs w:val="17"/>
+              </w:rPr>
+              <w:t xml:space="preserve">Block carried (dz constant AND block rose through lift+transport): True</w:t>
+            </w:r>
+            <w:r>
+              <w:br/>
+            </w:r>
+            <w:r>
+              <w:rPr>
+                <w:rFonts w:ascii="Consolas" w:cs="Consolas" w:eastAsia="Consolas" w:hAnsi="Consolas"/>
+                <w:color w:val="D9EDE8"/>
+                <w:sz w:val="17"/>
+                <w:szCs w:val="17"/>
+              </w:rPr>
+              <w:t xml:space="preserve">Grasp held (dz constant through lift+transport): True</w:t>
+            </w:r>
+            <w:r>
+              <w:br/>
+            </w:r>
+            <w:r>
+              <w:rPr>
+                <w:rFonts w:ascii="Consolas" w:cs="Consolas" w:eastAsia="Consolas" w:hAnsi="Consolas"/>
+                <w:color w:val="D9EDE8"/>
+                <w:sz w:val="17"/>
+                <w:szCs w:val="17"/>
+              </w:rPr>
+              <w:t xml:space="preserve">Block final pose: (0.19744, -0.151968, 0.068)  placed on plate: True</w:t>
+            </w:r>
+            <w:r>
+              <w:br/>
+            </w:r>
+            <w:r>
+              <w:rPr>
+                <w:rFonts w:ascii="Consolas" w:cs="Consolas" w:eastAsia="Consolas" w:hAnsi="Consolas"/>
+                <w:color w:val="D9EDE8"/>
+                <w:sz w:val="17"/>
+                <w:szCs w:val="17"/>
+              </w:rPr>
+              <w:t xml:space="preserve">RESULT: motions_ok=True placed_on_plate=True grasp_held=True</w:t>
+            </w:r>
+          </w:p>
+        </w:tc>
+      </w:tr>
+    </w:tbl>
+    <w:p>
+      <w:pPr>
+        <w:spacing w:after="80"/>
+      </w:pPr>
+    </w:p>
+    <w:p>
+      <w:pPr>
+        <w:pStyle w:val="ListParagraph"/>
+        <w:numPr>
+          <w:ilvl w:val="0"/>
+          <w:numId w:val="2"/>
+        </w:numPr>
+        <w:spacing w:after="80"/>
+      </w:pPr>
+      <w:r>
+        <w:rPr>
+          <w:rFonts w:ascii="Consolas" w:cs="Consolas" w:eastAsia="Consolas" w:hAnsi="Consolas"/>
+          <w:color w:val="0E4A40"/>
+          <w:sz w:val="19"/>
+          <w:szCs w:val="19"/>
+        </w:rPr>
+        <w:t xml:space="preserve">move OK</w:t>
+      </w:r>
+      <w:r>
+        <w:t xml:space="preserve">: the MoveGroup action reported success for that phase. </w:t>
+      </w:r>
+      <w:r>
+        <w:rPr>
+          <w:rFonts w:ascii="Consolas" w:cs="Consolas" w:eastAsia="Consolas" w:hAnsi="Consolas"/>
+          <w:color w:val="0E4A40"/>
+          <w:sz w:val="19"/>
+          <w:szCs w:val="19"/>
+        </w:rPr>
+        <w:t xml:space="preserve">correction N: max_err=…</w:t>
+      </w:r>
+      <w:r>
+        <w:t xml:space="preserve"> lines are the closed-loop fine-tuning of Sec.5, not errors.</w:t>
+      </w:r>
+    </w:p>
+    <w:p>
+      <w:pPr>
+        <w:pStyle w:val="ListParagraph"/>
+        <w:numPr>
+          <w:ilvl w:val="0"/>
+          <w:numId w:val="2"/>
+        </w:numPr>
+        <w:spacing w:after="80"/>
+      </w:pPr>
+      <w:r>
+        <w:rPr>
+          <w:rFonts w:ascii="Consolas" w:cs="Consolas" w:eastAsia="Consolas" w:hAnsi="Consolas"/>
+          <w:color w:val="0E4A40"/>
+          <w:sz w:val="19"/>
+          <w:szCs w:val="19"/>
+        </w:rPr>
+        <w:t xml:space="preserve">dz</w:t>
+      </w:r>
+      <w:r>
+        <w:t xml:space="preserve"> is the gripper height minus the cube height. Constant through lift and transport while the cube rises means it was really carried (Sec.6).</w:t>
+      </w:r>
+    </w:p>
+    <w:p>
+      <w:pPr>
+        <w:pStyle w:val="ListParagraph"/>
+        <w:numPr>
+          <w:ilvl w:val="0"/>
+          <w:numId w:val="2"/>
+        </w:numPr>
+        <w:spacing w:after="80"/>
+      </w:pPr>
+      <w:r>
+        <w:t xml:space="preserve">Final pose (0.197, −0.152, 0.068): about 3 mm from the plate centre (0.20, −0.15). The height checks out too: 0.068 m = plate top (0.044 + 0.004 = 0.048 m) + half the 4 cm cube (0.020 m), so the cube rests on the plate.</w:t>
+      </w:r>
+    </w:p>
+    <w:p>
+      <w:pPr>
+        <w:pStyle w:val="ListParagraph"/>
+        <w:numPr>
+          <w:ilvl w:val="0"/>
+          <w:numId w:val="2"/>
+        </w:numPr>
+        <w:spacing w:after="80"/>
+      </w:pPr>
+      <w:r>
+        <w:rPr>
+          <w:rFonts w:ascii="Consolas" w:cs="Consolas" w:eastAsia="Consolas" w:hAnsi="Consolas"/>
+          <w:color w:val="0E4A40"/>
+          <w:sz w:val="19"/>
+          <w:szCs w:val="19"/>
+        </w:rPr>
+        <w:t xml:space="preserve">SIMULATED ATTACHMENT</w:t>
+      </w:r>
+      <w:r>
+        <w:t xml:space="preserve">: the cube is carried by a scripted Gazebo weld closed when the gripper closes and opened when it opens (Sec.8–9), not by friction.</w:t>
+      </w:r>
+    </w:p>
+    <w:p>
+      <w:pPr>
+        <w:pStyle w:val="ListParagraph"/>
+        <w:numPr>
+          <w:ilvl w:val="0"/>
+          <w:numId w:val="2"/>
+        </w:numPr>
+        <w:spacing w:after="80"/>
+      </w:pPr>
+      <w:r>
+        <w:t xml:space="preserve">All three of </w:t>
+      </w:r>
+      <w:r>
+        <w:rPr>
+          <w:rFonts w:ascii="Consolas" w:cs="Consolas" w:eastAsia="Consolas" w:hAnsi="Consolas"/>
+          <w:color w:val="0E4A40"/>
+          <w:sz w:val="19"/>
+          <w:szCs w:val="19"/>
+        </w:rPr>
+        <w:t xml:space="preserve">motions_ok</w:t>
+      </w:r>
+      <w:r>
+        <w:t xml:space="preserve">, </w:t>
+      </w:r>
+      <w:r>
+        <w:rPr>
+          <w:rFonts w:ascii="Consolas" w:cs="Consolas" w:eastAsia="Consolas" w:hAnsi="Consolas"/>
+          <w:color w:val="0E4A40"/>
+          <w:sz w:val="19"/>
+          <w:szCs w:val="19"/>
+        </w:rPr>
+        <w:t xml:space="preserve">placed_on_plate</w:t>
+      </w:r>
+      <w:r>
+        <w:t xml:space="preserve"> and </w:t>
+      </w:r>
+      <w:r>
+        <w:rPr>
+          <w:rFonts w:ascii="Consolas" w:cs="Consolas" w:eastAsia="Consolas" w:hAnsi="Consolas"/>
+          <w:color w:val="0E4A40"/>
+          <w:sz w:val="19"/>
+          <w:szCs w:val="19"/>
+        </w:rPr>
+        <w:t xml:space="preserve">grasp_held</w:t>
+      </w:r>
+      <w:r>
+        <w:t xml:space="preserve"> must be </w:t>
+      </w:r>
+      <w:r>
+        <w:rPr>
+          <w:rFonts w:ascii="Consolas" w:cs="Consolas" w:eastAsia="Consolas" w:hAnsi="Consolas"/>
+          <w:color w:val="0E4A40"/>
+          <w:sz w:val="19"/>
+          <w:szCs w:val="19"/>
+        </w:rPr>
+        <w:t xml:space="preserve">True</w:t>
+      </w:r>
+      <w:r>
+        <w:t xml:space="preserve"> for a pass. The same values are in </w:t>
+      </w:r>
+      <w:r>
+        <w:rPr>
+          <w:rFonts w:ascii="Consolas" w:cs="Consolas" w:eastAsia="Consolas" w:hAnsi="Consolas"/>
+          <w:color w:val="0E4A40"/>
+          <w:sz w:val="19"/>
+          <w:szCs w:val="19"/>
+        </w:rPr>
+        <w:t xml:space="preserve">/workspace/htgpp/demo/grasp_meta.json</w:t>
+      </w:r>
+      <w:r>
+        <w:t xml:space="preserve">.</w:t>
+      </w:r>
+    </w:p>
+    <w:p>
+      <w:pPr>
+        <w:pStyle w:val="Heading2"/>
+        <w:spacing w:after="40" w:before="320"/>
+      </w:pPr>
+      <w:r>
+        <w:rPr>
+          <w:b/>
+          <w:bCs/>
+          <w:color w:val="0E4A40"/>
+        </w:rPr>
+        <w:t xml:space="preserve">30  </w:t>
+      </w:r>
+      <w:r>
+        <w:t xml:space="preserve">Stopping, re-running, and leftover processes</w:t>
+      </w:r>
+    </w:p>
+    <w:p>
+      <w:pPr>
+        <w:spacing w:after="160"/>
+      </w:pPr>
+      <w:r>
+        <w:rPr>
+          <w:i/>
+          <w:iCs/>
+          <w:color w:val="4B5B57"/>
+        </w:rPr>
+        <w:t xml:space="preserve">A clean stop matters: a leftover </w:t>
+      </w:r>
+      <w:r>
+        <w:rPr>
+          <w:rFonts w:ascii="Consolas" w:cs="Consolas" w:eastAsia="Consolas" w:hAnsi="Consolas"/>
+          <w:color w:val="0E4A40"/>
+          <w:sz w:val="19"/>
+          <w:szCs w:val="19"/>
+        </w:rPr>
+        <w:t xml:space="preserve">move_group</w:t>
+      </w:r>
+      <w:r>
+        <w:rPr>
+          <w:i/>
+          <w:iCs/>
+          <w:color w:val="4B5B57"/>
+        </w:rPr>
+        <w:t xml:space="preserve"> or Gazebo from the previous run makes the next one fail.</w:t>
+      </w:r>
+    </w:p>
+    <w:p>
+      <w:pPr>
+        <w:spacing w:after="140"/>
+      </w:pPr>
+      <w:r>
+        <w:rPr>
+          <w:b/>
+          <w:bCs/>
+        </w:rPr>
+        <w:t xml:space="preserve">Stop:</w:t>
+      </w:r>
+      <w:r>
+        <w:t xml:space="preserve"> Ctrl+C in the terminal running </w:t>
+      </w:r>
+      <w:r>
+        <w:rPr>
+          <w:rFonts w:ascii="Consolas" w:cs="Consolas" w:eastAsia="Consolas" w:hAnsi="Consolas"/>
+          <w:color w:val="0E4A40"/>
+          <w:sz w:val="19"/>
+          <w:szCs w:val="19"/>
+        </w:rPr>
+        <w:t xml:space="preserve">run_gui_demo.sh</w:t>
+      </w:r>
+      <w:r>
+        <w:t xml:space="preserve"> (or the launch). </w:t>
+      </w:r>
+      <w:r>
+        <w:rPr>
+          <w:b/>
+          <w:bCs/>
+        </w:rPr>
+        <w:t xml:space="preserve">Check</w:t>
+      </w:r>
+      <w:r>
+        <w:t xml:space="preserve"> from a host terminal that nothing is left:</w:t>
+      </w:r>
+    </w:p>
+    <w:tbl>
+      <w:tblPr>
+        <w:tblW w:type="dxa" w:w="10080"/>
+        <w:tblBorders>
+          <w:top w:val="none"/>
+          <w:left w:val="none"/>
+          <w:bottom w:val="none"/>
+          <w:right w:val="none"/>
+          <w:insideH w:val="none"/>
+          <w:insideV w:val="none"/>
+        </w:tblBorders>
+      </w:tblPr>
+      <w:tblGrid>
+        <w:gridCol w:w="10080"/>
+      </w:tblGrid>
+      <w:tr>
+        <w:tc>
+          <w:tcPr>
+            <w:tcW w:type="dxa" w:w="10080"/>
+            <w:shd w:fill="10201D" w:val="clear"/>
+            <w:tcMar>
+              <w:top w:type="dxa" w:w="140"/>
+              <w:left w:type="dxa" w:w="180"/>
+              <w:bottom w:type="dxa" w:w="140"/>
+              <w:right w:type="dxa" w:w="180"/>
+            </w:tcMar>
+          </w:tcPr>
+          <w:p>
+            <w:pPr>
+              <w:spacing w:after="0" w:before="0"/>
+            </w:pPr>
+            <w:r>
+              <w:rPr>
+                <w:rFonts w:ascii="Consolas" w:cs="Consolas" w:eastAsia="Consolas" w:hAnsi="Consolas"/>
+                <w:color w:val="D9EDE8"/>
+                <w:sz w:val="17"/>
+                <w:szCs w:val="17"/>
+              </w:rPr>
+              <w:t xml:space="preserve">docker exec gazebo_to_lerobot pgrep -af "gz sim|move_group|ros2 launch"</w:t>
+            </w:r>
+            <w:r>
+              <w:br/>
+            </w:r>
+            <w:r>
+              <w:rPr>
+                <w:rFonts w:ascii="Consolas" w:cs="Consolas" w:eastAsia="Consolas" w:hAnsi="Consolas"/>
+                <w:color w:val="7C978F"/>
+                <w:sz w:val="17"/>
+                <w:szCs w:val="17"/>
+              </w:rPr>
+              <w:t xml:space="preserve"># nothing printed = clean (lines marked &lt;defunct&gt; are dead zombies, harmless)</w:t>
+            </w:r>
+          </w:p>
+        </w:tc>
+      </w:tr>
+    </w:tbl>
+    <w:p>
+      <w:pPr>
+        <w:spacing w:after="80"/>
+      </w:pPr>
+    </w:p>
+    <w:p>
+      <w:pPr>
+        <w:spacing w:after="140"/>
+      </w:pPr>
+      <w:r>
+        <w:t xml:space="preserve">If something is left, for example the </w:t>
+      </w:r>
+      <w:r>
+        <w:rPr>
+          <w:rFonts w:ascii="Consolas" w:cs="Consolas" w:eastAsia="Consolas" w:hAnsi="Consolas"/>
+          <w:color w:val="0E4A40"/>
+          <w:sz w:val="19"/>
+          <w:szCs w:val="19"/>
+        </w:rPr>
+        <w:t xml:space="preserve">ros2 launch mycobot_moveit_config move_group.launch.py</w:t>
+      </w:r>
+      <w:r>
+        <w:t xml:space="preserve"> observed on 2026-10-03 after a Ctrl+C on the plain launch file:</w:t>
+      </w:r>
+    </w:p>
+    <w:tbl>
+      <w:tblPr>
+        <w:tblW w:type="dxa" w:w="10080"/>
+        <w:tblBorders>
+          <w:top w:val="none"/>
+          <w:left w:val="none"/>
+          <w:bottom w:val="none"/>
+          <w:right w:val="none"/>
+          <w:insideH w:val="none"/>
+          <w:insideV w:val="none"/>
+        </w:tblBorders>
+      </w:tblPr>
+      <w:tblGrid>
+        <w:gridCol w:w="10080"/>
+      </w:tblGrid>
+      <w:tr>
+        <w:tc>
+          <w:tcPr>
+            <w:tcW w:type="dxa" w:w="10080"/>
+            <w:shd w:fill="10201D" w:val="clear"/>
+            <w:tcMar>
+              <w:top w:type="dxa" w:w="140"/>
+              <w:left w:type="dxa" w:w="180"/>
+              <w:bottom w:type="dxa" w:w="140"/>
+              <w:right w:type="dxa" w:w="180"/>
+            </w:tcMar>
+          </w:tcPr>
+          <w:p>
+            <w:pPr>
+              <w:spacing w:after="0" w:before="0"/>
+            </w:pPr>
+            <w:r>
+              <w:rPr>
+                <w:rFonts w:ascii="Consolas" w:cs="Consolas" w:eastAsia="Consolas" w:hAnsi="Consolas"/>
+                <w:color w:val="D9EDE8"/>
+                <w:sz w:val="17"/>
+                <w:szCs w:val="17"/>
+              </w:rPr>
+              <w:t xml:space="preserve">docker exec gazebo_to_lerobot pkill -INT -f move_group</w:t>
+            </w:r>
+            <w:r>
+              <w:br/>
+            </w:r>
+            <w:r>
+              <w:rPr>
+                <w:rFonts w:ascii="Consolas" w:cs="Consolas" w:eastAsia="Consolas" w:hAnsi="Consolas"/>
+                <w:color w:val="D9EDE8"/>
+                <w:sz w:val="17"/>
+                <w:szCs w:val="17"/>
+              </w:rPr>
+              <w:t xml:space="preserve">docker exec gazebo_to_lerobot pkill -INT -f "gz sim"</w:t>
+            </w:r>
+            <w:r>
+              <w:br/>
+            </w:r>
+            <w:r>
+              <w:rPr>
+                <w:rFonts w:ascii="Consolas" w:cs="Consolas" w:eastAsia="Consolas" w:hAnsi="Consolas"/>
+                <w:color w:val="7C978F"/>
+                <w:sz w:val="17"/>
+                <w:szCs w:val="17"/>
+              </w:rPr>
+              <w:t xml:space="preserve"># a few seconds later, if still there:</w:t>
+            </w:r>
+            <w:r>
+              <w:br/>
+            </w:r>
+            <w:r>
+              <w:rPr>
+                <w:rFonts w:ascii="Consolas" w:cs="Consolas" w:eastAsia="Consolas" w:hAnsi="Consolas"/>
+                <w:color w:val="D9EDE8"/>
+                <w:sz w:val="17"/>
+                <w:szCs w:val="17"/>
+              </w:rPr>
+              <w:t xml:space="preserve">docker exec gazebo_to_lerobot pkill -9 -f move_group</w:t>
+            </w:r>
+            <w:r>
+              <w:br/>
+            </w:r>
+            <w:r>
+              <w:rPr>
+                <w:rFonts w:ascii="Consolas" w:cs="Consolas" w:eastAsia="Consolas" w:hAnsi="Consolas"/>
+                <w:color w:val="D9EDE8"/>
+                <w:sz w:val="17"/>
+                <w:szCs w:val="17"/>
+              </w:rPr>
+              <w:t xml:space="preserve">docker exec gazebo_to_lerobot pkill -9 -f "gz sim"</w:t>
+            </w:r>
+          </w:p>
+        </w:tc>
+      </w:tr>
+    </w:tbl>
+    <w:p>
+      <w:pPr>
+        <w:spacing w:after="80"/>
+      </w:pPr>
+    </w:p>
+    <w:p>
+      <w:pPr>
+        <w:pBdr>
+          <w:left w:val="single" w:color="9C3B23" w:sz="24"/>
+        </w:pBdr>
+        <w:shd w:fill="F7F8F7" w:val="clear"/>
+        <w:spacing w:after="200" w:before="120"/>
+        <w:ind w:left="200"/>
+      </w:pPr>
+      <w:r>
+        <w:rPr>
+          <w:b/>
+          <w:bCs/>
+        </w:rPr>
+        <w:t xml:space="preserve">Do not wrap </w:t>
+      </w:r>
+      <w:r>
+        <w:rPr>
+          <w:rFonts w:ascii="Consolas" w:cs="Consolas" w:eastAsia="Consolas" w:hAnsi="Consolas"/>
+          <w:b/>
+          <w:bCs/>
+          <w:color w:val="0E4A40"/>
+          <w:sz w:val="19"/>
+          <w:szCs w:val="19"/>
+        </w:rPr>
+        <w:t xml:space="preserve">pkill -f</w:t>
+      </w:r>
+      <w:r>
+        <w:rPr>
+          <w:b/>
+          <w:bCs/>
+        </w:rPr>
+        <w:t xml:space="preserve"> in </w:t>
+      </w:r>
+      <w:r>
+        <w:rPr>
+          <w:rFonts w:ascii="Consolas" w:cs="Consolas" w:eastAsia="Consolas" w:hAnsi="Consolas"/>
+          <w:b/>
+          <w:bCs/>
+          <w:color w:val="0E4A40"/>
+          <w:sz w:val="19"/>
+          <w:szCs w:val="19"/>
+        </w:rPr>
+        <w:t xml:space="preserve">bash -c</w:t>
+      </w:r>
+      <w:r>
+        <w:rPr>
+          <w:b/>
+          <w:bCs/>
+        </w:rPr>
+        <w:t xml:space="preserve">.</w:t>
+      </w:r>
+      <w:r>
+        <w:t xml:space="preserve"> </w:t>
+      </w:r>
+      <w:r>
+        <w:rPr>
+          <w:rFonts w:ascii="Consolas" w:cs="Consolas" w:eastAsia="Consolas" w:hAnsi="Consolas"/>
+          <w:color w:val="0E4A40"/>
+          <w:sz w:val="19"/>
+          <w:szCs w:val="19"/>
+        </w:rPr>
+        <w:t xml:space="preserve">docker exec gazebo_to_lerobot bash -c 'pkill -f move_group; …'</w:t>
+      </w:r>
+      <w:r>
+        <w:t xml:space="preserve"> kills its own shell: the pattern appears in that shell's own command line, so </w:t>
+      </w:r>
+      <w:r>
+        <w:rPr>
+          <w:rFonts w:ascii="Consolas" w:cs="Consolas" w:eastAsia="Consolas" w:hAnsi="Consolas"/>
+          <w:color w:val="0E4A40"/>
+          <w:sz w:val="19"/>
+          <w:szCs w:val="19"/>
+        </w:rPr>
+        <w:t xml:space="preserve">pkill</w:t>
+      </w:r>
+      <w:r>
+        <w:t xml:space="preserve"> matches it, and the command ends with exit code 137 or 143 without finishing. This happened four times on 2026-10-03. Call </w:t>
+      </w:r>
+      <w:r>
+        <w:rPr>
+          <w:rFonts w:ascii="Consolas" w:cs="Consolas" w:eastAsia="Consolas" w:hAnsi="Consolas"/>
+          <w:color w:val="0E4A40"/>
+          <w:sz w:val="19"/>
+          <w:szCs w:val="19"/>
+        </w:rPr>
+        <w:t xml:space="preserve">pkill</w:t>
+      </w:r>
+      <w:r>
+        <w:t xml:space="preserve"> directly through </w:t>
+      </w:r>
+      <w:r>
+        <w:rPr>
+          <w:rFonts w:ascii="Consolas" w:cs="Consolas" w:eastAsia="Consolas" w:hAnsi="Consolas"/>
+          <w:color w:val="0E4A40"/>
+          <w:sz w:val="19"/>
+          <w:szCs w:val="19"/>
+        </w:rPr>
+        <w:t xml:space="preserve">docker exec</w:t>
+      </w:r>
+      <w:r>
+        <w:t xml:space="preserve">, as above.</w:t>
+      </w:r>
+    </w:p>
+    <w:p>
+      <w:pPr>
+        <w:spacing w:after="140"/>
+      </w:pPr>
+      <w:r>
+        <w:rPr>
+          <w:b/>
+          <w:bCs/>
+        </w:rPr>
+        <w:t xml:space="preserve">Re-run:</w:t>
+      </w:r>
+      <w:r>
+        <w:t xml:space="preserve"> run the same </w:t>
+      </w:r>
+      <w:r>
+        <w:rPr>
+          <w:rFonts w:ascii="Consolas" w:cs="Consolas" w:eastAsia="Consolas" w:hAnsi="Consolas"/>
+          <w:color w:val="0E4A40"/>
+          <w:sz w:val="19"/>
+          <w:szCs w:val="19"/>
+        </w:rPr>
+        <w:t xml:space="preserve">docker exec -it gazebo_to_lerobot /workspace/htgpp/run_gui_demo.sh …</w:t>
+      </w:r>
+      <w:r>
+        <w:t xml:space="preserve"> command again. Each run restarts the simulation from scratch.</w:t>
+      </w:r>
+    </w:p>
+    <w:p>
+      <w:pPr>
+        <w:spacing w:after="140"/>
+      </w:pPr>
+      <w:r>
+        <w:rPr>
+          <w:b/>
+          <w:bCs/>
+        </w:rPr>
+        <w:t xml:space="preserve">End of the session:</w:t>
+      </w:r>
+      <w:r>
+        <w:t xml:space="preserve"> </w:t>
+      </w:r>
+      <w:r>
+        <w:rPr>
+          <w:rFonts w:ascii="Consolas" w:cs="Consolas" w:eastAsia="Consolas" w:hAnsi="Consolas"/>
+          <w:color w:val="0E4A40"/>
+          <w:sz w:val="19"/>
+          <w:szCs w:val="19"/>
+        </w:rPr>
+        <w:t xml:space="preserve">docker stop gazebo_to_lerobot</w:t>
+      </w:r>
+      <w:r>
+        <w:t xml:space="preserve"> (optional; the container keeps </w:t>
+      </w:r>
+      <w:r>
+        <w:rPr>
+          <w:rFonts w:ascii="Consolas" w:cs="Consolas" w:eastAsia="Consolas" w:hAnsi="Consolas"/>
+          <w:color w:val="0E4A40"/>
+          <w:sz w:val="19"/>
+          <w:szCs w:val="19"/>
+        </w:rPr>
+        <w:t xml:space="preserve">moveit_py</w:t>
+      </w:r>
+      <w:r>
+        <w:t xml:space="preserve"> and the built workspace). Next time, start with the short version at the top of this addendum.</w:t>
+      </w:r>
+    </w:p>
+    <w:p>
+      <w:pPr>
+        <w:pStyle w:val="Heading1"/>
+        <w:spacing w:after="120" w:before="360"/>
+      </w:pPr>
+      <w:r>
+        <w:t xml:space="preserve">Troubleshooting summary</w:t>
+      </w:r>
+    </w:p>
+    <w:tbl>
+      <w:tblPr>
+        <w:tblW w:type="dxa" w:w="10080"/>
+        <w:tblBorders>
+          <w:top w:val="single" w:color="C4CBC7" w:sz="4"/>
+          <w:left w:val="single" w:color="C4CBC7" w:sz="4"/>
+          <w:bottom w:val="single" w:color="C4CBC7" w:sz="4"/>
+          <w:right w:val="single" w:color="C4CBC7" w:sz="4"/>
+          <w:insideH w:val="single" w:color="C4CBC7" w:sz="4"/>
+          <w:insideV w:val="single" w:color="C4CBC7" w:sz="4"/>
+        </w:tblBorders>
+      </w:tblPr>
+      <w:tblGrid>
+        <w:gridCol w:w="3360"/>
+        <w:gridCol w:w="3360"/>
+        <w:gridCol w:w="3360"/>
+      </w:tblGrid>
+      <w:tr>
+        <w:trPr>
+          <w:tblHeader/>
+        </w:trPr>
+        <w:tc>
+          <w:tcPr>
+            <w:tcW w:type="dxa" w:w="3360"/>
+            <w:shd w:fill="DEE3E0" w:val="clear"/>
+            <w:tcMar>
+              <w:top w:type="dxa" w:w="80"/>
+              <w:left w:type="dxa" w:w="120"/>
+              <w:bottom w:type="dxa" w:w="80"/>
+              <w:right w:type="dxa" w:w="120"/>
+            </w:tcMar>
+          </w:tcPr>
+          <w:p>
+            <w:r>
+              <w:rPr>
+                <w:b/>
+                <w:bCs/>
+                <w:color w:val="7C8985"/>
+                <w:sz w:val="17"/>
+                <w:szCs w:val="17"/>
+              </w:rPr>
+              <w:t xml:space="preserve">What you see</w:t>
+            </w:r>
+          </w:p>
+        </w:tc>
+        <w:tc>
+          <w:tcPr>
+            <w:tcW w:type="dxa" w:w="3360"/>
+            <w:shd w:fill="DEE3E0" w:val="clear"/>
+            <w:tcMar>
+              <w:top w:type="dxa" w:w="80"/>
+              <w:left w:type="dxa" w:w="120"/>
+              <w:bottom w:type="dxa" w:w="80"/>
+              <w:right w:type="dxa" w:w="120"/>
+            </w:tcMar>
+          </w:tcPr>
+          <w:p>
+            <w:r>
+              <w:rPr>
+                <w:b/>
+                <w:bCs/>
+                <w:color w:val="7C8985"/>
+                <w:sz w:val="17"/>
+                <w:szCs w:val="17"/>
+              </w:rPr>
+              <w:t xml:space="preserve">Cause</w:t>
+            </w:r>
+          </w:p>
+        </w:tc>
+        <w:tc>
+          <w:tcPr>
+            <w:tcW w:type="dxa" w:w="3360"/>
+            <w:shd w:fill="DEE3E0" w:val="clear"/>
+            <w:tcMar>
+              <w:top w:type="dxa" w:w="80"/>
+              <w:left w:type="dxa" w:w="120"/>
+              <w:bottom w:type="dxa" w:w="80"/>
+              <w:right w:type="dxa" w:w="120"/>
+            </w:tcMar>
+          </w:tcPr>
+          <w:p>
+            <w:r>
+              <w:rPr>
+                <w:b/>
+                <w:bCs/>
+                <w:color w:val="7C8985"/>
+                <w:sz w:val="17"/>
+                <w:szCs w:val="17"/>
+              </w:rPr>
+              <w:t xml:space="preserve">Fix</w:t>
+            </w:r>
+          </w:p>
+        </w:tc>
+      </w:tr>
+      <w:tr>
+        <w:tc>
+          <w:tcPr>
+            <w:tcW w:type="dxa" w:w="3360"/>
+            <w:tcMar>
+              <w:top w:type="dxa" w:w="80"/>
+              <w:left w:type="dxa" w:w="120"/>
+              <w:bottom w:type="dxa" w:w="80"/>
+              <w:right w:type="dxa" w:w="120"/>
+            </w:tcMar>
+          </w:tcPr>
+          <w:p>
+            <w:r>
+              <w:rPr>
+                <w:rFonts w:ascii="Consolas" w:cs="Consolas" w:eastAsia="Consolas" w:hAnsi="Consolas"/>
+                <w:color w:val="0E4A40"/>
+                <w:sz w:val="19"/>
+                <w:szCs w:val="19"/>
+              </w:rPr>
+              <w:t xml:space="preserve">Cannot connect to the Docker daemon</w:t>
+            </w:r>
+          </w:p>
+        </w:tc>
+        <w:tc>
+          <w:tcPr>
+            <w:tcW w:type="dxa" w:w="3360"/>
+            <w:tcMar>
+              <w:top w:type="dxa" w:w="80"/>
+              <w:left w:type="dxa" w:w="120"/>
+              <w:bottom w:type="dxa" w:w="80"/>
+              <w:right w:type="dxa" w:w="120"/>
+            </w:tcMar>
+          </w:tcPr>
+          <w:p>
+            <w:r>
+              <w:t xml:space="preserve">Daemon not started (no systemd in WSL)</w:t>
+            </w:r>
+          </w:p>
+        </w:tc>
+        <w:tc>
+          <w:tcPr>
+            <w:tcW w:type="dxa" w:w="3360"/>
+            <w:tcMar>
+              <w:top w:type="dxa" w:w="80"/>
+              <w:left w:type="dxa" w:w="120"/>
+              <w:bottom w:type="dxa" w:w="80"/>
+              <w:right w:type="dxa" w:w="120"/>
+            </w:tcMar>
+          </w:tcPr>
+          <w:p>
+            <w:r>
+              <w:t xml:space="preserve">Sec.17</w:t>
+            </w:r>
+          </w:p>
+        </w:tc>
+      </w:tr>
+      <w:tr>
+        <w:tc>
+          <w:tcPr>
+            <w:tcW w:type="dxa" w:w="3360"/>
+            <w:tcMar>
+              <w:top w:type="dxa" w:w="80"/>
+              <w:left w:type="dxa" w:w="120"/>
+              <w:bottom w:type="dxa" w:w="80"/>
+              <w:right w:type="dxa" w:w="120"/>
+            </w:tcMar>
+          </w:tcPr>
+          <w:p>
+            <w:r>
+              <w:rPr>
+                <w:rFonts w:ascii="Consolas" w:cs="Consolas" w:eastAsia="Consolas" w:hAnsi="Consolas"/>
+                <w:color w:val="0E4A40"/>
+                <w:sz w:val="19"/>
+                <w:szCs w:val="19"/>
+              </w:rPr>
+              <w:t xml:space="preserve">docker ps -a</w:t>
+            </w:r>
+            <w:r>
+              <w:t xml:space="preserve"> has no </w:t>
+            </w:r>
+            <w:r>
+              <w:rPr>
+                <w:rFonts w:ascii="Consolas" w:cs="Consolas" w:eastAsia="Consolas" w:hAnsi="Consolas"/>
+                <w:color w:val="0E4A40"/>
+                <w:sz w:val="19"/>
+                <w:szCs w:val="19"/>
+              </w:rPr>
+              <w:t xml:space="preserve">gazebo_to_lerobot</w:t>
+            </w:r>
+          </w:p>
+        </w:tc>
+        <w:tc>
+          <w:tcPr>
+            <w:tcW w:type="dxa" w:w="3360"/>
+            <w:tcMar>
+              <w:top w:type="dxa" w:w="80"/>
+              <w:left w:type="dxa" w:w="120"/>
+              <w:bottom w:type="dxa" w:w="80"/>
+              <w:right w:type="dxa" w:w="120"/>
+            </w:tcMar>
+          </w:tcPr>
+          <w:p>
+            <w:r>
+              <w:t xml:space="preserve">Image and container never built on this machine</w:t>
+            </w:r>
+          </w:p>
+        </w:tc>
+        <w:tc>
+          <w:tcPr>
+            <w:tcW w:type="dxa" w:w="3360"/>
+            <w:tcMar>
+              <w:top w:type="dxa" w:w="80"/>
+              <w:left w:type="dxa" w:w="120"/>
+              <w:bottom w:type="dxa" w:w="80"/>
+              <w:right w:type="dxa" w:w="120"/>
+            </w:tcMar>
+          </w:tcPr>
+          <w:p>
+            <w:r>
+              <w:t xml:space="preserve">Sec.18–Sec.23</w:t>
+            </w:r>
+          </w:p>
+        </w:tc>
+      </w:tr>
+      <w:tr>
+        <w:tc>
+          <w:tcPr>
+            <w:tcW w:type="dxa" w:w="3360"/>
+            <w:tcMar>
+              <w:top w:type="dxa" w:w="80"/>
+              <w:left w:type="dxa" w:w="120"/>
+              <w:bottom w:type="dxa" w:w="80"/>
+              <w:right w:type="dxa" w:w="120"/>
+            </w:tcMar>
+          </w:tcPr>
+          <w:p>
+            <w:r>
+              <w:rPr>
+                <w:rFonts w:ascii="Consolas" w:cs="Consolas" w:eastAsia="Consolas" w:hAnsi="Consolas"/>
+                <w:color w:val="0E4A40"/>
+                <w:sz w:val="19"/>
+                <w:szCs w:val="19"/>
+              </w:rPr>
+              <w:t xml:space="preserve">controllers not all active yet</w:t>
+            </w:r>
+            <w:r>
+              <w:t xml:space="preserve">, then </w:t>
+            </w:r>
+            <w:r>
+              <w:rPr>
+                <w:rFonts w:ascii="Consolas" w:cs="Consolas" w:eastAsia="Consolas" w:hAnsi="Consolas"/>
+                <w:color w:val="0E4A40"/>
+                <w:sz w:val="19"/>
+                <w:szCs w:val="19"/>
+              </w:rPr>
+              <w:t xml:space="preserve">FATAL: controllers never reached 'active'</w:t>
+            </w:r>
+          </w:p>
+        </w:tc>
+        <w:tc>
+          <w:tcPr>
+            <w:tcW w:type="dxa" w:w="3360"/>
+            <w:tcMar>
+              <w:top w:type="dxa" w:w="80"/>
+              <w:left w:type="dxa" w:w="120"/>
+              <w:bottom w:type="dxa" w:w="80"/>
+              <w:right w:type="dxa" w:w="120"/>
+            </w:tcMar>
+          </w:tcPr>
+          <w:p>
+            <w:r>
+              <w:t xml:space="preserve">Host </w:t>
+            </w:r>
+            <w:r>
+              <w:rPr>
+                <w:rFonts w:ascii="Consolas" w:cs="Consolas" w:eastAsia="Consolas" w:hAnsi="Consolas"/>
+                <w:color w:val="0E4A40"/>
+                <w:sz w:val="19"/>
+                <w:szCs w:val="19"/>
+              </w:rPr>
+              <w:t xml:space="preserve">DISPLAY=172.24.112.1:0</w:t>
+            </w:r>
+            <w:r>
+              <w:t xml:space="preserve"> passed into the container freezes the simulation</w:t>
+            </w:r>
+          </w:p>
+        </w:tc>
+        <w:tc>
+          <w:tcPr>
+            <w:tcW w:type="dxa" w:w="3360"/>
+            <w:tcMar>
+              <w:top w:type="dxa" w:w="80"/>
+              <w:left w:type="dxa" w:w="120"/>
+              <w:bottom w:type="dxa" w:w="80"/>
+              <w:right w:type="dxa" w:w="120"/>
+            </w:tcMar>
+          </w:tcPr>
+          <w:p>
+            <w:r>
+              <w:rPr>
+                <w:rFonts w:ascii="Consolas" w:cs="Consolas" w:eastAsia="Consolas" w:hAnsi="Consolas"/>
+                <w:color w:val="0E4A40"/>
+                <w:sz w:val="19"/>
+                <w:szCs w:val="19"/>
+              </w:rPr>
+              <w:t xml:space="preserve">-e DISPLAY=:0</w:t>
+            </w:r>
+            <w:r>
+              <w:t xml:space="preserve"> (Sec.24)</w:t>
+            </w:r>
+          </w:p>
+        </w:tc>
+      </w:tr>
+      <w:tr>
+        <w:tc>
+          <w:tcPr>
+            <w:tcW w:type="dxa" w:w="3360"/>
+            <w:tcMar>
+              <w:top w:type="dxa" w:w="80"/>
+              <w:left w:type="dxa" w:w="120"/>
+              <w:bottom w:type="dxa" w:w="80"/>
+              <w:right w:type="dxa" w:w="120"/>
+            </w:tcMar>
+          </w:tcPr>
+          <w:p>
+            <w:r>
+              <w:rPr>
+                <w:rFonts w:ascii="Consolas" w:cs="Consolas" w:eastAsia="Consolas" w:hAnsi="Consolas"/>
+                <w:color w:val="0E4A40"/>
+                <w:sz w:val="19"/>
+                <w:szCs w:val="19"/>
+              </w:rPr>
+              <w:t xml:space="preserve">FATAL: no reachable elbow-up IK solution</w:t>
+            </w:r>
+            <w:r>
+              <w:t xml:space="preserve"> about 1 s after </w:t>
+            </w:r>
+            <w:r>
+              <w:rPr>
+                <w:rFonts w:ascii="Consolas" w:cs="Consolas" w:eastAsia="Consolas" w:hAnsi="Consolas"/>
+                <w:color w:val="0E4A40"/>
+                <w:sz w:val="19"/>
+                <w:szCs w:val="19"/>
+              </w:rPr>
+              <w:t xml:space="preserve">solving IK</w:t>
+            </w:r>
+            <w:r>
+              <w:t xml:space="preserve">, at a reachable position</w:t>
+            </w:r>
+          </w:p>
+        </w:tc>
+        <w:tc>
+          <w:tcPr>
+            <w:tcW w:type="dxa" w:w="3360"/>
+            <w:tcMar>
+              <w:top w:type="dxa" w:w="80"/>
+              <w:left w:type="dxa" w:w="120"/>
+              <w:bottom w:type="dxa" w:w="80"/>
+              <w:right w:type="dxa" w:w="120"/>
+            </w:tcMar>
+          </w:tcPr>
+          <w:p>
+            <w:r>
+              <w:rPr>
+                <w:rFonts w:ascii="Consolas" w:cs="Consolas" w:eastAsia="Consolas" w:hAnsi="Consolas"/>
+                <w:color w:val="0E4A40"/>
+                <w:sz w:val="19"/>
+                <w:szCs w:val="19"/>
+              </w:rPr>
+              <w:t xml:space="preserve">moveit_py</w:t>
+            </w:r>
+            <w:r>
+              <w:t xml:space="preserve"> not installed; real error hidden</w:t>
+            </w:r>
+          </w:p>
+        </w:tc>
+        <w:tc>
+          <w:tcPr>
+            <w:tcW w:type="dxa" w:w="3360"/>
+            <w:tcMar>
+              <w:top w:type="dxa" w:w="80"/>
+              <w:left w:type="dxa" w:w="120"/>
+              <w:bottom w:type="dxa" w:w="80"/>
+              <w:right w:type="dxa" w:w="120"/>
+            </w:tcMar>
+          </w:tcPr>
+          <w:p>
+            <w:r>
+              <w:t xml:space="preserve">Sec.22</w:t>
+            </w:r>
+          </w:p>
+        </w:tc>
+      </w:tr>
+      <w:tr>
+        <w:tc>
+          <w:tcPr>
+            <w:tcW w:type="dxa" w:w="3360"/>
+            <w:tcMar>
+              <w:top w:type="dxa" w:w="80"/>
+              <w:left w:type="dxa" w:w="120"/>
+              <w:bottom w:type="dxa" w:w="80"/>
+              <w:right w:type="dxa" w:w="120"/>
+            </w:tcMar>
+          </w:tcPr>
+          <w:p>
+            <w:r>
+              <w:t xml:space="preserve">Gazebo window opens but stays white</w:t>
+            </w:r>
+          </w:p>
+        </w:tc>
+        <w:tc>
+          <w:tcPr>
+            <w:tcW w:type="dxa" w:w="3360"/>
+            <w:tcMar>
+              <w:top w:type="dxa" w:w="80"/>
+              <w:left w:type="dxa" w:w="120"/>
+              <w:bottom w:type="dxa" w:w="80"/>
+              <w:right w:type="dxa" w:w="120"/>
+            </w:tcMar>
+          </w:tcPr>
+          <w:p>
+            <w:r>
+              <w:t xml:space="preserve">D3D12 GPU path: OpenGL 4.1, no compute shaders</w:t>
+            </w:r>
+          </w:p>
+        </w:tc>
+        <w:tc>
+          <w:tcPr>
+            <w:tcW w:type="dxa" w:w="3360"/>
+            <w:tcMar>
+              <w:top w:type="dxa" w:w="80"/>
+              <w:left w:type="dxa" w:w="120"/>
+              <w:bottom w:type="dxa" w:w="80"/>
+              <w:right w:type="dxa" w:w="120"/>
+            </w:tcMar>
+          </w:tcPr>
+          <w:p>
+            <w:r>
+              <w:t xml:space="preserve">Software OpenGL (Sec.25), built into </w:t>
+            </w:r>
+            <w:r>
+              <w:rPr>
+                <w:rFonts w:ascii="Consolas" w:cs="Consolas" w:eastAsia="Consolas" w:hAnsi="Consolas"/>
+                <w:color w:val="0E4A40"/>
+                <w:sz w:val="19"/>
+                <w:szCs w:val="19"/>
+              </w:rPr>
+              <w:t xml:space="preserve">run_gui_demo.sh</w:t>
+            </w:r>
+          </w:p>
+        </w:tc>
+      </w:tr>
+      <w:tr>
+        <w:tc>
+          <w:tcPr>
+            <w:tcW w:type="dxa" w:w="3360"/>
+            <w:tcMar>
+              <w:top w:type="dxa" w:w="80"/>
+              <w:left w:type="dxa" w:w="120"/>
+              <w:bottom w:type="dxa" w:w="80"/>
+              <w:right w:type="dxa" w:w="120"/>
+            </w:tcMar>
+          </w:tcPr>
+          <w:p>
+            <w:r>
+              <w:t xml:space="preserve">Arm tiny; view zooms out again after every zoom-in</w:t>
+            </w:r>
+          </w:p>
+        </w:tc>
+        <w:tc>
+          <w:tcPr>
+            <w:tcW w:type="dxa" w:w="3360"/>
+            <w:tcMar>
+              <w:top w:type="dxa" w:w="80"/>
+              <w:left w:type="dxa" w:w="120"/>
+              <w:bottom w:type="dxa" w:w="80"/>
+              <w:right w:type="dxa" w:w="120"/>
+            </w:tcMar>
+          </w:tcPr>
+          <w:p>
+            <w:r>
+              <w:t xml:space="preserve">Follow on </w:t>
+            </w:r>
+            <w:r>
+              <w:rPr>
+                <w:rFonts w:ascii="Consolas" w:cs="Consolas" w:eastAsia="Consolas" w:hAnsi="Consolas"/>
+                <w:color w:val="0E4A40"/>
+                <w:sz w:val="19"/>
+                <w:szCs w:val="19"/>
+              </w:rPr>
+              <w:t xml:space="preserve">mycobot_320</w:t>
+            </w:r>
+            <w:r>
+              <w:t xml:space="preserve"> (offset 3 m back, 2 m up); bounding box includes the camera rig</w:t>
+            </w:r>
+          </w:p>
+        </w:tc>
+        <w:tc>
+          <w:tcPr>
+            <w:tcW w:type="dxa" w:w="3360"/>
+            <w:tcMar>
+              <w:top w:type="dxa" w:w="80"/>
+              <w:left w:type="dxa" w:w="120"/>
+              <w:bottom w:type="dxa" w:w="80"/>
+              <w:right w:type="dxa" w:w="120"/>
+            </w:tcMar>
+          </w:tcPr>
+          <w:p>
+            <w:r>
+              <w:t xml:space="preserve">Unfollow, Move to </w:t>
+            </w:r>
+            <w:r>
+              <w:rPr>
+                <w:rFonts w:ascii="Consolas" w:cs="Consolas" w:eastAsia="Consolas" w:hAnsi="Consolas"/>
+                <w:color w:val="0E4A40"/>
+                <w:sz w:val="19"/>
+                <w:szCs w:val="19"/>
+              </w:rPr>
+              <w:t xml:space="preserve">red_block</w:t>
+            </w:r>
+            <w:r>
+              <w:t xml:space="preserve"> (Sec.26)</w:t>
+            </w:r>
+          </w:p>
+        </w:tc>
+      </w:tr>
+      <w:tr>
+        <w:tc>
+          <w:tcPr>
+            <w:tcW w:type="dxa" w:w="3360"/>
+            <w:tcMar>
+              <w:top w:type="dxa" w:w="80"/>
+              <w:left w:type="dxa" w:w="120"/>
+              <w:bottom w:type="dxa" w:w="80"/>
+              <w:right w:type="dxa" w:w="120"/>
+            </w:tcMar>
+          </w:tcPr>
+          <w:p>
+            <w:r>
+              <w:t xml:space="preserve">Second viewer window opens too late: arm already static</w:t>
+            </w:r>
+          </w:p>
+        </w:tc>
+        <w:tc>
+          <w:tcPr>
+            <w:tcW w:type="dxa" w:w="3360"/>
+            <w:tcMar>
+              <w:top w:type="dxa" w:w="80"/>
+              <w:left w:type="dxa" w:w="120"/>
+              <w:bottom w:type="dxa" w:w="80"/>
+              <w:right w:type="dxa" w:w="120"/>
+            </w:tcMar>
+          </w:tcPr>
+          <w:p>
+            <w:r>
+              <w:t xml:space="preserve">Two-terminal approach</w:t>
+            </w:r>
+          </w:p>
+        </w:tc>
+        <w:tc>
+          <w:tcPr>
+            <w:tcW w:type="dxa" w:w="3360"/>
+            <w:tcMar>
+              <w:top w:type="dxa" w:w="80"/>
+              <w:left w:type="dxa" w:w="120"/>
+              <w:bottom w:type="dxa" w:w="80"/>
+              <w:right w:type="dxa" w:w="120"/>
+            </w:tcMar>
+          </w:tcPr>
+          <w:p>
+            <w:r>
+              <w:rPr>
+                <w:rFonts w:ascii="Consolas" w:cs="Consolas" w:eastAsia="Consolas" w:hAnsi="Consolas"/>
+                <w:color w:val="0E4A40"/>
+                <w:sz w:val="19"/>
+                <w:szCs w:val="19"/>
+              </w:rPr>
+              <w:t xml:space="preserve">run_gui_demo.sh</w:t>
+            </w:r>
+            <w:r>
+              <w:t xml:space="preserve"> (Sec.27)</w:t>
+            </w:r>
+          </w:p>
+        </w:tc>
+      </w:tr>
+      <w:tr>
+        <w:tc>
+          <w:tcPr>
+            <w:tcW w:type="dxa" w:w="3360"/>
+            <w:tcMar>
+              <w:top w:type="dxa" w:w="80"/>
+              <w:left w:type="dxa" w:w="120"/>
+              <w:bottom w:type="dxa" w:w="80"/>
+              <w:right w:type="dxa" w:w="120"/>
+            </w:tcMar>
+          </w:tcPr>
+          <w:p>
+            <w:r>
+              <w:t xml:space="preserve">No scroll wheel</w:t>
+            </w:r>
+          </w:p>
+        </w:tc>
+        <w:tc>
+          <w:tcPr>
+            <w:tcW w:type="dxa" w:w="3360"/>
+            <w:tcMar>
+              <w:top w:type="dxa" w:w="80"/>
+              <w:left w:type="dxa" w:w="120"/>
+              <w:bottom w:type="dxa" w:w="80"/>
+              <w:right w:type="dxa" w:w="120"/>
+            </w:tcMar>
+          </w:tcPr>
+          <w:p>
+            <w:r>
+              <w:t xml:space="preserve">Trackball</w:t>
+            </w:r>
+          </w:p>
+        </w:tc>
+        <w:tc>
+          <w:tcPr>
+            <w:tcW w:type="dxa" w:w="3360"/>
+            <w:tcMar>
+              <w:top w:type="dxa" w:w="80"/>
+              <w:left w:type="dxa" w:w="120"/>
+              <w:bottom w:type="dxa" w:w="80"/>
+              <w:right w:type="dxa" w:w="120"/>
+            </w:tcMar>
+          </w:tcPr>
+          <w:p>
+            <w:r>
+              <w:t xml:space="preserve">Right-button drag zooms (Sec.28)</w:t>
+            </w:r>
+          </w:p>
+        </w:tc>
+      </w:tr>
+      <w:tr>
+        <w:tc>
+          <w:tcPr>
+            <w:tcW w:type="dxa" w:w="3360"/>
+            <w:tcMar>
+              <w:top w:type="dxa" w:w="80"/>
+              <w:left w:type="dxa" w:w="120"/>
+              <w:bottom w:type="dxa" w:w="80"/>
+              <w:right w:type="dxa" w:w="120"/>
+            </w:tcMar>
+          </w:tcPr>
+          <w:p>
+            <w:r>
+              <w:t xml:space="preserve">Next run fails right away after a Ctrl+C</w:t>
+            </w:r>
+          </w:p>
+        </w:tc>
+        <w:tc>
+          <w:tcPr>
+            <w:tcW w:type="dxa" w:w="3360"/>
+            <w:tcMar>
+              <w:top w:type="dxa" w:w="80"/>
+              <w:left w:type="dxa" w:w="120"/>
+              <w:bottom w:type="dxa" w:w="80"/>
+              <w:right w:type="dxa" w:w="120"/>
+            </w:tcMar>
+          </w:tcPr>
+          <w:p>
+            <w:r>
+              <w:t xml:space="preserve">Leftover </w:t>
+            </w:r>
+            <w:r>
+              <w:rPr>
+                <w:rFonts w:ascii="Consolas" w:cs="Consolas" w:eastAsia="Consolas" w:hAnsi="Consolas"/>
+                <w:color w:val="0E4A40"/>
+                <w:sz w:val="19"/>
+                <w:szCs w:val="19"/>
+              </w:rPr>
+              <w:t xml:space="preserve">move_group</w:t>
+            </w:r>
+            <w:r>
+              <w:t xml:space="preserve"> / </w:t>
+            </w:r>
+            <w:r>
+              <w:rPr>
+                <w:rFonts w:ascii="Consolas" w:cs="Consolas" w:eastAsia="Consolas" w:hAnsi="Consolas"/>
+                <w:color w:val="0E4A40"/>
+                <w:sz w:val="19"/>
+                <w:szCs w:val="19"/>
+              </w:rPr>
+              <w:t xml:space="preserve">gz sim</w:t>
+            </w:r>
+          </w:p>
+        </w:tc>
+        <w:tc>
+          <w:tcPr>
+            <w:tcW w:type="dxa" w:w="3360"/>
+            <w:tcMar>
+              <w:top w:type="dxa" w:w="80"/>
+              <w:left w:type="dxa" w:w="120"/>
+              <w:bottom w:type="dxa" w:w="80"/>
+              <w:right w:type="dxa" w:w="120"/>
+            </w:tcMar>
+          </w:tcPr>
+          <w:p>
+            <w:r>
+              <w:t xml:space="preserve">Sec.30</w:t>
+            </w:r>
+          </w:p>
+        </w:tc>
+      </w:tr>
+      <w:tr>
+        <w:tc>
+          <w:tcPr>
+            <w:tcW w:type="dxa" w:w="3360"/>
+            <w:tcMar>
+              <w:top w:type="dxa" w:w="80"/>
+              <w:left w:type="dxa" w:w="120"/>
+              <w:bottom w:type="dxa" w:w="80"/>
+              <w:right w:type="dxa" w:w="120"/>
+            </w:tcMar>
+          </w:tcPr>
+          <w:p>
+            <w:r>
+              <w:rPr>
+                <w:rFonts w:ascii="Consolas" w:cs="Consolas" w:eastAsia="Consolas" w:hAnsi="Consolas"/>
+                <w:color w:val="0E4A40"/>
+                <w:sz w:val="19"/>
+                <w:szCs w:val="19"/>
+              </w:rPr>
+              <w:t xml:space="preserve">docker exec … bash -c 'pkill -f …'</w:t>
+            </w:r>
+            <w:r>
+              <w:t xml:space="preserve"> ends with exit 137/143</w:t>
+            </w:r>
+          </w:p>
+        </w:tc>
+        <w:tc>
+          <w:tcPr>
+            <w:tcW w:type="dxa" w:w="3360"/>
+            <w:tcMar>
+              <w:top w:type="dxa" w:w="80"/>
+              <w:left w:type="dxa" w:w="120"/>
+              <w:bottom w:type="dxa" w:w="80"/>
+              <w:right w:type="dxa" w:w="120"/>
+            </w:tcMar>
+          </w:tcPr>
+          <w:p>
+            <w:r>
+              <w:rPr>
+                <w:rFonts w:ascii="Consolas" w:cs="Consolas" w:eastAsia="Consolas" w:hAnsi="Consolas"/>
+                <w:color w:val="0E4A40"/>
+                <w:sz w:val="19"/>
+                <w:szCs w:val="19"/>
+              </w:rPr>
+              <w:t xml:space="preserve">pkill -f</w:t>
+            </w:r>
+            <w:r>
+              <w:t xml:space="preserve"> matched its own shell</w:t>
+            </w:r>
+          </w:p>
+        </w:tc>
+        <w:tc>
+          <w:tcPr>
+            <w:tcW w:type="dxa" w:w="3360"/>
+            <w:tcMar>
+              <w:top w:type="dxa" w:w="80"/>
+              <w:left w:type="dxa" w:w="120"/>
+              <w:bottom w:type="dxa" w:w="80"/>
+              <w:right w:type="dxa" w:w="120"/>
+            </w:tcMar>
+          </w:tcPr>
+          <w:p>
+            <w:r>
+              <w:t xml:space="preserve">Call </w:t>
+            </w:r>
+            <w:r>
+              <w:rPr>
+                <w:rFonts w:ascii="Consolas" w:cs="Consolas" w:eastAsia="Consolas" w:hAnsi="Consolas"/>
+                <w:color w:val="0E4A40"/>
+                <w:sz w:val="19"/>
+                <w:szCs w:val="19"/>
+              </w:rPr>
+              <w:t xml:space="preserve">pkill</w:t>
+            </w:r>
+            <w:r>
+              <w:t xml:space="preserve"> without </w:t>
+            </w:r>
+            <w:r>
+              <w:rPr>
+                <w:rFonts w:ascii="Consolas" w:cs="Consolas" w:eastAsia="Consolas" w:hAnsi="Consolas"/>
+                <w:color w:val="0E4A40"/>
+                <w:sz w:val="19"/>
+                <w:szCs w:val="19"/>
+              </w:rPr>
+              <w:t xml:space="preserve">bash -c</w:t>
+            </w:r>
+            <w:r>
+              <w:t xml:space="preserve"> (Sec.30)</w:t>
+            </w:r>
+          </w:p>
+        </w:tc>
+      </w:tr>
+    </w:tbl>
+    <w:p>
+      <w:pPr>
+        <w:spacing w:after="120"/>
+      </w:pPr>
+    </w:p>
+    <w:p>
+      <w:pPr>
+        <w:pStyle w:val="Heading3"/>
+        <w:spacing w:after="80" w:before="240"/>
+      </w:pPr>
+      <w:r>
+        <w:t xml:space="preserve">What was not changed</w:t>
+      </w:r>
+    </w:p>
+    <w:p>
+      <w:pPr>
+        <w:spacing w:after="140"/>
+      </w:pPr>
+      <w:r>
+        <w:t xml:space="preserve">To keep this addendum a faithful record, the shared files were left as they were; the fixes live in the commands above and in the new </w:t>
+      </w:r>
+      <w:r>
+        <w:rPr>
+          <w:rFonts w:ascii="Consolas" w:cs="Consolas" w:eastAsia="Consolas" w:hAnsi="Consolas"/>
+          <w:color w:val="0E4A40"/>
+          <w:sz w:val="19"/>
+          <w:szCs w:val="19"/>
+        </w:rPr>
+        <w:t xml:space="preserve">run_gui_demo.sh</w:t>
+      </w:r>
+      <w:r>
+        <w:t xml:space="preserve">. Three permanent fixes are proposed, not applied:</w:t>
+      </w:r>
+    </w:p>
+    <w:p>
+      <w:pPr>
+        <w:pStyle w:val="ListParagraph"/>
+        <w:numPr>
+          <w:ilvl w:val="0"/>
+          <w:numId w:val="2"/>
+        </w:numPr>
+        <w:spacing w:after="80"/>
+      </w:pPr>
+      <w:r>
+        <w:rPr>
+          <w:rFonts w:ascii="Consolas" w:cs="Consolas" w:eastAsia="Consolas" w:hAnsi="Consolas"/>
+          <w:color w:val="0E4A40"/>
+          <w:sz w:val="19"/>
+          <w:szCs w:val="19"/>
+        </w:rPr>
+        <w:t xml:space="preserve">Gazebo_to_LeRobot_Pipeline/docker/Dockerfile</w:t>
+      </w:r>
+      <w:r>
+        <w:t xml:space="preserve">: add </w:t>
+      </w:r>
+      <w:r>
+        <w:rPr>
+          <w:rFonts w:ascii="Consolas" w:cs="Consolas" w:eastAsia="Consolas" w:hAnsi="Consolas"/>
+          <w:color w:val="0E4A40"/>
+          <w:sz w:val="19"/>
+          <w:szCs w:val="19"/>
+        </w:rPr>
+        <w:t xml:space="preserve">ros-jazzy-moveit-py</w:t>
+      </w:r>
+      <w:r>
+        <w:t xml:space="preserve">, which would make Sec.22 unnecessary.</w:t>
+      </w:r>
+    </w:p>
+    <w:p>
+      <w:pPr>
+        <w:pStyle w:val="ListParagraph"/>
+        <w:numPr>
+          <w:ilvl w:val="0"/>
+          <w:numId w:val="2"/>
+        </w:numPr>
+        <w:spacing w:after="80"/>
+      </w:pPr>
+      <w:r>
+        <w:rPr>
+          <w:rFonts w:ascii="Consolas" w:cs="Consolas" w:eastAsia="Consolas" w:hAnsi="Consolas"/>
+          <w:color w:val="0E4A40"/>
+          <w:sz w:val="19"/>
+          <w:szCs w:val="19"/>
+        </w:rPr>
+        <w:t xml:space="preserve">Gazebo_to_LeRobot_Pipeline/docker/run.sh</w:t>
+      </w:r>
+      <w:r>
+        <w:t xml:space="preserve">: pass </w:t>
+      </w:r>
+      <w:r>
+        <w:rPr>
+          <w:rFonts w:ascii="Consolas" w:cs="Consolas" w:eastAsia="Consolas" w:hAnsi="Consolas"/>
+          <w:color w:val="0E4A40"/>
+          <w:sz w:val="19"/>
+          <w:szCs w:val="19"/>
+        </w:rPr>
+        <w:t xml:space="preserve">DISPLAY=:0</w:t>
+      </w:r>
+      <w:r>
+        <w:t xml:space="preserve"> instead of the host's </w:t>
+      </w:r>
+      <w:r>
+        <w:rPr>
+          <w:rFonts w:ascii="Consolas" w:cs="Consolas" w:eastAsia="Consolas" w:hAnsi="Consolas"/>
+          <w:color w:val="0E4A40"/>
+          <w:sz w:val="19"/>
+          <w:szCs w:val="19"/>
+        </w:rPr>
+        <w:t xml:space="preserve">DISPLAY</w:t>
+      </w:r>
+      <w:r>
+        <w:t xml:space="preserve"> on WSLg, which would make Sec.24's </w:t>
+      </w:r>
+      <w:r>
+        <w:rPr>
+          <w:rFonts w:ascii="Consolas" w:cs="Consolas" w:eastAsia="Consolas" w:hAnsi="Consolas"/>
+          <w:color w:val="0E4A40"/>
+          <w:sz w:val="19"/>
+          <w:szCs w:val="19"/>
+        </w:rPr>
+        <w:t xml:space="preserve">-e DISPLAY=:0</w:t>
+      </w:r>
+      <w:r>
+        <w:t xml:space="preserve"> unnecessary.</w:t>
+      </w:r>
+    </w:p>
+    <w:p>
+      <w:pPr>
+        <w:pStyle w:val="ListParagraph"/>
+        <w:numPr>
+          <w:ilvl w:val="0"/>
+          <w:numId w:val="2"/>
+        </w:numPr>
+        <w:spacing w:after="80"/>
+      </w:pPr>
+      <w:r>
+        <w:rPr>
+          <w:rFonts w:ascii="Consolas" w:cs="Consolas" w:eastAsia="Consolas" w:hAnsi="Consolas"/>
+          <w:color w:val="0E4A40"/>
+          <w:sz w:val="19"/>
+          <w:szCs w:val="19"/>
+        </w:rPr>
+        <w:t xml:space="preserve">scripts/run_demo.py</w:t>
+      </w:r>
+      <w:r>
+        <w:t xml:space="preserve">: print the standard error of </w:t>
+      </w:r>
+      <w:r>
+        <w:rPr>
+          <w:rFonts w:ascii="Consolas" w:cs="Consolas" w:eastAsia="Consolas" w:hAnsi="Consolas"/>
+          <w:color w:val="0E4A40"/>
+          <w:sz w:val="19"/>
+          <w:szCs w:val="19"/>
+        </w:rPr>
+        <w:t xml:space="preserve">precompute_ik.py</w:t>
+      </w:r>
+      <w:r>
+        <w:t xml:space="preserve"> when it fails, so a missing module is no longer reported as an unreachable position (Sec.22).</w:t>
+      </w:r>
+    </w:p>
+    <w:p>
+      <w:pPr>
+        <w:pStyle w:val="Heading1"/>
+        <w:spacing w:after="120" w:before="360"/>
+      </w:pPr>
+      <w:r>
+        <w:t xml:space="preserve">Verification ladder</w:t>
+      </w:r>
+    </w:p>
+    <w:p>
+      <w:pPr>
+        <w:spacing w:after="140"/>
+      </w:pPr>
+      <w:r>
+        <w:t xml:space="preserve">Each rung strictly depends on the one below it. Level 7 is a later addition (Sec.13-15) the specification never asked for: a single testable entry point.</w:t>
+      </w:r>
+    </w:p>
+    <w:p>
+      <w:pPr>
+        <w:pBdr>
+          <w:top w:val="single" w:color="C4CBC7" w:sz="4"/>
+        </w:pBdr>
+        <w:spacing w:after="40" w:before="160"/>
+      </w:pPr>
+      <w:r>
+        <w:rPr>
+          <w:b/>
+          <w:bCs/>
+          <w:color w:val="0E4A40"/>
+        </w:rPr>
+        <w:t xml:space="preserve">Level 0 — </w:t>
+      </w:r>
+      <w:r>
+        <w:rPr>
+          <w:b/>
+          <w:bCs/>
+          <w:color w:val="0E4A40"/>
+        </w:rPr>
+        <w:t xml:space="preserve">PASSED</w:t>
+      </w:r>
+      <w:r>
+        <w:br/>
+      </w:r>
+      <w:r>
+        <w:rPr>
+          <w:b/>
+          <w:bCs/>
+        </w:rPr>
+        <w:t xml:space="preserve">Scene is physically valid</w:t>
+      </w:r>
+      <w:r>
+        <w:br/>
+      </w:r>
+      <w:r>
+        <w:t xml:space="preserve">Block and plate spawn, settle, and are visible and correctly coloured in a saved camera frame (Sec.2).</w:t>
+      </w:r>
+    </w:p>
+    <w:p>
+      <w:pPr>
+        <w:pBdr>
+          <w:top w:val="single" w:color="C4CBC7" w:sz="4"/>
+        </w:pBdr>
+        <w:spacing w:after="40" w:before="160"/>
+      </w:pPr>
+      <w:r>
+        <w:rPr>
+          <w:b/>
+          <w:bCs/>
+          <w:color w:val="0E4A40"/>
+        </w:rPr>
+        <w:t xml:space="preserve">Level 1 — </w:t>
+      </w:r>
+      <w:r>
+        <w:rPr>
+          <w:b/>
+          <w:bCs/>
+          <w:color w:val="0E4A40"/>
+        </w:rPr>
+        <w:t xml:space="preserve">PASSED</w:t>
+      </w:r>
+      <w:r>
+        <w:br/>
+      </w:r>
+      <w:r>
+        <w:rPr>
+          <w:b/>
+          <w:bCs/>
+        </w:rPr>
+        <w:t xml:space="preserve">Arm reaches commanded Cartesian points</w:t>
+      </w:r>
+      <w:r>
+        <w:br/>
+      </w:r>
+      <w:r>
+        <w:t xml:space="preserve">IK solves on the elbow-up branch with FK-of-IK error ~1e-7 m; the real MoveGroup action reports success for every phase (Sec.3-5).</w:t>
+      </w:r>
+    </w:p>
+    <w:p>
+      <w:pPr>
+        <w:pBdr>
+          <w:top w:val="single" w:color="C4CBC7" w:sz="4"/>
+        </w:pBdr>
+        <w:spacing w:after="40" w:before="160"/>
+      </w:pPr>
+      <w:r>
+        <w:rPr>
+          <w:b/>
+          <w:bCs/>
+          <w:color w:val="8A5A12"/>
+        </w:rPr>
+        <w:t xml:space="preserve">Level 2 — </w:t>
+      </w:r>
+      <w:r>
+        <w:rPr>
+          <w:b/>
+          <w:bCs/>
+          <w:color w:val="8A5A12"/>
+        </w:rPr>
+        <w:t xml:space="preserve">STOPPED HERE</w:t>
+      </w:r>
+      <w:r>
+        <w:br/>
+      </w:r>
+      <w:r>
+        <w:rPr>
+          <w:b/>
+          <w:bCs/>
+        </w:rPr>
+        <w:t xml:space="preserve">Rigid-body friction grasp holds the block</w:t>
+      </w:r>
+      <w:r>
+        <w:br/>
+      </w:r>
+      <w:r>
+        <w:t xml:space="preserve">Not achieved after a bounded, three-run experiment (Sec.8). This is the one specification goal genuinely not met.</w:t>
+      </w:r>
+    </w:p>
+    <w:p>
+      <w:pPr>
+        <w:pBdr>
+          <w:top w:val="single" w:color="C4CBC7" w:sz="4"/>
+        </w:pBdr>
+        <w:spacing w:after="40" w:before="160"/>
+      </w:pPr>
+      <w:r>
+        <w:rPr>
+          <w:b/>
+          <w:bCs/>
+          <w:color w:val="0E4A40"/>
+        </w:rPr>
+        <w:t xml:space="preserve">Level 3 — </w:t>
+      </w:r>
+      <w:r>
+        <w:rPr>
+          <w:b/>
+          <w:bCs/>
+          <w:color w:val="0E4A40"/>
+        </w:rPr>
+        <w:t xml:space="preserve">PASSED, BY SUBSTITUTION</w:t>
+      </w:r>
+      <w:r>
+        <w:br/>
+      </w:r>
+      <w:r>
+        <w:rPr>
+          <w:b/>
+          <w:bCs/>
+        </w:rPr>
+        <w:t xml:space="preserve">The block is carried and placed, verifiably</w:t>
+      </w:r>
+      <w:r>
+        <w:br/>
+      </w:r>
+      <w:r>
+        <w:t xml:space="preserve">Via the simulated DetachableJoint attachment (Sec.9) — scripted attachment, not physics, labelled as such everywhere it appears.</w:t>
+      </w:r>
+    </w:p>
+    <w:p>
+      <w:pPr>
+        <w:pBdr>
+          <w:top w:val="single" w:color="C4CBC7" w:sz="4"/>
+        </w:pBdr>
+        <w:spacing w:after="40" w:before="160"/>
+      </w:pPr>
+      <w:r>
+        <w:rPr>
+          <w:b/>
+          <w:bCs/>
+          <w:color w:val="0E4A40"/>
+        </w:rPr>
+        <w:t xml:space="preserve">Level 4 — </w:t>
+      </w:r>
+      <w:r>
+        <w:rPr>
+          <w:b/>
+          <w:bCs/>
+          <w:color w:val="0E4A40"/>
+        </w:rPr>
+        <w:t xml:space="preserve">PASSED</w:t>
+      </w:r>
+      <w:r>
+        <w:br/>
+      </w:r>
+      <w:r>
+        <w:rPr>
+          <w:b/>
+          <w:bCs/>
+        </w:rPr>
+        <w:t xml:space="preserve">20 episodes recorded with a truthful instruction</w:t>
+      </w:r>
+      <w:r>
+        <w:br/>
+      </w:r>
+      <w:r>
+        <w:t xml:space="preserve">Every episode's bag exists, is non-empty, and its own grasp_meta.json confirms success (Sec.10-11).</w:t>
+      </w:r>
+    </w:p>
+    <w:p>
+      <w:pPr>
+        <w:pBdr>
+          <w:top w:val="single" w:color="C4CBC7" w:sz="4"/>
+        </w:pBdr>
+        <w:spacing w:after="40" w:before="160"/>
+      </w:pPr>
+      <w:r>
+        <w:rPr>
+          <w:b/>
+          <w:bCs/>
+          <w:color w:val="0E4A40"/>
+        </w:rPr>
+        <w:t xml:space="preserve">Level 5 — </w:t>
+      </w:r>
+      <w:r>
+        <w:rPr>
+          <w:b/>
+          <w:bCs/>
+          <w:color w:val="0E4A40"/>
+        </w:rPr>
+        <w:t xml:space="preserve">PASSED</w:t>
+      </w:r>
+      <w:r>
+        <w:br/>
+      </w:r>
+      <w:r>
+        <w:rPr>
+          <w:b/>
+          <w:bCs/>
+        </w:rPr>
+        <w:t xml:space="preserve">Episodes converted to the documented dataset layout</w:t>
+      </w:r>
+      <w:r>
+        <w:br/>
+      </w:r>
+      <w:r>
+        <w:t xml:space="preserve">port_bag.py, without torch (Sec.12).</w:t>
+      </w:r>
+    </w:p>
+    <w:p>
+      <w:pPr>
+        <w:pBdr>
+          <w:top w:val="single" w:color="C4CBC7" w:sz="4"/>
+        </w:pBdr>
+        <w:spacing w:after="40" w:before="160"/>
+      </w:pPr>
+      <w:r>
+        <w:rPr>
+          <w:b/>
+          <w:bCs/>
+          <w:color w:val="8A5A12"/>
+        </w:rPr>
+        <w:t xml:space="preserve">Level 6 — </w:t>
+      </w:r>
+      <w:r>
+        <w:rPr>
+          <w:b/>
+          <w:bCs/>
+          <w:color w:val="8A5A12"/>
+        </w:rPr>
+        <w:t xml:space="preserve">NOT ATTEMPTED HERE</w:t>
+      </w:r>
+      <w:r>
+        <w:br/>
+      </w:r>
+      <w:r>
+        <w:rPr>
+          <w:b/>
+          <w:bCs/>
+        </w:rPr>
+        <w:t xml:space="preserve">Loaded and validated through the real LeRobotDataset class</w:t>
+      </w:r>
+      <w:r>
+        <w:br/>
+      </w:r>
+      <w:r>
+        <w:t xml:space="preserve">Needs torch; deferred to the GPU machine by design (Sec.12).</w:t>
+      </w:r>
+    </w:p>
+    <w:p>
+      <w:pPr>
+        <w:pBdr>
+          <w:top w:val="single" w:color="C4CBC7" w:sz="4"/>
+        </w:pBdr>
+        <w:spacing w:after="40" w:before="160"/>
+      </w:pPr>
+      <w:r>
+        <w:rPr>
+          <w:b/>
+          <w:bCs/>
+          <w:color w:val="0E4A40"/>
+        </w:rPr>
+        <w:t xml:space="preserve">Level 7 — </w:t>
+      </w:r>
+      <w:r>
+        <w:rPr>
+          <w:b/>
+          <w:bCs/>
+          <w:color w:val="0E4A40"/>
+        </w:rPr>
+        <w:t xml:space="preserve">PASSED</w:t>
+      </w:r>
+      <w:r>
+        <w:br/>
+      </w:r>
+      <w:r>
+        <w:rPr>
+          <w:b/>
+          <w:bCs/>
+        </w:rPr>
+        <w:t xml:space="preserve">Single ros2 launch entry point, any reachable block position</w:t>
+      </w:r>
+      <w:r>
+        <w:br/>
+      </w:r>
+      <w:r>
+        <w:t xml:space="preserve">Verified twice end to end via pick_and_place_no_gui_demo.launch.py (Sec.13-15): RESULT motions_ok=True placed_on_plate=True grasp_held=True both times, clean process teardown. GUI rendering not visually checked.</w:t>
+      </w:r>
+    </w:p>
+    <w:p>
+      <w:pPr>
+        <w:pStyle w:val="Heading1"/>
+        <w:spacing w:after="120" w:before="360"/>
+      </w:pPr>
+      <w:r>
+        <w:t xml:space="preserve">Bugs fixed — session-specific</w:t>
+      </w:r>
+    </w:p>
+    <w:p>
+      <w:pPr>
+        <w:spacing w:after="140"/>
+      </w:pPr>
+      <w:r>
+        <w:t xml:space="preserve">Symptoms of this exact environment, not defects in any upstream project.</w:t>
+      </w:r>
+    </w:p>
+    <w:tbl>
+      <w:tblPr>
+        <w:tblW w:type="dxa" w:w="10080"/>
+        <w:tblBorders>
+          <w:top w:val="single" w:color="C4CBC7" w:sz="4"/>
+          <w:left w:val="single" w:color="C4CBC7" w:sz="4"/>
+          <w:bottom w:val="single" w:color="C4CBC7" w:sz="4"/>
+          <w:right w:val="single" w:color="C4CBC7" w:sz="4"/>
+          <w:insideH w:val="single" w:color="C4CBC7" w:sz="4"/>
+          <w:insideV w:val="single" w:color="C4CBC7" w:sz="4"/>
+        </w:tblBorders>
+      </w:tblPr>
+      <w:tblGrid>
+        <w:gridCol w:w="3360"/>
+        <w:gridCol w:w="3360"/>
+        <w:gridCol w:w="3360"/>
+      </w:tblGrid>
+      <w:tr>
+        <w:trPr>
+          <w:tblHeader/>
+        </w:trPr>
+        <w:tc>
+          <w:tcPr>
+            <w:tcW w:type="dxa" w:w="3360"/>
+            <w:shd w:fill="DEE3E0" w:val="clear"/>
+            <w:tcMar>
+              <w:top w:type="dxa" w:w="80"/>
+              <w:left w:type="dxa" w:w="120"/>
+              <w:bottom w:type="dxa" w:w="80"/>
+              <w:right w:type="dxa" w:w="120"/>
+            </w:tcMar>
+          </w:tcPr>
+          <w:p>
+            <w:r>
+              <w:rPr>
+                <w:b/>
+                <w:bCs/>
+                <w:color w:val="7C8985"/>
+                <w:sz w:val="17"/>
+                <w:szCs w:val="17"/>
+              </w:rPr>
               <w:t xml:space="preserve">Symptom</w:t>
             </w:r>
           </w:p>
@@ -7397,6 +16123,38 @@
     </w:p>
     <w:p>
       <w:pPr>
+        <w:pBdr>
+          <w:left w:val="single" w:color="146356" w:sz="24"/>
+        </w:pBdr>
+        <w:shd w:fill="F7F8F7" w:val="clear"/>
+        <w:spacing w:after="200" w:before="120"/>
+        <w:ind w:left="200"/>
+      </w:pPr>
+      <w:r>
+        <w:rPr>
+          <w:b/>
+          <w:bCs/>
+        </w:rPr>
+        <w:t xml:space="preserve">Watching the GUI variant on a WSL2 laptop:</w:t>
+      </w:r>
+      <w:r>
+        <w:t xml:space="preserve"> the plain GUI command above freezes or shows a white window there. Use </w:t>
+      </w:r>
+      <w:r>
+        <w:rPr>
+          <w:rFonts w:ascii="Consolas" w:cs="Consolas" w:eastAsia="Consolas" w:hAnsi="Consolas"/>
+          <w:color w:val="0E4A40"/>
+          <w:sz w:val="19"/>
+          <w:szCs w:val="19"/>
+        </w:rPr>
+        <w:t xml:space="preserve">docker exec -it gazebo_to_lerobot /workspace/htgpp/run_gui_demo.sh</w:t>
+      </w:r>
+      <w:r>
+        <w:t xml:space="preserve"> instead, after the one-time setup of Sec.17–Sec.23 (see Sec.27).</w:t>
+      </w:r>
+    </w:p>
+    <w:p>
+      <w:pPr>
         <w:pStyle w:val="Heading1"/>
         <w:spacing w:after="120" w:before="360"/>
       </w:pPr>
@@ -7665,7 +16423,19 @@
                 <w:sz w:val="18"/>
                 <w:szCs w:val="18"/>
               </w:rPr>
-              <w:t xml:space="preserve">|   `-- run_demo.py                                # Sec.14, orchestrator behind both launch files</w:t>
+              <w:t xml:space="preserve">|   |-- run_demo.py                                # Sec.14, orchestrator behind both launch files</w:t>
+            </w:r>
+            <w:r>
+              <w:br/>
+            </w:r>
+            <w:r>
+              <w:rPr>
+                <w:rFonts w:ascii="Consolas" w:cs="Consolas" w:eastAsia="Consolas" w:hAnsi="Consolas"/>
+                <w:color w:val="D9EDE8"/>
+                <w:sz w:val="18"/>
+                <w:szCs w:val="18"/>
+              </w:rPr>
+              <w:t xml:space="preserve">|   `-- run_gui_demo.sh                        # Sec.27, one-command GUI demo for WSL2 (2026-10-03)</w:t>
             </w:r>
             <w:r>
               <w:br/>
@@ -7734,7 +16504,7 @@
           <w:sz w:val="16"/>
           <w:szCs w:val="16"/>
         </w:rPr>
-        <w:t xml:space="preserve">Headless_Task-Grounded_Pick-and-Place_in_Gazebo report | written 2026-09-22 | commit 5c92a565 | Tomislav Ilic</w:t>
+        <w:t xml:space="preserve">Headless_Task-Grounded_Pick-and-Place_in_Gazebo report | written 2026-09-22 | commit 5c92a565 | Tomislav Ilic | updated 2026-10-03</w:t>
       </w:r>
     </w:p>
     <w:sectPr>
